--- a/por/docx/62.content.docx
+++ b/por/docx/62.content.docx
@@ -4,39 +4,88 @@
   <w:body>
     <w:p/>
     <w:p>
-      <w:r/>
+      <w:pPr/>
+      <w:r>
+        <w:rPr>
+          <w:lang w:val="pt_PT" w:bidi="pt_PT"/>
+        </w:rPr>
+      </w:r>
     </w:p>
     <w:p>
       <w:pPr>
         <w:pStyle w:val="Heading2"/>
       </w:pPr>
       <w:r>
+        <w:rPr>
+          <w:lang w:val="pt_PT" w:bidi="pt_PT"/>
+        </w:rPr>
+        <w:t>Resource: Notas de Tradução (unfoldingWord)</w:t>
+      </w:r>
+      <w:r>
+        <w:rPr>
+          <w:lang w:val="pt_PT" w:bidi="pt_PT"/>
+        </w:rPr>
+      </w:r>
+    </w:p>
+    <w:p>
+      <w:pPr>
+        <w:pStyle w:val="Heading2"/>
+      </w:pPr>
+      <w:r>
+        <w:rPr>
+          <w:lang w:val="pt_PT" w:bidi="pt_PT"/>
+        </w:rPr>
         <w:t>License Information</w:t>
       </w:r>
-      <w:r/>
-    </w:p>
-    <w:p>
-      <w:r/>
+      <w:r>
+        <w:rPr>
+          <w:lang w:val="pt_PT" w:bidi="pt_PT"/>
+        </w:rPr>
+      </w:r>
+    </w:p>
+    <w:p>
+      <w:pPr/>
+      <w:r>
+        <w:rPr>
+          <w:lang w:val="pt_PT" w:bidi="pt_PT"/>
+        </w:rPr>
+      </w:r>
       <w:r>
         <w:rPr>
           <w:b/>
-        </w:rPr>
-        <w:t>Translation Notes (unfoldingWord)</w:t>
-      </w:r>
-      <w:r>
+          <w:lang w:val="pt_PT" w:bidi="pt_PT"/>
+        </w:rPr>
+        <w:t>Notas de Tradução (unfoldingWord)</w:t>
+      </w:r>
+      <w:r>
+        <w:rPr>
+          <w:lang w:val="pt_PT" w:bidi="pt_PT"/>
+        </w:rPr>
         <w:t xml:space="preserve"> (Portuguese) is based on</w:t>
       </w:r>
       <w:r>
+        <w:rPr>
+          <w:lang w:val="pt_PT" w:bidi="pt_PT"/>
+        </w:rPr>
         <w:t xml:space="preserve">: </w:t>
       </w:r>
       <w:r>
+        <w:rPr>
+          <w:lang w:val="pt_PT" w:bidi="pt_PT"/>
+        </w:rPr>
         <w:t>unfoldingWord® Translation Notes</w:t>
       </w:r>
       <w:r>
+        <w:rPr>
+          <w:lang w:val="pt_PT" w:bidi="pt_PT"/>
+        </w:rPr>
         <w:t xml:space="preserve">, </w:t>
       </w:r>
       <w:hyperlink r:id="rId13">
         <w:r>
+          <w:rPr>
+            <w:lang w:val="pt_PT" w:bidi="pt_PT"/>
+          </w:rPr>
           <w:rPr>
             <w:color w:val="0000EE"/>
             <w:u w:val="single"/>
@@ -45,10 +94,16 @@
         </w:r>
       </w:hyperlink>
       <w:r>
+        <w:rPr>
+          <w:lang w:val="pt_PT" w:bidi="pt_PT"/>
+        </w:rPr>
         <w:t xml:space="preserve">, 2022, which is licensed under a </w:t>
       </w:r>
       <w:hyperlink r:id="rId14">
         <w:r>
+          <w:rPr>
+            <w:lang w:val="pt_PT" w:bidi="pt_PT"/>
+          </w:rPr>
           <w:rPr>
             <w:color w:val="0000EE"/>
             <w:u w:val="single"/>
@@ -57,24 +112,50 @@
         </w:r>
       </w:hyperlink>
       <w:r>
+        <w:rPr>
+          <w:lang w:val="pt_PT" w:bidi="pt_PT"/>
+        </w:rPr>
         <w:t>.</w:t>
       </w:r>
-      <w:r/>
-    </w:p>
-    <w:p>
-      <w:r/>
-      <w:r>
+      <w:r>
+        <w:rPr>
+          <w:lang w:val="pt_PT" w:bidi="pt_PT"/>
+        </w:rPr>
+      </w:r>
+    </w:p>
+    <w:p>
+      <w:pPr/>
+      <w:r>
+        <w:rPr>
+          <w:lang w:val="pt_PT" w:bidi="pt_PT"/>
+        </w:rPr>
+      </w:r>
+      <w:r>
+        <w:rPr>
+          <w:lang w:val="pt_PT" w:bidi="pt_PT"/>
+        </w:rPr>
         <w:t>This PDF version is provided under the same license.</w:t>
       </w:r>
-      <w:r/>
-      <w:r/>
+      <w:r>
+        <w:rPr>
+          <w:lang w:val="pt_PT" w:bidi="pt_PT"/>
+        </w:rPr>
+      </w:r>
+      <w:r>
+        <w:rPr>
+          <w:lang w:val="pt_PT" w:bidi="pt_PT"/>
+        </w:rPr>
+      </w:r>
     </w:p>
     <w:p>
       <w:pPr>
         <w:pStyle w:val="Heading1"/>
       </w:pPr>
       <w:r>
-        <w:t>Translation Notes (unfoldingWord)</w:t>
+        <w:rPr>
+          <w:lang w:val="pt_PT" w:bidi="pt_PT"/>
+        </w:rPr>
+        <w:t>Notas de Tradução (unfoldingWord)</w:t>
       </w:r>
     </w:p>
     <w:p>
@@ -96,22 +177,120 @@
       </w:pPr>
     </w:p>
     <w:p>
-      <w:r/>
+      <w:pPr/>
+      <w:r>
+        <w:rPr>
+          <w:lang w:val="pt_PT" w:bidi="pt_PT"/>
+        </w:rPr>
+      </w:r>
     </w:p>
     <w:p>
       <w:pPr>
         <w:pStyle w:val="Heading2"/>
       </w:pPr>
       <w:r>
+        <w:rPr>
+          <w:lang w:val="pt_PT" w:bidi="pt_PT"/>
+        </w:rPr>
+        <w:t>1JN</w:t>
+      </w:r>
+      <w:r>
+        <w:rPr>
+          <w:lang w:val="pt_PT" w:bidi="pt_PT"/>
+        </w:rPr>
+      </w:r>
+    </w:p>
+    <w:p>
+      <w:pPr/>
+      <w:r>
+        <w:rPr>
+          <w:lang w:val="pt_PT" w:bidi="pt_PT"/>
+        </w:rPr>
+      </w:r>
+      <w:r>
+        <w:rPr>
+          <w:i/>
+          <w:lang w:val="pt_PT" w:bidi="pt_PT"/>
+        </w:rPr>
+        <w:t>1 João - Introdução, 1 João - Introdução ao capítulo 1, 1 João - Introdução ao capítulo 2, 1 João - Introdução ao capítulo 3, 1 João - Introdução ao capítulo 4, 1 João - Introdução ao capítulo 5</w:t>
+      </w:r>
+      <w:r>
+        <w:rPr>
+          <w:lang w:val="pt_PT" w:bidi="pt_PT"/>
+        </w:rPr>
+      </w:r>
+    </w:p>
+    <w:p>
+      <w:pPr/>
+      <w:r>
+        <w:rPr>
+          <w:lang w:val="pt_PT" w:bidi="pt_PT"/>
+        </w:rPr>
+      </w:r>
+      <w:r>
+        <w:rPr>
+          <w:lang w:val="pt_PT" w:bidi="pt_PT"/>
+        </w:rPr>
+        <w:t xml:space="preserve"> </w:t>
+      </w:r>
+      <w:r>
+        <w:rPr>
+          <w:lang w:val="pt_PT" w:bidi="pt_PT"/>
+        </w:rPr>
+      </w:r>
+      <w:r>
+        <w:rPr>
+          <w:lang w:val="pt_PT" w:bidi="pt_PT"/>
+        </w:rPr>
+      </w:r>
+    </w:p>
+    <w:p>
+      <w:pPr>
+        <w:sectPr>
+          <w:footnotePr>
+            <w:numRestart w:val="eachSect"/>
+          </w:footnotePr>
+          <w:type w:val="continuous"/>
+          <w:pgSz w:w="12240" w:h="15840" w:code="1"/>
+          <w:pgMar w:top="1440" w:right="1440" w:bottom="1440" w:left="1440" w:header="504" w:footer="504" w:gutter="0"/>
+          <w:cols w:space="708"/>
+          <w:titlePg/>
+          <w:docGrid w:linePitch="360"/>
+        </w:sectPr>
+      </w:pPr>
+    </w:p>
+    <w:p>
+      <w:pPr/>
+      <w:r>
+        <w:rPr>
+          <w:lang w:val="pt_PT" w:bidi="pt_PT"/>
+        </w:rPr>
+      </w:r>
+    </w:p>
+    <w:p>
+      <w:pPr>
+        <w:pStyle w:val="Heading2"/>
+      </w:pPr>
+      <w:r>
+        <w:rPr>
+          <w:lang w:val="pt_PT" w:bidi="pt_PT"/>
+        </w:rPr>
         <w:t>1 João - Introdução</w:t>
       </w:r>
-      <w:r/>
+      <w:r>
+        <w:rPr>
+          <w:lang w:val="pt_PT" w:bidi="pt_PT"/>
+        </w:rPr>
+      </w:r>
     </w:p>
     <w:p>
       <w:pPr>
         <w:pStyle w:val="Heading3"/>
       </w:pPr>
       <w:r>
+        <w:rPr>
+          <w:lang w:val="pt_PT" w:bidi="pt_PT"/>
+        </w:rPr>
         <w:t>Parte 1: Introdução geral</w:t>
       </w:r>
     </w:p>
@@ -120,13 +299,46 @@
         <w:pStyle w:val="Heading4"/>
       </w:pPr>
       <w:r>
+        <w:rPr>
+          <w:lang w:val="pt_PT" w:bidi="pt_PT"/>
+        </w:rPr>
         <w:t>Resumo do livro de 1 João</w:t>
       </w:r>
     </w:p>
     <w:p>
-      <w:r/>
-      <w:r>
+      <w:pPr/>
+      <w:r>
+        <w:rPr>
+          <w:lang w:val="pt_PT" w:bidi="pt_PT"/>
+        </w:rPr>
+      </w:r>
+      <w:r>
+        <w:rPr>
+          <w:lang w:val="pt_PT" w:bidi="pt_PT"/>
+        </w:rPr>
         <w:t>Esta é uma carta que o apóstolo João escreveu para desafiar e corrigir ensinamentos falsos que estavam levando os seguidores de Jesus a acreditar em coisas erradas e viver de maneiras equivocadas. João utilizou o formato comum de carta daquela época, que incluía seções de abertura e fechamento distintas, com o corpo principal da carta entre elas.</w:t>
+      </w:r>
+    </w:p>
+    <w:p>
+      <w:pPr>
+        <w:pStyle w:val="ListNumber"/>
+        <w:numPr>
+          <w:ilvl w:val="0"/>
+          <w:numId w:val="14"/>
+        </w:numPr>
+        <w:spacing w:line="240" w:lineRule="auto"/>
+        <w:ind w:left="720"/>
+      </w:pPr>
+      <w:r>
+        <w:rPr>
+          <w:lang w:val="pt_PT" w:bidi="pt_PT"/>
+        </w:rPr>
+      </w:r>
+      <w:r>
+        <w:rPr>
+          <w:lang w:val="pt_PT" w:bidi="pt_PT"/>
+        </w:rPr>
+        <w:t>Abertura da Carta (1.1–4)</w:t>
       </w:r>
     </w:p>
     <w:p>
@@ -135,19 +347,15 @@
         <w:spacing w:line="240" w:lineRule="auto"/>
         <w:ind w:left="720"/>
       </w:pPr>
-      <w:r/>
-      <w:r>
-        <w:t>Abertura da Carta (1.1–4)</w:t>
-      </w:r>
-    </w:p>
-    <w:p>
-      <w:pPr>
-        <w:pStyle w:val="ListNumber"/>
-        <w:spacing w:line="240" w:lineRule="auto"/>
-        <w:ind w:left="720"/>
-      </w:pPr>
-      <w:r/>
-      <w:r>
+      <w:r>
+        <w:rPr>
+          <w:lang w:val="pt_PT" w:bidi="pt_PT"/>
+        </w:rPr>
+      </w:r>
+      <w:r>
+        <w:rPr>
+          <w:lang w:val="pt_PT" w:bidi="pt_PT"/>
+        </w:rPr>
         <w:t>Corpo principal da Carta (1.5–5.12)</w:t>
       </w:r>
     </w:p>
@@ -157,8 +365,15 @@
         <w:spacing w:line="240" w:lineRule="auto"/>
         <w:ind w:left="1440"/>
       </w:pPr>
-      <w:r/>
-      <w:r>
+      <w:r>
+        <w:rPr>
+          <w:lang w:val="pt_PT" w:bidi="pt_PT"/>
+        </w:rPr>
+      </w:r>
+      <w:r>
+        <w:rPr>
+          <w:lang w:val="pt_PT" w:bidi="pt_PT"/>
+        </w:rPr>
         <w:t>Os verdadeiros crentes obedecem a Deus e amam uns aos outros (1.5–2.17)</w:t>
       </w:r>
     </w:p>
@@ -168,8 +383,15 @@
         <w:spacing w:line="240" w:lineRule="auto"/>
         <w:ind w:left="1440"/>
       </w:pPr>
-      <w:r/>
-      <w:r>
+      <w:r>
+        <w:rPr>
+          <w:lang w:val="pt_PT" w:bidi="pt_PT"/>
+        </w:rPr>
+      </w:r>
+      <w:r>
+        <w:rPr>
+          <w:lang w:val="pt_PT" w:bidi="pt_PT"/>
+        </w:rPr>
         <w:t>É um falso ensino negar que Jesus é o Messias (2.18–2.27)</w:t>
       </w:r>
     </w:p>
@@ -179,8 +401,15 @@
         <w:spacing w:line="240" w:lineRule="auto"/>
         <w:ind w:left="1440"/>
       </w:pPr>
-      <w:r/>
-      <w:r>
+      <w:r>
+        <w:rPr>
+          <w:lang w:val="pt_PT" w:bidi="pt_PT"/>
+        </w:rPr>
+      </w:r>
+      <w:r>
+        <w:rPr>
+          <w:lang w:val="pt_PT" w:bidi="pt_PT"/>
+        </w:rPr>
         <w:t>Os verdadeiros filhos de Deus não pecam (2.28–3.10)</w:t>
       </w:r>
     </w:p>
@@ -190,8 +419,15 @@
         <w:spacing w:line="240" w:lineRule="auto"/>
         <w:ind w:left="1440"/>
       </w:pPr>
-      <w:r/>
-      <w:r>
+      <w:r>
+        <w:rPr>
+          <w:lang w:val="pt_PT" w:bidi="pt_PT"/>
+        </w:rPr>
+      </w:r>
+      <w:r>
+        <w:rPr>
+          <w:lang w:val="pt_PT" w:bidi="pt_PT"/>
+        </w:rPr>
         <w:t>Os verdadeiros crentes ajudam uns aos outros de forma sacrificial (3.11–18)</w:t>
       </w:r>
     </w:p>
@@ -201,8 +437,15 @@
         <w:spacing w:line="240" w:lineRule="auto"/>
         <w:ind w:left="1440"/>
       </w:pPr>
-      <w:r/>
-      <w:r>
+      <w:r>
+        <w:rPr>
+          <w:lang w:val="pt_PT" w:bidi="pt_PT"/>
+        </w:rPr>
+      </w:r>
+      <w:r>
+        <w:rPr>
+          <w:lang w:val="pt_PT" w:bidi="pt_PT"/>
+        </w:rPr>
         <w:t>Os verdadeiros crentes têm confiança na oração (3.19–24)</w:t>
       </w:r>
     </w:p>
@@ -212,8 +455,15 @@
         <w:spacing w:line="240" w:lineRule="auto"/>
         <w:ind w:left="1440"/>
       </w:pPr>
-      <w:r/>
-      <w:r>
+      <w:r>
+        <w:rPr>
+          <w:lang w:val="pt_PT" w:bidi="pt_PT"/>
+        </w:rPr>
+      </w:r>
+      <w:r>
+        <w:rPr>
+          <w:lang w:val="pt_PT" w:bidi="pt_PT"/>
+        </w:rPr>
         <w:t>É um falso ensinamento negar que Jesus se tornou humano (4.1–6)</w:t>
       </w:r>
     </w:p>
@@ -223,8 +473,15 @@
         <w:spacing w:line="240" w:lineRule="auto"/>
         <w:ind w:left="1440"/>
       </w:pPr>
-      <w:r/>
-      <w:r>
+      <w:r>
+        <w:rPr>
+          <w:lang w:val="pt_PT" w:bidi="pt_PT"/>
+        </w:rPr>
+      </w:r>
+      <w:r>
+        <w:rPr>
+          <w:lang w:val="pt_PT" w:bidi="pt_PT"/>
+        </w:rPr>
         <w:t>Os verdadeiros crentes amam uns aos outros como Deus os amou (4.7–21)</w:t>
       </w:r>
     </w:p>
@@ -234,19 +491,37 @@
         <w:spacing w:line="240" w:lineRule="auto"/>
         <w:ind w:left="1440"/>
       </w:pPr>
-      <w:r/>
-      <w:r>
+      <w:r>
+        <w:rPr>
+          <w:lang w:val="pt_PT" w:bidi="pt_PT"/>
+        </w:rPr>
+      </w:r>
+      <w:r>
+        <w:rPr>
+          <w:lang w:val="pt_PT" w:bidi="pt_PT"/>
+        </w:rPr>
         <w:t>É um falso ensino negar que Jesus é o Filho de Deus (5.1–12)</w:t>
       </w:r>
     </w:p>
     <w:p>
       <w:pPr>
         <w:pStyle w:val="ListNumber"/>
+        <w:numPr>
+          <w:ilvl w:val="0"/>
+          <w:numId w:val="15"/>
+        </w:numPr>
         <w:spacing w:line="240" w:lineRule="auto"/>
         <w:ind w:left="720"/>
       </w:pPr>
-      <w:r/>
-      <w:r>
+      <w:r>
+        <w:rPr>
+          <w:lang w:val="pt_PT" w:bidi="pt_PT"/>
+        </w:rPr>
+      </w:r>
+      <w:r>
+        <w:rPr>
+          <w:lang w:val="pt_PT" w:bidi="pt_PT"/>
+        </w:rPr>
         <w:t>Fechamento da Carta (5.13–21)</w:t>
       </w:r>
     </w:p>
@@ -255,12 +530,23 @@
         <w:pStyle w:val="Heading4"/>
       </w:pPr>
       <w:r>
+        <w:rPr>
+          <w:lang w:val="pt_PT" w:bidi="pt_PT"/>
+        </w:rPr>
         <w:t>Quem foi o autor do livro de 1 João?</w:t>
       </w:r>
     </w:p>
     <w:p>
-      <w:r/>
-      <w:r>
+      <w:pPr/>
+      <w:r>
+        <w:rPr>
+          <w:lang w:val="pt_PT" w:bidi="pt_PT"/>
+        </w:rPr>
+      </w:r>
+      <w:r>
+        <w:rPr>
+          <w:lang w:val="pt_PT" w:bidi="pt_PT"/>
+        </w:rPr>
         <w:t>O autor desta carta não revela seu nome. No entanto, desde os primeiros tempos cristãos, a igreja considerou amplamente o apóstolo João como o autor. Ele escreveu o Evangelho de João, e há muitas semelhanças entre o conteúdo desse livro e esta carta. Se João realmente escreveu esta carta, é provável que o tenha feito perto do final de sua vida.</w:t>
       </w:r>
     </w:p>
@@ -269,12 +555,23 @@
         <w:pStyle w:val="Heading4"/>
       </w:pPr>
       <w:r>
+        <w:rPr>
+          <w:lang w:val="pt_PT" w:bidi="pt_PT"/>
+        </w:rPr>
         <w:t>Para quem o livro de 1 João foi escrito?</w:t>
       </w:r>
     </w:p>
     <w:p>
-      <w:r/>
-      <w:r>
+      <w:pPr/>
+      <w:r>
+        <w:rPr>
+          <w:lang w:val="pt_PT" w:bidi="pt_PT"/>
+        </w:rPr>
+      </w:r>
+      <w:r>
+        <w:rPr>
+          <w:lang w:val="pt_PT" w:bidi="pt_PT"/>
+        </w:rPr>
         <w:t>O autor escreveu esta carta para pessoas que ele chama de "amados" e "meus filhinhos". Isso provavelmente se refere a crentes em várias igrejas localizadas na área onde João vivia na época.</w:t>
       </w:r>
     </w:p>
@@ -283,12 +580,23 @@
         <w:pStyle w:val="Heading4"/>
       </w:pPr>
       <w:r>
+        <w:rPr>
+          <w:lang w:val="pt_PT" w:bidi="pt_PT"/>
+        </w:rPr>
         <w:t>Qual é o tema do livro de 1 João?</w:t>
       </w:r>
     </w:p>
     <w:p>
-      <w:r/>
-      <w:r>
+      <w:pPr/>
+      <w:r>
+        <w:rPr>
+          <w:lang w:val="pt_PT" w:bidi="pt_PT"/>
+        </w:rPr>
+      </w:r>
+      <w:r>
+        <w:rPr>
+          <w:lang w:val="pt_PT" w:bidi="pt_PT"/>
+        </w:rPr>
         <w:t>Falsos mestres estavam encorajando os seguidores de Jesus a acreditarem em coisas erradas e a viverem de maneiras erradas. João queria desafiar e corrigir esses falsos ensinamentos para que as pessoas que recebessem sua carta continuassem a acreditar na verdade que lhes havia sido ensinada e vivessem de maneira correta. Os falsos mestres estavam dizendo que essas pessoas não estavam salvas; João queria assegurar-lhes que estavam salvas.</w:t>
       </w:r>
     </w:p>
@@ -297,18 +605,35 @@
         <w:pStyle w:val="Heading4"/>
       </w:pPr>
       <w:r>
+        <w:rPr>
+          <w:lang w:val="pt_PT" w:bidi="pt_PT"/>
+        </w:rPr>
         <w:t>Como o título deste livro deve ser traduzido?</w:t>
       </w:r>
     </w:p>
     <w:p>
-      <w:r/>
-      <w:r>
+      <w:pPr/>
+      <w:r>
+        <w:rPr>
+          <w:lang w:val="pt_PT" w:bidi="pt_PT"/>
+        </w:rPr>
+      </w:r>
+      <w:r>
+        <w:rPr>
+          <w:lang w:val="pt_PT" w:bidi="pt_PT"/>
+        </w:rPr>
         <w:t xml:space="preserve">Os tradutores podem optar por chamar este livro pelo seu título tradicional, “1 João” ou “Primeiro João”. Eles também podem escolher um título diferente, como “A primeira carta de João” ou “A primeira carta que João escreveu”. (Veja: </w:t>
       </w:r>
       <w:r>
+        <w:rPr>
+          <w:lang w:val="pt_PT" w:bidi="pt_PT"/>
+        </w:rPr>
         <w:t>Como traduzir nomes</w:t>
       </w:r>
       <w:r>
+        <w:rPr>
+          <w:lang w:val="pt_PT" w:bidi="pt_PT"/>
+        </w:rPr>
         <w:t>)</w:t>
       </w:r>
     </w:p>
@@ -317,6 +642,9 @@
         <w:pStyle w:val="Heading3"/>
       </w:pPr>
       <w:r>
+        <w:rPr>
+          <w:lang w:val="pt_PT" w:bidi="pt_PT"/>
+        </w:rPr>
         <w:t>Parte 2: Conceitos religiosos e culturais importantes</w:t>
       </w:r>
     </w:p>
@@ -325,18 +653,35 @@
         <w:pStyle w:val="Heading4"/>
       </w:pPr>
       <w:r>
+        <w:rPr>
+          <w:lang w:val="pt_PT" w:bidi="pt_PT"/>
+        </w:rPr>
         <w:t>Contra quem João falou?</w:t>
       </w:r>
     </w:p>
     <w:p>
-      <w:r/>
-      <w:r>
+      <w:pPr/>
+      <w:r>
+        <w:rPr>
+          <w:lang w:val="pt_PT" w:bidi="pt_PT"/>
+        </w:rPr>
+      </w:r>
+      <w:r>
+        <w:rPr>
+          <w:lang w:val="pt_PT" w:bidi="pt_PT"/>
+        </w:rPr>
         <w:t xml:space="preserve">Os falsos mestres que João estava desafiando parecem ter sustentado crenças semelhantes ao que mais tarde se tornaria conhecido como gnosticismo. Esses falsos mestres acreditavam que o mundo físico era mau. Eles pensavam que Deus não se tornaria humano, já que consideravam o corpo físico como mau, então negavam que na pessoa de Jesus, Deus havia vindo à terra em forma humana. (Veja: </w:t>
       </w:r>
       <w:r>
+        <w:rPr>
+          <w:lang w:val="pt_PT" w:bidi="pt_PT"/>
+        </w:rPr>
         <w:t>Mal</w:t>
       </w:r>
       <w:r>
+        <w:rPr>
+          <w:lang w:val="pt_PT" w:bidi="pt_PT"/>
+        </w:rPr>
         <w:t>)</w:t>
       </w:r>
     </w:p>
@@ -345,6 +690,9 @@
         <w:pStyle w:val="Heading3"/>
       </w:pPr>
       <w:r>
+        <w:rPr>
+          <w:lang w:val="pt_PT" w:bidi="pt_PT"/>
+        </w:rPr>
         <w:t>Parte 3: Questões importantes de tradução</w:t>
       </w:r>
     </w:p>
@@ -353,36 +701,73 @@
         <w:pStyle w:val="Heading4"/>
       </w:pPr>
       <w:r>
+        <w:rPr>
+          <w:lang w:val="pt_PT" w:bidi="pt_PT"/>
+        </w:rPr>
         <w:t>"pecado"</w:t>
       </w:r>
     </w:p>
     <w:p>
-      <w:r/>
-      <w:r>
+      <w:pPr/>
+      <w:r>
+        <w:rPr>
+          <w:lang w:val="pt_PT" w:bidi="pt_PT"/>
+        </w:rPr>
+      </w:r>
+      <w:r>
+        <w:rPr>
+          <w:lang w:val="pt_PT" w:bidi="pt_PT"/>
+        </w:rPr>
         <w:t>No capítulo 1, João afirma que não devemos negar que pecamos. Pelo contrário, se confessarmos nossos pecados, Deus nos perdoará. No capítulo 2, João escreve esta carta para que os destinatários não pequem, mas acrescenta que, se pecarem, Jesus será o Advogado em seu favor. No capítulo 3, João afirma que todo aquele que é gerado por Deus e permanece em Deus não comete pecado e não é capaz de pecar. No capítulo 5, João diz que não devemos orar por pessoas que estão pecando de certas maneiras, embora devamos orar por aquelas que estão pecando de outras formas. Essas ideias podem parecer confusas e contraditórias.</w:t>
       </w:r>
     </w:p>
     <w:p>
-      <w:r/>
-      <w:r>
+      <w:pPr/>
+      <w:r>
+        <w:rPr>
+          <w:lang w:val="pt_PT" w:bidi="pt_PT"/>
+        </w:rPr>
+      </w:r>
+      <w:r>
+        <w:rPr>
+          <w:lang w:val="pt_PT" w:bidi="pt_PT"/>
+        </w:rPr>
         <w:t xml:space="preserve">No entanto, a explicação é que as pessoas cujos ensinamentos João desafiou e corrigiu nesta carta estavam afirmando que não importava o que faziam em seus corpos, pois acreditavam que a matéria física era má e, portanto, achavam que Deus não se importava com isso. Na prática, estavam dizendo que o pecado não existia. Então, João precisava afirmar, no capítulo 1, que o pecado é real, que todos pecam e que Deus se importa com isso. Assim, quando os crentes pecam, eles precisam confessar, e Deus os perdoará. Alguns crentes podem ter sido enganados pelo falso ensinamento e podem ter começado a viver pecaminosamente novamente, então João também precisava tranquilizá-los de que, se se arrependessem e confessassem seus pecados, Deus os perdoaria. João diz coisas semelhantes no capítulo 2. Então, no capítulo 3, ele explica que a nova natureza que os crentes têm como filhos de Deus é uma que rejeita o pecado. Um crente não quer pecar e não gosta de pecar. Eles devem reconhecer que aqueles que desculpam ou toleram o pecado não são verdadeiramente filhos de Deus, e que, como filhos de Deus, Deus os ajuda a se tornarem cada vez mais obedientes e livres do pecado. Finalmente, no capítulo 5, João adverte que, se uma pessoa peca de forma desenfreada e contínua, isso provavelmente significa que ela rejeitou Jesus e não é influenciada pelo Espírito Santo. Ele diz que, nesse caso, pode não ser eficaz orar por eles. Mas ele então encoraja seus leitores que, se uma pessoa peca ocasionalmente mas sente remorso, ela é influenciada pelo Espírito, e assim as orações de outros crentes a ajudarão a se arrepender e a viver de maneira correta novamente. (Veja: </w:t>
       </w:r>
       <w:r>
+        <w:rPr>
+          <w:lang w:val="pt_PT" w:bidi="pt_PT"/>
+        </w:rPr>
         <w:t>Pecado</w:t>
       </w:r>
       <w:r>
+        <w:rPr>
+          <w:lang w:val="pt_PT" w:bidi="pt_PT"/>
+        </w:rPr>
         <w:t xml:space="preserve"> e </w:t>
       </w:r>
       <w:r>
+        <w:rPr>
+          <w:lang w:val="pt_PT" w:bidi="pt_PT"/>
+        </w:rPr>
         <w:t>Fé</w:t>
       </w:r>
       <w:r>
+        <w:rPr>
+          <w:lang w:val="pt_PT" w:bidi="pt_PT"/>
+        </w:rPr>
         <w:t xml:space="preserve"> e </w:t>
       </w:r>
       <w:r>
+        <w:rPr>
+          <w:lang w:val="pt_PT" w:bidi="pt_PT"/>
+        </w:rPr>
         <w:t>Perdoar</w:t>
       </w:r>
       <w:r>
+        <w:rPr>
+          <w:lang w:val="pt_PT" w:bidi="pt_PT"/>
+        </w:rPr>
         <w:t>)</w:t>
       </w:r>
     </w:p>
@@ -391,22 +776,44 @@
         <w:pStyle w:val="Heading4"/>
       </w:pPr>
       <w:r>
+        <w:rPr>
+          <w:lang w:val="pt_PT" w:bidi="pt_PT"/>
+        </w:rPr>
         <w:t>“permanecer”</w:t>
       </w:r>
     </w:p>
     <w:p>
-      <w:r/>
-      <w:r>
+      <w:pPr/>
+      <w:r>
+        <w:rPr>
+          <w:lang w:val="pt_PT" w:bidi="pt_PT"/>
+        </w:rPr>
+      </w:r>
+      <w:r>
+        <w:rPr>
+          <w:lang w:val="pt_PT" w:bidi="pt_PT"/>
+        </w:rPr>
         <w:t>Nesta carta, João frequentemente usa a palavra "permanecer" (que também poderia ser traduzida como "residir" ou "habitar") como uma metáfora espacial. João fala de um crente tornando-se mais fiel a Jesus e conhecendo melhor Jesus, como se o ensinamento de Jesus "permanecesse" no crente. Ele descreve uma pessoa sendo espiritualmente unida a outra, como se essa pessoa "permanecesse" na outra: Ele escreve que os cristãos "permanecem" em Cristo e em Deus, e afirma que o Pai "permanece" no Filho, o Filho "permanece" no Pai, o Filho "permanece" nos crentes, e o Espírito Santo "permanece" nos crentes.</w:t>
       </w:r>
     </w:p>
     <w:p>
-      <w:r/>
-      <w:r>
+      <w:pPr/>
+      <w:r>
+        <w:rPr>
+          <w:lang w:val="pt_PT" w:bidi="pt_PT"/>
+        </w:rPr>
+      </w:r>
+      <w:r>
+        <w:rPr>
+          <w:lang w:val="pt_PT" w:bidi="pt_PT"/>
+        </w:rPr>
         <w:t xml:space="preserve">Os tradutores podem achar difícil representar essas ideias em suas próprias línguas se tentarem usar exatamente as mesmas palavras e expressões todas as vezes. Por exemplo, em </w:t>
       </w:r>
       <w:hyperlink r:id="rId15">
         <w:r>
+          <w:rPr>
+            <w:lang w:val="pt_PT" w:bidi="pt_PT"/>
+          </w:rPr>
           <w:rPr>
             <w:color w:val="0000EE"/>
             <w:u w:val="single"/>
@@ -415,10 +822,16 @@
         </w:r>
       </w:hyperlink>
       <w:r>
+        <w:rPr>
+          <w:lang w:val="pt_PT" w:bidi="pt_PT"/>
+        </w:rPr>
         <w:t xml:space="preserve">, quando João fala de um crente “permanecendo” em Deus, ele pretende expressar a ideia de que esse crente está espiritualmente unificado com Deus. Assim, a NTLH fala sobre como o crente “vive unido com Deus”. Para dar outro exemplo, para a declaração em </w:t>
       </w:r>
       <w:hyperlink r:id="rId16">
         <w:r>
+          <w:rPr>
+            <w:lang w:val="pt_PT" w:bidi="pt_PT"/>
+          </w:rPr>
           <w:rPr>
             <w:color w:val="0000EE"/>
             <w:u w:val="single"/>
@@ -427,6 +840,9 @@
         </w:r>
       </w:hyperlink>
       <w:r>
+        <w:rPr>
+          <w:lang w:val="pt_PT" w:bidi="pt_PT"/>
+        </w:rPr>
         <w:t xml:space="preserve"> sobre eles continuarem obedecendo a Deus, a NTLH diz que “a mensagem de Deus vive em vocês”. Isso mostra como outras expressões podem ser encontradas que comunicam com precisão as várias ideias que João está expressando através do termo “permanecer”.</w:t>
       </w:r>
     </w:p>
@@ -435,16 +851,30 @@
         <w:pStyle w:val="Heading4"/>
       </w:pPr>
       <w:r>
+        <w:rPr>
+          <w:lang w:val="pt_PT" w:bidi="pt_PT"/>
+        </w:rPr>
         <w:t>“surgir”</w:t>
       </w:r>
     </w:p>
     <w:p>
-      <w:r/>
-      <w:r>
+      <w:pPr/>
+      <w:r>
+        <w:rPr>
+          <w:lang w:val="pt_PT" w:bidi="pt_PT"/>
+        </w:rPr>
+      </w:r>
+      <w:r>
+        <w:rPr>
+          <w:lang w:val="pt_PT" w:bidi="pt_PT"/>
+        </w:rPr>
         <w:t xml:space="preserve">Em vários lugares nesta carta, João usa um termo que é geralmente traduzido como "surgir" ou “aparecer”. Este é, na verdade, uma forma verbal passiva em grego, mas como frequentemente acontece com tais formas nessa língua, pode ter um significado ativo. Quando tem um significado ativo, é importante reconhecer que não significa simplesmente “parecia estar lá”, como a palavra “apareceu” pode sugerir. Em vez disso, significa “veio a estar lá”. Isso é bem ilustrado pelo uso do termo em outro livro do Novo Testamento, 2 Coríntios, no qual Paulo escreve em </w:t>
       </w:r>
       <w:hyperlink r:id="rId17">
         <w:r>
+          <w:rPr>
+            <w:lang w:val="pt_PT" w:bidi="pt_PT"/>
+          </w:rPr>
           <w:rPr>
             <w:color w:val="0000EE"/>
             <w:u w:val="single"/>
@@ -453,16 +883,30 @@
         </w:r>
       </w:hyperlink>
       <w:r>
+        <w:rPr>
+          <w:lang w:val="pt_PT" w:bidi="pt_PT"/>
+        </w:rPr>
         <w:t xml:space="preserve"> que “todos devemos comparecer perante o tribunal de Cristo”. Claramente, isso não significa que devemos apenas parecer estar presentes lá. Em vez disso, devemos realmente chegar lá.</w:t>
       </w:r>
     </w:p>
     <w:p>
-      <w:r/>
-      <w:r>
+      <w:pPr/>
+      <w:r>
+        <w:rPr>
+          <w:lang w:val="pt_PT" w:bidi="pt_PT"/>
+        </w:rPr>
+      </w:r>
+      <w:r>
+        <w:rPr>
+          <w:lang w:val="pt_PT" w:bidi="pt_PT"/>
+        </w:rPr>
         <w:t xml:space="preserve">Ao longo da carta, é uma questão sutil de interpretação decidir se João está usando o termo “aparecer” em um sentido ativo ou passivo. Por exemplo, em </w:t>
       </w:r>
       <w:hyperlink r:id="rId18">
         <w:r>
+          <w:rPr>
+            <w:lang w:val="pt_PT" w:bidi="pt_PT"/>
+          </w:rPr>
           <w:rPr>
             <w:color w:val="0000EE"/>
             <w:u w:val="single"/>
@@ -471,6 +915,9 @@
         </w:r>
       </w:hyperlink>
       <w:r>
+        <w:rPr>
+          <w:lang w:val="pt_PT" w:bidi="pt_PT"/>
+        </w:rPr>
         <w:t>, João aplica o termo duas vezes à “Palavra da vida”, ou seja, a Jesus. Mas não está claro se ele está dizendo que Jesus mesmo “apareceu”, ou seja, ele veio à terra, ou que ele “foi tornado aparente” (tornado visível), com ênfase na ideia de que Deus revelou Jesus ao mundo e, no processo, revelou-se ao mundo através de Jesus. Em cada lugar onde João usa este termo, notas chamarão a atenção para isso e discutirão o que provavelmente significa nesse contexto.</w:t>
       </w:r>
     </w:p>
@@ -479,12 +926,23 @@
         <w:pStyle w:val="Heading4"/>
       </w:pPr>
       <w:r>
+        <w:rPr>
+          <w:lang w:val="pt_PT" w:bidi="pt_PT"/>
+        </w:rPr>
         <w:t>“O mundo”</w:t>
       </w:r>
     </w:p>
     <w:p>
-      <w:r/>
-      <w:r>
+      <w:pPr/>
+      <w:r>
+        <w:rPr>
+          <w:lang w:val="pt_PT" w:bidi="pt_PT"/>
+        </w:rPr>
+      </w:r>
+      <w:r>
+        <w:rPr>
+          <w:lang w:val="pt_PT" w:bidi="pt_PT"/>
+        </w:rPr>
         <w:t>João também usa o termo "mundo" em uma variedade de sentidos nesta carta. Pode significar a terra, algo material, as pessoas que vivem no mundo, as pessoas que não honram a Deus ou os valores das pessoas que não honram a Deus. As notas abordarão o significado do termo "mundo" em cada instância em que João o utiliza.</w:t>
       </w:r>
     </w:p>
@@ -493,12 +951,23 @@
         <w:pStyle w:val="Heading4"/>
       </w:pPr>
       <w:r>
+        <w:rPr>
+          <w:lang w:val="pt_PT" w:bidi="pt_PT"/>
+        </w:rPr>
         <w:t>"saber"</w:t>
       </w:r>
     </w:p>
     <w:p>
-      <w:r/>
-      <w:r>
+      <w:pPr/>
+      <w:r>
+        <w:rPr>
+          <w:lang w:val="pt_PT" w:bidi="pt_PT"/>
+        </w:rPr>
+      </w:r>
+      <w:r>
+        <w:rPr>
+          <w:lang w:val="pt_PT" w:bidi="pt_PT"/>
+        </w:rPr>
         <w:t>O verbo "saber" é usado de duas maneiras diferentes nesta carta. Às vezes, é utilizado para se referir a saber um fato, como em 3.2, 3.5 e 3.19. Outras vezes, significa experimentar e compreender alguém ou algo, como em 3.1, 3.6, 3.16 e 3.20. Em algumas ocasiões, João o utiliza em dois sentidos diferentes na mesma frase, como em 2.3, "então temos certeza de que o conhecemos", ou literalmente "então conhecemos que o conhecemos" que também quer dizer "sabemos que o conhecemos". Sua língua pode ter palavras diferentes para esses significados distintos. Se for o caso, você deve ter cuidado para usar a palavra apropriada no lugar certo em sua tradução.</w:t>
       </w:r>
     </w:p>
@@ -507,18 +976,35 @@
         <w:pStyle w:val="Heading4"/>
       </w:pPr>
       <w:r>
+        <w:rPr>
+          <w:lang w:val="pt_PT" w:bidi="pt_PT"/>
+        </w:rPr>
         <w:t>"Nós"</w:t>
       </w:r>
     </w:p>
     <w:p>
-      <w:r/>
-      <w:r>
+      <w:pPr/>
+      <w:r>
+        <w:rPr>
+          <w:lang w:val="pt_PT" w:bidi="pt_PT"/>
+        </w:rPr>
+      </w:r>
+      <w:r>
+        <w:rPr>
+          <w:lang w:val="pt_PT" w:bidi="pt_PT"/>
+        </w:rPr>
         <w:t xml:space="preserve">Na maioria dos casos nesta carta, os pronomes de primeira pessoa do plural (“nós, nosso”, etc.) são inclusivos, então, se o seu idioma faz essa distinção, use a forma inclusiva na sua tradução. Nesses casos, João está falando sobre o que tanto ele quanto os destinatários sabem, ou de coisas que são verdadeiras tanto para ele quanto para os destinatários. No entanto, em alguns casos, os pronomes de primeira pessoa são exclusivos, pois João está contando aos destinatários o que ele e seus companheiros apóstolos viram e ouviram de Jesus. As notas identificarão todos esses lugares, e neles você deve usar as formas exclusivas se o seu idioma faz essa distinção. (Veja: </w:t>
       </w:r>
       <w:r>
+        <w:rPr>
+          <w:lang w:val="pt_PT" w:bidi="pt_PT"/>
+        </w:rPr>
         <w:t>‘Nós’ exclusivo e inclusivo</w:t>
       </w:r>
       <w:r>
+        <w:rPr>
+          <w:lang w:val="pt_PT" w:bidi="pt_PT"/>
+        </w:rPr>
         <w:t>)</w:t>
       </w:r>
     </w:p>
@@ -527,18 +1013,35 @@
         <w:pStyle w:val="Heading4"/>
       </w:pPr>
       <w:r>
+        <w:rPr>
+          <w:lang w:val="pt_PT" w:bidi="pt_PT"/>
+        </w:rPr>
         <w:t>Luz e escuridão</w:t>
       </w:r>
     </w:p>
     <w:p>
-      <w:r/>
-      <w:r>
+      <w:pPr/>
+      <w:r>
+        <w:rPr>
+          <w:lang w:val="pt_PT" w:bidi="pt_PT"/>
+        </w:rPr>
+      </w:r>
+      <w:r>
+        <w:rPr>
+          <w:lang w:val="pt_PT" w:bidi="pt_PT"/>
+        </w:rPr>
         <w:t xml:space="preserve">Em 1.5–7 e 2.8–11, João usa uma metáfora estendida na qual a luz representa o que é bom ou sagrado, e a escuridão representa o que é mau. Se isso não for facilmente compreendido em seu idioma, pode ser necessário dizer explicitamente que a luz representa a bondade ou que a luz é como a bondade, ou você pode optar por falar sobre bondade sem usar o símbolo da luz. Haverá uma nota explicando a metáfora em cada lugar. (Veja: </w:t>
       </w:r>
       <w:r>
+        <w:rPr>
+          <w:lang w:val="pt_PT" w:bidi="pt_PT"/>
+        </w:rPr>
         <w:t>Imaginação bíblica — Metáforas estendidas</w:t>
       </w:r>
       <w:r>
+        <w:rPr>
+          <w:lang w:val="pt_PT" w:bidi="pt_PT"/>
+        </w:rPr>
         <w:t>)</w:t>
       </w:r>
     </w:p>
@@ -547,41 +1050,103 @@
         <w:pStyle w:val="Heading4"/>
       </w:pPr>
       <w:r>
+        <w:rPr>
+          <w:lang w:val="pt_PT" w:bidi="pt_PT"/>
+        </w:rPr>
         <w:t>Questões textuais principais no livro de 1 João</w:t>
       </w:r>
     </w:p>
     <w:p>
-      <w:r/>
-      <w:r>
+      <w:pPr/>
+      <w:r>
+        <w:rPr>
+          <w:lang w:val="pt_PT" w:bidi="pt_PT"/>
+        </w:rPr>
+      </w:r>
+      <w:r>
+        <w:rPr>
+          <w:lang w:val="pt_PT" w:bidi="pt_PT"/>
+        </w:rPr>
         <w:t xml:space="preserve">As introduções de cada capítulo discutirão locais onde os manuscritos antigos diferem de maneiras significativas, e as notas abordarão novamente esses locais onde ocorrem no livro. Se uma tradução da Bíblia já existir em sua região, considere usar as leituras encontradas nessa versão. (Veja: </w:t>
       </w:r>
       <w:r>
+        <w:rPr>
+          <w:lang w:val="pt_PT" w:bidi="pt_PT"/>
+        </w:rPr>
         <w:t>Variações textuais</w:t>
       </w:r>
       <w:r>
+        <w:rPr>
+          <w:lang w:val="pt_PT" w:bidi="pt_PT"/>
+        </w:rPr>
         <w:t>)</w:t>
       </w:r>
-      <w:r/>
-      <w:r/>
-    </w:p>
-    <w:p>
-      <w:r/>
+      <w:r>
+        <w:rPr>
+          <w:lang w:val="pt_PT" w:bidi="pt_PT"/>
+        </w:rPr>
+      </w:r>
+      <w:r>
+        <w:rPr>
+          <w:lang w:val="pt_PT" w:bidi="pt_PT"/>
+        </w:rPr>
+      </w:r>
+    </w:p>
+    <w:p>
+      <w:pPr/>
+      <w:r>
+        <w:rPr>
+          <w:lang w:val="pt_PT" w:bidi="pt_PT"/>
+        </w:rPr>
+      </w:r>
     </w:p>
     <w:p>
       <w:pPr>
         <w:pStyle w:val="Heading2"/>
       </w:pPr>
       <w:r>
+        <w:rPr>
+          <w:lang w:val="pt_PT" w:bidi="pt_PT"/>
+        </w:rPr>
         <w:t>1 João - Introdução ao capítulo 1</w:t>
       </w:r>
-      <w:r/>
+      <w:r>
+        <w:rPr>
+          <w:lang w:val="pt_PT" w:bidi="pt_PT"/>
+        </w:rPr>
+      </w:r>
     </w:p>
     <w:p>
       <w:pPr>
         <w:pStyle w:val="Heading3"/>
       </w:pPr>
       <w:r>
+        <w:rPr>
+          <w:lang w:val="pt_PT" w:bidi="pt_PT"/>
+        </w:rPr>
         <w:t>Estrutura e formatação</w:t>
+      </w:r>
+    </w:p>
+    <w:p>
+      <w:pPr>
+        <w:pStyle w:val="ListNumber"/>
+        <w:numPr>
+          <w:ilvl w:val="0"/>
+          <w:numId w:val="16"/>
+        </w:numPr>
+        <w:spacing w:line="240" w:lineRule="auto"/>
+        <w:ind w:left="720"/>
+      </w:pPr>
+      <w:r>
+        <w:rPr>
+          <w:lang w:val="pt_PT" w:bidi="pt_PT"/>
+        </w:rPr>
+      </w:r>
+      <w:r>
+        <w:rPr>
+          <w:lang w:val="pt_PT" w:bidi="pt_PT"/>
+        </w:rPr>
+        <w:t>Abertura da carta (1.1–4)</w:t>
       </w:r>
     </w:p>
     <w:p>
@@ -590,19 +1155,15 @@
         <w:spacing w:line="240" w:lineRule="auto"/>
         <w:ind w:left="720"/>
       </w:pPr>
-      <w:r/>
-      <w:r>
-        <w:t>Abertura da carta (1.1–4)</w:t>
-      </w:r>
-    </w:p>
-    <w:p>
-      <w:pPr>
-        <w:pStyle w:val="ListNumber"/>
-        <w:spacing w:line="240" w:lineRule="auto"/>
-        <w:ind w:left="720"/>
-      </w:pPr>
-      <w:r/>
-      <w:r>
+      <w:r>
+        <w:rPr>
+          <w:lang w:val="pt_PT" w:bidi="pt_PT"/>
+        </w:rPr>
+      </w:r>
+      <w:r>
+        <w:rPr>
+          <w:lang w:val="pt_PT" w:bidi="pt_PT"/>
+        </w:rPr>
         <w:t>Crentes genuínos obedecem a Deus e amam uns aos outros (1.5–10, continua até 2.17)</w:t>
       </w:r>
     </w:p>
@@ -611,6 +1172,9 @@
         <w:pStyle w:val="Heading3"/>
       </w:pPr>
       <w:r>
+        <w:rPr>
+          <w:lang w:val="pt_PT" w:bidi="pt_PT"/>
+        </w:rPr>
         <w:t>Questões importantes de tradução nesse capítulo</w:t>
       </w:r>
     </w:p>
@@ -619,16 +1183,30 @@
         <w:pStyle w:val="Heading4"/>
       </w:pPr>
       <w:r>
+        <w:rPr>
+          <w:lang w:val="pt_PT" w:bidi="pt_PT"/>
+        </w:rPr>
         <w:t>A Palavra da vida</w:t>
       </w:r>
     </w:p>
     <w:p>
-      <w:r/>
-      <w:r>
+      <w:pPr/>
+      <w:r>
+        <w:rPr>
+          <w:lang w:val="pt_PT" w:bidi="pt_PT"/>
+        </w:rPr>
+      </w:r>
+      <w:r>
+        <w:rPr>
+          <w:lang w:val="pt_PT" w:bidi="pt_PT"/>
+        </w:rPr>
         <w:t xml:space="preserve">João usa a frase “a Palavra da vida” para se referir a Jesus em </w:t>
       </w:r>
       <w:hyperlink r:id="rId19">
         <w:r>
+          <w:rPr>
+            <w:lang w:val="pt_PT" w:bidi="pt_PT"/>
+          </w:rPr>
           <w:rPr>
             <w:color w:val="0000EE"/>
             <w:u w:val="single"/>
@@ -637,12 +1215,21 @@
         </w:r>
       </w:hyperlink>
       <w:r>
+        <w:rPr>
+          <w:lang w:val="pt_PT" w:bidi="pt_PT"/>
+        </w:rPr>
         <w:t xml:space="preserve">. "A Palavra" é um título que João utiliza para Jesus. Se você traduziu o início do Evangelho de João, veja como o traduziu lá. Este título não se refere a uma palavra falada por alguém. Ao usar este título para Jesus, João está afirmando que Jesus é a mensagem mais importante de Deus para todas as pessoas. Jesus é quem revela quem Deus é. Na sua tradução deste título, tente deixar claro que este é o título de uma pessoa cujo papel é comunicar uma mensagem. Algo como “A Mensagem” ou “O Revelador” pode ser apropriado. Considere também o título que é usado em uma tradução aceita na sua área. Aqui, João conecta o título "a Palavra" com a frase "da vida". Com isso, João provavelmente quer dizer que Jesus revela Deus ao mundo e que Jesus também é a fonte de vida. Uma tradução desta frase inteira poderia ser algo como, "Jesus, a Mensagem de Deus que dá vida". (Veja: </w:t>
       </w:r>
       <w:r>
+        <w:rPr>
+          <w:lang w:val="pt_PT" w:bidi="pt_PT"/>
+        </w:rPr>
         <w:t>Palavra de Deus</w:t>
       </w:r>
       <w:r>
+        <w:rPr>
+          <w:lang w:val="pt_PT" w:bidi="pt_PT"/>
+        </w:rPr>
         <w:t>)</w:t>
       </w:r>
     </w:p>
@@ -651,16 +1238,30 @@
         <w:pStyle w:val="Heading4"/>
       </w:pPr>
       <w:r>
+        <w:rPr>
+          <w:lang w:val="pt_PT" w:bidi="pt_PT"/>
+        </w:rPr>
         <w:t>Ordem das informações</w:t>
       </w:r>
     </w:p>
     <w:p>
-      <w:r/>
-      <w:r>
+      <w:pPr/>
+      <w:r>
+        <w:rPr>
+          <w:lang w:val="pt_PT" w:bidi="pt_PT"/>
+        </w:rPr>
+      </w:r>
+      <w:r>
+        <w:rPr>
+          <w:lang w:val="pt_PT" w:bidi="pt_PT"/>
+        </w:rPr>
         <w:t xml:space="preserve">Como muitas composições gregas dessa época, por motivos estilísticos, esta carta começa com uma frase muito longa. Vai desde o início de </w:t>
       </w:r>
       <w:hyperlink r:id="rId19">
         <w:r>
+          <w:rPr>
+            <w:lang w:val="pt_PT" w:bidi="pt_PT"/>
+          </w:rPr>
           <w:rPr>
             <w:color w:val="0000EE"/>
             <w:u w:val="single"/>
@@ -669,10 +1270,16 @@
         </w:r>
       </w:hyperlink>
       <w:r>
+        <w:rPr>
+          <w:lang w:val="pt_PT" w:bidi="pt_PT"/>
+        </w:rPr>
         <w:t xml:space="preserve"> até o meio de </w:t>
       </w:r>
       <w:hyperlink r:id="rId20">
         <w:r>
+          <w:rPr>
+            <w:lang w:val="pt_PT" w:bidi="pt_PT"/>
+          </w:rPr>
           <w:rPr>
             <w:color w:val="0000EE"/>
             <w:u w:val="single"/>
@@ -681,34 +1288,72 @@
         </w:r>
       </w:hyperlink>
       <w:r>
+        <w:rPr>
+          <w:lang w:val="pt_PT" w:bidi="pt_PT"/>
+        </w:rPr>
         <w:t>. As partes desta frase podem não estar na ordem comum em muitos idiomas. O objeto direto vem primeiro, e é muito longo, composto por muitas cláusulas diferentes. O sujeito e o verbo só aparecem perto do final. E no meio, há uma longa digressão. Portanto, pense na melhor maneira de traduzir e organizar as partes desta frase no seu idioma.</w:t>
       </w:r>
     </w:p>
     <w:p>
-      <w:r/>
-      <w:r>
+      <w:pPr/>
+      <w:r>
+        <w:rPr>
+          <w:lang w:val="pt_PT" w:bidi="pt_PT"/>
+        </w:rPr>
+      </w:r>
+      <w:r>
+        <w:rPr>
+          <w:lang w:val="pt_PT" w:bidi="pt_PT"/>
+        </w:rPr>
         <w:t>Uma abordagem que pode funcionar bem no seu idioma seria criar um versículo-ponte (um conjunto de textos rearanjados que unem mais de um versículo, para facilitar o sentido para o leitor) ponte que inclui todo o trecho de 1.1–3. Você poderia dividir essa longa frase em várias frases menores, repetindo o sujeito e o verbo para maior clareza. Isso permitiria apresentar as partes da frase em uma ordem que pode ser mais comum no seu idioma e que seus leitores possam entender melhor. Aqui está um exemplo de 1 João 1.1–3 reorganizado em uma ordem que pode ser mais clara no seu idioma:</w:t>
       </w:r>
     </w:p>
     <w:p>
-      <w:r/>
-      <w:r>
+      <w:pPr/>
+      <w:r>
+        <w:rPr>
+          <w:lang w:val="pt_PT" w:bidi="pt_PT"/>
+        </w:rPr>
+      </w:r>
+      <w:r>
+        <w:rPr>
+          <w:lang w:val="pt_PT" w:bidi="pt_PT"/>
+        </w:rPr>
         <w:t>"Queremos que vocês tenham comunhão conosco, e também com o Pai e com seu Filho, Jesus Cristo. Portanto, estamos declarando a vocês o que vimos e ouvimos. Estamos declarando a vocês o que era desde o princípio, o que ouvimos, o que vimos com nossos olhos, o que contemplamos e o que nossas mãos tocaram. Isso se refere à Palavra da vida. De fato, a vida se manifestou, e nós a vimos, e estamos testemunhando sobre ela. Sim, estamos anunciando a vocês a vida eterna que estava com o Pai e que então veio até nós".</w:t>
       </w:r>
     </w:p>
     <w:p>
-      <w:r/>
-      <w:r>
+      <w:pPr/>
+      <w:r>
+        <w:rPr>
+          <w:lang w:val="pt_PT" w:bidi="pt_PT"/>
+        </w:rPr>
+      </w:r>
+      <w:r>
+        <w:rPr>
+          <w:lang w:val="pt_PT" w:bidi="pt_PT"/>
+        </w:rPr>
         <w:t>Se você adotar essa abordagem, outra maneira de traduzir uma combinação da segunda e terceira frases seria: "Assim, estamos declarando a vocês o que existia desde o princípio, o que ouvimos, o que vimos com nossos olhos, o que contemplamos e o que nossas mãos tocaram".</w:t>
       </w:r>
     </w:p>
     <w:p>
-      <w:r/>
-      <w:r>
+      <w:pPr/>
+      <w:r>
+        <w:rPr>
+          <w:lang w:val="pt_PT" w:bidi="pt_PT"/>
+        </w:rPr>
+      </w:r>
+      <w:r>
+        <w:rPr>
+          <w:lang w:val="pt_PT" w:bidi="pt_PT"/>
+        </w:rPr>
         <w:t xml:space="preserve">Outra abordagem que também poderia funcionar bem e que não exigiria um versículo-ponte seria deixar as frases na ordem atual, mas dividir a sentença em três partes nas divisões dos versículos. Se você fizer isso, também poderia colocar sua tradução da frase “sobre a Palavra da vida” no início em vez do final de </w:t>
       </w:r>
       <w:hyperlink r:id="rId19">
         <w:r>
+          <w:rPr>
+            <w:lang w:val="pt_PT" w:bidi="pt_PT"/>
+          </w:rPr>
           <w:rPr>
             <w:color w:val="0000EE"/>
             <w:u w:val="single"/>
@@ -717,10 +1362,16 @@
         </w:r>
       </w:hyperlink>
       <w:r>
+        <w:rPr>
+          <w:lang w:val="pt_PT" w:bidi="pt_PT"/>
+        </w:rPr>
         <w:t xml:space="preserve"> e apresentá-la como uma introdução temática à carta. Caso contrário, seus leitores podem não perceber que se trata de uma carta até chegarem a </w:t>
       </w:r>
       <w:hyperlink r:id="rId21">
         <w:r>
+          <w:rPr>
+            <w:lang w:val="pt_PT" w:bidi="pt_PT"/>
+          </w:rPr>
           <w:rPr>
             <w:color w:val="0000EE"/>
             <w:u w:val="single"/>
@@ -729,22 +1380,44 @@
         </w:r>
       </w:hyperlink>
       <w:r>
+        <w:rPr>
+          <w:lang w:val="pt_PT" w:bidi="pt_PT"/>
+        </w:rPr>
         <w:t>, onde João declara formalmente seu propósito ao escrever. Um exemplo de 1 João 1.1–3 nesta ordem seria:</w:t>
       </w:r>
     </w:p>
     <w:p>
-      <w:r/>
-      <w:r>
+      <w:pPr/>
+      <w:r>
+        <w:rPr>
+          <w:lang w:val="pt_PT" w:bidi="pt_PT"/>
+        </w:rPr>
+      </w:r>
+      <w:r>
+        <w:rPr>
+          <w:lang w:val="pt_PT" w:bidi="pt_PT"/>
+        </w:rPr>
         <w:t>“1 Isto é sobre a Palavra da vida. Esta Palavra existia desde o princípio. Nós a ouvimos, a vimos com nossos olhos, a observamos e nossas mãos a tocaram. 2 De fato, aquele que é a vida apareceu, e nós o vimos, e estamos testemunhando sobre ele. Sim, estamos anunciando a vocês a vida eterna que estava com o Pai e que então veio até nós. 3 Estamos declarando a vocês o que vimos e ouvimos para que vocês tenham comunhão conosco, e esta comunhão é também com o Pai e com seu Filho, Jesus Cristo".</w:t>
       </w:r>
     </w:p>
     <w:p>
-      <w:r/>
-      <w:r>
+      <w:pPr/>
+      <w:r>
+        <w:rPr>
+          <w:lang w:val="pt_PT" w:bidi="pt_PT"/>
+        </w:rPr>
+      </w:r>
+      <w:r>
+        <w:rPr>
+          <w:lang w:val="pt_PT" w:bidi="pt_PT"/>
+        </w:rPr>
         <w:t xml:space="preserve">As notas para </w:t>
       </w:r>
       <w:hyperlink r:id="rId22">
         <w:r>
+          <w:rPr>
+            <w:lang w:val="pt_PT" w:bidi="pt_PT"/>
+          </w:rPr>
           <w:rPr>
             <w:color w:val="0000EE"/>
             <w:u w:val="single"/>
@@ -753,12 +1426,21 @@
         </w:r>
       </w:hyperlink>
       <w:r>
+        <w:rPr>
+          <w:lang w:val="pt_PT" w:bidi="pt_PT"/>
+        </w:rPr>
         <w:t xml:space="preserve"> oferecem sugestões específicas adicionais sobre como traduzir esta longa frase de abertura. (Veja: </w:t>
       </w:r>
       <w:r>
+        <w:rPr>
+          <w:lang w:val="pt_PT" w:bidi="pt_PT"/>
+        </w:rPr>
         <w:t>Versículos-Ponte</w:t>
       </w:r>
       <w:r>
+        <w:rPr>
+          <w:lang w:val="pt_PT" w:bidi="pt_PT"/>
+        </w:rPr>
         <w:t>)</w:t>
       </w:r>
     </w:p>
@@ -767,16 +1449,30 @@
         <w:pStyle w:val="Heading3"/>
       </w:pPr>
       <w:r>
+        <w:rPr>
+          <w:lang w:val="pt_PT" w:bidi="pt_PT"/>
+        </w:rPr>
         <w:t>Questões textuais importantes nesse capítulo</w:t>
       </w:r>
     </w:p>
     <w:p>
-      <w:r/>
-      <w:r>
+      <w:pPr/>
+      <w:r>
+        <w:rPr>
+          <w:lang w:val="pt_PT" w:bidi="pt_PT"/>
+        </w:rPr>
+      </w:r>
+      <w:r>
+        <w:rPr>
+          <w:lang w:val="pt_PT" w:bidi="pt_PT"/>
+        </w:rPr>
         <w:t xml:space="preserve">Em </w:t>
       </w:r>
       <w:hyperlink r:id="rId21">
         <w:r>
+          <w:rPr>
+            <w:lang w:val="pt_PT" w:bidi="pt_PT"/>
+          </w:rPr>
           <w:rPr>
             <w:color w:val="0000EE"/>
             <w:u w:val="single"/>
@@ -785,35 +1481,89 @@
         </w:r>
       </w:hyperlink>
       <w:r>
+        <w:rPr>
+          <w:lang w:val="pt_PT" w:bidi="pt_PT"/>
+        </w:rPr>
         <w:t xml:space="preserve">, os manuscritos antigos mais precisos dizem "para que a nossa alegria seja completa". No entanto, alguns outros manuscritos antigos dizem "a alegria de vocês" em vez de "a nossa alegria". Se já existir uma tradução da Bíblia em sua região, considere usar a leitura encontrada nessa versão. Se uma tradução ainda não existir, recomendamos que você siga a leitura dos manuscritos antigos mais precisos. (Veja: </w:t>
       </w:r>
       <w:r>
+        <w:rPr>
+          <w:lang w:val="pt_PT" w:bidi="pt_PT"/>
+        </w:rPr>
         <w:t>Variantes textuais</w:t>
       </w:r>
       <w:r>
+        <w:rPr>
+          <w:lang w:val="pt_PT" w:bidi="pt_PT"/>
+        </w:rPr>
         <w:t>)</w:t>
       </w:r>
-      <w:r/>
-      <w:r/>
-    </w:p>
-    <w:p>
-      <w:r/>
+      <w:r>
+        <w:rPr>
+          <w:lang w:val="pt_PT" w:bidi="pt_PT"/>
+        </w:rPr>
+      </w:r>
+      <w:r>
+        <w:rPr>
+          <w:lang w:val="pt_PT" w:bidi="pt_PT"/>
+        </w:rPr>
+      </w:r>
+    </w:p>
+    <w:p>
+      <w:pPr/>
+      <w:r>
+        <w:rPr>
+          <w:lang w:val="pt_PT" w:bidi="pt_PT"/>
+        </w:rPr>
+      </w:r>
     </w:p>
     <w:p>
       <w:pPr>
         <w:pStyle w:val="Heading2"/>
       </w:pPr>
       <w:r>
+        <w:rPr>
+          <w:lang w:val="pt_PT" w:bidi="pt_PT"/>
+        </w:rPr>
         <w:t>1 João - Introdução ao capítulo 2</w:t>
       </w:r>
-      <w:r/>
+      <w:r>
+        <w:rPr>
+          <w:lang w:val="pt_PT" w:bidi="pt_PT"/>
+        </w:rPr>
+      </w:r>
     </w:p>
     <w:p>
       <w:pPr>
         <w:pStyle w:val="Heading3"/>
       </w:pPr>
       <w:r>
+        <w:rPr>
+          <w:lang w:val="pt_PT" w:bidi="pt_PT"/>
+        </w:rPr>
         <w:t>Estrutura e formatação</w:t>
+      </w:r>
+    </w:p>
+    <w:p>
+      <w:pPr>
+        <w:pStyle w:val="ListNumber"/>
+        <w:numPr>
+          <w:ilvl w:val="0"/>
+          <w:numId w:val="17"/>
+        </w:numPr>
+        <w:spacing w:line="240" w:lineRule="auto"/>
+        <w:ind w:left="720"/>
+      </w:pPr>
+      <w:r>
+        <w:rPr>
+          <w:lang w:val="pt_PT" w:bidi="pt_PT"/>
+        </w:rPr>
+      </w:r>
+      <w:r>
+        <w:rPr>
+          <w:lang w:val="pt_PT" w:bidi="pt_PT"/>
+        </w:rPr>
+        <w:t>Os verdadeiros crentes obedecem a Deus e amam uns aos outros (2.1–17, continuando de 1.5)</w:t>
       </w:r>
     </w:p>
     <w:p>
@@ -822,9 +1572,16 @@
         <w:spacing w:line="240" w:lineRule="auto"/>
         <w:ind w:left="720"/>
       </w:pPr>
-      <w:r/>
-      <w:r>
-        <w:t>Os verdadeiros crentes obedecem a Deus e amam uns aos outros (2.1–17, continuando de 1.5)</w:t>
+      <w:r>
+        <w:rPr>
+          <w:lang w:val="pt_PT" w:bidi="pt_PT"/>
+        </w:rPr>
+      </w:r>
+      <w:r>
+        <w:rPr>
+          <w:lang w:val="pt_PT" w:bidi="pt_PT"/>
+        </w:rPr>
+        <w:t>É um falso ensino negar que Jesus é o Messias (2.18–2.27)</w:t>
       </w:r>
     </w:p>
     <w:p>
@@ -833,29 +1590,36 @@
         <w:spacing w:line="240" w:lineRule="auto"/>
         <w:ind w:left="720"/>
       </w:pPr>
-      <w:r/>
-      <w:r>
-        <w:t>É um falso ensino negar que Jesus é o Messias (2.18–2.27)</w:t>
-      </w:r>
-    </w:p>
-    <w:p>
-      <w:pPr>
-        <w:pStyle w:val="ListNumber"/>
-        <w:spacing w:line="240" w:lineRule="auto"/>
-        <w:ind w:left="720"/>
-      </w:pPr>
-      <w:r/>
-      <w:r>
+      <w:r>
+        <w:rPr>
+          <w:lang w:val="pt_PT" w:bidi="pt_PT"/>
+        </w:rPr>
+      </w:r>
+      <w:r>
+        <w:rPr>
+          <w:lang w:val="pt_PT" w:bidi="pt_PT"/>
+        </w:rPr>
         <w:t>Os verdadeiros filhos de Deus não pecam (2.28–29, continua até 3.10)</w:t>
       </w:r>
     </w:p>
     <w:p>
-      <w:r/>
-      <w:r>
+      <w:pPr/>
+      <w:r>
+        <w:rPr>
+          <w:lang w:val="pt_PT" w:bidi="pt_PT"/>
+        </w:rPr>
+      </w:r>
+      <w:r>
+        <w:rPr>
+          <w:lang w:val="pt_PT" w:bidi="pt_PT"/>
+        </w:rPr>
         <w:t xml:space="preserve">Para mostrar que João está escrevendo algo semelhante à poesia em </w:t>
       </w:r>
       <w:hyperlink r:id="rId23">
         <w:r>
+          <w:rPr>
+            <w:lang w:val="pt_PT" w:bidi="pt_PT"/>
+          </w:rPr>
           <w:rPr>
             <w:color w:val="0000EE"/>
             <w:u w:val="single"/>
@@ -864,6 +1628,9 @@
         </w:r>
       </w:hyperlink>
       <w:r>
+        <w:rPr>
+          <w:lang w:val="pt_PT" w:bidi="pt_PT"/>
+        </w:rPr>
         <w:t>, algumas traduções posicionam as declarações desses versículos mais à direita do que o restante do texto, e elas começam uma nova linha no início de cada declaração.</w:t>
       </w:r>
     </w:p>
@@ -872,6 +1639,9 @@
         <w:pStyle w:val="Heading3"/>
       </w:pPr>
       <w:r>
+        <w:rPr>
+          <w:lang w:val="pt_PT" w:bidi="pt_PT"/>
+        </w:rPr>
         <w:t>Conceitos especiais nesse capítulo</w:t>
       </w:r>
     </w:p>
@@ -880,16 +1650,30 @@
         <w:pStyle w:val="Heading4"/>
       </w:pPr>
       <w:r>
+        <w:rPr>
+          <w:lang w:val="pt_PT" w:bidi="pt_PT"/>
+        </w:rPr>
         <w:t>Anticristo</w:t>
       </w:r>
     </w:p>
     <w:p>
-      <w:r/>
-      <w:r>
+      <w:pPr/>
+      <w:r>
+        <w:rPr>
+          <w:lang w:val="pt_PT" w:bidi="pt_PT"/>
+        </w:rPr>
+      </w:r>
+      <w:r>
+        <w:rPr>
+          <w:lang w:val="pt_PT" w:bidi="pt_PT"/>
+        </w:rPr>
         <w:t xml:space="preserve">Em </w:t>
       </w:r>
       <w:hyperlink r:id="rId24">
         <w:r>
+          <w:rPr>
+            <w:lang w:val="pt_PT" w:bidi="pt_PT"/>
+          </w:rPr>
           <w:rPr>
             <w:color w:val="0000EE"/>
             <w:u w:val="single"/>
@@ -898,10 +1682,16 @@
         </w:r>
       </w:hyperlink>
       <w:r>
+        <w:rPr>
+          <w:lang w:val="pt_PT" w:bidi="pt_PT"/>
+        </w:rPr>
         <w:t xml:space="preserve"> e </w:t>
       </w:r>
       <w:hyperlink r:id="rId25">
         <w:r>
+          <w:rPr>
+            <w:lang w:val="pt_PT" w:bidi="pt_PT"/>
+          </w:rPr>
           <w:rPr>
             <w:color w:val="0000EE"/>
             <w:u w:val="single"/>
@@ -910,24 +1700,45 @@
         </w:r>
       </w:hyperlink>
       <w:r>
+        <w:rPr>
+          <w:lang w:val="pt_PT" w:bidi="pt_PT"/>
+        </w:rPr>
         <w:t xml:space="preserve">, João escreve tanto sobre uma pessoa específica chamada o Anticristo quanto sobre muitas pessoas que serão “anticristos”. A palavra “Anticristo” significa “oposto a Cristo”. O Anticristo é uma pessoa que virá pouco antes do retorno de Jesus e imitará a obra de Jesus, mas fará isso para propósitos malignos. Antes que essa pessoa venha, haverá muitas outras pessoas que trabalham contra Cristo. Elas também são chamadas de “anticristos”, mas como uma descrição em vez de um nome. (Veja: </w:t>
       </w:r>
       <w:r>
+        <w:rPr>
+          <w:lang w:val="pt_PT" w:bidi="pt_PT"/>
+        </w:rPr>
         <w:t>Anticristo</w:t>
       </w:r>
       <w:r>
+        <w:rPr>
+          <w:lang w:val="pt_PT" w:bidi="pt_PT"/>
+        </w:rPr>
         <w:t xml:space="preserve"> e </w:t>
       </w:r>
       <w:r>
+        <w:rPr>
+          <w:lang w:val="pt_PT" w:bidi="pt_PT"/>
+        </w:rPr>
         <w:t>Último dia</w:t>
       </w:r>
       <w:r>
+        <w:rPr>
+          <w:lang w:val="pt_PT" w:bidi="pt_PT"/>
+        </w:rPr>
         <w:t xml:space="preserve"> e </w:t>
       </w:r>
       <w:r>
+        <w:rPr>
+          <w:lang w:val="pt_PT" w:bidi="pt_PT"/>
+        </w:rPr>
         <w:t>Mal</w:t>
       </w:r>
       <w:r>
+        <w:rPr>
+          <w:lang w:val="pt_PT" w:bidi="pt_PT"/>
+        </w:rPr>
         <w:t>)</w:t>
       </w:r>
     </w:p>
@@ -936,16 +1747,30 @@
         <w:pStyle w:val="Heading3"/>
       </w:pPr>
       <w:r>
+        <w:rPr>
+          <w:lang w:val="pt_PT" w:bidi="pt_PT"/>
+        </w:rPr>
         <w:t>Questões textuais importantes nesse capítulo</w:t>
       </w:r>
     </w:p>
     <w:p>
-      <w:r/>
-      <w:r>
+      <w:pPr/>
+      <w:r>
+        <w:rPr>
+          <w:lang w:val="pt_PT" w:bidi="pt_PT"/>
+        </w:rPr>
+      </w:r>
+      <w:r>
+        <w:rPr>
+          <w:lang w:val="pt_PT" w:bidi="pt_PT"/>
+        </w:rPr>
         <w:t xml:space="preserve">Em </w:t>
       </w:r>
       <w:hyperlink r:id="rId26">
         <w:r>
+          <w:rPr>
+            <w:lang w:val="pt_PT" w:bidi="pt_PT"/>
+          </w:rPr>
           <w:rPr>
             <w:color w:val="0000EE"/>
             <w:u w:val="single"/>
@@ -954,35 +1779,89 @@
         </w:r>
       </w:hyperlink>
       <w:r>
+        <w:rPr>
+          <w:lang w:val="pt_PT" w:bidi="pt_PT"/>
+        </w:rPr>
         <w:t xml:space="preserve">, alguns manuscritos antigos dizem "vocês todos sabem". No entanto, outros manuscritos antigos dizem "vocês sabem todas as coisas". Parece mais provável, com base em todo o restante da carta, que "vocês todos sabem" seja a leitura original correta, já que João está contrariando a alegação dos falsos mestres de saberem mais do que outros crentes. A leitura "vocês sabem todas as coisas" parece ter surgido porque os copistas sentiram a necessidade de ter um objeto para o verbo "saber". No entanto, se já existir uma tradução da Bíblia em sua região, considere usar a leitura encontrada nessa versão. Se uma tradução ainda não existir, recomendamos que você siga a leitura "vocês todos sabem". (Veja: </w:t>
       </w:r>
       <w:r>
+        <w:rPr>
+          <w:lang w:val="pt_PT" w:bidi="pt_PT"/>
+        </w:rPr>
         <w:t>Variantes Textuais</w:t>
       </w:r>
       <w:r>
+        <w:rPr>
+          <w:lang w:val="pt_PT" w:bidi="pt_PT"/>
+        </w:rPr>
         <w:t>)</w:t>
       </w:r>
-      <w:r/>
-      <w:r/>
-    </w:p>
-    <w:p>
-      <w:r/>
+      <w:r>
+        <w:rPr>
+          <w:lang w:val="pt_PT" w:bidi="pt_PT"/>
+        </w:rPr>
+      </w:r>
+      <w:r>
+        <w:rPr>
+          <w:lang w:val="pt_PT" w:bidi="pt_PT"/>
+        </w:rPr>
+      </w:r>
+    </w:p>
+    <w:p>
+      <w:pPr/>
+      <w:r>
+        <w:rPr>
+          <w:lang w:val="pt_PT" w:bidi="pt_PT"/>
+        </w:rPr>
+      </w:r>
     </w:p>
     <w:p>
       <w:pPr>
         <w:pStyle w:val="Heading2"/>
       </w:pPr>
       <w:r>
+        <w:rPr>
+          <w:lang w:val="pt_PT" w:bidi="pt_PT"/>
+        </w:rPr>
         <w:t>1 João - Introdução ao capítulo 3</w:t>
       </w:r>
-      <w:r/>
+      <w:r>
+        <w:rPr>
+          <w:lang w:val="pt_PT" w:bidi="pt_PT"/>
+        </w:rPr>
+      </w:r>
     </w:p>
     <w:p>
       <w:pPr>
         <w:pStyle w:val="Heading3"/>
       </w:pPr>
       <w:r>
+        <w:rPr>
+          <w:lang w:val="pt_PT" w:bidi="pt_PT"/>
+        </w:rPr>
         <w:t>Estrutura e formatação</w:t>
+      </w:r>
+    </w:p>
+    <w:p>
+      <w:pPr>
+        <w:pStyle w:val="ListNumber"/>
+        <w:numPr>
+          <w:ilvl w:val="0"/>
+          <w:numId w:val="18"/>
+        </w:numPr>
+        <w:spacing w:line="240" w:lineRule="auto"/>
+        <w:ind w:left="720"/>
+      </w:pPr>
+      <w:r>
+        <w:rPr>
+          <w:lang w:val="pt_PT" w:bidi="pt_PT"/>
+        </w:rPr>
+      </w:r>
+      <w:r>
+        <w:rPr>
+          <w:lang w:val="pt_PT" w:bidi="pt_PT"/>
+        </w:rPr>
+        <w:t>Os verdadeiros filhos de Deus não pecam (3.1–10, continuando de 2.28)</w:t>
       </w:r>
     </w:p>
     <w:p>
@@ -991,9 +1870,16 @@
         <w:spacing w:line="240" w:lineRule="auto"/>
         <w:ind w:left="720"/>
       </w:pPr>
-      <w:r/>
-      <w:r>
-        <w:t>Os verdadeiros filhos de Deus não pecam (3.1–10, continuando de 2.28)</w:t>
+      <w:r>
+        <w:rPr>
+          <w:lang w:val="pt_PT" w:bidi="pt_PT"/>
+        </w:rPr>
+      </w:r>
+      <w:r>
+        <w:rPr>
+          <w:lang w:val="pt_PT" w:bidi="pt_PT"/>
+        </w:rPr>
+        <w:t>Crentes genuínos ajudam uns aos outros de forma sacrificial (3.11–18)</w:t>
       </w:r>
     </w:p>
     <w:p>
@@ -1002,19 +1888,15 @@
         <w:spacing w:line="240" w:lineRule="auto"/>
         <w:ind w:left="720"/>
       </w:pPr>
-      <w:r/>
-      <w:r>
-        <w:t>Crentes genuínos ajudam uns aos outros de forma sacrificial (3.11–18)</w:t>
-      </w:r>
-    </w:p>
-    <w:p>
-      <w:pPr>
-        <w:pStyle w:val="ListNumber"/>
-        <w:spacing w:line="240" w:lineRule="auto"/>
-        <w:ind w:left="720"/>
-      </w:pPr>
-      <w:r/>
-      <w:r>
+      <w:r>
+        <w:rPr>
+          <w:lang w:val="pt_PT" w:bidi="pt_PT"/>
+        </w:rPr>
+      </w:r>
+      <w:r>
+        <w:rPr>
+          <w:lang w:val="pt_PT" w:bidi="pt_PT"/>
+        </w:rPr>
         <w:t>Os verdadeiros crentes têm confiança na oração (3.19–24)</w:t>
       </w:r>
     </w:p>
@@ -1023,6 +1905,9 @@
         <w:pStyle w:val="Heading3"/>
       </w:pPr>
       <w:r>
+        <w:rPr>
+          <w:lang w:val="pt_PT" w:bidi="pt_PT"/>
+        </w:rPr>
         <w:t>Conceitos especiais nesse capítulo</w:t>
       </w:r>
     </w:p>
@@ -1031,18 +1916,35 @@
         <w:pStyle w:val="Heading4"/>
       </w:pPr>
       <w:r>
+        <w:rPr>
+          <w:lang w:val="pt_PT" w:bidi="pt_PT"/>
+        </w:rPr>
         <w:t>"Filhos de Deus"</w:t>
       </w:r>
     </w:p>
     <w:p>
-      <w:r/>
-      <w:r>
+      <w:pPr/>
+      <w:r>
+        <w:rPr>
+          <w:lang w:val="pt_PT" w:bidi="pt_PT"/>
+        </w:rPr>
+      </w:r>
+      <w:r>
+        <w:rPr>
+          <w:lang w:val="pt_PT" w:bidi="pt_PT"/>
+        </w:rPr>
         <w:t xml:space="preserve">As pessoas às vezes são descritas como "filhos de Deus" porque Deus as criou. No entanto, João usa essa expressão de forma diferente neste capítulo. Ele a utiliza para descrever pessoas que entraram em um relacionamento de pai e filho com Deus ao colocarem sua fé e confiança em Jesus. Deus, de fato, criou todas as pessoas, mas elas só podem se tornar filhas de Deus nesse sentido ao acreditarem em Jesus. "Filhos" nesse uso não se refere àqueles que são jovens, mas apenas ao relacionamento que as pessoas têm em qualquer idade com seu pai. (Veja: </w:t>
       </w:r>
       <w:r>
+        <w:rPr>
+          <w:lang w:val="pt_PT" w:bidi="pt_PT"/>
+        </w:rPr>
         <w:t>Acreditar</w:t>
       </w:r>
       <w:r>
+        <w:rPr>
+          <w:lang w:val="pt_PT" w:bidi="pt_PT"/>
+        </w:rPr>
         <w:t>)</w:t>
       </w:r>
     </w:p>
@@ -1051,6 +1953,9 @@
         <w:pStyle w:val="Heading3"/>
       </w:pPr>
       <w:r>
+        <w:rPr>
+          <w:lang w:val="pt_PT" w:bidi="pt_PT"/>
+        </w:rPr>
         <w:t>Outras possíveis dificuldades de tradução nesse capítulo</w:t>
       </w:r>
     </w:p>
@@ -1059,16 +1964,30 @@
         <w:pStyle w:val="Heading4"/>
       </w:pPr>
       <w:r>
+        <w:rPr>
+          <w:lang w:val="pt_PT" w:bidi="pt_PT"/>
+        </w:rPr>
         <w:t>“Aquele que guarda os seus mandamentos permanece nele, e ele nele” (3.24)</w:t>
       </w:r>
     </w:p>
     <w:p>
-      <w:r/>
-      <w:r>
+      <w:pPr/>
+      <w:r>
+        <w:rPr>
+          <w:lang w:val="pt_PT" w:bidi="pt_PT"/>
+        </w:rPr>
+      </w:r>
+      <w:r>
+        <w:rPr>
+          <w:lang w:val="pt_PT" w:bidi="pt_PT"/>
+        </w:rPr>
         <w:t xml:space="preserve">Isso não significa que manter nossa salvação dependa de realizar certas obras. Em vez disso, João está descrevendo os resultados de guardar os mandamentos que ele menciona em </w:t>
       </w:r>
       <w:hyperlink r:id="rId27">
         <w:r>
+          <w:rPr>
+            <w:lang w:val="pt_PT" w:bidi="pt_PT"/>
+          </w:rPr>
           <w:rPr>
             <w:color w:val="0000EE"/>
             <w:u w:val="single"/>
@@ -1077,18 +1996,33 @@
         </w:r>
       </w:hyperlink>
       <w:r>
+        <w:rPr>
+          <w:lang w:val="pt_PT" w:bidi="pt_PT"/>
+        </w:rPr>
         <w:t xml:space="preserve">. Esses mandamentos são acreditar em Jesus e amar uns aos outros. João está dizendo que a pessoa que acredita em Jesus e ama os outros demonstra que tem um relacionamento próximo com Deus e que continuará a ter esse relacionamento próximo devido a essa obediência. Cristãos ao redor do mundo têm crenças diferentes sobre se pessoas que foram salvas podem perder sua salvação. Isso não é o que João está abordando aqui, e os tradutores devem ter cuidado para não deixar que sua compreensão desse assunto afete como traduzem esta passagem. (Veja: </w:t>
       </w:r>
       <w:r>
+        <w:rPr>
+          <w:lang w:val="pt_PT" w:bidi="pt_PT"/>
+        </w:rPr>
         <w:t>Eternidade</w:t>
       </w:r>
       <w:r>
+        <w:rPr>
+          <w:lang w:val="pt_PT" w:bidi="pt_PT"/>
+        </w:rPr>
         <w:t xml:space="preserve"> e </w:t>
       </w:r>
       <w:r>
+        <w:rPr>
+          <w:lang w:val="pt_PT" w:bidi="pt_PT"/>
+        </w:rPr>
         <w:t>Salvar</w:t>
       </w:r>
       <w:r>
+        <w:rPr>
+          <w:lang w:val="pt_PT" w:bidi="pt_PT"/>
+        </w:rPr>
         <w:t>)</w:t>
       </w:r>
     </w:p>
@@ -1097,16 +2031,30 @@
         <w:pStyle w:val="Heading3"/>
       </w:pPr>
       <w:r>
+        <w:rPr>
+          <w:lang w:val="pt_PT" w:bidi="pt_PT"/>
+        </w:rPr>
         <w:t>Questões textuais importantes nesse capítulo</w:t>
       </w:r>
     </w:p>
     <w:p>
-      <w:r/>
-      <w:r>
+      <w:pPr/>
+      <w:r>
+        <w:rPr>
+          <w:lang w:val="pt_PT" w:bidi="pt_PT"/>
+        </w:rPr>
+      </w:r>
+      <w:r>
+        <w:rPr>
+          <w:lang w:val="pt_PT" w:bidi="pt_PT"/>
+        </w:rPr>
         <w:t xml:space="preserve">Em </w:t>
       </w:r>
       <w:hyperlink r:id="rId28">
         <w:r>
+          <w:rPr>
+            <w:lang w:val="pt_PT" w:bidi="pt_PT"/>
+          </w:rPr>
           <w:rPr>
             <w:color w:val="0000EE"/>
             <w:u w:val="single"/>
@@ -1115,35 +2063,89 @@
         </w:r>
       </w:hyperlink>
       <w:r>
+        <w:rPr>
+          <w:lang w:val="pt_PT" w:bidi="pt_PT"/>
+        </w:rPr>
         <w:t xml:space="preserve">, os manuscritos antigos mais precisos incluem as palavras “e nós somos”. No entanto, alguns outros manuscritos antigos não incluem essas palavras, e por isso algumas Bíblias não as têm. Se já existir uma tradução da Bíblia em sua região, considere usar a leitura encontrada nessa versão. Se uma tradução ainda não existir, recomendamos que você siga a leitura dos manuscritos antigos mais precisos. (Veja: </w:t>
       </w:r>
       <w:r>
+        <w:rPr>
+          <w:lang w:val="pt_PT" w:bidi="pt_PT"/>
+        </w:rPr>
         <w:t>Variantes textuais</w:t>
       </w:r>
       <w:r>
+        <w:rPr>
+          <w:lang w:val="pt_PT" w:bidi="pt_PT"/>
+        </w:rPr>
         <w:t>)</w:t>
       </w:r>
-      <w:r/>
-      <w:r/>
-    </w:p>
-    <w:p>
-      <w:r/>
+      <w:r>
+        <w:rPr>
+          <w:lang w:val="pt_PT" w:bidi="pt_PT"/>
+        </w:rPr>
+      </w:r>
+      <w:r>
+        <w:rPr>
+          <w:lang w:val="pt_PT" w:bidi="pt_PT"/>
+        </w:rPr>
+      </w:r>
+    </w:p>
+    <w:p>
+      <w:pPr/>
+      <w:r>
+        <w:rPr>
+          <w:lang w:val="pt_PT" w:bidi="pt_PT"/>
+        </w:rPr>
+      </w:r>
     </w:p>
     <w:p>
       <w:pPr>
         <w:pStyle w:val="Heading2"/>
       </w:pPr>
       <w:r>
+        <w:rPr>
+          <w:lang w:val="pt_PT" w:bidi="pt_PT"/>
+        </w:rPr>
         <w:t>1 João - Introdução ao capítulo 4</w:t>
       </w:r>
-      <w:r/>
+      <w:r>
+        <w:rPr>
+          <w:lang w:val="pt_PT" w:bidi="pt_PT"/>
+        </w:rPr>
+      </w:r>
     </w:p>
     <w:p>
       <w:pPr>
         <w:pStyle w:val="Heading3"/>
       </w:pPr>
       <w:r>
+        <w:rPr>
+          <w:lang w:val="pt_PT" w:bidi="pt_PT"/>
+        </w:rPr>
         <w:t>Estrutura e formatação</w:t>
+      </w:r>
+    </w:p>
+    <w:p>
+      <w:pPr>
+        <w:pStyle w:val="ListNumber"/>
+        <w:numPr>
+          <w:ilvl w:val="0"/>
+          <w:numId w:val="19"/>
+        </w:numPr>
+        <w:spacing w:line="240" w:lineRule="auto"/>
+        <w:ind w:left="720"/>
+      </w:pPr>
+      <w:r>
+        <w:rPr>
+          <w:lang w:val="pt_PT" w:bidi="pt_PT"/>
+        </w:rPr>
+      </w:r>
+      <w:r>
+        <w:rPr>
+          <w:lang w:val="pt_PT" w:bidi="pt_PT"/>
+        </w:rPr>
+        <w:t>É um falso ensino negar que Jesus se tornou humano (4.1–6)</w:t>
       </w:r>
     </w:p>
     <w:p>
@@ -1152,19 +2154,15 @@
         <w:spacing w:line="240" w:lineRule="auto"/>
         <w:ind w:left="720"/>
       </w:pPr>
-      <w:r/>
-      <w:r>
-        <w:t>É um falso ensino negar que Jesus se tornou humano (4.1–6)</w:t>
-      </w:r>
-    </w:p>
-    <w:p>
-      <w:pPr>
-        <w:pStyle w:val="ListNumber"/>
-        <w:spacing w:line="240" w:lineRule="auto"/>
-        <w:ind w:left="720"/>
-      </w:pPr>
-      <w:r/>
-      <w:r>
+      <w:r>
+        <w:rPr>
+          <w:lang w:val="pt_PT" w:bidi="pt_PT"/>
+        </w:rPr>
+      </w:r>
+      <w:r>
+        <w:rPr>
+          <w:lang w:val="pt_PT" w:bidi="pt_PT"/>
+        </w:rPr>
         <w:t>Os verdadeiros crentes amam uns aos outros como Deus os amou (4.7–21)</w:t>
       </w:r>
     </w:p>
@@ -1173,6 +2171,9 @@
         <w:pStyle w:val="Heading3"/>
       </w:pPr>
       <w:r>
+        <w:rPr>
+          <w:lang w:val="pt_PT" w:bidi="pt_PT"/>
+        </w:rPr>
         <w:t>Conceitos especiais neste capítulo</w:t>
       </w:r>
     </w:p>
@@ -1181,12 +2182,23 @@
         <w:pStyle w:val="Heading4"/>
       </w:pPr>
       <w:r>
+        <w:rPr>
+          <w:lang w:val="pt_PT" w:bidi="pt_PT"/>
+        </w:rPr>
         <w:t>“Espírito” e “espírito”</w:t>
       </w:r>
     </w:p>
     <w:p>
-      <w:r/>
-      <w:r>
+      <w:pPr/>
+      <w:r>
+        <w:rPr>
+          <w:lang w:val="pt_PT" w:bidi="pt_PT"/>
+        </w:rPr>
+      </w:r>
+      <w:r>
+        <w:rPr>
+          <w:lang w:val="pt_PT" w:bidi="pt_PT"/>
+        </w:rPr>
         <w:t>João utiliza a palavra "espírito" de diferentes maneiras neste capítulo. Em algumas ocasiões, a palavra "espírito" refere-se claramente a um ser sobrenatural. Outras vezes, a palavra "espírito" pode se referir tanto ao espírito humano, ao caráter de algo, quanto a um ser sobrenatural. Assim, as expressões "o espírito do Anticristo", "o espírito da verdade" e "o espírito do erro" podem se referir ao espírito dos humanos que promovem essas coisas, às atitudes e pensamentos típicos dessas coisas, ou a seres espirituais que inspiram essas coisas. Quando a palavra é escrita com letra maiúscula, como nas expressões "o Espírito de Deus" e "seu Espírito", refere-se ao Espírito Santo.</w:t>
       </w:r>
     </w:p>
@@ -1195,6 +2207,9 @@
         <w:pStyle w:val="Heading3"/>
       </w:pPr>
       <w:r>
+        <w:rPr>
+          <w:lang w:val="pt_PT" w:bidi="pt_PT"/>
+        </w:rPr>
         <w:t>Outras possíveis dificuldades de tradução neste capítulo</w:t>
       </w:r>
     </w:p>
@@ -1203,18 +2218,35 @@
         <w:pStyle w:val="Heading4"/>
       </w:pPr>
       <w:r>
+        <w:rPr>
+          <w:lang w:val="pt_PT" w:bidi="pt_PT"/>
+        </w:rPr>
         <w:t>Amando a Deus</w:t>
       </w:r>
     </w:p>
     <w:p>
-      <w:r/>
-      <w:r>
+      <w:pPr/>
+      <w:r>
+        <w:rPr>
+          <w:lang w:val="pt_PT" w:bidi="pt_PT"/>
+        </w:rPr>
+      </w:r>
+      <w:r>
+        <w:rPr>
+          <w:lang w:val="pt_PT" w:bidi="pt_PT"/>
+        </w:rPr>
         <w:t xml:space="preserve">Se as pessoas amam a Deus, elas devem demonstrar isso na maneira como vivem e na forma como tratam outras pessoas. Agir assim pode nos assegurar de que Deus nos salvou e que pertencemos a Ele. No entanto, amar os outros não nos salva. Certifique-se de que isso esteja claro em sua tradução. João diz em 4.7 que “todo aquele que ama é nascido de Deus e conhece a Deus”. Como as notas explicam, isso significa que Deus é o pai espiritual de todos que amam, e todos que amam estão em um relacionamento próximo com Deus. Mas esse amor de Deus é um sinal de que eles pertencem a Deus apenas por causa do que Jesus fez por eles na cruz, como João diz em 4.10. Eles foram salvos pelo que Jesus fez, não porque amaram os outros. (Veja: </w:t>
       </w:r>
       <w:r>
+        <w:rPr>
+          <w:lang w:val="pt_PT" w:bidi="pt_PT"/>
+        </w:rPr>
         <w:t>Salvar</w:t>
       </w:r>
       <w:r>
+        <w:rPr>
+          <w:lang w:val="pt_PT" w:bidi="pt_PT"/>
+        </w:rPr>
         <w:t>)</w:t>
       </w:r>
     </w:p>
@@ -1223,16 +2255,30 @@
         <w:pStyle w:val="Heading3"/>
       </w:pPr>
       <w:r>
+        <w:rPr>
+          <w:lang w:val="pt_PT" w:bidi="pt_PT"/>
+        </w:rPr>
         <w:t>Questões textuais importantes neste capítulo</w:t>
       </w:r>
     </w:p>
     <w:p>
-      <w:r/>
-      <w:r>
+      <w:pPr/>
+      <w:r>
+        <w:rPr>
+          <w:lang w:val="pt_PT" w:bidi="pt_PT"/>
+        </w:rPr>
+      </w:r>
+      <w:r>
+        <w:rPr>
+          <w:lang w:val="pt_PT" w:bidi="pt_PT"/>
+        </w:rPr>
         <w:t xml:space="preserve">Em </w:t>
       </w:r>
       <w:hyperlink r:id="rId29">
         <w:r>
+          <w:rPr>
+            <w:lang w:val="pt_PT" w:bidi="pt_PT"/>
+          </w:rPr>
           <w:rPr>
             <w:color w:val="0000EE"/>
             <w:u w:val="single"/>
@@ -1241,35 +2287,89 @@
         </w:r>
       </w:hyperlink>
       <w:r>
+        <w:rPr>
+          <w:lang w:val="pt_PT" w:bidi="pt_PT"/>
+        </w:rPr>
         <w:t xml:space="preserve">, os manuscritos antigos mais precisos dizem "reconhecer Jesus". Alguns outros manuscritos antigos dizem "reconhecer Jesus Cristo vindo em carne". (Alguns desses manuscritos dizem "Jesus" ou "o Senhor Jesus" em vez de "Jesus Cristo"). Se uma tradução da Bíblia já existir em sua região, considere usar a leitura encontrada nessa versão. Se uma tradução ainda não existir, recomendamos que você siga a leitura dos manuscritos antigos mais precisos, ou seja, os que dizem "reconhecer Jesus". (Veja: </w:t>
       </w:r>
       <w:r>
+        <w:rPr>
+          <w:lang w:val="pt_PT" w:bidi="pt_PT"/>
+        </w:rPr>
         <w:t>Variantes textuais</w:t>
       </w:r>
       <w:r>
+        <w:rPr>
+          <w:lang w:val="pt_PT" w:bidi="pt_PT"/>
+        </w:rPr>
         <w:t>)</w:t>
       </w:r>
-      <w:r/>
-      <w:r/>
-    </w:p>
-    <w:p>
-      <w:r/>
+      <w:r>
+        <w:rPr>
+          <w:lang w:val="pt_PT" w:bidi="pt_PT"/>
+        </w:rPr>
+      </w:r>
+      <w:r>
+        <w:rPr>
+          <w:lang w:val="pt_PT" w:bidi="pt_PT"/>
+        </w:rPr>
+      </w:r>
+    </w:p>
+    <w:p>
+      <w:pPr/>
+      <w:r>
+        <w:rPr>
+          <w:lang w:val="pt_PT" w:bidi="pt_PT"/>
+        </w:rPr>
+      </w:r>
     </w:p>
     <w:p>
       <w:pPr>
         <w:pStyle w:val="Heading2"/>
       </w:pPr>
       <w:r>
+        <w:rPr>
+          <w:lang w:val="pt_PT" w:bidi="pt_PT"/>
+        </w:rPr>
         <w:t>1 João - Introdução ao capítulo 5</w:t>
       </w:r>
-      <w:r/>
+      <w:r>
+        <w:rPr>
+          <w:lang w:val="pt_PT" w:bidi="pt_PT"/>
+        </w:rPr>
+      </w:r>
     </w:p>
     <w:p>
       <w:pPr>
         <w:pStyle w:val="Heading3"/>
       </w:pPr>
       <w:r>
+        <w:rPr>
+          <w:lang w:val="pt_PT" w:bidi="pt_PT"/>
+        </w:rPr>
         <w:t>Estrutura e formatação</w:t>
+      </w:r>
+    </w:p>
+    <w:p>
+      <w:pPr>
+        <w:pStyle w:val="ListNumber"/>
+        <w:numPr>
+          <w:ilvl w:val="0"/>
+          <w:numId w:val="20"/>
+        </w:numPr>
+        <w:spacing w:line="240" w:lineRule="auto"/>
+        <w:ind w:left="720"/>
+      </w:pPr>
+      <w:r>
+        <w:rPr>
+          <w:lang w:val="pt_PT" w:bidi="pt_PT"/>
+        </w:rPr>
+      </w:r>
+      <w:r>
+        <w:rPr>
+          <w:lang w:val="pt_PT" w:bidi="pt_PT"/>
+        </w:rPr>
+        <w:t>Negar que Jesus é o Filho de Deus é um falso ensino (5.1–12)</w:t>
       </w:r>
     </w:p>
     <w:p>
@@ -1278,19 +2378,15 @@
         <w:spacing w:line="240" w:lineRule="auto"/>
         <w:ind w:left="720"/>
       </w:pPr>
-      <w:r/>
-      <w:r>
-        <w:t>Negar que Jesus é o Filho de Deus é um falso ensino (5.1–12)</w:t>
-      </w:r>
-    </w:p>
-    <w:p>
-      <w:pPr>
-        <w:pStyle w:val="ListNumber"/>
-        <w:spacing w:line="240" w:lineRule="auto"/>
-        <w:ind w:left="720"/>
-      </w:pPr>
-      <w:r/>
-      <w:r>
+      <w:r>
+        <w:rPr>
+          <w:lang w:val="pt_PT" w:bidi="pt_PT"/>
+        </w:rPr>
+      </w:r>
+      <w:r>
+        <w:rPr>
+          <w:lang w:val="pt_PT" w:bidi="pt_PT"/>
+        </w:rPr>
         <w:t>Fechamento da Carta (5.13–21)</w:t>
       </w:r>
     </w:p>
@@ -1299,6 +2395,9 @@
         <w:pStyle w:val="Heading3"/>
       </w:pPr>
       <w:r>
+        <w:rPr>
+          <w:lang w:val="pt_PT" w:bidi="pt_PT"/>
+        </w:rPr>
         <w:t>Possíveis dificuldades de tradução neste capítulo</w:t>
       </w:r>
     </w:p>
@@ -1307,16 +2406,30 @@
         <w:pStyle w:val="Heading4"/>
       </w:pPr>
       <w:r>
+        <w:rPr>
+          <w:lang w:val="pt_PT" w:bidi="pt_PT"/>
+        </w:rPr>
         <w:t>“um pecado que leva à morte”</w:t>
       </w:r>
     </w:p>
     <w:p>
-      <w:r/>
-      <w:r>
+      <w:pPr/>
+      <w:r>
+        <w:rPr>
+          <w:lang w:val="pt_PT" w:bidi="pt_PT"/>
+        </w:rPr>
+      </w:r>
+      <w:r>
+        <w:rPr>
+          <w:lang w:val="pt_PT" w:bidi="pt_PT"/>
+        </w:rPr>
         <w:t xml:space="preserve">Não está totalmente claro o que João quer dizer com esta frase. A palavra “morte” pode se referir tanto à morte física quanto à morte espiritual, que é a separação eterna de Deus. Veja a discussão adicional nas notas de </w:t>
       </w:r>
       <w:hyperlink r:id="rId30">
         <w:r>
+          <w:rPr>
+            <w:lang w:val="pt_PT" w:bidi="pt_PT"/>
+          </w:rPr>
           <w:rPr>
             <w:color w:val="0000EE"/>
             <w:u w:val="single"/>
@@ -1325,12 +2438,21 @@
         </w:r>
       </w:hyperlink>
       <w:r>
+        <w:rPr>
+          <w:lang w:val="pt_PT" w:bidi="pt_PT"/>
+        </w:rPr>
         <w:t xml:space="preserve">. (Veja: </w:t>
       </w:r>
       <w:r>
+        <w:rPr>
+          <w:lang w:val="pt_PT" w:bidi="pt_PT"/>
+        </w:rPr>
         <w:t>morte</w:t>
       </w:r>
       <w:r>
+        <w:rPr>
+          <w:lang w:val="pt_PT" w:bidi="pt_PT"/>
+        </w:rPr>
         <w:t>)</w:t>
       </w:r>
     </w:p>
@@ -1339,18 +2461,35 @@
         <w:pStyle w:val="Heading4"/>
       </w:pPr>
       <w:r>
+        <w:rPr>
+          <w:lang w:val="pt_PT" w:bidi="pt_PT"/>
+        </w:rPr>
         <w:t>“o mundo inteiro está sob o poder do maligno”</w:t>
       </w:r>
     </w:p>
     <w:p>
-      <w:r/>
-      <w:r>
+      <w:pPr/>
+      <w:r>
+        <w:rPr>
+          <w:lang w:val="pt_PT" w:bidi="pt_PT"/>
+        </w:rPr>
+      </w:r>
+      <w:r>
+        <w:rPr>
+          <w:lang w:val="pt_PT" w:bidi="pt_PT"/>
+        </w:rPr>
         <w:t xml:space="preserve">A expressão “o maligno” refere-se a Satanás. Deus permitiu que ele governasse o mundo, mas, em última análise, Deus tem controle sobre tudo. Deus mantém seus filhos seguros do maligno. (Veja: </w:t>
       </w:r>
       <w:r>
+        <w:rPr>
+          <w:lang w:val="pt_PT" w:bidi="pt_PT"/>
+        </w:rPr>
         <w:t>Satanás</w:t>
       </w:r>
       <w:r>
+        <w:rPr>
+          <w:lang w:val="pt_PT" w:bidi="pt_PT"/>
+        </w:rPr>
         <w:t>)</w:t>
       </w:r>
     </w:p>
@@ -1359,16 +2498,30 @@
         <w:pStyle w:val="Heading3"/>
       </w:pPr>
       <w:r>
+        <w:rPr>
+          <w:lang w:val="pt_PT" w:bidi="pt_PT"/>
+        </w:rPr>
         <w:t>Questões textuais importantes neste capítulo</w:t>
       </w:r>
     </w:p>
     <w:p>
-      <w:r/>
-      <w:r>
+      <w:pPr/>
+      <w:r>
+        <w:rPr>
+          <w:lang w:val="pt_PT" w:bidi="pt_PT"/>
+        </w:rPr>
+      </w:r>
+      <w:r>
+        <w:rPr>
+          <w:lang w:val="pt_PT" w:bidi="pt_PT"/>
+        </w:rPr>
         <w:t xml:space="preserve">Em </w:t>
       </w:r>
       <w:hyperlink r:id="rId31">
         <w:r>
+          <w:rPr>
+            <w:lang w:val="pt_PT" w:bidi="pt_PT"/>
+          </w:rPr>
           <w:rPr>
             <w:color w:val="0000EE"/>
             <w:u w:val="single"/>
@@ -1377,22 +2530,42 @@
         </w:r>
       </w:hyperlink>
       <w:r>
+        <w:rPr>
+          <w:lang w:val="pt_PT" w:bidi="pt_PT"/>
+        </w:rPr>
         <w:t xml:space="preserve">, todos os manuscritos antigos dizem: “Porque há três que testificam, o Espírito, a água e o sangue, e os três são um”. Alguns manuscritos muito posteriores dizem: “Porque há três que testificam no céu: o Pai, a Palavra e o Espírito Santo, e estes três são um; e há três que testificam na terra: o Espírito, a água e o sangue, e estes três são um”. Neste caso, os tradutores são aconselhados a traduzir de acordo com o que está escrito nos manuscritos antigos, já que há um amplo consenso de que segue a leitura precisa. No entanto, se houver versões mais antigas da Bíblia em sua região que tenham a leitura mais longa, você pode incluí-la, mas deve colocá-la entre colchetes [ ] e indicar em uma nota de rodapé que provavelmente não estava na versão original de 1 João. (Veja: </w:t>
       </w:r>
       <w:r>
+        <w:rPr>
+          <w:lang w:val="pt_PT" w:bidi="pt_PT"/>
+        </w:rPr>
         <w:t>Variantes textuais</w:t>
       </w:r>
       <w:r>
+        <w:rPr>
+          <w:lang w:val="pt_PT" w:bidi="pt_PT"/>
+        </w:rPr>
         <w:t>)</w:t>
       </w:r>
     </w:p>
     <w:p>
-      <w:r/>
-      <w:r>
+      <w:pPr/>
+      <w:r>
+        <w:rPr>
+          <w:lang w:val="pt_PT" w:bidi="pt_PT"/>
+        </w:rPr>
+      </w:r>
+      <w:r>
+        <w:rPr>
+          <w:lang w:val="pt_PT" w:bidi="pt_PT"/>
+        </w:rPr>
         <w:t xml:space="preserve">Em </w:t>
       </w:r>
       <w:hyperlink r:id="rId32">
         <w:r>
+          <w:rPr>
+            <w:lang w:val="pt_PT" w:bidi="pt_PT"/>
+          </w:rPr>
           <w:rPr>
             <w:color w:val="0000EE"/>
             <w:u w:val="single"/>
@@ -1401,10 +2574,21 @@
         </w:r>
       </w:hyperlink>
       <w:r>
+        <w:rPr>
+          <w:lang w:val="pt_PT" w:bidi="pt_PT"/>
+        </w:rPr>
         <w:t>, a maioria dos manuscritos antigos diz: “aquele que é gerado de Deus guarda a si mesmo". Isso significa que o crente, que João acabou de mencionar como “tendo sido gerado de Deus” em um sentido espiritual, se mantém afastado do pecado. No entanto, muitos manuscritos antigos dizem: “aquele que é gerado de Deus o guarda". Isso significa que Jesus, o verdadeiro e unigênito Filho de Deus, guarda o crente do pecado. A maioria das traduções em português segue esta última leitura. Isso provavelmente ocorre porque a leitura com “o” (ou, "ele" — Jesus) parece fazer uma declaração teológica mais significativa do que a outra leitura. Os estudiosos estão divididos sobre isso, então qualquer escolha é aceitável. Você pode querer seguir a leitura das traduções respeitadas em sua área.</w:t>
       </w:r>
-      <w:r/>
-      <w:r/>
+      <w:r>
+        <w:rPr>
+          <w:lang w:val="pt_PT" w:bidi="pt_PT"/>
+        </w:rPr>
+      </w:r>
+      <w:r>
+        <w:rPr>
+          <w:lang w:val="pt_PT" w:bidi="pt_PT"/>
+        </w:rPr>
+      </w:r>
     </w:p>
     <w:sectPr>
       <w:footnotePr>
@@ -3296,6 +4480,48 @@
   <w:num w:numId="13" w16cid:durableId="592781308">
     <w:abstractNumId w:val="11"/>
   </w:num>
+  <w:num w:numId="14">
+    <w:abstractNumId w:val="3"/>
+    <w:lvlOverride w:ilvl="0">
+      <w:startOverride w:val="1"/>
+    </w:lvlOverride>
+  </w:num>
+  <w:num w:numId="15">
+    <w:abstractNumId w:val="3"/>
+    <w:lvlOverride w:ilvl="0">
+      <w:startOverride w:val="1"/>
+    </w:lvlOverride>
+  </w:num>
+  <w:num w:numId="16">
+    <w:abstractNumId w:val="3"/>
+    <w:lvlOverride w:ilvl="0">
+      <w:startOverride w:val="1"/>
+    </w:lvlOverride>
+  </w:num>
+  <w:num w:numId="17">
+    <w:abstractNumId w:val="3"/>
+    <w:lvlOverride w:ilvl="0">
+      <w:startOverride w:val="1"/>
+    </w:lvlOverride>
+  </w:num>
+  <w:num w:numId="18">
+    <w:abstractNumId w:val="3"/>
+    <w:lvlOverride w:ilvl="0">
+      <w:startOverride w:val="1"/>
+    </w:lvlOverride>
+  </w:num>
+  <w:num w:numId="19">
+    <w:abstractNumId w:val="3"/>
+    <w:lvlOverride w:ilvl="0">
+      <w:startOverride w:val="1"/>
+    </w:lvlOverride>
+  </w:num>
+  <w:num w:numId="20">
+    <w:abstractNumId w:val="3"/>
+    <w:lvlOverride w:ilvl="0">
+      <w:startOverride w:val="1"/>
+    </w:lvlOverride>
+  </w:num>
   <w:numIdMacAtCleanup w:val="10"/>
 </w:numbering>
 </file>
@@ -3306,7 +4532,7 @@
     <w:rPrDefault>
       <w:rPr>
         <w:rFonts w:ascii="Times New Roman" w:eastAsia="Times New Roman" w:hAnsi="Times New Roman" w:cs="Times New Roman"/>
-        <w:lang w:val="en-US" w:eastAsia="en-US" w:bidi="ar-SA"/>
+        <w:lang w:val="pt_PT" w:eastAsia="en-US" w:bidi="ar-SA"/>
       </w:rPr>
     </w:rPrDefault>
     <w:pPrDefault/>

--- a/por/docx/62.content.docx
+++ b/por/docx/62.content.docx
@@ -28,22 +28,6 @@
       </w:r>
     </w:p>
     <w:p>
-      <w:pPr>
-        <w:pStyle w:val="Heading2"/>
-      </w:pPr>
-      <w:r>
-        <w:rPr>
-          <w:lang w:val="pt_PT" w:bidi="pt_PT"/>
-        </w:rPr>
-        <w:t>License Information</w:t>
-      </w:r>
-      <w:r>
-        <w:rPr>
-          <w:lang w:val="pt_PT" w:bidi="pt_PT"/>
-        </w:rPr>
-      </w:r>
-    </w:p>
-    <w:p>
       <w:pPr/>
       <w:r>
         <w:rPr>
@@ -55,86 +39,37 @@
           <w:b/>
           <w:lang w:val="pt_PT" w:bidi="pt_PT"/>
         </w:rPr>
-        <w:t>Notas de Tradução (unfoldingWord)</w:t>
-      </w:r>
-      <w:r>
-        <w:rPr>
-          <w:lang w:val="pt_PT" w:bidi="pt_PT"/>
-        </w:rPr>
-        <w:t xml:space="preserve"> (Portuguese) is based on</w:t>
-      </w:r>
-      <w:r>
-        <w:rPr>
-          <w:lang w:val="pt_PT" w:bidi="pt_PT"/>
-        </w:rPr>
-        <w:t xml:space="preserve">: </w:t>
-      </w:r>
-      <w:r>
-        <w:rPr>
-          <w:lang w:val="pt_PT" w:bidi="pt_PT"/>
-        </w:rPr>
         <w:t>unfoldingWord® Translation Notes</w:t>
       </w:r>
       <w:r>
         <w:rPr>
           <w:lang w:val="pt_PT" w:bidi="pt_PT"/>
         </w:rPr>
-        <w:t xml:space="preserve">, </w:t>
-      </w:r>
-      <w:hyperlink r:id="rId13">
-        <w:r>
-          <w:rPr>
-            <w:lang w:val="pt_PT" w:bidi="pt_PT"/>
-          </w:rPr>
-          <w:rPr>
-            <w:color w:val="0000EE"/>
-            <w:u w:val="single"/>
-          </w:rPr>
-          <w:t>unfoldingWord</w:t>
-        </w:r>
-      </w:hyperlink>
-      <w:r>
-        <w:rPr>
-          <w:lang w:val="pt_PT" w:bidi="pt_PT"/>
-        </w:rPr>
-        <w:t xml:space="preserve">, 2022, which is licensed under a </w:t>
-      </w:r>
-      <w:hyperlink r:id="rId14">
-        <w:r>
-          <w:rPr>
-            <w:lang w:val="pt_PT" w:bidi="pt_PT"/>
-          </w:rPr>
-          <w:rPr>
-            <w:color w:val="0000EE"/>
-            <w:u w:val="single"/>
-          </w:rPr>
-          <w:t>CC BY-SA 4.0 license</w:t>
-        </w:r>
-      </w:hyperlink>
-      <w:r>
-        <w:rPr>
-          <w:lang w:val="pt_PT" w:bidi="pt_PT"/>
-        </w:rPr>
-        <w:t>.</w:t>
-      </w:r>
-      <w:r>
-        <w:rPr>
-          <w:lang w:val="pt_PT" w:bidi="pt_PT"/>
-        </w:rPr>
-      </w:r>
-    </w:p>
-    <w:p>
-      <w:pPr/>
-      <w:r>
-        <w:rPr>
-          <w:lang w:val="pt_PT" w:bidi="pt_PT"/>
-        </w:rPr>
-      </w:r>
-      <w:r>
-        <w:rPr>
-          <w:lang w:val="pt_PT" w:bidi="pt_PT"/>
-        </w:rPr>
-        <w:t>This PDF version is provided under the same license.</w:t>
+        <w:t xml:space="preserve"> © 2022 unfoldingWord. Released under CC BY-SA 4.0 license. </w:t>
+      </w:r>
+      <w:r>
+        <w:rPr>
+          <w:lang w:val="pt_PT" w:bidi="pt_PT"/>
+        </w:rPr>
+        <w:t>unfoldingWord® Translation Notes</w:t>
+      </w:r>
+      <w:r>
+        <w:rPr>
+          <w:lang w:val="pt_PT" w:bidi="pt_PT"/>
+        </w:rPr>
+        <w:t xml:space="preserve"> has been adapted in the following languages: Tok Pisin, Arabic (عربي), French (Français), Hindi (हिंदी), Indonesian (Bahasa Indonesia), Portuguese (Português), Russian (Русский), Spanish (Español), Swahili (Kiswahili), and Simplified Chinese (简体中文) from </w:t>
+      </w:r>
+      <w:r>
+        <w:rPr>
+          <w:lang w:val="pt_PT" w:bidi="pt_PT"/>
+        </w:rPr>
+        <w:t>unfoldingWord® Translation Notes</w:t>
+      </w:r>
+      <w:r>
+        <w:rPr>
+          <w:lang w:val="pt_PT" w:bidi="pt_PT"/>
+        </w:rPr>
+        <w:t xml:space="preserve"> © 2022 unfoldingWord. Released under CC BY-SA 4.0 license by Mission Mutual</w:t>
       </w:r>
       <w:r>
         <w:rPr>
@@ -809,7 +744,7 @@
         </w:rPr>
         <w:t xml:space="preserve">Os tradutores podem achar difícil representar essas ideias em suas próprias línguas se tentarem usar exatamente as mesmas palavras e expressões todas as vezes. Por exemplo, em </w:t>
       </w:r>
-      <w:hyperlink r:id="rId15">
+      <w:hyperlink r:id="rId13">
         <w:r>
           <w:rPr>
             <w:lang w:val="pt_PT" w:bidi="pt_PT"/>
@@ -827,7 +762,7 @@
         </w:rPr>
         <w:t xml:space="preserve">, quando João fala de um crente “permanecendo” em Deus, ele pretende expressar a ideia de que esse crente está espiritualmente unificado com Deus. Assim, a NTLH fala sobre como o crente “vive unido com Deus”. Para dar outro exemplo, para a declaração em </w:t>
       </w:r>
-      <w:hyperlink r:id="rId16">
+      <w:hyperlink r:id="rId14">
         <w:r>
           <w:rPr>
             <w:lang w:val="pt_PT" w:bidi="pt_PT"/>
@@ -870,7 +805,7 @@
         </w:rPr>
         <w:t xml:space="preserve">Em vários lugares nesta carta, João usa um termo que é geralmente traduzido como "surgir" ou “aparecer”. Este é, na verdade, uma forma verbal passiva em grego, mas como frequentemente acontece com tais formas nessa língua, pode ter um significado ativo. Quando tem um significado ativo, é importante reconhecer que não significa simplesmente “parecia estar lá”, como a palavra “apareceu” pode sugerir. Em vez disso, significa “veio a estar lá”. Isso é bem ilustrado pelo uso do termo em outro livro do Novo Testamento, 2 Coríntios, no qual Paulo escreve em </w:t>
       </w:r>
-      <w:hyperlink r:id="rId17">
+      <w:hyperlink r:id="rId15">
         <w:r>
           <w:rPr>
             <w:lang w:val="pt_PT" w:bidi="pt_PT"/>
@@ -902,7 +837,7 @@
         </w:rPr>
         <w:t xml:space="preserve">Ao longo da carta, é uma questão sutil de interpretação decidir se João está usando o termo “aparecer” em um sentido ativo ou passivo. Por exemplo, em </w:t>
       </w:r>
-      <w:hyperlink r:id="rId18">
+      <w:hyperlink r:id="rId16">
         <w:r>
           <w:rPr>
             <w:lang w:val="pt_PT" w:bidi="pt_PT"/>
@@ -1202,7 +1137,7 @@
         </w:rPr>
         <w:t xml:space="preserve">João usa a frase “a Palavra da vida” para se referir a Jesus em </w:t>
       </w:r>
-      <w:hyperlink r:id="rId19">
+      <w:hyperlink r:id="rId17">
         <w:r>
           <w:rPr>
             <w:lang w:val="pt_PT" w:bidi="pt_PT"/>
@@ -1257,7 +1192,7 @@
         </w:rPr>
         <w:t xml:space="preserve">Como muitas composições gregas dessa época, por motivos estilísticos, esta carta começa com uma frase muito longa. Vai desde o início de </w:t>
       </w:r>
-      <w:hyperlink r:id="rId19">
+      <w:hyperlink r:id="rId17">
         <w:r>
           <w:rPr>
             <w:lang w:val="pt_PT" w:bidi="pt_PT"/>
@@ -1275,7 +1210,7 @@
         </w:rPr>
         <w:t xml:space="preserve"> até o meio de </w:t>
       </w:r>
-      <w:hyperlink r:id="rId20">
+      <w:hyperlink r:id="rId18">
         <w:r>
           <w:rPr>
             <w:lang w:val="pt_PT" w:bidi="pt_PT"/>
@@ -1349,7 +1284,7 @@
         </w:rPr>
         <w:t xml:space="preserve">Outra abordagem que também poderia funcionar bem e que não exigiria um versículo-ponte seria deixar as frases na ordem atual, mas dividir a sentença em três partes nas divisões dos versículos. Se você fizer isso, também poderia colocar sua tradução da frase “sobre a Palavra da vida” no início em vez do final de </w:t>
       </w:r>
-      <w:hyperlink r:id="rId19">
+      <w:hyperlink r:id="rId17">
         <w:r>
           <w:rPr>
             <w:lang w:val="pt_PT" w:bidi="pt_PT"/>
@@ -1367,7 +1302,7 @@
         </w:rPr>
         <w:t xml:space="preserve"> e apresentá-la como uma introdução temática à carta. Caso contrário, seus leitores podem não perceber que se trata de uma carta até chegarem a </w:t>
       </w:r>
-      <w:hyperlink r:id="rId21">
+      <w:hyperlink r:id="rId19">
         <w:r>
           <w:rPr>
             <w:lang w:val="pt_PT" w:bidi="pt_PT"/>
@@ -1413,7 +1348,7 @@
         </w:rPr>
         <w:t xml:space="preserve">As notas para </w:t>
       </w:r>
-      <w:hyperlink r:id="rId22">
+      <w:hyperlink r:id="rId20">
         <w:r>
           <w:rPr>
             <w:lang w:val="pt_PT" w:bidi="pt_PT"/>
@@ -1468,7 +1403,7 @@
         </w:rPr>
         <w:t xml:space="preserve">Em </w:t>
       </w:r>
-      <w:hyperlink r:id="rId21">
+      <w:hyperlink r:id="rId19">
         <w:r>
           <w:rPr>
             <w:lang w:val="pt_PT" w:bidi="pt_PT"/>
@@ -1615,7 +1550,7 @@
         </w:rPr>
         <w:t xml:space="preserve">Para mostrar que João está escrevendo algo semelhante à poesia em </w:t>
       </w:r>
-      <w:hyperlink r:id="rId23">
+      <w:hyperlink r:id="rId21">
         <w:r>
           <w:rPr>
             <w:lang w:val="pt_PT" w:bidi="pt_PT"/>
@@ -1669,7 +1604,7 @@
         </w:rPr>
         <w:t xml:space="preserve">Em </w:t>
       </w:r>
-      <w:hyperlink r:id="rId24">
+      <w:hyperlink r:id="rId22">
         <w:r>
           <w:rPr>
             <w:lang w:val="pt_PT" w:bidi="pt_PT"/>
@@ -1687,7 +1622,7 @@
         </w:rPr>
         <w:t xml:space="preserve"> e </w:t>
       </w:r>
-      <w:hyperlink r:id="rId25">
+      <w:hyperlink r:id="rId23">
         <w:r>
           <w:rPr>
             <w:lang w:val="pt_PT" w:bidi="pt_PT"/>
@@ -1766,7 +1701,7 @@
         </w:rPr>
         <w:t xml:space="preserve">Em </w:t>
       </w:r>
-      <w:hyperlink r:id="rId26">
+      <w:hyperlink r:id="rId24">
         <w:r>
           <w:rPr>
             <w:lang w:val="pt_PT" w:bidi="pt_PT"/>
@@ -1983,7 +1918,7 @@
         </w:rPr>
         <w:t xml:space="preserve">Isso não significa que manter nossa salvação dependa de realizar certas obras. Em vez disso, João está descrevendo os resultados de guardar os mandamentos que ele menciona em </w:t>
       </w:r>
-      <w:hyperlink r:id="rId27">
+      <w:hyperlink r:id="rId25">
         <w:r>
           <w:rPr>
             <w:lang w:val="pt_PT" w:bidi="pt_PT"/>
@@ -2050,7 +1985,7 @@
         </w:rPr>
         <w:t xml:space="preserve">Em </w:t>
       </w:r>
-      <w:hyperlink r:id="rId28">
+      <w:hyperlink r:id="rId26">
         <w:r>
           <w:rPr>
             <w:lang w:val="pt_PT" w:bidi="pt_PT"/>
@@ -2274,7 +2209,7 @@
         </w:rPr>
         <w:t xml:space="preserve">Em </w:t>
       </w:r>
-      <w:hyperlink r:id="rId29">
+      <w:hyperlink r:id="rId27">
         <w:r>
           <w:rPr>
             <w:lang w:val="pt_PT" w:bidi="pt_PT"/>
@@ -2425,7 +2360,7 @@
         </w:rPr>
         <w:t xml:space="preserve">Não está totalmente claro o que João quer dizer com esta frase. A palavra “morte” pode se referir tanto à morte física quanto à morte espiritual, que é a separação eterna de Deus. Veja a discussão adicional nas notas de </w:t>
       </w:r>
-      <w:hyperlink r:id="rId30">
+      <w:hyperlink r:id="rId28">
         <w:r>
           <w:rPr>
             <w:lang w:val="pt_PT" w:bidi="pt_PT"/>
@@ -2517,7 +2452,7 @@
         </w:rPr>
         <w:t xml:space="preserve">Em </w:t>
       </w:r>
-      <w:hyperlink r:id="rId31">
+      <w:hyperlink r:id="rId29">
         <w:r>
           <w:rPr>
             <w:lang w:val="pt_PT" w:bidi="pt_PT"/>
@@ -2561,7 +2496,7 @@
         </w:rPr>
         <w:t xml:space="preserve">Em </w:t>
       </w:r>
-      <w:hyperlink r:id="rId32">
+      <w:hyperlink r:id="rId30">
         <w:r>
           <w:rPr>
             <w:lang w:val="pt_PT" w:bidi="pt_PT"/>

--- a/por/docx/62.content.docx
+++ b/por/docx/62.content.docx
@@ -28,6 +28,22 @@
       </w:r>
     </w:p>
     <w:p>
+      <w:pPr>
+        <w:pStyle w:val="Heading2"/>
+      </w:pPr>
+      <w:r>
+        <w:rPr>
+          <w:lang w:val="pt_PT" w:bidi="pt_PT"/>
+        </w:rPr>
+        <w:t>License Information</w:t>
+      </w:r>
+      <w:r>
+        <w:rPr>
+          <w:lang w:val="pt_PT" w:bidi="pt_PT"/>
+        </w:rPr>
+      </w:r>
+    </w:p>
+    <w:p>
       <w:pPr/>
       <w:r>
         <w:rPr>
@@ -39,37 +55,86 @@
           <w:b/>
           <w:lang w:val="pt_PT" w:bidi="pt_PT"/>
         </w:rPr>
+        <w:t>Notas de Tradução (unfoldingWord)</w:t>
+      </w:r>
+      <w:r>
+        <w:rPr>
+          <w:lang w:val="pt_PT" w:bidi="pt_PT"/>
+        </w:rPr>
+        <w:t xml:space="preserve"> (Portuguese) is based on</w:t>
+      </w:r>
+      <w:r>
+        <w:rPr>
+          <w:lang w:val="pt_PT" w:bidi="pt_PT"/>
+        </w:rPr>
+        <w:t xml:space="preserve">: </w:t>
+      </w:r>
+      <w:r>
+        <w:rPr>
+          <w:lang w:val="pt_PT" w:bidi="pt_PT"/>
+        </w:rPr>
         <w:t>unfoldingWord® Translation Notes</w:t>
       </w:r>
       <w:r>
         <w:rPr>
           <w:lang w:val="pt_PT" w:bidi="pt_PT"/>
         </w:rPr>
-        <w:t xml:space="preserve"> © 2022 unfoldingWord. Released under CC BY-SA 4.0 license. </w:t>
-      </w:r>
-      <w:r>
-        <w:rPr>
-          <w:lang w:val="pt_PT" w:bidi="pt_PT"/>
-        </w:rPr>
-        <w:t>unfoldingWord® Translation Notes</w:t>
-      </w:r>
-      <w:r>
-        <w:rPr>
-          <w:lang w:val="pt_PT" w:bidi="pt_PT"/>
-        </w:rPr>
-        <w:t xml:space="preserve"> has been adapted in the following languages: Tok Pisin, Arabic (عربي), French (Français), Hindi (हिंदी), Indonesian (Bahasa Indonesia), Portuguese (Português), Russian (Русский), Spanish (Español), Swahili (Kiswahili), and Simplified Chinese (简体中文) from </w:t>
-      </w:r>
-      <w:r>
-        <w:rPr>
-          <w:lang w:val="pt_PT" w:bidi="pt_PT"/>
-        </w:rPr>
-        <w:t>unfoldingWord® Translation Notes</w:t>
-      </w:r>
-      <w:r>
-        <w:rPr>
-          <w:lang w:val="pt_PT" w:bidi="pt_PT"/>
-        </w:rPr>
-        <w:t xml:space="preserve"> © 2022 unfoldingWord. Released under CC BY-SA 4.0 license by Mission Mutual</w:t>
+        <w:t xml:space="preserve">, </w:t>
+      </w:r>
+      <w:hyperlink r:id="rId13">
+        <w:r>
+          <w:rPr>
+            <w:lang w:val="pt_PT" w:bidi="pt_PT"/>
+          </w:rPr>
+          <w:rPr>
+            <w:color w:val="0000EE"/>
+            <w:u w:val="single"/>
+          </w:rPr>
+          <w:t>unfoldingWord</w:t>
+        </w:r>
+      </w:hyperlink>
+      <w:r>
+        <w:rPr>
+          <w:lang w:val="pt_PT" w:bidi="pt_PT"/>
+        </w:rPr>
+        <w:t xml:space="preserve">, 2022, which is licensed under a </w:t>
+      </w:r>
+      <w:hyperlink r:id="rId14">
+        <w:r>
+          <w:rPr>
+            <w:lang w:val="pt_PT" w:bidi="pt_PT"/>
+          </w:rPr>
+          <w:rPr>
+            <w:color w:val="0000EE"/>
+            <w:u w:val="single"/>
+          </w:rPr>
+          <w:t>CC BY-SA 4.0 license</w:t>
+        </w:r>
+      </w:hyperlink>
+      <w:r>
+        <w:rPr>
+          <w:lang w:val="pt_PT" w:bidi="pt_PT"/>
+        </w:rPr>
+        <w:t>.</w:t>
+      </w:r>
+      <w:r>
+        <w:rPr>
+          <w:lang w:val="pt_PT" w:bidi="pt_PT"/>
+        </w:rPr>
+      </w:r>
+    </w:p>
+    <w:p>
+      <w:pPr/>
+      <w:r>
+        <w:rPr>
+          <w:lang w:val="pt_PT" w:bidi="pt_PT"/>
+        </w:rPr>
+      </w:r>
+      <w:r>
+        <w:rPr>
+          <w:lang w:val="pt_PT" w:bidi="pt_PT"/>
+        </w:rPr>
+        <w:t>This PDF version is provided under the same license.</w:t>
       </w:r>
       <w:r>
         <w:rPr>
@@ -744,7 +809,7 @@
         </w:rPr>
         <w:t xml:space="preserve">Os tradutores podem achar difícil representar essas ideias em suas próprias línguas se tentarem usar exatamente as mesmas palavras e expressões todas as vezes. Por exemplo, em </w:t>
       </w:r>
-      <w:hyperlink r:id="rId13">
+      <w:hyperlink r:id="rId15">
         <w:r>
           <w:rPr>
             <w:lang w:val="pt_PT" w:bidi="pt_PT"/>
@@ -762,7 +827,7 @@
         </w:rPr>
         <w:t xml:space="preserve">, quando João fala de um crente “permanecendo” em Deus, ele pretende expressar a ideia de que esse crente está espiritualmente unificado com Deus. Assim, a NTLH fala sobre como o crente “vive unido com Deus”. Para dar outro exemplo, para a declaração em </w:t>
       </w:r>
-      <w:hyperlink r:id="rId14">
+      <w:hyperlink r:id="rId16">
         <w:r>
           <w:rPr>
             <w:lang w:val="pt_PT" w:bidi="pt_PT"/>
@@ -805,7 +870,7 @@
         </w:rPr>
         <w:t xml:space="preserve">Em vários lugares nesta carta, João usa um termo que é geralmente traduzido como "surgir" ou “aparecer”. Este é, na verdade, uma forma verbal passiva em grego, mas como frequentemente acontece com tais formas nessa língua, pode ter um significado ativo. Quando tem um significado ativo, é importante reconhecer que não significa simplesmente “parecia estar lá”, como a palavra “apareceu” pode sugerir. Em vez disso, significa “veio a estar lá”. Isso é bem ilustrado pelo uso do termo em outro livro do Novo Testamento, 2 Coríntios, no qual Paulo escreve em </w:t>
       </w:r>
-      <w:hyperlink r:id="rId15">
+      <w:hyperlink r:id="rId17">
         <w:r>
           <w:rPr>
             <w:lang w:val="pt_PT" w:bidi="pt_PT"/>
@@ -837,7 +902,7 @@
         </w:rPr>
         <w:t xml:space="preserve">Ao longo da carta, é uma questão sutil de interpretação decidir se João está usando o termo “aparecer” em um sentido ativo ou passivo. Por exemplo, em </w:t>
       </w:r>
-      <w:hyperlink r:id="rId16">
+      <w:hyperlink r:id="rId18">
         <w:r>
           <w:rPr>
             <w:lang w:val="pt_PT" w:bidi="pt_PT"/>
@@ -1137,7 +1202,7 @@
         </w:rPr>
         <w:t xml:space="preserve">João usa a frase “a Palavra da vida” para se referir a Jesus em </w:t>
       </w:r>
-      <w:hyperlink r:id="rId17">
+      <w:hyperlink r:id="rId19">
         <w:r>
           <w:rPr>
             <w:lang w:val="pt_PT" w:bidi="pt_PT"/>
@@ -1192,7 +1257,7 @@
         </w:rPr>
         <w:t xml:space="preserve">Como muitas composições gregas dessa época, por motivos estilísticos, esta carta começa com uma frase muito longa. Vai desde o início de </w:t>
       </w:r>
-      <w:hyperlink r:id="rId17">
+      <w:hyperlink r:id="rId19">
         <w:r>
           <w:rPr>
             <w:lang w:val="pt_PT" w:bidi="pt_PT"/>
@@ -1210,7 +1275,7 @@
         </w:rPr>
         <w:t xml:space="preserve"> até o meio de </w:t>
       </w:r>
-      <w:hyperlink r:id="rId18">
+      <w:hyperlink r:id="rId20">
         <w:r>
           <w:rPr>
             <w:lang w:val="pt_PT" w:bidi="pt_PT"/>
@@ -1284,7 +1349,7 @@
         </w:rPr>
         <w:t xml:space="preserve">Outra abordagem que também poderia funcionar bem e que não exigiria um versículo-ponte seria deixar as frases na ordem atual, mas dividir a sentença em três partes nas divisões dos versículos. Se você fizer isso, também poderia colocar sua tradução da frase “sobre a Palavra da vida” no início em vez do final de </w:t>
       </w:r>
-      <w:hyperlink r:id="rId17">
+      <w:hyperlink r:id="rId19">
         <w:r>
           <w:rPr>
             <w:lang w:val="pt_PT" w:bidi="pt_PT"/>
@@ -1302,7 +1367,7 @@
         </w:rPr>
         <w:t xml:space="preserve"> e apresentá-la como uma introdução temática à carta. Caso contrário, seus leitores podem não perceber que se trata de uma carta até chegarem a </w:t>
       </w:r>
-      <w:hyperlink r:id="rId19">
+      <w:hyperlink r:id="rId21">
         <w:r>
           <w:rPr>
             <w:lang w:val="pt_PT" w:bidi="pt_PT"/>
@@ -1348,7 +1413,7 @@
         </w:rPr>
         <w:t xml:space="preserve">As notas para </w:t>
       </w:r>
-      <w:hyperlink r:id="rId20">
+      <w:hyperlink r:id="rId22">
         <w:r>
           <w:rPr>
             <w:lang w:val="pt_PT" w:bidi="pt_PT"/>
@@ -1403,7 +1468,7 @@
         </w:rPr>
         <w:t xml:space="preserve">Em </w:t>
       </w:r>
-      <w:hyperlink r:id="rId19">
+      <w:hyperlink r:id="rId21">
         <w:r>
           <w:rPr>
             <w:lang w:val="pt_PT" w:bidi="pt_PT"/>
@@ -1550,7 +1615,7 @@
         </w:rPr>
         <w:t xml:space="preserve">Para mostrar que João está escrevendo algo semelhante à poesia em </w:t>
       </w:r>
-      <w:hyperlink r:id="rId21">
+      <w:hyperlink r:id="rId23">
         <w:r>
           <w:rPr>
             <w:lang w:val="pt_PT" w:bidi="pt_PT"/>
@@ -1604,7 +1669,7 @@
         </w:rPr>
         <w:t xml:space="preserve">Em </w:t>
       </w:r>
-      <w:hyperlink r:id="rId22">
+      <w:hyperlink r:id="rId24">
         <w:r>
           <w:rPr>
             <w:lang w:val="pt_PT" w:bidi="pt_PT"/>
@@ -1622,7 +1687,7 @@
         </w:rPr>
         <w:t xml:space="preserve"> e </w:t>
       </w:r>
-      <w:hyperlink r:id="rId23">
+      <w:hyperlink r:id="rId25">
         <w:r>
           <w:rPr>
             <w:lang w:val="pt_PT" w:bidi="pt_PT"/>
@@ -1701,7 +1766,7 @@
         </w:rPr>
         <w:t xml:space="preserve">Em </w:t>
       </w:r>
-      <w:hyperlink r:id="rId24">
+      <w:hyperlink r:id="rId26">
         <w:r>
           <w:rPr>
             <w:lang w:val="pt_PT" w:bidi="pt_PT"/>
@@ -1918,7 +1983,7 @@
         </w:rPr>
         <w:t xml:space="preserve">Isso não significa que manter nossa salvação dependa de realizar certas obras. Em vez disso, João está descrevendo os resultados de guardar os mandamentos que ele menciona em </w:t>
       </w:r>
-      <w:hyperlink r:id="rId25">
+      <w:hyperlink r:id="rId27">
         <w:r>
           <w:rPr>
             <w:lang w:val="pt_PT" w:bidi="pt_PT"/>
@@ -1985,7 +2050,7 @@
         </w:rPr>
         <w:t xml:space="preserve">Em </w:t>
       </w:r>
-      <w:hyperlink r:id="rId26">
+      <w:hyperlink r:id="rId28">
         <w:r>
           <w:rPr>
             <w:lang w:val="pt_PT" w:bidi="pt_PT"/>
@@ -2209,7 +2274,7 @@
         </w:rPr>
         <w:t xml:space="preserve">Em </w:t>
       </w:r>
-      <w:hyperlink r:id="rId27">
+      <w:hyperlink r:id="rId29">
         <w:r>
           <w:rPr>
             <w:lang w:val="pt_PT" w:bidi="pt_PT"/>
@@ -2360,7 +2425,7 @@
         </w:rPr>
         <w:t xml:space="preserve">Não está totalmente claro o que João quer dizer com esta frase. A palavra “morte” pode se referir tanto à morte física quanto à morte espiritual, que é a separação eterna de Deus. Veja a discussão adicional nas notas de </w:t>
       </w:r>
-      <w:hyperlink r:id="rId28">
+      <w:hyperlink r:id="rId30">
         <w:r>
           <w:rPr>
             <w:lang w:val="pt_PT" w:bidi="pt_PT"/>
@@ -2452,7 +2517,7 @@
         </w:rPr>
         <w:t xml:space="preserve">Em </w:t>
       </w:r>
-      <w:hyperlink r:id="rId29">
+      <w:hyperlink r:id="rId31">
         <w:r>
           <w:rPr>
             <w:lang w:val="pt_PT" w:bidi="pt_PT"/>
@@ -2496,7 +2561,7 @@
         </w:rPr>
         <w:t xml:space="preserve">Em </w:t>
       </w:r>
-      <w:hyperlink r:id="rId30">
+      <w:hyperlink r:id="rId32">
         <w:r>
           <w:rPr>
             <w:lang w:val="pt_PT" w:bidi="pt_PT"/>

--- a/por/docx/62.content.docx
+++ b/por/docx/62.content.docx
@@ -141,13 +141,6 @@
         <w:rPr>
           <w:lang w:val="pt_PT" w:bidi="pt_PT"/>
         </w:rPr>
-      </w:r>
-      <w:r>
-        <w:rPr>
-          <w:i/>
-          <w:lang w:val="pt_PT" w:bidi="pt_PT"/>
-        </w:rPr>
-        <w:t>1 João - Introdução, 1 João - Introdução ao capítulo 1, 1 João - Introdução ao capítulo 2, 1 João - Introdução ao capítulo 3, 1 João - Introdução ao capítulo 4, 1 João - Introdução ao capítulo 5</w:t>
       </w:r>
       <w:r>
         <w:rPr>

--- a/por/docx/62.content.docx
+++ b/por/docx/62.content.docx
@@ -50394,7 +50394,7 @@
         <w:rPr>
           <w:lang w:val="pt_PT" w:bidi="pt_PT"/>
         </w:rPr>
-        <w:t>João está descrevendo uma situação real como se fosse uma condição hipotética. Se o seu idioma não expressa algo como uma condição quando já é real, e se seus leitores podem pensar que o que João está dizendo não é real, então você poderia traduzir suas palavras como uma afirmação. Tradução alternativa: “Mas como nos amamos, Deus permanece em nós, e seu amor é aperfeiçoado em nós” ou “Mas nós nos amamos, então isso significa que Deus permanece em nós, e seu amor é aperfeiçoado em nós”.</w:t>
+        <w:t>João está descrevendo uma situação real como se fosse uma condição hipotética. Se o seu idioma não expressa algo como uma condição quando já é real, e se seus leitores podem pensar que o que João está dizendo não é real, então você poderia traduzir suas palavras sem usar o "Se". Tradução alternativa: “Mas como nos amamos, Deus permanece em nós, e seu amor é aperfeiçoado em nós” ou “Mas nós nos amamos, então isso significa que Deus permanece em nós, e seu amor é aperfeiçoado em nós”.</w:t>
       </w:r>
     </w:p>
     <w:p>
@@ -58565,7 +58565,7 @@
         <w:rPr>
           <w:lang w:val="pt_PT" w:bidi="pt_PT"/>
         </w:rPr>
-        <w:t xml:space="preserve"> como meios pelos quais Jesus é transmitido a nós ou vem a nós através da água e do sangue. O significado é que Jesus se tornou nosso Salvador ao passar pelo batismo na água e se submeter à morte na cruz. Tradução alternativa: “como nosso Salvador, passando pelo batismo e pela morte”.</w:t>
+        <w:t xml:space="preserve"> como meios pelos quais Jesus é transmitido a nós ou vem a nós através da água e do sangue. O significado é: (1) Jesus tornou-se nosso Salvador ao ser batizado nas águas e submeter-se à morte na cruz, Tradução alternativa: "como nosso Salvador, passando pelo batismo e pela morte", (2) Jesus tornou-se nosso Salvador ao experimentar o nascimento humano e submeter-se à morte na cruz. Tradução alternativa: "como nosso Salvador, passando pelo nascimento e morte humana".</w:t>
       </w:r>
     </w:p>
     <w:p>
@@ -68422,7 +68422,7 @@
         <w:rPr>
           <w:lang w:val="pt_PT" w:bidi="pt_PT"/>
         </w:rPr>
-        <w:t xml:space="preserve">Não está totalmente claro o que João quer dizer com esta frase. A palavra “morte” pode se referir tanto à morte física quanto à morte espiritual, que é a separação eterna de Deus. Veja a discussão adicional nas notas de </w:t>
+        <w:t xml:space="preserve">No contexto, a palavra “morte” nesta frase refere-se à morte espiritual, que é a separação eterna de Deus. Mas não está totalmente claro a que pecado João se refere. É improvável que João esteja se referindo a um pecado em particular, mas sim a um certo tipo de pecado. Dado o contexto desta carta, ele provavelmente se refere ao tipo de pecado que os falsos mestres cometiam ao negar que Jesus era o Filho de Deus e que ele veio em carne, e ao rejeitar o seu perdão. Veja a discussão adicional nas notas de </w:t>
       </w:r>
       <w:hyperlink r:id="rId94">
         <w:r>
@@ -68440,19 +68440,7 @@
         <w:rPr>
           <w:lang w:val="pt_PT" w:bidi="pt_PT"/>
         </w:rPr>
-        <w:t xml:space="preserve">. (Veja: </w:t>
-      </w:r>
-      <w:r>
-        <w:rPr>
-          <w:lang w:val="pt_PT" w:bidi="pt_PT"/>
-        </w:rPr>
-        <w:t>morte</w:t>
-      </w:r>
-      <w:r>
-        <w:rPr>
-          <w:lang w:val="pt_PT" w:bidi="pt_PT"/>
-        </w:rPr>
-        <w:t>)</w:t>
+        <w:t>.</w:t>
       </w:r>
     </w:p>
     <w:p>

--- a/por/docx/62.content.docx
+++ b/por/docx/62.content.docx
@@ -50366,6 +50366,21 @@
         <w:rPr>
           <w:lang w:val="pt_PT" w:bidi="pt_PT"/>
         </w:rPr>
+      </w:r>
+    </w:p>
+    <w:p>
+      <w:pPr/>
+      <w:r>
+        <w:rPr>
+          <w:lang w:val="pt_PT" w:bidi="pt_PT"/>
+        </w:rPr>
+      </w:r>
+      <w:r>
+        <w:rPr>
+          <w:b/>
+          <w:lang w:val="pt_PT" w:bidi="pt_PT"/>
+        </w:rPr>
+        <w:t>ἐὰν ἀγαπῶμεν ἀλλήλους, ὁ Θεὸς ἐν ἡμῖν μένει, καὶ ἡ ἀγάπη αὐτοῦ τετελειωμένη ἐν ἡμῖν ἐστιν</w:t>
       </w:r>
     </w:p>
     <w:p>

--- a/por/docx/62.content.docx
+++ b/por/docx/62.content.docx
@@ -58512,6 +58512,21 @@
         <w:rPr>
           <w:lang w:val="pt_PT" w:bidi="pt_PT"/>
         </w:rPr>
+      </w:r>
+    </w:p>
+    <w:p>
+      <w:pPr/>
+      <w:r>
+        <w:rPr>
+          <w:lang w:val="pt_PT" w:bidi="pt_PT"/>
+        </w:rPr>
+      </w:r>
+      <w:r>
+        <w:rPr>
+          <w:b/>
+          <w:lang w:val="pt_PT" w:bidi="pt_PT"/>
+        </w:rPr>
+        <w:t>δι’ ὕδατος καὶ αἵματος</w:t>
       </w:r>
     </w:p>
     <w:p>

--- a/por/docx/62.content.docx
+++ b/por/docx/62.content.docx
@@ -1537,6 +1537,21 @@
           <w:b/>
           <w:lang w:val="pt_PT" w:bidi="pt_PT"/>
         </w:rPr>
+        <w:t>περὶ τοῦ λόγου τῆς ζωῆς</w:t>
+      </w:r>
+    </w:p>
+    <w:p>
+      <w:pPr/>
+      <w:r>
+        <w:rPr>
+          <w:lang w:val="pt_PT" w:bidi="pt_PT"/>
+        </w:rPr>
+      </w:r>
+      <w:r>
+        <w:rPr>
+          <w:b/>
+          <w:lang w:val="pt_PT" w:bidi="pt_PT"/>
+        </w:rPr>
         <w:t>"a respeito da Palavra da vida".</w:t>
       </w:r>
     </w:p>
@@ -1633,6 +1648,21 @@
           <w:b/>
           <w:lang w:val="pt_PT" w:bidi="pt_PT"/>
         </w:rPr>
+        <w:t>περὶ τοῦ λόγου τῆς ζωῆς</w:t>
+      </w:r>
+    </w:p>
+    <w:p>
+      <w:pPr/>
+      <w:r>
+        <w:rPr>
+          <w:lang w:val="pt_PT" w:bidi="pt_PT"/>
+        </w:rPr>
+      </w:r>
+      <w:r>
+        <w:rPr>
+          <w:b/>
+          <w:lang w:val="pt_PT" w:bidi="pt_PT"/>
+        </w:rPr>
         <w:t>"a respeito da Palavra da vida... Nós a ouvimos e com os próprios olhos a vimos".</w:t>
       </w:r>
     </w:p>
@@ -1716,6 +1746,21 @@
           <w:b/>
           <w:lang w:val="pt_PT" w:bidi="pt_PT"/>
         </w:rPr>
+        <w:t>τοῦ λόγου τῆς ζωῆς</w:t>
+      </w:r>
+    </w:p>
+    <w:p>
+      <w:pPr/>
+      <w:r>
+        <w:rPr>
+          <w:lang w:val="pt_PT" w:bidi="pt_PT"/>
+        </w:rPr>
+      </w:r>
+      <w:r>
+        <w:rPr>
+          <w:b/>
+          <w:lang w:val="pt_PT" w:bidi="pt_PT"/>
+        </w:rPr>
         <w:t>"a respeito da Palavra da vida".</w:t>
       </w:r>
     </w:p>
@@ -1851,6 +1896,21 @@
           <w:b/>
           <w:lang w:val="pt_PT" w:bidi="pt_PT"/>
         </w:rPr>
+        <w:t>τῆς ζωῆς</w:t>
+      </w:r>
+    </w:p>
+    <w:p>
+      <w:pPr/>
+      <w:r>
+        <w:rPr>
+          <w:lang w:val="pt_PT" w:bidi="pt_PT"/>
+        </w:rPr>
+      </w:r>
+      <w:r>
+        <w:rPr>
+          <w:b/>
+          <w:lang w:val="pt_PT" w:bidi="pt_PT"/>
+        </w:rPr>
         <w:t>"Palavra da vida".</w:t>
       </w:r>
     </w:p>
@@ -1946,6 +2006,21 @@
         <w:rPr>
           <w:lang w:val="pt_PT" w:bidi="pt_PT"/>
         </w:rPr>
+      </w:r>
+    </w:p>
+    <w:p>
+      <w:pPr/>
+      <w:r>
+        <w:rPr>
+          <w:lang w:val="pt_PT" w:bidi="pt_PT"/>
+        </w:rPr>
+      </w:r>
+      <w:r>
+        <w:rPr>
+          <w:b/>
+          <w:lang w:val="pt_PT" w:bidi="pt_PT"/>
+        </w:rPr>
+        <w:t>τῆς ζωῆς</w:t>
       </w:r>
     </w:p>
     <w:p>
@@ -2170,6 +2245,21 @@
           <w:b/>
           <w:lang w:val="pt_PT" w:bidi="pt_PT"/>
         </w:rPr>
+        <w:t>ἀπ’ ἀρχῆς</w:t>
+      </w:r>
+    </w:p>
+    <w:p>
+      <w:pPr/>
+      <w:r>
+        <w:rPr>
+          <w:lang w:val="pt_PT" w:bidi="pt_PT"/>
+        </w:rPr>
+      </w:r>
+      <w:r>
+        <w:rPr>
+          <w:b/>
+          <w:lang w:val="pt_PT" w:bidi="pt_PT"/>
+        </w:rPr>
         <w:t>"desde a criação do mundo".</w:t>
       </w:r>
     </w:p>
@@ -2401,6 +2491,21 @@
           <w:b/>
           <w:lang w:val="pt_PT" w:bidi="pt_PT"/>
         </w:rPr>
+        <w:t>ὃ ἀκηκόαμεν</w:t>
+      </w:r>
+    </w:p>
+    <w:p>
+      <w:pPr/>
+      <w:r>
+        <w:rPr>
+          <w:lang w:val="pt_PT" w:bidi="pt_PT"/>
+        </w:rPr>
+      </w:r>
+      <w:r>
+        <w:rPr>
+          <w:b/>
+          <w:lang w:val="pt_PT" w:bidi="pt_PT"/>
+        </w:rPr>
         <w:t>"Nós a ouvimos".</w:t>
       </w:r>
     </w:p>
@@ -2580,6 +2685,21 @@
           <w:b/>
           <w:lang w:val="pt_PT" w:bidi="pt_PT"/>
         </w:rPr>
+        <w:t>ὃ ἑωράκαμεν τοῖς ὀφθαλμοῖς ἡμῶν</w:t>
+      </w:r>
+    </w:p>
+    <w:p>
+      <w:pPr/>
+      <w:r>
+        <w:rPr>
+          <w:lang w:val="pt_PT" w:bidi="pt_PT"/>
+        </w:rPr>
+      </w:r>
+      <w:r>
+        <w:rPr>
+          <w:b/>
+          <w:lang w:val="pt_PT" w:bidi="pt_PT"/>
+        </w:rPr>
         <w:t>"e com os nossos próprios olhos a vimos".</w:t>
       </w:r>
     </w:p>
@@ -2663,6 +2783,21 @@
           <w:b/>
           <w:lang w:val="pt_PT" w:bidi="pt_PT"/>
         </w:rPr>
+        <w:t>αἱ χεῖρες ἡμῶν ἐψηλάφησαν</w:t>
+      </w:r>
+    </w:p>
+    <w:p>
+      <w:pPr/>
+      <w:r>
+        <w:rPr>
+          <w:lang w:val="pt_PT" w:bidi="pt_PT"/>
+        </w:rPr>
+      </w:r>
+      <w:r>
+        <w:rPr>
+          <w:b/>
+          <w:lang w:val="pt_PT" w:bidi="pt_PT"/>
+        </w:rPr>
         <w:t>"e as nossas mãos tocaram nela".</w:t>
       </w:r>
     </w:p>
@@ -2829,6 +2964,21 @@
           <w:b/>
           <w:lang w:val="pt_PT" w:bidi="pt_PT"/>
         </w:rPr>
+        <w:t>καὶ ἡ ζωὴ ἐφανερώθη</w:t>
+      </w:r>
+    </w:p>
+    <w:p>
+      <w:pPr/>
+      <w:r>
+        <w:rPr>
+          <w:lang w:val="pt_PT" w:bidi="pt_PT"/>
+        </w:rPr>
+      </w:r>
+      <w:r>
+        <w:rPr>
+          <w:b/>
+          <w:lang w:val="pt_PT" w:bidi="pt_PT"/>
+        </w:rPr>
         <w:t>"Quando essa vida apareceu, nós a vimos".</w:t>
       </w:r>
     </w:p>
@@ -2912,6 +3062,21 @@
           <w:b/>
           <w:lang w:val="pt_PT" w:bidi="pt_PT"/>
         </w:rPr>
+        <w:t>ἡ ζωὴ</w:t>
+      </w:r>
+    </w:p>
+    <w:p>
+      <w:pPr/>
+      <w:r>
+        <w:rPr>
+          <w:lang w:val="pt_PT" w:bidi="pt_PT"/>
+        </w:rPr>
+      </w:r>
+      <w:r>
+        <w:rPr>
+          <w:b/>
+          <w:lang w:val="pt_PT" w:bidi="pt_PT"/>
+        </w:rPr>
         <w:t>"Quando essa vida apareceu".</w:t>
       </w:r>
     </w:p>
@@ -3129,6 +3294,21 @@
         <w:rPr>
           <w:lang w:val="pt_PT" w:bidi="pt_PT"/>
         </w:rPr>
+      </w:r>
+    </w:p>
+    <w:p>
+      <w:pPr/>
+      <w:r>
+        <w:rPr>
+          <w:lang w:val="pt_PT" w:bidi="pt_PT"/>
+        </w:rPr>
+      </w:r>
+      <w:r>
+        <w:rPr>
+          <w:b/>
+          <w:lang w:val="pt_PT" w:bidi="pt_PT"/>
+        </w:rPr>
+        <w:t>ὑμῖν</w:t>
       </w:r>
     </w:p>
     <w:p>
@@ -3436,6 +3616,21 @@
           <w:b/>
           <w:lang w:val="pt_PT" w:bidi="pt_PT"/>
         </w:rPr>
+        <w:t>τὴν ζωὴν τὴν αἰώνιον</w:t>
+      </w:r>
+    </w:p>
+    <w:p>
+      <w:pPr/>
+      <w:r>
+        <w:rPr>
+          <w:lang w:val="pt_PT" w:bidi="pt_PT"/>
+        </w:rPr>
+      </w:r>
+      <w:r>
+        <w:rPr>
+          <w:b/>
+          <w:lang w:val="pt_PT" w:bidi="pt_PT"/>
+        </w:rPr>
         <w:t>"a vida eterna que estava com o Pai".</w:t>
       </w:r>
     </w:p>
@@ -3532,6 +3727,21 @@
           <w:b/>
           <w:lang w:val="pt_PT" w:bidi="pt_PT"/>
         </w:rPr>
+        <w:t>τὸν Πατέρα</w:t>
+      </w:r>
+    </w:p>
+    <w:p>
+      <w:pPr/>
+      <w:r>
+        <w:rPr>
+          <w:lang w:val="pt_PT" w:bidi="pt_PT"/>
+        </w:rPr>
+      </w:r>
+      <w:r>
+        <w:rPr>
+          <w:b/>
+          <w:lang w:val="pt_PT" w:bidi="pt_PT"/>
+        </w:rPr>
         <w:t>"que estava com o Pai".</w:t>
       </w:r>
     </w:p>
@@ -3628,6 +3838,21 @@
           <w:b/>
           <w:lang w:val="pt_PT" w:bidi="pt_PT"/>
         </w:rPr>
+        <w:t>καὶ ἐφανερώθη ἡμῖν</w:t>
+      </w:r>
+    </w:p>
+    <w:p>
+      <w:pPr/>
+      <w:r>
+        <w:rPr>
+          <w:lang w:val="pt_PT" w:bidi="pt_PT"/>
+        </w:rPr>
+      </w:r>
+      <w:r>
+        <w:rPr>
+          <w:b/>
+          <w:lang w:val="pt_PT" w:bidi="pt_PT"/>
+        </w:rPr>
         <w:t>"e que nos foi revelada".</w:t>
       </w:r>
     </w:p>
@@ -3820,6 +4045,21 @@
           <w:b/>
           <w:lang w:val="pt_PT" w:bidi="pt_PT"/>
         </w:rPr>
+        <w:t>ὃ ἑωράκαμεν, καὶ ἀκηκόαμεν</w:t>
+      </w:r>
+    </w:p>
+    <w:p>
+      <w:pPr/>
+      <w:r>
+        <w:rPr>
+          <w:lang w:val="pt_PT" w:bidi="pt_PT"/>
+        </w:rPr>
+      </w:r>
+      <w:r>
+        <w:rPr>
+          <w:b/>
+          <w:lang w:val="pt_PT" w:bidi="pt_PT"/>
+        </w:rPr>
         <w:t>"o que vimos e ouvimos".</w:t>
       </w:r>
     </w:p>
@@ -4134,6 +4374,21 @@
           <w:b/>
           <w:lang w:val="pt_PT" w:bidi="pt_PT"/>
         </w:rPr>
+        <w:t>ἡ κοινωνία &amp; ἡ ἡμετέρα μετὰ</w:t>
+      </w:r>
+    </w:p>
+    <w:p>
+      <w:pPr/>
+      <w:r>
+        <w:rPr>
+          <w:lang w:val="pt_PT" w:bidi="pt_PT"/>
+        </w:rPr>
+      </w:r>
+      <w:r>
+        <w:rPr>
+          <w:b/>
+          <w:lang w:val="pt_PT" w:bidi="pt_PT"/>
+        </w:rPr>
         <w:t>"assim como nós estamos unidos com o Pai".</w:t>
       </w:r>
     </w:p>
@@ -4319,6 +4574,21 @@
         <w:rPr>
           <w:lang w:val="pt_PT" w:bidi="pt_PT"/>
         </w:rPr>
+      </w:r>
+    </w:p>
+    <w:p>
+      <w:pPr/>
+      <w:r>
+        <w:rPr>
+          <w:lang w:val="pt_PT" w:bidi="pt_PT"/>
+        </w:rPr>
+      </w:r>
+      <w:r>
+        <w:rPr>
+          <w:b/>
+          <w:lang w:val="pt_PT" w:bidi="pt_PT"/>
+        </w:rPr>
+        <w:t>ταῦτα γράφομεν ἡμεῖς</w:t>
       </w:r>
     </w:p>
     <w:p>
@@ -4434,6 +4704,21 @@
           <w:b/>
           <w:lang w:val="pt_PT" w:bidi="pt_PT"/>
         </w:rPr>
+        <w:t>ἡμεῖς &amp; ἡμῶν</w:t>
+      </w:r>
+    </w:p>
+    <w:p>
+      <w:pPr/>
+      <w:r>
+        <w:rPr>
+          <w:lang w:val="pt_PT" w:bidi="pt_PT"/>
+        </w:rPr>
+      </w:r>
+      <w:r>
+        <w:rPr>
+          <w:b/>
+          <w:lang w:val="pt_PT" w:bidi="pt_PT"/>
+        </w:rPr>
         <w:t>"Escrevemos isso para que a nossa alegria".</w:t>
       </w:r>
     </w:p>
@@ -4556,6 +4841,21 @@
           <w:b/>
           <w:lang w:val="pt_PT" w:bidi="pt_PT"/>
         </w:rPr>
+        <w:t>ἡ χαρὰ ἡμῶν</w:t>
+      </w:r>
+    </w:p>
+    <w:p>
+      <w:pPr/>
+      <w:r>
+        <w:rPr>
+          <w:lang w:val="pt_PT" w:bidi="pt_PT"/>
+        </w:rPr>
+      </w:r>
+      <w:r>
+        <w:rPr>
+          <w:b/>
+          <w:lang w:val="pt_PT" w:bidi="pt_PT"/>
+        </w:rPr>
         <w:t>"a nossa alegria".</w:t>
       </w:r>
     </w:p>
@@ -4652,6 +4952,21 @@
           <w:b/>
           <w:lang w:val="pt_PT" w:bidi="pt_PT"/>
         </w:rPr>
+        <w:t>ἡ χαρὰ ἡμῶν</w:t>
+      </w:r>
+    </w:p>
+    <w:p>
+      <w:pPr/>
+      <w:r>
+        <w:rPr>
+          <w:lang w:val="pt_PT" w:bidi="pt_PT"/>
+        </w:rPr>
+      </w:r>
+      <w:r>
+        <w:rPr>
+          <w:b/>
+          <w:lang w:val="pt_PT" w:bidi="pt_PT"/>
+        </w:rPr>
         <w:t>"a nossa alegria".</w:t>
       </w:r>
     </w:p>
@@ -4927,6 +5242,21 @@
           <w:b/>
           <w:lang w:val="pt_PT" w:bidi="pt_PT"/>
         </w:rPr>
+        <w:t>ἵνα ἡ χαρὰ ἡμῶν ᾖ πεπληρωμένη</w:t>
+      </w:r>
+    </w:p>
+    <w:p>
+      <w:pPr/>
+      <w:r>
+        <w:rPr>
+          <w:lang w:val="pt_PT" w:bidi="pt_PT"/>
+        </w:rPr>
+      </w:r>
+      <w:r>
+        <w:rPr>
+          <w:b/>
+          <w:lang w:val="pt_PT" w:bidi="pt_PT"/>
+        </w:rPr>
         <w:t>"para que a nossa alegria seja completa".</w:t>
       </w:r>
     </w:p>
@@ -5081,6 +5411,21 @@
           <w:b/>
           <w:lang w:val="pt_PT" w:bidi="pt_PT"/>
         </w:rPr>
+        <w:t>ἀκηκόαμεν</w:t>
+      </w:r>
+    </w:p>
+    <w:p>
+      <w:pPr/>
+      <w:r>
+        <w:rPr>
+          <w:lang w:val="pt_PT" w:bidi="pt_PT"/>
+        </w:rPr>
+      </w:r>
+      <w:r>
+        <w:rPr>
+          <w:b/>
+          <w:lang w:val="pt_PT" w:bidi="pt_PT"/>
+        </w:rPr>
         <w:t>"A mensagem que Cristo nos deu".</w:t>
       </w:r>
     </w:p>
@@ -5177,6 +5522,21 @@
           <w:b/>
           <w:lang w:val="pt_PT" w:bidi="pt_PT"/>
         </w:rPr>
+        <w:t>ἀπ’ αὐτοῦ</w:t>
+      </w:r>
+    </w:p>
+    <w:p>
+      <w:pPr/>
+      <w:r>
+        <w:rPr>
+          <w:lang w:val="pt_PT" w:bidi="pt_PT"/>
+        </w:rPr>
+      </w:r>
+      <w:r>
+        <w:rPr>
+          <w:b/>
+          <w:lang w:val="pt_PT" w:bidi="pt_PT"/>
+        </w:rPr>
         <w:t>"que Cristo nos deu".</w:t>
       </w:r>
     </w:p>
@@ -5286,6 +5646,21 @@
           <w:b/>
           <w:lang w:val="pt_PT" w:bidi="pt_PT"/>
         </w:rPr>
+        <w:t>ὁ Θεὸς φῶς ἐστιν, καὶ σκοτία ἐν αὐτῷ, οὐκ ἔστιν οὐδεμία</w:t>
+      </w:r>
+    </w:p>
+    <w:p>
+      <w:pPr/>
+      <w:r>
+        <w:rPr>
+          <w:lang w:val="pt_PT" w:bidi="pt_PT"/>
+        </w:rPr>
+      </w:r>
+      <w:r>
+        <w:rPr>
+          <w:b/>
+          <w:lang w:val="pt_PT" w:bidi="pt_PT"/>
+        </w:rPr>
         <w:t>"Deus é luz, e não há nele nenhuma escuridão".</w:t>
       </w:r>
     </w:p>
@@ -5369,6 +5744,21 @@
           <w:b/>
           <w:lang w:val="pt_PT" w:bidi="pt_PT"/>
         </w:rPr>
+        <w:t>ὁ Θεὸς φῶς ἐστιν</w:t>
+      </w:r>
+    </w:p>
+    <w:p>
+      <w:pPr/>
+      <w:r>
+        <w:rPr>
+          <w:lang w:val="pt_PT" w:bidi="pt_PT"/>
+        </w:rPr>
+      </w:r>
+      <w:r>
+        <w:rPr>
+          <w:b/>
+          <w:lang w:val="pt_PT" w:bidi="pt_PT"/>
+        </w:rPr>
         <w:t>"Deus é luz".</w:t>
       </w:r>
     </w:p>
@@ -5561,6 +5951,21 @@
           <w:b/>
           <w:lang w:val="pt_PT" w:bidi="pt_PT"/>
         </w:rPr>
+        <w:t>σκοτία ἐν αὐτῷ, οὐκ ἔστιν οὐδεμία</w:t>
+      </w:r>
+    </w:p>
+    <w:p>
+      <w:pPr/>
+      <w:r>
+        <w:rPr>
+          <w:lang w:val="pt_PT" w:bidi="pt_PT"/>
+        </w:rPr>
+      </w:r>
+      <w:r>
+        <w:rPr>
+          <w:b/>
+          <w:lang w:val="pt_PT" w:bidi="pt_PT"/>
+        </w:rPr>
         <w:t>"e não há nele nenhuma escuridão".</w:t>
       </w:r>
     </w:p>
@@ -5643,6 +6048,21 @@
         <w:rPr>
           <w:lang w:val="pt_PT" w:bidi="pt_PT"/>
         </w:rPr>
+      </w:r>
+    </w:p>
+    <w:p>
+      <w:pPr/>
+      <w:r>
+        <w:rPr>
+          <w:lang w:val="pt_PT" w:bidi="pt_PT"/>
+        </w:rPr>
+      </w:r>
+      <w:r>
+        <w:rPr>
+          <w:b/>
+          <w:lang w:val="pt_PT" w:bidi="pt_PT"/>
+        </w:rPr>
+        <w:t>ἐν αὐτῷ</w:t>
       </w:r>
     </w:p>
     <w:p>
@@ -5963,6 +6383,21 @@
           <w:b/>
           <w:lang w:val="pt_PT" w:bidi="pt_PT"/>
         </w:rPr>
+        <w:t>μετ’ αὐτοῦ</w:t>
+      </w:r>
+    </w:p>
+    <w:p>
+      <w:pPr/>
+      <w:r>
+        <w:rPr>
+          <w:lang w:val="pt_PT" w:bidi="pt_PT"/>
+        </w:rPr>
+      </w:r>
+      <w:r>
+        <w:rPr>
+          <w:b/>
+          <w:lang w:val="pt_PT" w:bidi="pt_PT"/>
+        </w:rPr>
         <w:t>"unidos com Deus".</w:t>
       </w:r>
     </w:p>
@@ -6058,6 +6493,21 @@
         <w:rPr>
           <w:lang w:val="pt_PT" w:bidi="pt_PT"/>
         </w:rPr>
+      </w:r>
+    </w:p>
+    <w:p>
+      <w:pPr/>
+      <w:r>
+        <w:rPr>
+          <w:lang w:val="pt_PT" w:bidi="pt_PT"/>
+        </w:rPr>
+      </w:r>
+      <w:r>
+        <w:rPr>
+          <w:b/>
+          <w:lang w:val="pt_PT" w:bidi="pt_PT"/>
+        </w:rPr>
+        <w:t>καὶ</w:t>
       </w:r>
     </w:p>
     <w:p>
@@ -6391,6 +6841,21 @@
           <w:b/>
           <w:lang w:val="pt_PT" w:bidi="pt_PT"/>
         </w:rPr>
+        <w:t>ψευδόμεθα καὶ οὐ ποιοῦμεν τὴν ἀλήθειαν</w:t>
+      </w:r>
+    </w:p>
+    <w:p>
+      <w:pPr/>
+      <w:r>
+        <w:rPr>
+          <w:lang w:val="pt_PT" w:bidi="pt_PT"/>
+        </w:rPr>
+      </w:r>
+      <w:r>
+        <w:rPr>
+          <w:b/>
+          <w:lang w:val="pt_PT" w:bidi="pt_PT"/>
+        </w:rPr>
         <w:t>"então estamos mentindo com palavras e ações".</w:t>
       </w:r>
     </w:p>
@@ -6487,6 +6952,21 @@
           <w:b/>
           <w:lang w:val="pt_PT" w:bidi="pt_PT"/>
         </w:rPr>
+        <w:t>οὐ ποιοῦμεν τὴν ἀλήθειαν</w:t>
+      </w:r>
+    </w:p>
+    <w:p>
+      <w:pPr/>
+      <w:r>
+        <w:rPr>
+          <w:lang w:val="pt_PT" w:bidi="pt_PT"/>
+        </w:rPr>
+      </w:r>
+      <w:r>
+        <w:rPr>
+          <w:b/>
+          <w:lang w:val="pt_PT" w:bidi="pt_PT"/>
+        </w:rPr>
         <w:t>"estamos mentindo com palavras e ações".</w:t>
       </w:r>
     </w:p>
@@ -6774,6 +7254,21 @@
         <w:rPr>
           <w:lang w:val="pt_PT" w:bidi="pt_PT"/>
         </w:rPr>
+      </w:r>
+    </w:p>
+    <w:p>
+      <w:pPr/>
+      <w:r>
+        <w:rPr>
+          <w:lang w:val="pt_PT" w:bidi="pt_PT"/>
+        </w:rPr>
+      </w:r>
+      <w:r>
+        <w:rPr>
+          <w:b/>
+          <w:lang w:val="pt_PT" w:bidi="pt_PT"/>
+        </w:rPr>
+        <w:t>ἐν τῷ φωτὶ περιπατῶμεν</w:t>
       </w:r>
     </w:p>
     <w:p>
@@ -7234,6 +7729,21 @@
           <w:b/>
           <w:lang w:val="pt_PT" w:bidi="pt_PT"/>
         </w:rPr>
+        <w:t>τὸ αἷμα Ἰησοῦ</w:t>
+      </w:r>
+    </w:p>
+    <w:p>
+      <w:pPr/>
+      <w:r>
+        <w:rPr>
+          <w:lang w:val="pt_PT" w:bidi="pt_PT"/>
+        </w:rPr>
+      </w:r>
+      <w:r>
+        <w:rPr>
+          <w:b/>
+          <w:lang w:val="pt_PT" w:bidi="pt_PT"/>
+        </w:rPr>
         <w:t>"e o sangue de Jesus".</w:t>
       </w:r>
     </w:p>
@@ -7433,6 +7943,21 @@
           <w:b/>
           <w:lang w:val="pt_PT" w:bidi="pt_PT"/>
         </w:rPr>
+        <w:t>καθαρίζει ἡμᾶς ἀπὸ πάσης ἁμαρτίας</w:t>
+      </w:r>
+    </w:p>
+    <w:p>
+      <w:pPr/>
+      <w:r>
+        <w:rPr>
+          <w:lang w:val="pt_PT" w:bidi="pt_PT"/>
+        </w:rPr>
+      </w:r>
+      <w:r>
+        <w:rPr>
+          <w:b/>
+          <w:lang w:val="pt_PT" w:bidi="pt_PT"/>
+        </w:rPr>
         <w:t>"nos limpa de todo pecado".</w:t>
       </w:r>
     </w:p>
@@ -7721,6 +8246,21 @@
           <w:b/>
           <w:lang w:val="pt_PT" w:bidi="pt_PT"/>
         </w:rPr>
+        <w:t>ἡ ἀλήθεια οὐκ ἔστιν ἐν ἡμῖν</w:t>
+      </w:r>
+    </w:p>
+    <w:p>
+      <w:pPr/>
+      <w:r>
+        <w:rPr>
+          <w:lang w:val="pt_PT" w:bidi="pt_PT"/>
+        </w:rPr>
+      </w:r>
+      <w:r>
+        <w:rPr>
+          <w:b/>
+          <w:lang w:val="pt_PT" w:bidi="pt_PT"/>
+        </w:rPr>
         <w:t>"e não há verdade em nós".</w:t>
       </w:r>
     </w:p>
@@ -7817,6 +8357,21 @@
           <w:b/>
           <w:lang w:val="pt_PT" w:bidi="pt_PT"/>
         </w:rPr>
+        <w:t>ἡ ἀλήθεια οὐκ ἔστιν ἐν ἡμῖν</w:t>
+      </w:r>
+    </w:p>
+    <w:p>
+      <w:pPr/>
+      <w:r>
+        <w:rPr>
+          <w:lang w:val="pt_PT" w:bidi="pt_PT"/>
+        </w:rPr>
+      </w:r>
+      <w:r>
+        <w:rPr>
+          <w:b/>
+          <w:lang w:val="pt_PT" w:bidi="pt_PT"/>
+        </w:rPr>
         <w:t>"e não há verdade em nós".</w:t>
       </w:r>
     </w:p>
@@ -7982,6 +8537,21 @@
         <w:rPr>
           <w:lang w:val="pt_PT" w:bidi="pt_PT"/>
         </w:rPr>
+      </w:r>
+    </w:p>
+    <w:p>
+      <w:pPr/>
+      <w:r>
+        <w:rPr>
+          <w:lang w:val="pt_PT" w:bidi="pt_PT"/>
+        </w:rPr>
+      </w:r>
+      <w:r>
+        <w:rPr>
+          <w:b/>
+          <w:lang w:val="pt_PT" w:bidi="pt_PT"/>
+        </w:rPr>
+        <w:t>ἐὰν ὁμολογῶμεν τὰς ἁμαρτίας ἡμῶν</w:t>
       </w:r>
     </w:p>
     <w:p>
@@ -8372,6 +8942,21 @@
           <w:b/>
           <w:lang w:val="pt_PT" w:bidi="pt_PT"/>
         </w:rPr>
+        <w:t>πάσης ἀδικίας</w:t>
+      </w:r>
+    </w:p>
+    <w:p>
+      <w:pPr/>
+      <w:r>
+        <w:rPr>
+          <w:lang w:val="pt_PT" w:bidi="pt_PT"/>
+        </w:rPr>
+      </w:r>
+      <w:r>
+        <w:rPr>
+          <w:b/>
+          <w:lang w:val="pt_PT" w:bidi="pt_PT"/>
+        </w:rPr>
         <w:t>"de toda maldade".</w:t>
       </w:r>
     </w:p>
@@ -8551,6 +9136,21 @@
           <w:b/>
           <w:lang w:val="pt_PT" w:bidi="pt_PT"/>
         </w:rPr>
+        <w:t>αὐτὸν &amp; αὐτοῦ</w:t>
+      </w:r>
+    </w:p>
+    <w:p>
+      <w:pPr/>
+      <w:r>
+        <w:rPr>
+          <w:lang w:val="pt_PT" w:bidi="pt_PT"/>
+        </w:rPr>
+      </w:r>
+      <w:r>
+        <w:rPr>
+          <w:b/>
+          <w:lang w:val="pt_PT" w:bidi="pt_PT"/>
+        </w:rPr>
         <w:t>"fazemos de Deus um mentiroso, e a sua mensagem não está em nós".</w:t>
       </w:r>
     </w:p>
@@ -8673,6 +9273,21 @@
           <w:b/>
           <w:lang w:val="pt_PT" w:bidi="pt_PT"/>
         </w:rPr>
+        <w:t>ψεύστην ποιοῦμεν αὐτὸν</w:t>
+      </w:r>
+    </w:p>
+    <w:p>
+      <w:pPr/>
+      <w:r>
+        <w:rPr>
+          <w:lang w:val="pt_PT" w:bidi="pt_PT"/>
+        </w:rPr>
+      </w:r>
+      <w:r>
+        <w:rPr>
+          <w:b/>
+          <w:lang w:val="pt_PT" w:bidi="pt_PT"/>
+        </w:rPr>
         <w:t>"fazemos de Deus um mentiroso".</w:t>
       </w:r>
     </w:p>
@@ -8864,6 +9479,21 @@
         <w:rPr>
           <w:lang w:val="pt_PT" w:bidi="pt_PT"/>
         </w:rPr>
+      </w:r>
+    </w:p>
+    <w:p>
+      <w:pPr/>
+      <w:r>
+        <w:rPr>
+          <w:lang w:val="pt_PT" w:bidi="pt_PT"/>
+        </w:rPr>
+      </w:r>
+      <w:r>
+        <w:rPr>
+          <w:b/>
+          <w:lang w:val="pt_PT" w:bidi="pt_PT"/>
+        </w:rPr>
+        <w:t>ὁ λόγος αὐτοῦ οὐκ ἔστιν ἐν ἡμῖν</w:t>
       </w:r>
     </w:p>
     <w:p>
@@ -9290,6 +9920,21 @@
           <w:b/>
           <w:lang w:val="pt_PT" w:bidi="pt_PT"/>
         </w:rPr>
+        <w:t>τεκνία μου</w:t>
+      </w:r>
+    </w:p>
+    <w:p>
+      <w:pPr/>
+      <w:r>
+        <w:rPr>
+          <w:lang w:val="pt_PT" w:bidi="pt_PT"/>
+        </w:rPr>
+      </w:r>
+      <w:r>
+        <w:rPr>
+          <w:b/>
+          <w:lang w:val="pt_PT" w:bidi="pt_PT"/>
+        </w:rPr>
         <w:t>"Meus filhinhos".</w:t>
       </w:r>
     </w:p>
@@ -9386,6 +10031,21 @@
           <w:b/>
           <w:lang w:val="pt_PT" w:bidi="pt_PT"/>
         </w:rPr>
+        <w:t>τεκνία μου</w:t>
+      </w:r>
+    </w:p>
+    <w:p>
+      <w:pPr/>
+      <w:r>
+        <w:rPr>
+          <w:lang w:val="pt_PT" w:bidi="pt_PT"/>
+        </w:rPr>
+      </w:r>
+      <w:r>
+        <w:rPr>
+          <w:b/>
+          <w:lang w:val="pt_PT" w:bidi="pt_PT"/>
+        </w:rPr>
         <w:t>"Meus filhinhos".</w:t>
       </w:r>
     </w:p>
@@ -9578,6 +10238,21 @@
           <w:b/>
           <w:lang w:val="pt_PT" w:bidi="pt_PT"/>
         </w:rPr>
+        <w:t>καὶ</w:t>
+      </w:r>
+    </w:p>
+    <w:p>
+      <w:pPr/>
+      <w:r>
+        <w:rPr>
+          <w:lang w:val="pt_PT" w:bidi="pt_PT"/>
+        </w:rPr>
+      </w:r>
+      <w:r>
+        <w:rPr>
+          <w:b/>
+          <w:lang w:val="pt_PT" w:bidi="pt_PT"/>
+        </w:rPr>
         <w:t>"Porém, se alguém pecar".</w:t>
       </w:r>
     </w:p>
@@ -9866,6 +10541,21 @@
           <w:b/>
           <w:lang w:val="pt_PT" w:bidi="pt_PT"/>
         </w:rPr>
+        <w:t>τὸν Πατέρα</w:t>
+      </w:r>
+    </w:p>
+    <w:p>
+      <w:pPr/>
+      <w:r>
+        <w:rPr>
+          <w:lang w:val="pt_PT" w:bidi="pt_PT"/>
+        </w:rPr>
+      </w:r>
+      <w:r>
+        <w:rPr>
+          <w:b/>
+          <w:lang w:val="pt_PT" w:bidi="pt_PT"/>
+        </w:rPr>
         <w:t>"diante do Pai".</w:t>
       </w:r>
     </w:p>
@@ -9956,6 +10646,21 @@
           <w:b/>
           <w:lang w:val="pt_PT" w:bidi="pt_PT"/>
         </w:rPr>
+        <w:t>δίκαιον</w:t>
+      </w:r>
+    </w:p>
+    <w:p>
+      <w:pPr/>
+      <w:r>
+        <w:rPr>
+          <w:lang w:val="pt_PT" w:bidi="pt_PT"/>
+        </w:rPr>
+      </w:r>
+      <w:r>
+        <w:rPr>
+          <w:b/>
+          <w:lang w:val="pt_PT" w:bidi="pt_PT"/>
+        </w:rPr>
         <w:t>"temos Jesus Cristo, que faz o que é correto".</w:t>
       </w:r>
     </w:p>
@@ -10065,6 +10770,21 @@
           <w:b/>
           <w:lang w:val="pt_PT" w:bidi="pt_PT"/>
         </w:rPr>
+        <w:t>αὐτὸς</w:t>
+      </w:r>
+    </w:p>
+    <w:p>
+      <w:pPr/>
+      <w:r>
+        <w:rPr>
+          <w:lang w:val="pt_PT" w:bidi="pt_PT"/>
+        </w:rPr>
+      </w:r>
+      <w:r>
+        <w:rPr>
+          <w:b/>
+          <w:lang w:val="pt_PT" w:bidi="pt_PT"/>
+        </w:rPr>
         <w:t>"É por meio do próprio Jesus Cristo que os nossos pecados são perdoados".</w:t>
       </w:r>
     </w:p>
@@ -10283,6 +11003,21 @@
           <w:b/>
           <w:lang w:val="pt_PT" w:bidi="pt_PT"/>
         </w:rPr>
+        <w:t>ὅλου τοῦ κόσμου</w:t>
+      </w:r>
+    </w:p>
+    <w:p>
+      <w:pPr/>
+      <w:r>
+        <w:rPr>
+          <w:lang w:val="pt_PT" w:bidi="pt_PT"/>
+        </w:rPr>
+      </w:r>
+      <w:r>
+        <w:rPr>
+          <w:b/>
+          <w:lang w:val="pt_PT" w:bidi="pt_PT"/>
+        </w:rPr>
         <w:t>"do mundo inteiro".</w:t>
       </w:r>
     </w:p>
@@ -10641,6 +11376,21 @@
           <w:b/>
           <w:lang w:val="pt_PT" w:bidi="pt_PT"/>
         </w:rPr>
+        <w:t>ἐν τούτῳ γινώσκομεν</w:t>
+      </w:r>
+    </w:p>
+    <w:p>
+      <w:pPr/>
+      <w:r>
+        <w:rPr>
+          <w:lang w:val="pt_PT" w:bidi="pt_PT"/>
+        </w:rPr>
+      </w:r>
+      <w:r>
+        <w:rPr>
+          <w:b/>
+          <w:lang w:val="pt_PT" w:bidi="pt_PT"/>
+        </w:rPr>
         <w:t>"então temos certeza".</w:t>
       </w:r>
     </w:p>
@@ -10750,6 +11500,21 @@
           <w:b/>
           <w:lang w:val="pt_PT" w:bidi="pt_PT"/>
         </w:rPr>
+        <w:t>ἐν τούτῳ</w:t>
+      </w:r>
+    </w:p>
+    <w:p>
+      <w:pPr/>
+      <w:r>
+        <w:rPr>
+          <w:lang w:val="pt_PT" w:bidi="pt_PT"/>
+        </w:rPr>
+      </w:r>
+      <w:r>
+        <w:rPr>
+          <w:b/>
+          <w:lang w:val="pt_PT" w:bidi="pt_PT"/>
+        </w:rPr>
         <w:t>"então temos certeza de".</w:t>
       </w:r>
     </w:p>
@@ -10872,6 +11637,21 @@
           <w:b/>
           <w:lang w:val="pt_PT" w:bidi="pt_PT"/>
         </w:rPr>
+        <w:t>γινώσκομεν ὅτι ἐγνώκαμεν αὐτόν</w:t>
+      </w:r>
+    </w:p>
+    <w:p>
+      <w:pPr/>
+      <w:r>
+        <w:rPr>
+          <w:lang w:val="pt_PT" w:bidi="pt_PT"/>
+        </w:rPr>
+      </w:r>
+      <w:r>
+        <w:rPr>
+          <w:b/>
+          <w:lang w:val="pt_PT" w:bidi="pt_PT"/>
+        </w:rPr>
         <w:t>"então temos certeza de que o conhecemos".</w:t>
       </w:r>
     </w:p>
@@ -10981,6 +11761,21 @@
           <w:b/>
           <w:lang w:val="pt_PT" w:bidi="pt_PT"/>
         </w:rPr>
+        <w:t>αὐτόν &amp; αὐτοῦ</w:t>
+      </w:r>
+    </w:p>
+    <w:p>
+      <w:pPr/>
+      <w:r>
+        <w:rPr>
+          <w:lang w:val="pt_PT" w:bidi="pt_PT"/>
+        </w:rPr>
+      </w:r>
+      <w:r>
+        <w:rPr>
+          <w:b/>
+          <w:lang w:val="pt_PT" w:bidi="pt_PT"/>
+        </w:rPr>
         <w:t>"Se obedecemos aos mandamentos de Deus... de que o conhecemos".</w:t>
       </w:r>
     </w:p>
@@ -11391,6 +12186,21 @@
           <w:b/>
           <w:lang w:val="pt_PT" w:bidi="pt_PT"/>
         </w:rPr>
+        <w:t>ὁ λέγων</w:t>
+      </w:r>
+    </w:p>
+    <w:p>
+      <w:pPr/>
+      <w:r>
+        <w:rPr>
+          <w:lang w:val="pt_PT" w:bidi="pt_PT"/>
+        </w:rPr>
+      </w:r>
+      <w:r>
+        <w:rPr>
+          <w:b/>
+          <w:lang w:val="pt_PT" w:bidi="pt_PT"/>
+        </w:rPr>
         <w:t>"Se alguém diz".</w:t>
       </w:r>
     </w:p>
@@ -11473,6 +12283,21 @@
         <w:rPr>
           <w:lang w:val="pt_PT" w:bidi="pt_PT"/>
         </w:rPr>
+      </w:r>
+    </w:p>
+    <w:p>
+      <w:pPr/>
+      <w:r>
+        <w:rPr>
+          <w:lang w:val="pt_PT" w:bidi="pt_PT"/>
+        </w:rPr>
+      </w:r>
+      <w:r>
+        <w:rPr>
+          <w:b/>
+          <w:lang w:val="pt_PT" w:bidi="pt_PT"/>
+        </w:rPr>
+        <w:t>ἔγνωκα αὐτὸν</w:t>
       </w:r>
     </w:p>
     <w:p>
@@ -11601,6 +12426,21 @@
           <w:b/>
           <w:lang w:val="pt_PT" w:bidi="pt_PT"/>
         </w:rPr>
+        <w:t>αὐτὸν &amp; αὐτοῦ</w:t>
+      </w:r>
+    </w:p>
+    <w:p>
+      <w:pPr/>
+      <w:r>
+        <w:rPr>
+          <w:lang w:val="pt_PT" w:bidi="pt_PT"/>
+        </w:rPr>
+      </w:r>
+      <w:r>
+        <w:rPr>
+          <w:b/>
+          <w:lang w:val="pt_PT" w:bidi="pt_PT"/>
+        </w:rPr>
         <w:t>"Eu o conheço, mas não obedece aos seus mandamentos".</w:t>
       </w:r>
     </w:p>
@@ -11710,6 +12550,21 @@
           <w:b/>
           <w:lang w:val="pt_PT" w:bidi="pt_PT"/>
         </w:rPr>
+        <w:t>καὶ</w:t>
+      </w:r>
+    </w:p>
+    <w:p>
+      <w:pPr/>
+      <w:r>
+        <w:rPr>
+          <w:lang w:val="pt_PT" w:bidi="pt_PT"/>
+        </w:rPr>
+      </w:r>
+      <w:r>
+        <w:rPr>
+          <w:b/>
+          <w:lang w:val="pt_PT" w:bidi="pt_PT"/>
+        </w:rPr>
         <w:t>"Mas não obedece aos seus mandamentos".</w:t>
       </w:r>
     </w:p>
@@ -11806,6 +12661,21 @@
           <w:b/>
           <w:lang w:val="pt_PT" w:bidi="pt_PT"/>
         </w:rPr>
+        <w:t>μὴ τηρῶν</w:t>
+      </w:r>
+    </w:p>
+    <w:p>
+      <w:pPr/>
+      <w:r>
+        <w:rPr>
+          <w:lang w:val="pt_PT" w:bidi="pt_PT"/>
+        </w:rPr>
+      </w:r>
+      <w:r>
+        <w:rPr>
+          <w:b/>
+          <w:lang w:val="pt_PT" w:bidi="pt_PT"/>
+        </w:rPr>
         <w:t>"mas não obedece aos seus mandamentos".</w:t>
       </w:r>
     </w:p>
@@ -11984,6 +12854,21 @@
         <w:rPr>
           <w:lang w:val="pt_PT" w:bidi="pt_PT"/>
         </w:rPr>
+      </w:r>
+    </w:p>
+    <w:p>
+      <w:pPr/>
+      <w:r>
+        <w:rPr>
+          <w:lang w:val="pt_PT" w:bidi="pt_PT"/>
+        </w:rPr>
+      </w:r>
+      <w:r>
+        <w:rPr>
+          <w:b/>
+          <w:lang w:val="pt_PT" w:bidi="pt_PT"/>
+        </w:rPr>
+        <w:t>καὶ ἐν τούτῳ ἡ ἀλήθεια οὐκ ἔστιν</w:t>
       </w:r>
     </w:p>
     <w:p>
@@ -12208,6 +13093,21 @@
           <w:b/>
           <w:lang w:val="pt_PT" w:bidi="pt_PT"/>
         </w:rPr>
+        <w:t>δ’</w:t>
+      </w:r>
+    </w:p>
+    <w:p>
+      <w:pPr/>
+      <w:r>
+        <w:rPr>
+          <w:lang w:val="pt_PT" w:bidi="pt_PT"/>
+        </w:rPr>
+      </w:r>
+      <w:r>
+        <w:rPr>
+          <w:b/>
+          <w:lang w:val="pt_PT" w:bidi="pt_PT"/>
+        </w:rPr>
         <w:t>"Porém, se obedecemos aos ensinamentos de Deus".</w:t>
       </w:r>
     </w:p>
@@ -12374,6 +13274,21 @@
           <w:b/>
           <w:lang w:val="pt_PT" w:bidi="pt_PT"/>
         </w:rPr>
+        <w:t>τηρῇ αὐτοῦ τὸν λόγον</w:t>
+      </w:r>
+    </w:p>
+    <w:p>
+      <w:pPr/>
+      <w:r>
+        <w:rPr>
+          <w:lang w:val="pt_PT" w:bidi="pt_PT"/>
+        </w:rPr>
+      </w:r>
+      <w:r>
+        <w:rPr>
+          <w:b/>
+          <w:lang w:val="pt_PT" w:bidi="pt_PT"/>
+        </w:rPr>
         <w:t>"se obedecemos aos ensinamentos de Deus".</w:t>
       </w:r>
     </w:p>
@@ -12483,6 +13398,21 @@
           <w:b/>
           <w:lang w:val="pt_PT" w:bidi="pt_PT"/>
         </w:rPr>
+        <w:t>τηρῇ αὐτοῦ τὸν λόγον</w:t>
+      </w:r>
+    </w:p>
+    <w:p>
+      <w:pPr/>
+      <w:r>
+        <w:rPr>
+          <w:lang w:val="pt_PT" w:bidi="pt_PT"/>
+        </w:rPr>
+      </w:r>
+      <w:r>
+        <w:rPr>
+          <w:b/>
+          <w:lang w:val="pt_PT" w:bidi="pt_PT"/>
+        </w:rPr>
         <w:t>"se obedecemos aos ensinamentos de Deus".</w:t>
       </w:r>
     </w:p>
@@ -12592,6 +13522,21 @@
           <w:b/>
           <w:lang w:val="pt_PT" w:bidi="pt_PT"/>
         </w:rPr>
+        <w:t>αὐτοῦ &amp; αὐτῷ</w:t>
+      </w:r>
+    </w:p>
+    <w:p>
+      <w:pPr/>
+      <w:r>
+        <w:rPr>
+          <w:lang w:val="pt_PT" w:bidi="pt_PT"/>
+        </w:rPr>
+      </w:r>
+      <w:r>
+        <w:rPr>
+          <w:b/>
+          <w:lang w:val="pt_PT" w:bidi="pt_PT"/>
+        </w:rPr>
         <w:t>"se obedecemos aos mandamentos de Deus... de que estamos vivendo unidos com Deus".</w:t>
       </w:r>
     </w:p>
@@ -12823,6 +13768,21 @@
           <w:b/>
           <w:lang w:val="pt_PT" w:bidi="pt_PT"/>
         </w:rPr>
+        <w:t>ἀληθῶς ἐν τούτῳ ἡ ἀγάπη τοῦ Θεοῦ τετελείωται</w:t>
+      </w:r>
+    </w:p>
+    <w:p>
+      <w:pPr/>
+      <w:r>
+        <w:rPr>
+          <w:lang w:val="pt_PT" w:bidi="pt_PT"/>
+        </w:rPr>
+      </w:r>
+      <w:r>
+        <w:rPr>
+          <w:b/>
+          <w:lang w:val="pt_PT" w:bidi="pt_PT"/>
+        </w:rPr>
         <w:t>"sabemos que amamos a Deus de todo o coração".</w:t>
       </w:r>
     </w:p>
@@ -12932,6 +13892,21 @@
           <w:b/>
           <w:lang w:val="pt_PT" w:bidi="pt_PT"/>
         </w:rPr>
+        <w:t>ἐν τούτῳ γινώσκομεν ὅτι ἐν αὐτῷ ἐσμεν</w:t>
+      </w:r>
+    </w:p>
+    <w:p>
+      <w:pPr/>
+      <w:r>
+        <w:rPr>
+          <w:lang w:val="pt_PT" w:bidi="pt_PT"/>
+        </w:rPr>
+      </w:r>
+      <w:r>
+        <w:rPr>
+          <w:b/>
+          <w:lang w:val="pt_PT" w:bidi="pt_PT"/>
+        </w:rPr>
         <w:t>"É assim que podemos ter certeza de que estamos vivendo unidos com Deus".</w:t>
       </w:r>
     </w:p>
@@ -13027,6 +14002,21 @@
         <w:rPr>
           <w:lang w:val="pt_PT" w:bidi="pt_PT"/>
         </w:rPr>
+      </w:r>
+    </w:p>
+    <w:p>
+      <w:pPr/>
+      <w:r>
+        <w:rPr>
+          <w:lang w:val="pt_PT" w:bidi="pt_PT"/>
+        </w:rPr>
+      </w:r>
+      <w:r>
+        <w:rPr>
+          <w:b/>
+          <w:lang w:val="pt_PT" w:bidi="pt_PT"/>
+        </w:rPr>
+        <w:t>ἐν αὐτῷ ἐσμεν</w:t>
       </w:r>
     </w:p>
     <w:p>
@@ -13238,6 +14228,21 @@
           <w:b/>
           <w:lang w:val="pt_PT" w:bidi="pt_PT"/>
         </w:rPr>
+        <w:t>ἐν αὐτῷ μένειν</w:t>
+      </w:r>
+    </w:p>
+    <w:p>
+      <w:pPr/>
+      <w:r>
+        <w:rPr>
+          <w:lang w:val="pt_PT" w:bidi="pt_PT"/>
+        </w:rPr>
+      </w:r>
+      <w:r>
+        <w:rPr>
+          <w:b/>
+          <w:lang w:val="pt_PT" w:bidi="pt_PT"/>
+        </w:rPr>
         <w:t>"que vive unido com Deus".</w:t>
       </w:r>
     </w:p>
@@ -13401,6 +14406,21 @@
           <w:b/>
           <w:lang w:val="pt_PT" w:bidi="pt_PT"/>
         </w:rPr>
+        <w:t>ἐν αὐτῷ μένειν</w:t>
+      </w:r>
+    </w:p>
+    <w:p>
+      <w:pPr/>
+      <w:r>
+        <w:rPr>
+          <w:lang w:val="pt_PT" w:bidi="pt_PT"/>
+        </w:rPr>
+      </w:r>
+      <w:r>
+        <w:rPr>
+          <w:b/>
+          <w:lang w:val="pt_PT" w:bidi="pt_PT"/>
+        </w:rPr>
         <w:t>"que vive unido com Deus".</w:t>
       </w:r>
     </w:p>
@@ -13483,6 +14503,21 @@
         <w:rPr>
           <w:lang w:val="pt_PT" w:bidi="pt_PT"/>
         </w:rPr>
+      </w:r>
+    </w:p>
+    <w:p>
+      <w:pPr/>
+      <w:r>
+        <w:rPr>
+          <w:lang w:val="pt_PT" w:bidi="pt_PT"/>
+        </w:rPr>
+      </w:r>
+      <w:r>
+        <w:rPr>
+          <w:b/>
+          <w:lang w:val="pt_PT" w:bidi="pt_PT"/>
+        </w:rPr>
+        <w:t>ἐν αὐτῷ</w:t>
       </w:r>
     </w:p>
     <w:p>
@@ -13860,6 +14895,21 @@
           <w:b/>
           <w:lang w:val="pt_PT" w:bidi="pt_PT"/>
         </w:rPr>
+        <w:t>ἐκεῖνος</w:t>
+      </w:r>
+    </w:p>
+    <w:p>
+      <w:pPr/>
+      <w:r>
+        <w:rPr>
+          <w:lang w:val="pt_PT" w:bidi="pt_PT"/>
+        </w:rPr>
+      </w:r>
+      <w:r>
+        <w:rPr>
+          <w:b/>
+          <w:lang w:val="pt_PT" w:bidi="pt_PT"/>
+        </w:rPr>
         <w:t>"como Jesus Cristo viveu".</w:t>
       </w:r>
     </w:p>
@@ -13969,6 +15019,21 @@
           <w:b/>
           <w:lang w:val="pt_PT" w:bidi="pt_PT"/>
         </w:rPr>
+        <w:t>ἀγαπητοί</w:t>
+      </w:r>
+    </w:p>
+    <w:p>
+      <w:pPr/>
+      <w:r>
+        <w:rPr>
+          <w:lang w:val="pt_PT" w:bidi="pt_PT"/>
+        </w:rPr>
+      </w:r>
+      <w:r>
+        <w:rPr>
+          <w:b/>
+          <w:lang w:val="pt_PT" w:bidi="pt_PT"/>
+        </w:rPr>
         <w:t>"Meus queridos amigos".</w:t>
       </w:r>
     </w:p>
@@ -14078,6 +15143,21 @@
           <w:b/>
           <w:lang w:val="pt_PT" w:bidi="pt_PT"/>
         </w:rPr>
+        <w:t>ἀπ’ ἀρχῆς</w:t>
+      </w:r>
+    </w:p>
+    <w:p>
+      <w:pPr/>
+      <w:r>
+        <w:rPr>
+          <w:lang w:val="pt_PT" w:bidi="pt_PT"/>
+        </w:rPr>
+      </w:r>
+      <w:r>
+        <w:rPr>
+          <w:b/>
+          <w:lang w:val="pt_PT" w:bidi="pt_PT"/>
+        </w:rPr>
         <w:t>"que vocês receberam lá no começo".</w:t>
       </w:r>
     </w:p>
@@ -14187,6 +15267,21 @@
           <w:b/>
           <w:lang w:val="pt_PT" w:bidi="pt_PT"/>
         </w:rPr>
+        <w:t>ὁ λόγος ὃν ἠκούσατε</w:t>
+      </w:r>
+    </w:p>
+    <w:p>
+      <w:pPr/>
+      <w:r>
+        <w:rPr>
+          <w:lang w:val="pt_PT" w:bidi="pt_PT"/>
+        </w:rPr>
+      </w:r>
+      <w:r>
+        <w:rPr>
+          <w:b/>
+          <w:lang w:val="pt_PT" w:bidi="pt_PT"/>
+        </w:rPr>
         <w:t>"é a mensagem que vocês já ouviram".</w:t>
       </w:r>
     </w:p>
@@ -14282,6 +15377,21 @@
         <w:rPr>
           <w:lang w:val="pt_PT" w:bidi="pt_PT"/>
         </w:rPr>
+      </w:r>
+    </w:p>
+    <w:p>
+      <w:pPr/>
+      <w:r>
+        <w:rPr>
+          <w:lang w:val="pt_PT" w:bidi="pt_PT"/>
+        </w:rPr>
+      </w:r>
+      <w:r>
+        <w:rPr>
+          <w:b/>
+          <w:lang w:val="pt_PT" w:bidi="pt_PT"/>
+        </w:rPr>
+        <w:t>ὁ λόγος ὃν ἠκούσατε</w:t>
       </w:r>
     </w:p>
     <w:p>
@@ -14464,6 +15574,21 @@
           <w:b/>
           <w:lang w:val="pt_PT" w:bidi="pt_PT"/>
         </w:rPr>
+        <w:t>πάλιν</w:t>
+      </w:r>
+    </w:p>
+    <w:p>
+      <w:pPr/>
+      <w:r>
+        <w:rPr>
+          <w:lang w:val="pt_PT" w:bidi="pt_PT"/>
+        </w:rPr>
+      </w:r>
+      <w:r>
+        <w:rPr>
+          <w:b/>
+          <w:lang w:val="pt_PT" w:bidi="pt_PT"/>
+        </w:rPr>
         <w:t>"Porém o mandamento que eu estou dando a vocês".</w:t>
       </w:r>
     </w:p>
@@ -14559,6 +15684,21 @@
         <w:rPr>
           <w:lang w:val="pt_PT" w:bidi="pt_PT"/>
         </w:rPr>
+      </w:r>
+    </w:p>
+    <w:p>
+      <w:pPr/>
+      <w:r>
+        <w:rPr>
+          <w:lang w:val="pt_PT" w:bidi="pt_PT"/>
+        </w:rPr>
+      </w:r>
+      <w:r>
+        <w:rPr>
+          <w:b/>
+          <w:lang w:val="pt_PT" w:bidi="pt_PT"/>
+        </w:rPr>
+        <w:t>ἐντολὴν καινὴν γράφω ὑμῖν</w:t>
       </w:r>
     </w:p>
     <w:p>
@@ -14822,6 +15962,21 @@
           <w:b/>
           <w:lang w:val="pt_PT" w:bidi="pt_PT"/>
         </w:rPr>
+        <w:t>ὅ ἐστιν ἀληθὲς ἐν αὐτῷ καὶ ἐν ὑμῖν</w:t>
+      </w:r>
+    </w:p>
+    <w:p>
+      <w:pPr/>
+      <w:r>
+        <w:rPr>
+          <w:lang w:val="pt_PT" w:bidi="pt_PT"/>
+        </w:rPr>
+      </w:r>
+      <w:r>
+        <w:rPr>
+          <w:b/>
+          <w:lang w:val="pt_PT" w:bidi="pt_PT"/>
+        </w:rPr>
         <w:t>"porque a sua verdade é vista em Cristo e também em vocês".</w:t>
       </w:r>
     </w:p>
@@ -14905,6 +16060,21 @@
           <w:b/>
           <w:lang w:val="pt_PT" w:bidi="pt_PT"/>
         </w:rPr>
+        <w:t>ὅ ἐστιν ἀληθὲς ἐν αὐτῷ καὶ ἐν ὑμῖν</w:t>
+      </w:r>
+    </w:p>
+    <w:p>
+      <w:pPr/>
+      <w:r>
+        <w:rPr>
+          <w:lang w:val="pt_PT" w:bidi="pt_PT"/>
+        </w:rPr>
+      </w:r>
+      <w:r>
+        <w:rPr>
+          <w:b/>
+          <w:lang w:val="pt_PT" w:bidi="pt_PT"/>
+        </w:rPr>
         <w:t>"porque a sua verdade é vista em Cristo e também em vocês".</w:t>
       </w:r>
     </w:p>
@@ -14987,6 +16157,21 @@
         <w:rPr>
           <w:lang w:val="pt_PT" w:bidi="pt_PT"/>
         </w:rPr>
+      </w:r>
+    </w:p>
+    <w:p>
+      <w:pPr/>
+      <w:r>
+        <w:rPr>
+          <w:lang w:val="pt_PT" w:bidi="pt_PT"/>
+        </w:rPr>
+      </w:r>
+      <w:r>
+        <w:rPr>
+          <w:b/>
+          <w:lang w:val="pt_PT" w:bidi="pt_PT"/>
+        </w:rPr>
+        <w:t>αὐτῷ</w:t>
       </w:r>
     </w:p>
     <w:p>
@@ -15250,6 +16435,21 @@
           <w:b/>
           <w:lang w:val="pt_PT" w:bidi="pt_PT"/>
         </w:rPr>
+        <w:t>τὸ φῶς τὸ ἀληθινὸν</w:t>
+      </w:r>
+    </w:p>
+    <w:p>
+      <w:pPr/>
+      <w:r>
+        <w:rPr>
+          <w:lang w:val="pt_PT" w:bidi="pt_PT"/>
+        </w:rPr>
+      </w:r>
+      <w:r>
+        <w:rPr>
+          <w:b/>
+          <w:lang w:val="pt_PT" w:bidi="pt_PT"/>
+        </w:rPr>
         <w:t>"a verdadeira luz".</w:t>
       </w:r>
     </w:p>
@@ -15447,6 +16647,21 @@
           <w:b/>
           <w:lang w:val="pt_PT" w:bidi="pt_PT"/>
         </w:rPr>
+        <w:t>ἐν τῷ φωτὶ εἶναι</w:t>
+      </w:r>
+    </w:p>
+    <w:p>
+      <w:pPr/>
+      <w:r>
+        <w:rPr>
+          <w:lang w:val="pt_PT" w:bidi="pt_PT"/>
+        </w:rPr>
+      </w:r>
+      <w:r>
+        <w:rPr>
+          <w:b/>
+          <w:lang w:val="pt_PT" w:bidi="pt_PT"/>
+        </w:rPr>
         <w:t>"que vive na luz".</w:t>
       </w:r>
     </w:p>
@@ -15579,6 +16794,21 @@
           <w:b/>
           <w:lang w:val="pt_PT" w:bidi="pt_PT"/>
         </w:rPr>
+        <w:t>καὶ</w:t>
+      </w:r>
+    </w:p>
+    <w:p>
+      <w:pPr/>
+      <w:r>
+        <w:rPr>
+          <w:lang w:val="pt_PT" w:bidi="pt_PT"/>
+        </w:rPr>
+      </w:r>
+      <w:r>
+        <w:rPr>
+          <w:b/>
+          <w:lang w:val="pt_PT" w:bidi="pt_PT"/>
+        </w:rPr>
         <w:t>"e odeia o seu irmão".</w:t>
       </w:r>
     </w:p>
@@ -15675,6 +16905,21 @@
           <w:b/>
           <w:lang w:val="pt_PT" w:bidi="pt_PT"/>
         </w:rPr>
+        <w:t>τὸν ἀδελφὸν αὐτοῦ</w:t>
+      </w:r>
+    </w:p>
+    <w:p>
+      <w:pPr/>
+      <w:r>
+        <w:rPr>
+          <w:lang w:val="pt_PT" w:bidi="pt_PT"/>
+        </w:rPr>
+      </w:r>
+      <w:r>
+        <w:rPr>
+          <w:b/>
+          <w:lang w:val="pt_PT" w:bidi="pt_PT"/>
+        </w:rPr>
         <w:t>"e odeia o seu irmão".</w:t>
       </w:r>
     </w:p>
@@ -15771,6 +17016,21 @@
           <w:b/>
           <w:lang w:val="pt_PT" w:bidi="pt_PT"/>
         </w:rPr>
+        <w:t>τὸν ἀδελφὸν αὐτοῦ</w:t>
+      </w:r>
+    </w:p>
+    <w:p>
+      <w:pPr/>
+      <w:r>
+        <w:rPr>
+          <w:lang w:val="pt_PT" w:bidi="pt_PT"/>
+        </w:rPr>
+      </w:r>
+      <w:r>
+        <w:rPr>
+          <w:b/>
+          <w:lang w:val="pt_PT" w:bidi="pt_PT"/>
+        </w:rPr>
         <w:t>"o seu irmão".</w:t>
       </w:r>
     </w:p>
@@ -15867,6 +17127,21 @@
           <w:b/>
           <w:lang w:val="pt_PT" w:bidi="pt_PT"/>
         </w:rPr>
+        <w:t>τὸν ἀδελφὸν αὐτοῦ</w:t>
+      </w:r>
+    </w:p>
+    <w:p>
+      <w:pPr/>
+      <w:r>
+        <w:rPr>
+          <w:lang w:val="pt_PT" w:bidi="pt_PT"/>
+        </w:rPr>
+      </w:r>
+      <w:r>
+        <w:rPr>
+          <w:b/>
+          <w:lang w:val="pt_PT" w:bidi="pt_PT"/>
+        </w:rPr>
         <w:t>"o seu irmão".</w:t>
       </w:r>
     </w:p>
@@ -15949,6 +17224,21 @@
         <w:rPr>
           <w:lang w:val="pt_PT" w:bidi="pt_PT"/>
         </w:rPr>
+      </w:r>
+    </w:p>
+    <w:p>
+      <w:pPr/>
+      <w:r>
+        <w:rPr>
+          <w:lang w:val="pt_PT" w:bidi="pt_PT"/>
+        </w:rPr>
+      </w:r>
+      <w:r>
+        <w:rPr>
+          <w:b/>
+          <w:lang w:val="pt_PT" w:bidi="pt_PT"/>
+        </w:rPr>
+        <w:t>ἐν τῇ σκοτίᾳ ἐστὶν</w:t>
       </w:r>
     </w:p>
     <w:p>
@@ -16160,6 +17450,21 @@
           <w:b/>
           <w:lang w:val="pt_PT" w:bidi="pt_PT"/>
         </w:rPr>
+        <w:t>τὸν ἀδελφὸν αὐτοῦ</w:t>
+      </w:r>
+    </w:p>
+    <w:p>
+      <w:pPr/>
+      <w:r>
+        <w:rPr>
+          <w:lang w:val="pt_PT" w:bidi="pt_PT"/>
+        </w:rPr>
+      </w:r>
+      <w:r>
+        <w:rPr>
+          <w:b/>
+          <w:lang w:val="pt_PT" w:bidi="pt_PT"/>
+        </w:rPr>
         <w:t>"o seu irmão".</w:t>
       </w:r>
     </w:p>
@@ -16274,6 +17579,21 @@
           <w:b/>
           <w:lang w:val="pt_PT" w:bidi="pt_PT"/>
         </w:rPr>
+        <w:t>τὸν ἀδελφὸν αὐτοῦ</w:t>
+      </w:r>
+    </w:p>
+    <w:p>
+      <w:pPr/>
+      <w:r>
+        <w:rPr>
+          <w:lang w:val="pt_PT" w:bidi="pt_PT"/>
+        </w:rPr>
+      </w:r>
+      <w:r>
+        <w:rPr>
+          <w:b/>
+          <w:lang w:val="pt_PT" w:bidi="pt_PT"/>
+        </w:rPr>
         <w:t>"o seu irmão".</w:t>
       </w:r>
     </w:p>
@@ -16453,6 +17773,21 @@
           <w:b/>
           <w:lang w:val="pt_PT" w:bidi="pt_PT"/>
         </w:rPr>
+        <w:t>ἐν τῷ φωτὶ μένει</w:t>
+      </w:r>
+    </w:p>
+    <w:p>
+      <w:pPr/>
+      <w:r>
+        <w:rPr>
+          <w:lang w:val="pt_PT" w:bidi="pt_PT"/>
+        </w:rPr>
+      </w:r>
+      <w:r>
+        <w:rPr>
+          <w:b/>
+          <w:lang w:val="pt_PT" w:bidi="pt_PT"/>
+        </w:rPr>
         <w:t>"vive na luz".</w:t>
       </w:r>
     </w:p>
@@ -16536,6 +17871,21 @@
           <w:b/>
           <w:lang w:val="pt_PT" w:bidi="pt_PT"/>
         </w:rPr>
+        <w:t>σκάνδαλον ἐν αὐτῷ οὐκ ἔστιν</w:t>
+      </w:r>
+    </w:p>
+    <w:p>
+      <w:pPr/>
+      <w:r>
+        <w:rPr>
+          <w:lang w:val="pt_PT" w:bidi="pt_PT"/>
+        </w:rPr>
+      </w:r>
+      <w:r>
+        <w:rPr>
+          <w:b/>
+          <w:lang w:val="pt_PT" w:bidi="pt_PT"/>
+        </w:rPr>
         <w:t>"e não há nessa pessoa nada que leve alguém a pecar".</w:t>
       </w:r>
     </w:p>
@@ -16631,6 +17981,21 @@
         <w:rPr>
           <w:lang w:val="pt_PT" w:bidi="pt_PT"/>
         </w:rPr>
+      </w:r>
+    </w:p>
+    <w:p>
+      <w:pPr/>
+      <w:r>
+        <w:rPr>
+          <w:lang w:val="pt_PT" w:bidi="pt_PT"/>
+        </w:rPr>
+      </w:r>
+      <w:r>
+        <w:rPr>
+          <w:b/>
+          <w:lang w:val="pt_PT" w:bidi="pt_PT"/>
+        </w:rPr>
+        <w:t>σκάνδαλον ἐν αὐτῷ οὐκ ἔστιν</w:t>
       </w:r>
     </w:p>
     <w:p>
@@ -16785,6 +18150,21 @@
           <w:b/>
           <w:lang w:val="pt_PT" w:bidi="pt_PT"/>
         </w:rPr>
+        <w:t>τὸν ἀδελφὸν αὐτοῦ</w:t>
+      </w:r>
+    </w:p>
+    <w:p>
+      <w:pPr/>
+      <w:r>
+        <w:rPr>
+          <w:lang w:val="pt_PT" w:bidi="pt_PT"/>
+        </w:rPr>
+      </w:r>
+      <w:r>
+        <w:rPr>
+          <w:b/>
+          <w:lang w:val="pt_PT" w:bidi="pt_PT"/>
+        </w:rPr>
         <w:t>"odeia o seu irmão".</w:t>
       </w:r>
     </w:p>
@@ -16899,6 +18279,21 @@
           <w:b/>
           <w:lang w:val="pt_PT" w:bidi="pt_PT"/>
         </w:rPr>
+        <w:t>ἐν τῇ σκοτίᾳ ἐστὶν, καὶ ἐν τῇ σκοτίᾳ περιπατεῖ</w:t>
+      </w:r>
+    </w:p>
+    <w:p>
+      <w:pPr/>
+      <w:r>
+        <w:rPr>
+          <w:lang w:val="pt_PT" w:bidi="pt_PT"/>
+        </w:rPr>
+      </w:r>
+      <w:r>
+        <w:rPr>
+          <w:b/>
+          <w:lang w:val="pt_PT" w:bidi="pt_PT"/>
+        </w:rPr>
         <w:t>"está na escuridão, anda nela e não sabe para onde está indo".</w:t>
       </w:r>
     </w:p>
@@ -17441,6 +18836,21 @@
           <w:b/>
           <w:lang w:val="pt_PT" w:bidi="pt_PT"/>
         </w:rPr>
+        <w:t>τεκνία</w:t>
+      </w:r>
+    </w:p>
+    <w:p>
+      <w:pPr/>
+      <w:r>
+        <w:rPr>
+          <w:lang w:val="pt_PT" w:bidi="pt_PT"/>
+        </w:rPr>
+      </w:r>
+      <w:r>
+        <w:rPr>
+          <w:b/>
+          <w:lang w:val="pt_PT" w:bidi="pt_PT"/>
+        </w:rPr>
         <w:t>"Filhinhos, escrevo a vocês".</w:t>
       </w:r>
     </w:p>
@@ -17591,6 +19001,21 @@
           <w:b/>
           <w:lang w:val="pt_PT" w:bidi="pt_PT"/>
         </w:rPr>
+        <w:t>ὅτι</w:t>
+      </w:r>
+    </w:p>
+    <w:p>
+      <w:pPr/>
+      <w:r>
+        <w:rPr>
+          <w:lang w:val="pt_PT" w:bidi="pt_PT"/>
+        </w:rPr>
+      </w:r>
+      <w:r>
+        <w:rPr>
+          <w:b/>
+          <w:lang w:val="pt_PT" w:bidi="pt_PT"/>
+        </w:rPr>
         <w:t>"porque os seus pecados são perdoados".</w:t>
       </w:r>
     </w:p>
@@ -17687,6 +19112,21 @@
           <w:b/>
           <w:lang w:val="pt_PT" w:bidi="pt_PT"/>
         </w:rPr>
+        <w:t>ἀφέωνται ὑμῖν αἱ ἁμαρτίαι</w:t>
+      </w:r>
+    </w:p>
+    <w:p>
+      <w:pPr/>
+      <w:r>
+        <w:rPr>
+          <w:lang w:val="pt_PT" w:bidi="pt_PT"/>
+        </w:rPr>
+      </w:r>
+      <w:r>
+        <w:rPr>
+          <w:b/>
+          <w:lang w:val="pt_PT" w:bidi="pt_PT"/>
+        </w:rPr>
         <w:t>"os seus pecados são perdoados".</w:t>
       </w:r>
     </w:p>
@@ -17988,6 +19428,21 @@
           <w:b/>
           <w:lang w:val="pt_PT" w:bidi="pt_PT"/>
         </w:rPr>
+        <w:t>πατέρες</w:t>
+      </w:r>
+    </w:p>
+    <w:p>
+      <w:pPr/>
+      <w:r>
+        <w:rPr>
+          <w:lang w:val="pt_PT" w:bidi="pt_PT"/>
+        </w:rPr>
+      </w:r>
+      <w:r>
+        <w:rPr>
+          <w:b/>
+          <w:lang w:val="pt_PT" w:bidi="pt_PT"/>
+        </w:rPr>
         <w:t>"Pais, escrevo a vocês".</w:t>
       </w:r>
     </w:p>
@@ -18070,6 +19525,21 @@
         <w:rPr>
           <w:lang w:val="pt_PT" w:bidi="pt_PT"/>
         </w:rPr>
+      </w:r>
+    </w:p>
+    <w:p>
+      <w:pPr/>
+      <w:r>
+        <w:rPr>
+          <w:lang w:val="pt_PT" w:bidi="pt_PT"/>
+        </w:rPr>
+      </w:r>
+      <w:r>
+        <w:rPr>
+          <w:b/>
+          <w:lang w:val="pt_PT" w:bidi="pt_PT"/>
+        </w:rPr>
+        <w:t>ἐγνώκατε</w:t>
       </w:r>
     </w:p>
     <w:p>
@@ -18211,6 +19681,21 @@
           <w:b/>
           <w:lang w:val="pt_PT" w:bidi="pt_PT"/>
         </w:rPr>
+        <w:t>τὸν ἀπ’ ἀρχῆς</w:t>
+      </w:r>
+    </w:p>
+    <w:p>
+      <w:pPr/>
+      <w:r>
+        <w:rPr>
+          <w:lang w:val="pt_PT" w:bidi="pt_PT"/>
+        </w:rPr>
+      </w:r>
+      <w:r>
+        <w:rPr>
+          <w:b/>
+          <w:lang w:val="pt_PT" w:bidi="pt_PT"/>
+        </w:rPr>
         <w:t>"aquele que existiu desde a criação do mundo".</w:t>
       </w:r>
     </w:p>
@@ -18320,6 +19805,21 @@
           <w:b/>
           <w:lang w:val="pt_PT" w:bidi="pt_PT"/>
         </w:rPr>
+        <w:t>νεανίσκοι</w:t>
+      </w:r>
+    </w:p>
+    <w:p>
+      <w:pPr/>
+      <w:r>
+        <w:rPr>
+          <w:lang w:val="pt_PT" w:bidi="pt_PT"/>
+        </w:rPr>
+      </w:r>
+      <w:r>
+        <w:rPr>
+          <w:b/>
+          <w:lang w:val="pt_PT" w:bidi="pt_PT"/>
+        </w:rPr>
         <w:t>"Jovens, escrevo a vocês".</w:t>
       </w:r>
     </w:p>
@@ -18442,6 +19942,21 @@
           <w:b/>
           <w:lang w:val="pt_PT" w:bidi="pt_PT"/>
         </w:rPr>
+        <w:t>νεανίσκοι</w:t>
+      </w:r>
+    </w:p>
+    <w:p>
+      <w:pPr/>
+      <w:r>
+        <w:rPr>
+          <w:lang w:val="pt_PT" w:bidi="pt_PT"/>
+        </w:rPr>
+      </w:r>
+      <w:r>
+        <w:rPr>
+          <w:b/>
+          <w:lang w:val="pt_PT" w:bidi="pt_PT"/>
+        </w:rPr>
         <w:t>"Jovens, escrevo a vocês".</w:t>
       </w:r>
     </w:p>
@@ -18621,6 +20136,21 @@
           <w:b/>
           <w:lang w:val="pt_PT" w:bidi="pt_PT"/>
         </w:rPr>
+        <w:t>τὸν πονηρόν</w:t>
+      </w:r>
+    </w:p>
+    <w:p>
+      <w:pPr/>
+      <w:r>
+        <w:rPr>
+          <w:lang w:val="pt_PT" w:bidi="pt_PT"/>
+        </w:rPr>
+      </w:r>
+      <w:r>
+        <w:rPr>
+          <w:b/>
+          <w:lang w:val="pt_PT" w:bidi="pt_PT"/>
+        </w:rPr>
         <w:t>"o Maligno".</w:t>
       </w:r>
     </w:p>
@@ -18730,6 +20260,21 @@
           <w:b/>
           <w:lang w:val="pt_PT" w:bidi="pt_PT"/>
         </w:rPr>
+        <w:t>τὸν πονηρόν</w:t>
+      </w:r>
+    </w:p>
+    <w:p>
+      <w:pPr/>
+      <w:r>
+        <w:rPr>
+          <w:lang w:val="pt_PT" w:bidi="pt_PT"/>
+        </w:rPr>
+      </w:r>
+      <w:r>
+        <w:rPr>
+          <w:b/>
+          <w:lang w:val="pt_PT" w:bidi="pt_PT"/>
+        </w:rPr>
         <w:t>"o Maligno".</w:t>
       </w:r>
     </w:p>
@@ -18812,6 +20357,21 @@
         <w:rPr>
           <w:lang w:val="pt_PT" w:bidi="pt_PT"/>
         </w:rPr>
+      </w:r>
+    </w:p>
+    <w:p>
+      <w:pPr/>
+      <w:r>
+        <w:rPr>
+          <w:lang w:val="pt_PT" w:bidi="pt_PT"/>
+        </w:rPr>
+      </w:r>
+      <w:r>
+        <w:rPr>
+          <w:b/>
+          <w:lang w:val="pt_PT" w:bidi="pt_PT"/>
+        </w:rPr>
+        <w:t>ἔγραψα ὑμῖν, παιδία, ὅτι ἐγνώκατε τὸν Πατέρα</w:t>
       </w:r>
     </w:p>
     <w:p>
@@ -18945,6 +20505,21 @@
           <w:b/>
           <w:lang w:val="pt_PT" w:bidi="pt_PT"/>
         </w:rPr>
+        <w:t>νεανίσκοι</w:t>
+      </w:r>
+    </w:p>
+    <w:p>
+      <w:pPr/>
+      <w:r>
+        <w:rPr>
+          <w:lang w:val="pt_PT" w:bidi="pt_PT"/>
+        </w:rPr>
+      </w:r>
+      <w:r>
+        <w:rPr>
+          <w:b/>
+          <w:lang w:val="pt_PT" w:bidi="pt_PT"/>
+        </w:rPr>
         <w:t>"Escrevo a vocês, jovens".</w:t>
       </w:r>
     </w:p>
@@ -19059,6 +20634,21 @@
           <w:b/>
           <w:lang w:val="pt_PT" w:bidi="pt_PT"/>
         </w:rPr>
+        <w:t>νεανίσκοι</w:t>
+      </w:r>
+    </w:p>
+    <w:p>
+      <w:pPr/>
+      <w:r>
+        <w:rPr>
+          <w:lang w:val="pt_PT" w:bidi="pt_PT"/>
+        </w:rPr>
+      </w:r>
+      <w:r>
+        <w:rPr>
+          <w:b/>
+          <w:lang w:val="pt_PT" w:bidi="pt_PT"/>
+        </w:rPr>
         <w:t>"Escrevo a vocês, jovens".</w:t>
       </w:r>
     </w:p>
@@ -19168,6 +20758,21 @@
           <w:b/>
           <w:lang w:val="pt_PT" w:bidi="pt_PT"/>
         </w:rPr>
+        <w:t>ἰσχυροί ἐστε</w:t>
+      </w:r>
+    </w:p>
+    <w:p>
+      <w:pPr/>
+      <w:r>
+        <w:rPr>
+          <w:lang w:val="pt_PT" w:bidi="pt_PT"/>
+        </w:rPr>
+      </w:r>
+      <w:r>
+        <w:rPr>
+          <w:b/>
+          <w:lang w:val="pt_PT" w:bidi="pt_PT"/>
+        </w:rPr>
         <w:t>"porque são fortes".</w:t>
       </w:r>
     </w:p>
@@ -19264,6 +20869,21 @@
           <w:b/>
           <w:lang w:val="pt_PT" w:bidi="pt_PT"/>
         </w:rPr>
+        <w:t>ὁ λόγος τοῦ Θεοῦ ἐν ὑμῖν μένει</w:t>
+      </w:r>
+    </w:p>
+    <w:p>
+      <w:pPr/>
+      <w:r>
+        <w:rPr>
+          <w:lang w:val="pt_PT" w:bidi="pt_PT"/>
+        </w:rPr>
+      </w:r>
+      <w:r>
+        <w:rPr>
+          <w:b/>
+          <w:lang w:val="pt_PT" w:bidi="pt_PT"/>
+        </w:rPr>
         <w:t>"A mensagem de Deus vive em vocês".</w:t>
       </w:r>
     </w:p>
@@ -19360,6 +20980,21 @@
           <w:b/>
           <w:lang w:val="pt_PT" w:bidi="pt_PT"/>
         </w:rPr>
+        <w:t>ὁ λόγος τοῦ Θεοῦ</w:t>
+      </w:r>
+    </w:p>
+    <w:p>
+      <w:pPr/>
+      <w:r>
+        <w:rPr>
+          <w:lang w:val="pt_PT" w:bidi="pt_PT"/>
+        </w:rPr>
+      </w:r>
+      <w:r>
+        <w:rPr>
+          <w:b/>
+          <w:lang w:val="pt_PT" w:bidi="pt_PT"/>
+        </w:rPr>
         <w:t>"a mensagem de Deus".</w:t>
       </w:r>
     </w:p>
@@ -19552,6 +21187,21 @@
           <w:b/>
           <w:lang w:val="pt_PT" w:bidi="pt_PT"/>
         </w:rPr>
+        <w:t>τὸν πονηρόν</w:t>
+      </w:r>
+    </w:p>
+    <w:p>
+      <w:pPr/>
+      <w:r>
+        <w:rPr>
+          <w:lang w:val="pt_PT" w:bidi="pt_PT"/>
+        </w:rPr>
+      </w:r>
+      <w:r>
+        <w:rPr>
+          <w:b/>
+          <w:lang w:val="pt_PT" w:bidi="pt_PT"/>
+        </w:rPr>
         <w:t>"o Maligno".</w:t>
       </w:r>
     </w:p>
@@ -19661,6 +21311,21 @@
           <w:b/>
           <w:lang w:val="pt_PT" w:bidi="pt_PT"/>
         </w:rPr>
+        <w:t>τὸν πονηρόν</w:t>
+      </w:r>
+    </w:p>
+    <w:p>
+      <w:pPr/>
+      <w:r>
+        <w:rPr>
+          <w:lang w:val="pt_PT" w:bidi="pt_PT"/>
+        </w:rPr>
+      </w:r>
+      <w:r>
+        <w:rPr>
+          <w:b/>
+          <w:lang w:val="pt_PT" w:bidi="pt_PT"/>
+        </w:rPr>
         <w:t>"o Maligno".</w:t>
       </w:r>
     </w:p>
@@ -19743,6 +21408,21 @@
         <w:rPr>
           <w:lang w:val="pt_PT" w:bidi="pt_PT"/>
         </w:rPr>
+      </w:r>
+    </w:p>
+    <w:p>
+      <w:pPr/>
+      <w:r>
+        <w:rPr>
+          <w:lang w:val="pt_PT" w:bidi="pt_PT"/>
+        </w:rPr>
+      </w:r>
+      <w:r>
+        <w:rPr>
+          <w:b/>
+          <w:lang w:val="pt_PT" w:bidi="pt_PT"/>
+        </w:rPr>
+        <w:t>ἔγραψα ὑμῖν, παιδία, ὅτι ἐγνώκατε τὸν Πατέρα</w:t>
       </w:r>
     </w:p>
     <w:p>
@@ -19858,6 +21538,21 @@
           <w:b/>
           <w:lang w:val="pt_PT" w:bidi="pt_PT"/>
         </w:rPr>
+        <w:t>ἔγραψα ὑμῖν</w:t>
+      </w:r>
+    </w:p>
+    <w:p>
+      <w:pPr/>
+      <w:r>
+        <w:rPr>
+          <w:lang w:val="pt_PT" w:bidi="pt_PT"/>
+        </w:rPr>
+      </w:r>
+      <w:r>
+        <w:rPr>
+          <w:b/>
+          <w:lang w:val="pt_PT" w:bidi="pt_PT"/>
+        </w:rPr>
         <w:t>"Escrevo a vocês".</w:t>
       </w:r>
     </w:p>
@@ -19985,6 +21680,21 @@
           <w:b/>
           <w:lang w:val="pt_PT" w:bidi="pt_PT"/>
         </w:rPr>
+        <w:t>παιδία</w:t>
+      </w:r>
+    </w:p>
+    <w:p>
+      <w:pPr/>
+      <w:r>
+        <w:rPr>
+          <w:lang w:val="pt_PT" w:bidi="pt_PT"/>
+        </w:rPr>
+      </w:r>
+      <w:r>
+        <w:rPr>
+          <w:b/>
+          <w:lang w:val="pt_PT" w:bidi="pt_PT"/>
+        </w:rPr>
         <w:t>"Escrevo a vocês, filhinhos".</w:t>
       </w:r>
     </w:p>
@@ -20099,6 +21809,21 @@
           <w:b/>
           <w:lang w:val="pt_PT" w:bidi="pt_PT"/>
         </w:rPr>
+        <w:t>ἐγνώκατε</w:t>
+      </w:r>
+    </w:p>
+    <w:p>
+      <w:pPr/>
+      <w:r>
+        <w:rPr>
+          <w:lang w:val="pt_PT" w:bidi="pt_PT"/>
+        </w:rPr>
+      </w:r>
+      <w:r>
+        <w:rPr>
+          <w:b/>
+          <w:lang w:val="pt_PT" w:bidi="pt_PT"/>
+        </w:rPr>
         <w:t>"porque conhecem o Pai".</w:t>
       </w:r>
     </w:p>
@@ -20231,6 +21956,21 @@
           <w:b/>
           <w:lang w:val="pt_PT" w:bidi="pt_PT"/>
         </w:rPr>
+        <w:t>τὸν Πατέρα</w:t>
+      </w:r>
+    </w:p>
+    <w:p>
+      <w:pPr/>
+      <w:r>
+        <w:rPr>
+          <w:lang w:val="pt_PT" w:bidi="pt_PT"/>
+        </w:rPr>
+      </w:r>
+      <w:r>
+        <w:rPr>
+          <w:b/>
+          <w:lang w:val="pt_PT" w:bidi="pt_PT"/>
+        </w:rPr>
         <w:t>"porque conhecem o Pai".</w:t>
       </w:r>
     </w:p>
@@ -20307,6 +22047,21 @@
         <w:rPr>
           <w:lang w:val="pt_PT" w:bidi="pt_PT"/>
         </w:rPr>
+      </w:r>
+    </w:p>
+    <w:p>
+      <w:pPr/>
+      <w:r>
+        <w:rPr>
+          <w:lang w:val="pt_PT" w:bidi="pt_PT"/>
+        </w:rPr>
+      </w:r>
+      <w:r>
+        <w:rPr>
+          <w:b/>
+          <w:lang w:val="pt_PT" w:bidi="pt_PT"/>
+        </w:rPr>
+        <w:t>πατέρες</w:t>
       </w:r>
     </w:p>
     <w:p>
@@ -20435,6 +22190,21 @@
           <w:b/>
           <w:lang w:val="pt_PT" w:bidi="pt_PT"/>
         </w:rPr>
+        <w:t>ἐγνώκατε</w:t>
+      </w:r>
+    </w:p>
+    <w:p>
+      <w:pPr/>
+      <w:r>
+        <w:rPr>
+          <w:lang w:val="pt_PT" w:bidi="pt_PT"/>
+        </w:rPr>
+      </w:r>
+      <w:r>
+        <w:rPr>
+          <w:b/>
+          <w:lang w:val="pt_PT" w:bidi="pt_PT"/>
+        </w:rPr>
         <w:t>"porque conhecem aquele que existiu".</w:t>
       </w:r>
     </w:p>
@@ -20567,6 +22337,21 @@
           <w:b/>
           <w:lang w:val="pt_PT" w:bidi="pt_PT"/>
         </w:rPr>
+        <w:t>τὸν ἀπ’ ἀρχῆς</w:t>
+      </w:r>
+    </w:p>
+    <w:p>
+      <w:pPr/>
+      <w:r>
+        <w:rPr>
+          <w:lang w:val="pt_PT" w:bidi="pt_PT"/>
+        </w:rPr>
+      </w:r>
+      <w:r>
+        <w:rPr>
+          <w:b/>
+          <w:lang w:val="pt_PT" w:bidi="pt_PT"/>
+        </w:rPr>
         <w:t>"aquele que existiu desde a criação do mundo".</w:t>
       </w:r>
     </w:p>
@@ -20694,6 +22479,21 @@
           <w:b/>
           <w:lang w:val="pt_PT" w:bidi="pt_PT"/>
         </w:rPr>
+        <w:t>μὴ ἀγαπᾶτε τὸν κόσμον, μηδὲ τὰ ἐν τῷ κόσμῳ</w:t>
+      </w:r>
+    </w:p>
+    <w:p>
+      <w:pPr/>
+      <w:r>
+        <w:rPr>
+          <w:lang w:val="pt_PT" w:bidi="pt_PT"/>
+        </w:rPr>
+      </w:r>
+      <w:r>
+        <w:rPr>
+          <w:b/>
+          <w:lang w:val="pt_PT" w:bidi="pt_PT"/>
+        </w:rPr>
         <w:t>"Não amem o mundo, nem as coisas que há nele".</w:t>
       </w:r>
     </w:p>
@@ -20777,6 +22577,21 @@
           <w:b/>
           <w:lang w:val="pt_PT" w:bidi="pt_PT"/>
         </w:rPr>
+        <w:t>μὴ ἀγαπᾶτε τὸν κόσμον</w:t>
+      </w:r>
+    </w:p>
+    <w:p>
+      <w:pPr/>
+      <w:r>
+        <w:rPr>
+          <w:lang w:val="pt_PT" w:bidi="pt_PT"/>
+        </w:rPr>
+      </w:r>
+      <w:r>
+        <w:rPr>
+          <w:b/>
+          <w:lang w:val="pt_PT" w:bidi="pt_PT"/>
+        </w:rPr>
         <w:t>"Não amem o mundo".</w:t>
       </w:r>
     </w:p>
@@ -20873,6 +22688,21 @@
           <w:b/>
           <w:lang w:val="pt_PT" w:bidi="pt_PT"/>
         </w:rPr>
+        <w:t>μηδὲ τὰ ἐν τῷ κόσμῳ</w:t>
+      </w:r>
+    </w:p>
+    <w:p>
+      <w:pPr/>
+      <w:r>
+        <w:rPr>
+          <w:lang w:val="pt_PT" w:bidi="pt_PT"/>
+        </w:rPr>
+      </w:r>
+      <w:r>
+        <w:rPr>
+          <w:b/>
+          <w:lang w:val="pt_PT" w:bidi="pt_PT"/>
+        </w:rPr>
         <w:t>"nem as coisas que há nele".</w:t>
       </w:r>
     </w:p>
@@ -21052,6 +22882,21 @@
           <w:b/>
           <w:lang w:val="pt_PT" w:bidi="pt_PT"/>
         </w:rPr>
+        <w:t>οὐκ ἔστιν ἡ ἀγάπη τοῦ Πατρὸς ἐν αὐτῷ</w:t>
+      </w:r>
+    </w:p>
+    <w:p>
+      <w:pPr/>
+      <w:r>
+        <w:rPr>
+          <w:lang w:val="pt_PT" w:bidi="pt_PT"/>
+        </w:rPr>
+      </w:r>
+      <w:r>
+        <w:rPr>
+          <w:b/>
+          <w:lang w:val="pt_PT" w:bidi="pt_PT"/>
+        </w:rPr>
         <w:t>"não amam a Deus, o Pai".</w:t>
       </w:r>
     </w:p>
@@ -21251,6 +23096,21 @@
           <w:b/>
           <w:lang w:val="pt_PT" w:bidi="pt_PT"/>
         </w:rPr>
+        <w:t>ὅτι</w:t>
+      </w:r>
+    </w:p>
+    <w:p>
+      <w:pPr/>
+      <w:r>
+        <w:rPr>
+          <w:lang w:val="pt_PT" w:bidi="pt_PT"/>
+        </w:rPr>
+      </w:r>
+      <w:r>
+        <w:rPr>
+          <w:b/>
+          <w:lang w:val="pt_PT" w:bidi="pt_PT"/>
+        </w:rPr>
         <w:t>"Nada que é deste mundo vem do Pai".</w:t>
       </w:r>
     </w:p>
@@ -21333,6 +23193,21 @@
         <w:rPr>
           <w:lang w:val="pt_PT" w:bidi="pt_PT"/>
         </w:rPr>
+      </w:r>
+    </w:p>
+    <w:p>
+      <w:pPr/>
+      <w:r>
+        <w:rPr>
+          <w:lang w:val="pt_PT" w:bidi="pt_PT"/>
+        </w:rPr>
+      </w:r>
+      <w:r>
+        <w:rPr>
+          <w:b/>
+          <w:lang w:val="pt_PT" w:bidi="pt_PT"/>
+        </w:rPr>
+        <w:t>οὐκ ἔστιν ἐκ τοῦ Πατρός, ἀλλὰ ἐκ τοῦ κόσμου ἐστίν</w:t>
       </w:r>
     </w:p>
     <w:p>
@@ -21448,6 +23323,21 @@
           <w:b/>
           <w:lang w:val="pt_PT" w:bidi="pt_PT"/>
         </w:rPr>
+        <w:t>ἡ ἐπιθυμία τῆς σαρκὸς</w:t>
+      </w:r>
+    </w:p>
+    <w:p>
+      <w:pPr/>
+      <w:r>
+        <w:rPr>
+          <w:lang w:val="pt_PT" w:bidi="pt_PT"/>
+        </w:rPr>
+      </w:r>
+      <w:r>
+        <w:rPr>
+          <w:b/>
+          <w:lang w:val="pt_PT" w:bidi="pt_PT"/>
+        </w:rPr>
         <w:t>"Os maus desejos da natureza humana".</w:t>
       </w:r>
     </w:p>
@@ -21665,6 +23555,21 @@
         <w:rPr>
           <w:lang w:val="pt_PT" w:bidi="pt_PT"/>
         </w:rPr>
+      </w:r>
+    </w:p>
+    <w:p>
+      <w:pPr/>
+      <w:r>
+        <w:rPr>
+          <w:lang w:val="pt_PT" w:bidi="pt_PT"/>
+        </w:rPr>
+      </w:r>
+      <w:r>
+        <w:rPr>
+          <w:b/>
+          <w:lang w:val="pt_PT" w:bidi="pt_PT"/>
+        </w:rPr>
+        <w:t>ἡ ἀλαζονία τοῦ βίου</w:t>
       </w:r>
     </w:p>
     <w:p>
@@ -21907,6 +23812,21 @@
           <w:b/>
           <w:lang w:val="pt_PT" w:bidi="pt_PT"/>
         </w:rPr>
+        <w:t>τοῦ Πατρός</w:t>
+      </w:r>
+    </w:p>
+    <w:p>
+      <w:pPr/>
+      <w:r>
+        <w:rPr>
+          <w:lang w:val="pt_PT" w:bidi="pt_PT"/>
+        </w:rPr>
+      </w:r>
+      <w:r>
+        <w:rPr>
+          <w:b/>
+          <w:lang w:val="pt_PT" w:bidi="pt_PT"/>
+        </w:rPr>
         <w:t>"não vem do Pai".</w:t>
       </w:r>
     </w:p>
@@ -21983,6 +23903,21 @@
         <w:rPr>
           <w:lang w:val="pt_PT" w:bidi="pt_PT"/>
         </w:rPr>
+      </w:r>
+    </w:p>
+    <w:p>
+      <w:pPr/>
+      <w:r>
+        <w:rPr>
+          <w:lang w:val="pt_PT" w:bidi="pt_PT"/>
+        </w:rPr>
+      </w:r>
+      <w:r>
+        <w:rPr>
+          <w:b/>
+          <w:lang w:val="pt_PT" w:bidi="pt_PT"/>
+        </w:rPr>
+        <w:t>ὁ κόσμος</w:t>
       </w:r>
     </w:p>
     <w:p>
@@ -22220,6 +24155,21 @@
           <w:b/>
           <w:lang w:val="pt_PT" w:bidi="pt_PT"/>
         </w:rPr>
+        <w:t>καὶ ἡ ἐπιθυμία αὐτοῦ</w:t>
+      </w:r>
+    </w:p>
+    <w:p>
+      <w:pPr/>
+      <w:r>
+        <w:rPr>
+          <w:lang w:val="pt_PT" w:bidi="pt_PT"/>
+        </w:rPr>
+      </w:r>
+      <w:r>
+        <w:rPr>
+          <w:b/>
+          <w:lang w:val="pt_PT" w:bidi="pt_PT"/>
+        </w:rPr>
         <w:t>"com tudo aquilo que as pessoas cobiçam".</w:t>
       </w:r>
     </w:p>
@@ -22303,6 +24253,21 @@
           <w:b/>
           <w:lang w:val="pt_PT" w:bidi="pt_PT"/>
         </w:rPr>
+        <w:t>ἡ ἐπιθυμία αὐτοῦ</w:t>
+      </w:r>
+    </w:p>
+    <w:p>
+      <w:pPr/>
+      <w:r>
+        <w:rPr>
+          <w:lang w:val="pt_PT" w:bidi="pt_PT"/>
+        </w:rPr>
+      </w:r>
+      <w:r>
+        <w:rPr>
+          <w:b/>
+          <w:lang w:val="pt_PT" w:bidi="pt_PT"/>
+        </w:rPr>
         <w:t>"com tudo aquilo que as pessoas cobiçam".</w:t>
       </w:r>
     </w:p>
@@ -22411,6 +24376,21 @@
         <w:rPr>
           <w:lang w:val="pt_PT" w:bidi="pt_PT"/>
         </w:rPr>
+      </w:r>
+    </w:p>
+    <w:p>
+      <w:pPr/>
+      <w:r>
+        <w:rPr>
+          <w:lang w:val="pt_PT" w:bidi="pt_PT"/>
+        </w:rPr>
+      </w:r>
+      <w:r>
+        <w:rPr>
+          <w:b/>
+          <w:lang w:val="pt_PT" w:bidi="pt_PT"/>
+        </w:rPr>
+        <w:t>ἡ ἐπιθυμία αὐτοῦ</w:t>
       </w:r>
     </w:p>
     <w:p>
@@ -22565,6 +24545,21 @@
           <w:b/>
           <w:lang w:val="pt_PT" w:bidi="pt_PT"/>
         </w:rPr>
+        <w:t>μένει εἰς τὸν αἰῶνα</w:t>
+      </w:r>
+    </w:p>
+    <w:p>
+      <w:pPr/>
+      <w:r>
+        <w:rPr>
+          <w:lang w:val="pt_PT" w:bidi="pt_PT"/>
+        </w:rPr>
+      </w:r>
+      <w:r>
+        <w:rPr>
+          <w:b/>
+          <w:lang w:val="pt_PT" w:bidi="pt_PT"/>
+        </w:rPr>
         <w:t>"vive para sempre".</w:t>
       </w:r>
     </w:p>
@@ -22661,6 +24656,21 @@
           <w:b/>
           <w:lang w:val="pt_PT" w:bidi="pt_PT"/>
         </w:rPr>
+        <w:t>εἰς τὸν αἰῶνα</w:t>
+      </w:r>
+    </w:p>
+    <w:p>
+      <w:pPr/>
+      <w:r>
+        <w:rPr>
+          <w:lang w:val="pt_PT" w:bidi="pt_PT"/>
+        </w:rPr>
+      </w:r>
+      <w:r>
+        <w:rPr>
+          <w:b/>
+          <w:lang w:val="pt_PT" w:bidi="pt_PT"/>
+        </w:rPr>
         <w:t>"vive para sempre".</w:t>
       </w:r>
     </w:p>
@@ -22820,6 +24830,21 @@
         <w:rPr>
           <w:lang w:val="pt_PT" w:bidi="pt_PT"/>
         </w:rPr>
+      </w:r>
+    </w:p>
+    <w:p>
+      <w:pPr/>
+      <w:r>
+        <w:rPr>
+          <w:lang w:val="pt_PT" w:bidi="pt_PT"/>
+        </w:rPr>
+      </w:r>
+      <w:r>
+        <w:rPr>
+          <w:b/>
+          <w:lang w:val="pt_PT" w:bidi="pt_PT"/>
+        </w:rPr>
+        <w:t>παιδία</w:t>
       </w:r>
     </w:p>
     <w:p>
@@ -22978,6 +25003,21 @@
           <w:b/>
           <w:lang w:val="pt_PT" w:bidi="pt_PT"/>
         </w:rPr>
+        <w:t>ἐσχάτη ὥρα ἐστίν</w:t>
+      </w:r>
+    </w:p>
+    <w:p>
+      <w:pPr/>
+      <w:r>
+        <w:rPr>
+          <w:lang w:val="pt_PT" w:bidi="pt_PT"/>
+        </w:rPr>
+      </w:r>
+      <w:r>
+        <w:rPr>
+          <w:b/>
+          <w:lang w:val="pt_PT" w:bidi="pt_PT"/>
+        </w:rPr>
         <w:t>"o fim está perto... o fim está chegando".</w:t>
       </w:r>
     </w:p>
@@ -23222,6 +25262,21 @@
           <w:b/>
           <w:lang w:val="pt_PT" w:bidi="pt_PT"/>
         </w:rPr>
+        <w:t>ἐξ ἡμῶν ἐξῆλθαν</w:t>
+      </w:r>
+    </w:p>
+    <w:p>
+      <w:pPr/>
+      <w:r>
+        <w:rPr>
+          <w:lang w:val="pt_PT" w:bidi="pt_PT"/>
+        </w:rPr>
+      </w:r>
+      <w:r>
+        <w:rPr>
+          <w:b/>
+          <w:lang w:val="pt_PT" w:bidi="pt_PT"/>
+        </w:rPr>
         <w:t>"essas pessoas nos deixaram porque não eram do nosso grupo".</w:t>
       </w:r>
     </w:p>
@@ -23331,6 +25386,21 @@
           <w:b/>
           <w:lang w:val="pt_PT" w:bidi="pt_PT"/>
         </w:rPr>
+        <w:t>ἀλλ’ οὐκ ἦσαν ἐξ ἡμῶν &amp; οὐκ εἰσὶν πάντες ἐξ ἡμῶν</w:t>
+      </w:r>
+    </w:p>
+    <w:p>
+      <w:pPr/>
+      <w:r>
+        <w:rPr>
+          <w:lang w:val="pt_PT" w:bidi="pt_PT"/>
+        </w:rPr>
+      </w:r>
+      <w:r>
+        <w:rPr>
+          <w:b/>
+          <w:lang w:val="pt_PT" w:bidi="pt_PT"/>
+        </w:rPr>
         <w:t>"porque não eram do nosso grupo... nenhuma delas pertencia mesmo ao nosso grupo".</w:t>
       </w:r>
     </w:p>
@@ -23453,6 +25523,21 @@
           <w:b/>
           <w:lang w:val="pt_PT" w:bidi="pt_PT"/>
         </w:rPr>
+        <w:t>οὐκ ἦσαν ἐξ ἡμῶν</w:t>
+      </w:r>
+    </w:p>
+    <w:p>
+      <w:pPr/>
+      <w:r>
+        <w:rPr>
+          <w:lang w:val="pt_PT" w:bidi="pt_PT"/>
+        </w:rPr>
+      </w:r>
+      <w:r>
+        <w:rPr>
+          <w:b/>
+          <w:lang w:val="pt_PT" w:bidi="pt_PT"/>
+        </w:rPr>
         <w:t>"porque não eram do nosso grupo".</w:t>
       </w:r>
     </w:p>
@@ -23619,6 +25704,21 @@
           <w:b/>
           <w:lang w:val="pt_PT" w:bidi="pt_PT"/>
         </w:rPr>
+        <w:t>μεμενήκεισαν ἂν μεθ’ ἡμῶν</w:t>
+      </w:r>
+    </w:p>
+    <w:p>
+      <w:pPr/>
+      <w:r>
+        <w:rPr>
+          <w:lang w:val="pt_PT" w:bidi="pt_PT"/>
+        </w:rPr>
+      </w:r>
+      <w:r>
+        <w:rPr>
+          <w:b/>
+          <w:lang w:val="pt_PT" w:bidi="pt_PT"/>
+        </w:rPr>
         <w:t>"teriam ficado conosco".</w:t>
       </w:r>
     </w:p>
@@ -23798,6 +25898,21 @@
           <w:b/>
           <w:lang w:val="pt_PT" w:bidi="pt_PT"/>
         </w:rPr>
+        <w:t>ἵνα φανερωθῶσιν</w:t>
+      </w:r>
+    </w:p>
+    <w:p>
+      <w:pPr/>
+      <w:r>
+        <w:rPr>
+          <w:lang w:val="pt_PT" w:bidi="pt_PT"/>
+        </w:rPr>
+      </w:r>
+      <w:r>
+        <w:rPr>
+          <w:b/>
+          <w:lang w:val="pt_PT" w:bidi="pt_PT"/>
+        </w:rPr>
         <w:t>"que nenhuma delas pertencia mesmo ao nosso grupo".</w:t>
       </w:r>
     </w:p>
@@ -23894,6 +26009,21 @@
           <w:b/>
           <w:lang w:val="pt_PT" w:bidi="pt_PT"/>
         </w:rPr>
+        <w:t>καὶ</w:t>
+      </w:r>
+    </w:p>
+    <w:p>
+      <w:pPr/>
+      <w:r>
+        <w:rPr>
+          <w:lang w:val="pt_PT" w:bidi="pt_PT"/>
+        </w:rPr>
+      </w:r>
+      <w:r>
+        <w:rPr>
+          <w:b/>
+          <w:lang w:val="pt_PT" w:bidi="pt_PT"/>
+        </w:rPr>
         <w:t>"Porém sobre vocês".</w:t>
       </w:r>
     </w:p>
@@ -24099,6 +26229,21 @@
           <w:b/>
           <w:lang w:val="pt_PT" w:bidi="pt_PT"/>
         </w:rPr>
+        <w:t>ὑμεῖς χρῖσμα ἔχετε ἀπὸ τοῦ Ἁγίου</w:t>
+      </w:r>
+    </w:p>
+    <w:p>
+      <w:pPr/>
+      <w:r>
+        <w:rPr>
+          <w:lang w:val="pt_PT" w:bidi="pt_PT"/>
+        </w:rPr>
+      </w:r>
+      <w:r>
+        <w:rPr>
+          <w:b/>
+          <w:lang w:val="pt_PT" w:bidi="pt_PT"/>
+        </w:rPr>
         <w:t>"sobre vocês Cristo tem derramado o Espírito Santo".</w:t>
       </w:r>
     </w:p>
@@ -24194,6 +26339,21 @@
         <w:rPr>
           <w:lang w:val="pt_PT" w:bidi="pt_PT"/>
         </w:rPr>
+      </w:r>
+    </w:p>
+    <w:p>
+      <w:pPr/>
+      <w:r>
+        <w:rPr>
+          <w:lang w:val="pt_PT" w:bidi="pt_PT"/>
+        </w:rPr>
+      </w:r>
+      <w:r>
+        <w:rPr>
+          <w:b/>
+          <w:lang w:val="pt_PT" w:bidi="pt_PT"/>
+        </w:rPr>
+        <w:t>ὑμεῖς χρῖσμα ἔχετε ἀπὸ τοῦ Ἁγίου</w:t>
       </w:r>
     </w:p>
     <w:p>
@@ -24353,6 +26513,21 @@
           <w:b/>
           <w:lang w:val="pt_PT" w:bidi="pt_PT"/>
         </w:rPr>
+        <w:t>τοῦ Ἁγίου</w:t>
+      </w:r>
+    </w:p>
+    <w:p>
+      <w:pPr/>
+      <w:r>
+        <w:rPr>
+          <w:lang w:val="pt_PT" w:bidi="pt_PT"/>
+        </w:rPr>
+      </w:r>
+      <w:r>
+        <w:rPr>
+          <w:b/>
+          <w:lang w:val="pt_PT" w:bidi="pt_PT"/>
+        </w:rPr>
         <w:t>"o Espírito Santo".</w:t>
       </w:r>
     </w:p>
@@ -24475,6 +26650,21 @@
           <w:b/>
           <w:lang w:val="pt_PT" w:bidi="pt_PT"/>
         </w:rPr>
+        <w:t>οἴδατε πάντες</w:t>
+      </w:r>
+    </w:p>
+    <w:p>
+      <w:pPr/>
+      <w:r>
+        <w:rPr>
+          <w:lang w:val="pt_PT" w:bidi="pt_PT"/>
+        </w:rPr>
+      </w:r>
+      <w:r>
+        <w:rPr>
+          <w:b/>
+          <w:lang w:val="pt_PT" w:bidi="pt_PT"/>
+        </w:rPr>
         <w:t>"e por isso todos vocês conhecem a verdade".</w:t>
       </w:r>
     </w:p>
@@ -24584,6 +26774,21 @@
           <w:b/>
           <w:lang w:val="pt_PT" w:bidi="pt_PT"/>
         </w:rPr>
+        <w:t>οἴδατε πάντες</w:t>
+      </w:r>
+    </w:p>
+    <w:p>
+      <w:pPr/>
+      <w:r>
+        <w:rPr>
+          <w:lang w:val="pt_PT" w:bidi="pt_PT"/>
+        </w:rPr>
+      </w:r>
+      <w:r>
+        <w:rPr>
+          <w:b/>
+          <w:lang w:val="pt_PT" w:bidi="pt_PT"/>
+        </w:rPr>
         <w:t>"todos vocês conhecem".</w:t>
       </w:r>
     </w:p>
@@ -24872,6 +27077,21 @@
           <w:b/>
           <w:lang w:val="pt_PT" w:bidi="pt_PT"/>
         </w:rPr>
+        <w:t>τὴν ἀλήθειαν &amp; ἐκ τῆς ἀληθείας</w:t>
+      </w:r>
+    </w:p>
+    <w:p>
+      <w:pPr/>
+      <w:r>
+        <w:rPr>
+          <w:lang w:val="pt_PT" w:bidi="pt_PT"/>
+        </w:rPr>
+      </w:r>
+      <w:r>
+        <w:rPr>
+          <w:b/>
+          <w:lang w:val="pt_PT" w:bidi="pt_PT"/>
+        </w:rPr>
         <w:t>"não conhecem a verdade... nenhuma mentira vem da verdade".</w:t>
       </w:r>
     </w:p>
@@ -24968,6 +27188,21 @@
           <w:b/>
           <w:lang w:val="pt_PT" w:bidi="pt_PT"/>
         </w:rPr>
+        <w:t>τὴν ἀλήθειαν &amp; ἐκ τῆς ἀληθείας</w:t>
+      </w:r>
+    </w:p>
+    <w:p>
+      <w:pPr/>
+      <w:r>
+        <w:rPr>
+          <w:lang w:val="pt_PT" w:bidi="pt_PT"/>
+        </w:rPr>
+      </w:r>
+      <w:r>
+        <w:rPr>
+          <w:b/>
+          <w:lang w:val="pt_PT" w:bidi="pt_PT"/>
+        </w:rPr>
         <w:t>"não conhecem a verdade... nenhuma mentira vem da verdade".</w:t>
       </w:r>
     </w:p>
@@ -25230,6 +27465,21 @@
           <w:b/>
           <w:lang w:val="pt_PT" w:bidi="pt_PT"/>
         </w:rPr>
+        <w:t>ἐκ τῆς ἀληθείας</w:t>
+      </w:r>
+    </w:p>
+    <w:p>
+      <w:pPr/>
+      <w:r>
+        <w:rPr>
+          <w:lang w:val="pt_PT" w:bidi="pt_PT"/>
+        </w:rPr>
+      </w:r>
+      <w:r>
+        <w:rPr>
+          <w:b/>
+          <w:lang w:val="pt_PT" w:bidi="pt_PT"/>
+        </w:rPr>
         <w:t>"vem da verdade".</w:t>
       </w:r>
     </w:p>
@@ -25409,6 +27659,21 @@
           <w:b/>
           <w:lang w:val="pt_PT" w:bidi="pt_PT"/>
         </w:rPr>
+        <w:t>μὴ ὁ ἀρνούμενος ὅτι Ἰησοῦς οὐκ ἔστιν ὁ Χριστός</w:t>
+      </w:r>
+    </w:p>
+    <w:p>
+      <w:pPr/>
+      <w:r>
+        <w:rPr>
+          <w:lang w:val="pt_PT" w:bidi="pt_PT"/>
+        </w:rPr>
+      </w:r>
+      <w:r>
+        <w:rPr>
+          <w:b/>
+          <w:lang w:val="pt_PT" w:bidi="pt_PT"/>
+        </w:rPr>
         <w:t>"É aquele que diz que Jesus não é o Messias".</w:t>
       </w:r>
     </w:p>
@@ -25530,6 +27795,21 @@
         <w:rPr>
           <w:lang w:val="pt_PT" w:bidi="pt_PT"/>
         </w:rPr>
+      </w:r>
+    </w:p>
+    <w:p>
+      <w:pPr/>
+      <w:r>
+        <w:rPr>
+          <w:lang w:val="pt_PT" w:bidi="pt_PT"/>
+        </w:rPr>
+      </w:r>
+      <w:r>
+        <w:rPr>
+          <w:b/>
+          <w:lang w:val="pt_PT" w:bidi="pt_PT"/>
+        </w:rPr>
+        <w:t>οὗτός ἐστιν ὁ ἀντίχριστος</w:t>
       </w:r>
     </w:p>
     <w:p>
@@ -25684,6 +27964,21 @@
           <w:b/>
           <w:lang w:val="pt_PT" w:bidi="pt_PT"/>
         </w:rPr>
+        <w:t>ὁ ἀρνούμενος τὸν Πατέρα καὶ τὸν Υἱόν</w:t>
+      </w:r>
+    </w:p>
+    <w:p>
+      <w:pPr/>
+      <w:r>
+        <w:rPr>
+          <w:lang w:val="pt_PT" w:bidi="pt_PT"/>
+        </w:rPr>
+      </w:r>
+      <w:r>
+        <w:rPr>
+          <w:b/>
+          <w:lang w:val="pt_PT" w:bidi="pt_PT"/>
+        </w:rPr>
         <w:t>"ele rejeita tanto o Pai como o Filho".</w:t>
       </w:r>
     </w:p>
@@ -25767,6 +28062,21 @@
           <w:b/>
           <w:lang w:val="pt_PT" w:bidi="pt_PT"/>
         </w:rPr>
+        <w:t>τὸν Πατέρα καὶ τὸν Υἱόν</w:t>
+      </w:r>
+    </w:p>
+    <w:p>
+      <w:pPr/>
+      <w:r>
+        <w:rPr>
+          <w:lang w:val="pt_PT" w:bidi="pt_PT"/>
+        </w:rPr>
+      </w:r>
+      <w:r>
+        <w:rPr>
+          <w:b/>
+          <w:lang w:val="pt_PT" w:bidi="pt_PT"/>
+        </w:rPr>
         <w:t>"tanto o Pai como o Filho".</w:t>
       </w:r>
     </w:p>
@@ -25870,6 +28180,21 @@
           <w:b/>
           <w:lang w:val="pt_PT" w:bidi="pt_PT"/>
         </w:rPr>
+        <w:t>πᾶς ὁ ἀρνούμενος τὸν Υἱὸν</w:t>
+      </w:r>
+    </w:p>
+    <w:p>
+      <w:pPr/>
+      <w:r>
+        <w:rPr>
+          <w:lang w:val="pt_PT" w:bidi="pt_PT"/>
+        </w:rPr>
+      </w:r>
+      <w:r>
+        <w:rPr>
+          <w:b/>
+          <w:lang w:val="pt_PT" w:bidi="pt_PT"/>
+        </w:rPr>
         <w:t>"Pois quem rejeita o Filho".</w:t>
       </w:r>
     </w:p>
@@ -26126,6 +28451,21 @@
           <w:b/>
           <w:lang w:val="pt_PT" w:bidi="pt_PT"/>
         </w:rPr>
+        <w:t>τὸν Πατέρα</w:t>
+      </w:r>
+    </w:p>
+    <w:p>
+      <w:pPr/>
+      <w:r>
+        <w:rPr>
+          <w:lang w:val="pt_PT" w:bidi="pt_PT"/>
+        </w:rPr>
+      </w:r>
+      <w:r>
+        <w:rPr>
+          <w:b/>
+          <w:lang w:val="pt_PT" w:bidi="pt_PT"/>
+        </w:rPr>
         <w:t>"rejeita também o Pai... tem também o Pai".</w:t>
       </w:r>
     </w:p>
@@ -26216,6 +28556,21 @@
           <w:b/>
           <w:lang w:val="pt_PT" w:bidi="pt_PT"/>
         </w:rPr>
+        <w:t>ὁ ὁμολογῶν τὸν Υἱὸν</w:t>
+      </w:r>
+    </w:p>
+    <w:p>
+      <w:pPr/>
+      <w:r>
+        <w:rPr>
+          <w:lang w:val="pt_PT" w:bidi="pt_PT"/>
+        </w:rPr>
+      </w:r>
+      <w:r>
+        <w:rPr>
+          <w:b/>
+          <w:lang w:val="pt_PT" w:bidi="pt_PT"/>
+        </w:rPr>
         <w:t>"e quem aceita o Filho".</w:t>
       </w:r>
     </w:p>
@@ -26299,6 +28654,21 @@
           <w:b/>
           <w:lang w:val="pt_PT" w:bidi="pt_PT"/>
         </w:rPr>
+        <w:t>ὑμεῖς</w:t>
+      </w:r>
+    </w:p>
+    <w:p>
+      <w:pPr/>
+      <w:r>
+        <w:rPr>
+          <w:lang w:val="pt_PT" w:bidi="pt_PT"/>
+        </w:rPr>
+      </w:r>
+      <w:r>
+        <w:rPr>
+          <w:b/>
+          <w:lang w:val="pt_PT" w:bidi="pt_PT"/>
+        </w:rPr>
         <w:t>"Por isso guardem no coração".</w:t>
       </w:r>
     </w:p>
@@ -26504,6 +28874,21 @@
           <w:b/>
           <w:lang w:val="pt_PT" w:bidi="pt_PT"/>
         </w:rPr>
+        <w:t>ἀπ’ ἀρχῆς</w:t>
+      </w:r>
+    </w:p>
+    <w:p>
+      <w:pPr/>
+      <w:r>
+        <w:rPr>
+          <w:lang w:val="pt_PT" w:bidi="pt_PT"/>
+        </w:rPr>
+      </w:r>
+      <w:r>
+        <w:rPr>
+          <w:b/>
+          <w:lang w:val="pt_PT" w:bidi="pt_PT"/>
+        </w:rPr>
         <w:t>"desde o começo... desde o começo".</w:t>
       </w:r>
     </w:p>
@@ -26599,6 +28984,21 @@
         <w:rPr>
           <w:lang w:val="pt_PT" w:bidi="pt_PT"/>
         </w:rPr>
+      </w:r>
+    </w:p>
+    <w:p>
+      <w:pPr/>
+      <w:r>
+        <w:rPr>
+          <w:lang w:val="pt_PT" w:bidi="pt_PT"/>
+        </w:rPr>
+      </w:r>
+      <w:r>
+        <w:rPr>
+          <w:b/>
+          <w:lang w:val="pt_PT" w:bidi="pt_PT"/>
+        </w:rPr>
+        <w:t>ἐν ὑμῖν μενέτω &amp; ἐν ὑμῖν μείνῃ</w:t>
       </w:r>
     </w:p>
     <w:p>
@@ -26906,6 +29306,21 @@
           <w:b/>
           <w:lang w:val="pt_PT" w:bidi="pt_PT"/>
         </w:rPr>
+        <w:t>τῷ Υἱῷ &amp; τῷ Πατρὶ</w:t>
+      </w:r>
+    </w:p>
+    <w:p>
+      <w:pPr/>
+      <w:r>
+        <w:rPr>
+          <w:lang w:val="pt_PT" w:bidi="pt_PT"/>
+        </w:rPr>
+      </w:r>
+      <w:r>
+        <w:rPr>
+          <w:b/>
+          <w:lang w:val="pt_PT" w:bidi="pt_PT"/>
+        </w:rPr>
         <w:t>"com o Filho e com o Pai".</w:t>
       </w:r>
     </w:p>
@@ -27009,6 +29424,21 @@
           <w:b/>
           <w:lang w:val="pt_PT" w:bidi="pt_PT"/>
         </w:rPr>
+        <w:t>ἡ ἐπαγγελία ἣν αὐτὸς ἐπηγγείλατο ἡμῖν</w:t>
+      </w:r>
+    </w:p>
+    <w:p>
+      <w:pPr/>
+      <w:r>
+        <w:rPr>
+          <w:lang w:val="pt_PT" w:bidi="pt_PT"/>
+        </w:rPr>
+      </w:r>
+      <w:r>
+        <w:rPr>
+          <w:b/>
+          <w:lang w:val="pt_PT" w:bidi="pt_PT"/>
+        </w:rPr>
         <w:t>"E o que o próprio Cristo prometeu".</w:t>
       </w:r>
     </w:p>
@@ -27091,6 +29521,21 @@
         <w:rPr>
           <w:lang w:val="pt_PT" w:bidi="pt_PT"/>
         </w:rPr>
+      </w:r>
+    </w:p>
+    <w:p>
+      <w:pPr/>
+      <w:r>
+        <w:rPr>
+          <w:lang w:val="pt_PT" w:bidi="pt_PT"/>
+        </w:rPr>
+      </w:r>
+      <w:r>
+        <w:rPr>
+          <w:b/>
+          <w:lang w:val="pt_PT" w:bidi="pt_PT"/>
+        </w:rPr>
+        <w:t>αὐτὸς</w:t>
       </w:r>
     </w:p>
     <w:p>
@@ -27281,6 +29726,21 @@
           <w:b/>
           <w:lang w:val="pt_PT" w:bidi="pt_PT"/>
         </w:rPr>
+        <w:t>τὴν ζωὴν τὴν αἰώνιον</w:t>
+      </w:r>
+    </w:p>
+    <w:p>
+      <w:pPr/>
+      <w:r>
+        <w:rPr>
+          <w:lang w:val="pt_PT" w:bidi="pt_PT"/>
+        </w:rPr>
+      </w:r>
+      <w:r>
+        <w:rPr>
+          <w:b/>
+          <w:lang w:val="pt_PT" w:bidi="pt_PT"/>
+        </w:rPr>
         <w:t>"foi isto: a vida eterna".</w:t>
       </w:r>
     </w:p>
@@ -27377,6 +29837,21 @@
           <w:b/>
           <w:lang w:val="pt_PT" w:bidi="pt_PT"/>
         </w:rPr>
+        <w:t>τῶν πλανώντων ὑμᾶς</w:t>
+      </w:r>
+    </w:p>
+    <w:p>
+      <w:pPr/>
+      <w:r>
+        <w:rPr>
+          <w:lang w:val="pt_PT" w:bidi="pt_PT"/>
+        </w:rPr>
+      </w:r>
+      <w:r>
+        <w:rPr>
+          <w:b/>
+          <w:lang w:val="pt_PT" w:bidi="pt_PT"/>
+        </w:rPr>
         <w:t>"a respeito dos que estão tentando enganá-los".</w:t>
       </w:r>
     </w:p>
@@ -27486,6 +29961,21 @@
           <w:b/>
           <w:lang w:val="pt_PT" w:bidi="pt_PT"/>
         </w:rPr>
+        <w:t>τῶν πλανώντων ὑμᾶς</w:t>
+      </w:r>
+    </w:p>
+    <w:p>
+      <w:pPr/>
+      <w:r>
+        <w:rPr>
+          <w:lang w:val="pt_PT" w:bidi="pt_PT"/>
+        </w:rPr>
+      </w:r>
+      <w:r>
+        <w:rPr>
+          <w:b/>
+          <w:lang w:val="pt_PT" w:bidi="pt_PT"/>
+        </w:rPr>
         <w:t>"a respeito dos que estão tentando enganá-los".</w:t>
       </w:r>
     </w:p>
@@ -27594,6 +30084,21 @@
         <w:rPr>
           <w:lang w:val="pt_PT" w:bidi="pt_PT"/>
         </w:rPr>
+      </w:r>
+    </w:p>
+    <w:p>
+      <w:pPr/>
+      <w:r>
+        <w:rPr>
+          <w:lang w:val="pt_PT" w:bidi="pt_PT"/>
+        </w:rPr>
+      </w:r>
+      <w:r>
+        <w:rPr>
+          <w:b/>
+          <w:lang w:val="pt_PT" w:bidi="pt_PT"/>
+        </w:rPr>
+        <w:t>καὶ ὑμεῖς</w:t>
       </w:r>
     </w:p>
     <w:p>
@@ -27709,6 +30214,21 @@
           <w:b/>
           <w:lang w:val="pt_PT" w:bidi="pt_PT"/>
         </w:rPr>
+        <w:t>μένετε ἐν αὐτῷ</w:t>
+      </w:r>
+    </w:p>
+    <w:p>
+      <w:pPr/>
+      <w:r>
+        <w:rPr>
+          <w:lang w:val="pt_PT" w:bidi="pt_PT"/>
+        </w:rPr>
+      </w:r>
+      <w:r>
+        <w:rPr>
+          <w:b/>
+          <w:lang w:val="pt_PT" w:bidi="pt_PT"/>
+        </w:rPr>
         <w:t>"e continuem unidos com Cristo".</w:t>
       </w:r>
     </w:p>
@@ -27932,6 +30452,21 @@
           <w:b/>
           <w:lang w:val="pt_PT" w:bidi="pt_PT"/>
         </w:rPr>
+        <w:t>ἀπ’ αὐτοῦ &amp; ἐν αὐτῷ</w:t>
+      </w:r>
+    </w:p>
+    <w:p>
+      <w:pPr/>
+      <w:r>
+        <w:rPr>
+          <w:lang w:val="pt_PT" w:bidi="pt_PT"/>
+        </w:rPr>
+      </w:r>
+      <w:r>
+        <w:rPr>
+          <w:b/>
+          <w:lang w:val="pt_PT" w:bidi="pt_PT"/>
+        </w:rPr>
         <w:t>"sobre vocês Cristo tem derramado... continuem unidos com Cristo".</w:t>
       </w:r>
     </w:p>
@@ -28072,6 +30607,21 @@
           <w:b/>
           <w:lang w:val="pt_PT" w:bidi="pt_PT"/>
         </w:rPr>
+        <w:t>μένει ἐν ὑμῖν</w:t>
+      </w:r>
+    </w:p>
+    <w:p>
+      <w:pPr/>
+      <w:r>
+        <w:rPr>
+          <w:lang w:val="pt_PT" w:bidi="pt_PT"/>
+        </w:rPr>
+      </w:r>
+      <w:r>
+        <w:rPr>
+          <w:b/>
+          <w:lang w:val="pt_PT" w:bidi="pt_PT"/>
+        </w:rPr>
         <w:t>"o seu Espírito estiver em vocês".</w:t>
       </w:r>
     </w:p>
@@ -28168,6 +30718,21 @@
           <w:b/>
           <w:lang w:val="pt_PT" w:bidi="pt_PT"/>
         </w:rPr>
+        <w:t>καὶ</w:t>
+      </w:r>
+    </w:p>
+    <w:p>
+      <w:pPr/>
+      <w:r>
+        <w:rPr>
+          <w:lang w:val="pt_PT" w:bidi="pt_PT"/>
+        </w:rPr>
+      </w:r>
+      <w:r>
+        <w:rPr>
+          <w:b/>
+          <w:lang w:val="pt_PT" w:bidi="pt_PT"/>
+        </w:rPr>
         <w:t>"Não é preciso que ninguém os ensine".</w:t>
       </w:r>
     </w:p>
@@ -28277,6 +30842,21 @@
           <w:b/>
           <w:lang w:val="pt_PT" w:bidi="pt_PT"/>
         </w:rPr>
+        <w:t>τὸ αὐτοῦ χρῖσμα</w:t>
+      </w:r>
+    </w:p>
+    <w:p>
+      <w:pPr/>
+      <w:r>
+        <w:rPr>
+          <w:lang w:val="pt_PT" w:bidi="pt_PT"/>
+        </w:rPr>
+      </w:r>
+      <w:r>
+        <w:rPr>
+          <w:b/>
+          <w:lang w:val="pt_PT" w:bidi="pt_PT"/>
+        </w:rPr>
         <w:t>"Pois o Espírito ensina a respeito de tudo".</w:t>
       </w:r>
     </w:p>
@@ -28469,6 +31049,21 @@
           <w:b/>
           <w:lang w:val="pt_PT" w:bidi="pt_PT"/>
         </w:rPr>
+        <w:t>ἐδίδαξεν ὑμᾶς</w:t>
+      </w:r>
+    </w:p>
+    <w:p>
+      <w:pPr/>
+      <w:r>
+        <w:rPr>
+          <w:lang w:val="pt_PT" w:bidi="pt_PT"/>
+        </w:rPr>
+      </w:r>
+      <w:r>
+        <w:rPr>
+          <w:b/>
+          <w:lang w:val="pt_PT" w:bidi="pt_PT"/>
+        </w:rPr>
         <w:t>"Portanto, obedeçam aos ensinamentos do Espírito".</w:t>
       </w:r>
     </w:p>
@@ -28564,6 +31159,21 @@
         <w:rPr>
           <w:lang w:val="pt_PT" w:bidi="pt_PT"/>
         </w:rPr>
+      </w:r>
+    </w:p>
+    <w:p>
+      <w:pPr/>
+      <w:r>
+        <w:rPr>
+          <w:lang w:val="pt_PT" w:bidi="pt_PT"/>
+        </w:rPr>
+      </w:r>
+      <w:r>
+        <w:rPr>
+          <w:b/>
+          <w:lang w:val="pt_PT" w:bidi="pt_PT"/>
+        </w:rPr>
+        <w:t>μένετε ἐν αὐτῷ</w:t>
       </w:r>
     </w:p>
     <w:p>
@@ -28852,6 +31462,21 @@
           <w:b/>
           <w:lang w:val="pt_PT" w:bidi="pt_PT"/>
         </w:rPr>
+        <w:t>καὶ νῦν</w:t>
+      </w:r>
+    </w:p>
+    <w:p>
+      <w:pPr/>
+      <w:r>
+        <w:rPr>
+          <w:lang w:val="pt_PT" w:bidi="pt_PT"/>
+        </w:rPr>
+      </w:r>
+      <w:r>
+        <w:rPr>
+          <w:b/>
+          <w:lang w:val="pt_PT" w:bidi="pt_PT"/>
+        </w:rPr>
         <w:t>"Sim, meus filhinhos".</w:t>
       </w:r>
     </w:p>
@@ -28947,6 +31572,21 @@
         <w:rPr>
           <w:lang w:val="pt_PT" w:bidi="pt_PT"/>
         </w:rPr>
+      </w:r>
+    </w:p>
+    <w:p>
+      <w:pPr/>
+      <w:r>
+        <w:rPr>
+          <w:lang w:val="pt_PT" w:bidi="pt_PT"/>
+        </w:rPr>
+      </w:r>
+      <w:r>
+        <w:rPr>
+          <w:b/>
+          <w:lang w:val="pt_PT" w:bidi="pt_PT"/>
+        </w:rPr>
+        <w:t>τεκνία</w:t>
       </w:r>
     </w:p>
     <w:p>
@@ -29075,6 +31715,21 @@
           <w:b/>
           <w:lang w:val="pt_PT" w:bidi="pt_PT"/>
         </w:rPr>
+        <w:t>μένετε ἐν αὐτῷ</w:t>
+      </w:r>
+    </w:p>
+    <w:p>
+      <w:pPr/>
+      <w:r>
+        <w:rPr>
+          <w:lang w:val="pt_PT" w:bidi="pt_PT"/>
+        </w:rPr>
+      </w:r>
+      <w:r>
+        <w:rPr>
+          <w:b/>
+          <w:lang w:val="pt_PT" w:bidi="pt_PT"/>
+        </w:rPr>
         <w:t>"continuem unidos com Cristo".</w:t>
       </w:r>
     </w:p>
@@ -29189,6 +31844,21 @@
           <w:b/>
           <w:lang w:val="pt_PT" w:bidi="pt_PT"/>
         </w:rPr>
+        <w:t>αὐτῷ &amp; ἐὰν φανερωθῇ &amp; ἀπ’ αὐτοῦ &amp; αὐτοῦ</w:t>
+      </w:r>
+    </w:p>
+    <w:p>
+      <w:pPr/>
+      <w:r>
+        <w:rPr>
+          <w:lang w:val="pt_PT" w:bidi="pt_PT"/>
+        </w:rPr>
+      </w:r>
+      <w:r>
+        <w:rPr>
+          <w:b/>
+          <w:lang w:val="pt_PT" w:bidi="pt_PT"/>
+        </w:rPr>
         <w:t>"com Cristo... no dia em que ele vier</w:t>
       </w:r>
       <w:r>
@@ -29324,6 +31994,21 @@
           <w:b/>
           <w:lang w:val="pt_PT" w:bidi="pt_PT"/>
         </w:rPr>
+        <w:t>ἐὰν φανερωθῇ</w:t>
+      </w:r>
+    </w:p>
+    <w:p>
+      <w:pPr/>
+      <w:r>
+        <w:rPr>
+          <w:lang w:val="pt_PT" w:bidi="pt_PT"/>
+        </w:rPr>
+      </w:r>
+      <w:r>
+        <w:rPr>
+          <w:b/>
+          <w:lang w:val="pt_PT" w:bidi="pt_PT"/>
+        </w:rPr>
         <w:t>"no dia em que ele vier".</w:t>
       </w:r>
     </w:p>
@@ -29503,6 +32188,21 @@
           <w:b/>
           <w:lang w:val="pt_PT" w:bidi="pt_PT"/>
         </w:rPr>
+        <w:t>σχῶμεν παρρησίαν</w:t>
+      </w:r>
+    </w:p>
+    <w:p>
+      <w:pPr/>
+      <w:r>
+        <w:rPr>
+          <w:lang w:val="pt_PT" w:bidi="pt_PT"/>
+        </w:rPr>
+      </w:r>
+      <w:r>
+        <w:rPr>
+          <w:b/>
+          <w:lang w:val="pt_PT" w:bidi="pt_PT"/>
+        </w:rPr>
         <w:t>"não precisaremos ficar com vergonha".</w:t>
       </w:r>
     </w:p>
@@ -29708,6 +32408,21 @@
           <w:b/>
           <w:lang w:val="pt_PT" w:bidi="pt_PT"/>
         </w:rPr>
+        <w:t>ἐὰν εἰδῆτε ὅτι δίκαιός ἐστιν</w:t>
+      </w:r>
+    </w:p>
+    <w:p>
+      <w:pPr/>
+      <w:r>
+        <w:rPr>
+          <w:lang w:val="pt_PT" w:bidi="pt_PT"/>
+        </w:rPr>
+      </w:r>
+      <w:r>
+        <w:rPr>
+          <w:b/>
+          <w:lang w:val="pt_PT" w:bidi="pt_PT"/>
+        </w:rPr>
         <w:t>"Já que vocês sabem que Cristo sempre fez o que é correto".</w:t>
       </w:r>
     </w:p>
@@ -29791,6 +32506,21 @@
           <w:b/>
           <w:lang w:val="pt_PT" w:bidi="pt_PT"/>
         </w:rPr>
+        <w:t>ἐστιν &amp; αὐτοῦ</w:t>
+      </w:r>
+    </w:p>
+    <w:p>
+      <w:pPr/>
+      <w:r>
+        <w:rPr>
+          <w:lang w:val="pt_PT" w:bidi="pt_PT"/>
+        </w:rPr>
+      </w:r>
+      <w:r>
+        <w:rPr>
+          <w:b/>
+          <w:lang w:val="pt_PT" w:bidi="pt_PT"/>
+        </w:rPr>
         <w:t>"que Cristo sempre fez... é filho de Deus".</w:t>
       </w:r>
     </w:p>
@@ -29926,6 +32656,21 @@
           <w:b/>
           <w:lang w:val="pt_PT" w:bidi="pt_PT"/>
         </w:rPr>
+        <w:t>πᾶς ὁ ποιῶν τὴν δικαιοσύνην</w:t>
+      </w:r>
+    </w:p>
+    <w:p>
+      <w:pPr/>
+      <w:r>
+        <w:rPr>
+          <w:lang w:val="pt_PT" w:bidi="pt_PT"/>
+        </w:rPr>
+      </w:r>
+      <w:r>
+        <w:rPr>
+          <w:b/>
+          <w:lang w:val="pt_PT" w:bidi="pt_PT"/>
+        </w:rPr>
         <w:t>"que quem faz o que é correto".</w:t>
       </w:r>
     </w:p>
@@ -30104,6 +32849,21 @@
         <w:rPr>
           <w:lang w:val="pt_PT" w:bidi="pt_PT"/>
         </w:rPr>
+      </w:r>
+    </w:p>
+    <w:p>
+      <w:pPr/>
+      <w:r>
+        <w:rPr>
+          <w:lang w:val="pt_PT" w:bidi="pt_PT"/>
+        </w:rPr>
+      </w:r>
+      <w:r>
+        <w:rPr>
+          <w:b/>
+          <w:lang w:val="pt_PT" w:bidi="pt_PT"/>
+        </w:rPr>
+        <w:t>πᾶς ὁ ποιῶν τὴν δικαιοσύνην ἐξ αὐτοῦ γεγέννηται</w:t>
       </w:r>
     </w:p>
     <w:p>
@@ -30503,6 +33263,21 @@
           <w:b/>
           <w:lang w:val="pt_PT" w:bidi="pt_PT"/>
         </w:rPr>
+        <w:t>ἴδετε</w:t>
+      </w:r>
+    </w:p>
+    <w:p>
+      <w:pPr/>
+      <w:r>
+        <w:rPr>
+          <w:lang w:val="pt_PT" w:bidi="pt_PT"/>
+        </w:rPr>
+      </w:r>
+      <w:r>
+        <w:rPr>
+          <w:b/>
+          <w:lang w:val="pt_PT" w:bidi="pt_PT"/>
+        </w:rPr>
         <w:t>"Vejam como é grande".</w:t>
       </w:r>
     </w:p>
@@ -30599,6 +33374,21 @@
           <w:b/>
           <w:lang w:val="pt_PT" w:bidi="pt_PT"/>
         </w:rPr>
+        <w:t>αὐτόν</w:t>
+      </w:r>
+    </w:p>
+    <w:p>
+      <w:pPr/>
+      <w:r>
+        <w:rPr>
+          <w:lang w:val="pt_PT" w:bidi="pt_PT"/>
+        </w:rPr>
+      </w:r>
+      <w:r>
+        <w:rPr>
+          <w:b/>
+          <w:lang w:val="pt_PT" w:bidi="pt_PT"/>
+        </w:rPr>
         <w:t>"pois não conheceu a Deus".</w:t>
       </w:r>
     </w:p>
@@ -30708,6 +33498,21 @@
           <w:b/>
           <w:lang w:val="pt_PT" w:bidi="pt_PT"/>
         </w:rPr>
+        <w:t>ὁ Πατὴρ</w:t>
+      </w:r>
+    </w:p>
+    <w:p>
+      <w:pPr/>
+      <w:r>
+        <w:rPr>
+          <w:lang w:val="pt_PT" w:bidi="pt_PT"/>
+        </w:rPr>
+      </w:r>
+      <w:r>
+        <w:rPr>
+          <w:b/>
+          <w:lang w:val="pt_PT" w:bidi="pt_PT"/>
+        </w:rPr>
         <w:t>"o amor do Pai".</w:t>
       </w:r>
     </w:p>
@@ -30867,6 +33672,21 @@
         <w:rPr>
           <w:lang w:val="pt_PT" w:bidi="pt_PT"/>
         </w:rPr>
+      </w:r>
+    </w:p>
+    <w:p>
+      <w:pPr/>
+      <w:r>
+        <w:rPr>
+          <w:lang w:val="pt_PT" w:bidi="pt_PT"/>
+        </w:rPr>
+      </w:r>
+      <w:r>
+        <w:rPr>
+          <w:b/>
+          <w:lang w:val="pt_PT" w:bidi="pt_PT"/>
+        </w:rPr>
+        <w:t>τέκνα Θεοῦ</w:t>
       </w:r>
     </w:p>
     <w:p>
@@ -30995,6 +33815,21 @@
           <w:b/>
           <w:lang w:val="pt_PT" w:bidi="pt_PT"/>
         </w:rPr>
+        <w:t>καὶ ἐσμέν</w:t>
+      </w:r>
+    </w:p>
+    <w:p>
+      <w:pPr/>
+      <w:r>
+        <w:rPr>
+          <w:lang w:val="pt_PT" w:bidi="pt_PT"/>
+        </w:rPr>
+      </w:r>
+      <w:r>
+        <w:rPr>
+          <w:b/>
+          <w:lang w:val="pt_PT" w:bidi="pt_PT"/>
+        </w:rPr>
         <w:t>"e somos, de fato".</w:t>
       </w:r>
     </w:p>
@@ -31257,6 +34092,21 @@
           <w:b/>
           <w:lang w:val="pt_PT" w:bidi="pt_PT"/>
         </w:rPr>
+        <w:t>οὐ γινώσκει ἡμᾶς &amp; οὐκ ἔγνω αὐτόν</w:t>
+      </w:r>
+    </w:p>
+    <w:p>
+      <w:pPr/>
+      <w:r>
+        <w:rPr>
+          <w:lang w:val="pt_PT" w:bidi="pt_PT"/>
+        </w:rPr>
+      </w:r>
+      <w:r>
+        <w:rPr>
+          <w:b/>
+          <w:lang w:val="pt_PT" w:bidi="pt_PT"/>
+        </w:rPr>
         <w:t>"não nos conhece, pois não conheceu a Deus".</w:t>
       </w:r>
     </w:p>
@@ -31353,6 +34203,21 @@
           <w:b/>
           <w:lang w:val="pt_PT" w:bidi="pt_PT"/>
         </w:rPr>
+        <w:t>οὐ γινώσκει ἡμᾶς</w:t>
+      </w:r>
+    </w:p>
+    <w:p>
+      <w:pPr/>
+      <w:r>
+        <w:rPr>
+          <w:lang w:val="pt_PT" w:bidi="pt_PT"/>
+        </w:rPr>
+      </w:r>
+      <w:r>
+        <w:rPr>
+          <w:b/>
+          <w:lang w:val="pt_PT" w:bidi="pt_PT"/>
+        </w:rPr>
         <w:t>"o mundo não nos conhece".</w:t>
       </w:r>
     </w:p>
@@ -31435,6 +34300,21 @@
         <w:rPr>
           <w:lang w:val="pt_PT" w:bidi="pt_PT"/>
         </w:rPr>
+      </w:r>
+    </w:p>
+    <w:p>
+      <w:pPr/>
+      <w:r>
+        <w:rPr>
+          <w:lang w:val="pt_PT" w:bidi="pt_PT"/>
+        </w:rPr>
+      </w:r>
+      <w:r>
+        <w:rPr>
+          <w:b/>
+          <w:lang w:val="pt_PT" w:bidi="pt_PT"/>
+        </w:rPr>
+        <w:t>ἀγαπητοί</w:t>
       </w:r>
     </w:p>
     <w:p>
@@ -31576,6 +34456,21 @@
           <w:b/>
           <w:lang w:val="pt_PT" w:bidi="pt_PT"/>
         </w:rPr>
+        <w:t>τέκνα Θεοῦ</w:t>
+      </w:r>
+    </w:p>
+    <w:p>
+      <w:pPr/>
+      <w:r>
+        <w:rPr>
+          <w:lang w:val="pt_PT" w:bidi="pt_PT"/>
+        </w:rPr>
+      </w:r>
+      <w:r>
+        <w:rPr>
+          <w:b/>
+          <w:lang w:val="pt_PT" w:bidi="pt_PT"/>
+        </w:rPr>
         <w:t>"agora nós somos filhos de Deus".</w:t>
       </w:r>
     </w:p>
@@ -31690,6 +34585,21 @@
           <w:b/>
           <w:lang w:val="pt_PT" w:bidi="pt_PT"/>
         </w:rPr>
+        <w:t>καὶ</w:t>
+      </w:r>
+    </w:p>
+    <w:p>
+      <w:pPr/>
+      <w:r>
+        <w:rPr>
+          <w:lang w:val="pt_PT" w:bidi="pt_PT"/>
+        </w:rPr>
+      </w:r>
+      <w:r>
+        <w:rPr>
+          <w:b/>
+          <w:lang w:val="pt_PT" w:bidi="pt_PT"/>
+        </w:rPr>
         <w:t>"mas ainda não sabemos o que vamos ser".</w:t>
       </w:r>
     </w:p>
@@ -31881,6 +34791,21 @@
         <w:rPr>
           <w:lang w:val="pt_PT" w:bidi="pt_PT"/>
         </w:rPr>
+      </w:r>
+    </w:p>
+    <w:p>
+      <w:pPr/>
+      <w:r>
+        <w:rPr>
+          <w:lang w:val="pt_PT" w:bidi="pt_PT"/>
+        </w:rPr>
+      </w:r>
+      <w:r>
+        <w:rPr>
+          <w:b/>
+          <w:lang w:val="pt_PT" w:bidi="pt_PT"/>
+        </w:rPr>
+        <w:t>ἐὰν φανερωθῇ</w:t>
       </w:r>
     </w:p>
     <w:p>
@@ -31996,6 +34921,21 @@
           <w:b/>
           <w:lang w:val="pt_PT" w:bidi="pt_PT"/>
         </w:rPr>
+        <w:t>ἐὰν φανερωθῇ &amp; αὐτῷ &amp; αὐτὸν &amp; ἐστιν</w:t>
+      </w:r>
+    </w:p>
+    <w:p>
+      <w:pPr/>
+      <w:r>
+        <w:rPr>
+          <w:lang w:val="pt_PT" w:bidi="pt_PT"/>
+        </w:rPr>
+      </w:r>
+      <w:r>
+        <w:rPr>
+          <w:b/>
+          <w:lang w:val="pt_PT" w:bidi="pt_PT"/>
+        </w:rPr>
         <w:t>"quando Cristo aparecer, ficaremos parecidos com ele, pois o veremos como ele realmente é".</w:t>
       </w:r>
     </w:p>
@@ -32676,6 +35616,21 @@
           <w:b/>
           <w:lang w:val="pt_PT" w:bidi="pt_PT"/>
         </w:rPr>
+        <w:t>ἐκεῖνος ἐφανερώθη</w:t>
+      </w:r>
+    </w:p>
+    <w:p>
+      <w:pPr/>
+      <w:r>
+        <w:rPr>
+          <w:lang w:val="pt_PT" w:bidi="pt_PT"/>
+        </w:rPr>
+      </w:r>
+      <w:r>
+        <w:rPr>
+          <w:b/>
+          <w:lang w:val="pt_PT" w:bidi="pt_PT"/>
+        </w:rPr>
         <w:t>"que Cristo veio".</w:t>
       </w:r>
     </w:p>
@@ -32772,6 +35727,21 @@
           <w:b/>
           <w:lang w:val="pt_PT" w:bidi="pt_PT"/>
         </w:rPr>
+        <w:t>ἁμαρτία ἐν αὐτῷ οὐκ ἔστιν</w:t>
+      </w:r>
+    </w:p>
+    <w:p>
+      <w:pPr/>
+      <w:r>
+        <w:rPr>
+          <w:lang w:val="pt_PT" w:bidi="pt_PT"/>
+        </w:rPr>
+      </w:r>
+      <w:r>
+        <w:rPr>
+          <w:b/>
+          <w:lang w:val="pt_PT" w:bidi="pt_PT"/>
+        </w:rPr>
         <w:t>"e que ele não tem nenhum pecado".</w:t>
       </w:r>
     </w:p>
@@ -32867,6 +35837,21 @@
         <w:rPr>
           <w:lang w:val="pt_PT" w:bidi="pt_PT"/>
         </w:rPr>
+      </w:r>
+    </w:p>
+    <w:p>
+      <w:pPr/>
+      <w:r>
+        <w:rPr>
+          <w:lang w:val="pt_PT" w:bidi="pt_PT"/>
+        </w:rPr>
+      </w:r>
+      <w:r>
+        <w:rPr>
+          <w:b/>
+          <w:lang w:val="pt_PT" w:bidi="pt_PT"/>
+        </w:rPr>
+        <w:t>πᾶς ὁ ἐν αὐτῷ μένων</w:t>
       </w:r>
     </w:p>
     <w:p>
@@ -33091,6 +36076,21 @@
           <w:b/>
           <w:lang w:val="pt_PT" w:bidi="pt_PT"/>
         </w:rPr>
+        <w:t>αὐτῷ &amp; αὐτὸν &amp; αὐτόν</w:t>
+      </w:r>
+    </w:p>
+    <w:p>
+      <w:pPr/>
+      <w:r>
+        <w:rPr>
+          <w:lang w:val="pt_PT" w:bidi="pt_PT"/>
+        </w:rPr>
+      </w:r>
+      <w:r>
+        <w:rPr>
+          <w:b/>
+          <w:lang w:val="pt_PT" w:bidi="pt_PT"/>
+        </w:rPr>
         <w:t>"com Cristo... nunca o viu e nunca o conheceu".</w:t>
       </w:r>
     </w:p>
@@ -33213,6 +36213,21 @@
           <w:b/>
           <w:lang w:val="pt_PT" w:bidi="pt_PT"/>
         </w:rPr>
+        <w:t>οὐχ ἁμαρτάνει</w:t>
+      </w:r>
+    </w:p>
+    <w:p>
+      <w:pPr/>
+      <w:r>
+        <w:rPr>
+          <w:lang w:val="pt_PT" w:bidi="pt_PT"/>
+        </w:rPr>
+      </w:r>
+      <w:r>
+        <w:rPr>
+          <w:b/>
+          <w:lang w:val="pt_PT" w:bidi="pt_PT"/>
+        </w:rPr>
         <w:t>"não continua pecando".</w:t>
       </w:r>
     </w:p>
@@ -33296,6 +36311,21 @@
           <w:b/>
           <w:lang w:val="pt_PT" w:bidi="pt_PT"/>
         </w:rPr>
+        <w:t>οὐχ ἑώρακεν αὐτὸν, οὐδὲ ἔγνωκεν αὐτόν</w:t>
+      </w:r>
+    </w:p>
+    <w:p>
+      <w:pPr/>
+      <w:r>
+        <w:rPr>
+          <w:lang w:val="pt_PT" w:bidi="pt_PT"/>
+        </w:rPr>
+      </w:r>
+      <w:r>
+        <w:rPr>
+          <w:b/>
+          <w:lang w:val="pt_PT" w:bidi="pt_PT"/>
+        </w:rPr>
         <w:t>"nunca o viu e nunca o conheceu".</w:t>
       </w:r>
     </w:p>
@@ -33405,6 +36435,21 @@
           <w:b/>
           <w:lang w:val="pt_PT" w:bidi="pt_PT"/>
         </w:rPr>
+        <w:t>οὐχ ἑώρακεν αὐτὸν</w:t>
+      </w:r>
+    </w:p>
+    <w:p>
+      <w:pPr/>
+      <w:r>
+        <w:rPr>
+          <w:lang w:val="pt_PT" w:bidi="pt_PT"/>
+        </w:rPr>
+      </w:r>
+      <w:r>
+        <w:rPr>
+          <w:b/>
+          <w:lang w:val="pt_PT" w:bidi="pt_PT"/>
+        </w:rPr>
         <w:t>"nunca o viu".</w:t>
       </w:r>
     </w:p>
@@ -33474,6 +36519,21 @@
         <w:rPr>
           <w:lang w:val="pt_PT" w:bidi="pt_PT"/>
         </w:rPr>
+      </w:r>
+    </w:p>
+    <w:p>
+      <w:pPr/>
+      <w:r>
+        <w:rPr>
+          <w:lang w:val="pt_PT" w:bidi="pt_PT"/>
+        </w:rPr>
+      </w:r>
+      <w:r>
+        <w:rPr>
+          <w:b/>
+          <w:lang w:val="pt_PT" w:bidi="pt_PT"/>
+        </w:rPr>
+        <w:t>τεκνία</w:t>
       </w:r>
     </w:p>
     <w:p>
@@ -33602,6 +36662,21 @@
           <w:b/>
           <w:lang w:val="pt_PT" w:bidi="pt_PT"/>
         </w:rPr>
+        <w:t>μηδεὶς πλανάτω ὑμᾶς</w:t>
+      </w:r>
+    </w:p>
+    <w:p>
+      <w:pPr/>
+      <w:r>
+        <w:rPr>
+          <w:lang w:val="pt_PT" w:bidi="pt_PT"/>
+        </w:rPr>
+      </w:r>
+      <w:r>
+        <w:rPr>
+          <w:b/>
+          <w:lang w:val="pt_PT" w:bidi="pt_PT"/>
+        </w:rPr>
         <w:t>"não deixem que ninguém os engane".</w:t>
       </w:r>
     </w:p>
@@ -33913,6 +36988,21 @@
           <w:b/>
           <w:lang w:val="pt_PT" w:bidi="pt_PT"/>
         </w:rPr>
+        <w:t>ἐκεῖνος</w:t>
+      </w:r>
+    </w:p>
+    <w:p>
+      <w:pPr/>
+      <w:r>
+        <w:rPr>
+          <w:lang w:val="pt_PT" w:bidi="pt_PT"/>
+        </w:rPr>
+      </w:r>
+      <w:r>
+        <w:rPr>
+          <w:b/>
+          <w:lang w:val="pt_PT" w:bidi="pt_PT"/>
+        </w:rPr>
         <w:t>"assim como Cristo é correto".</w:t>
       </w:r>
     </w:p>
@@ -34008,6 +37098,21 @@
         <w:rPr>
           <w:lang w:val="pt_PT" w:bidi="pt_PT"/>
         </w:rPr>
+      </w:r>
+    </w:p>
+    <w:p>
+      <w:pPr/>
+      <w:r>
+        <w:rPr>
+          <w:lang w:val="pt_PT" w:bidi="pt_PT"/>
+        </w:rPr>
+      </w:r>
+      <w:r>
+        <w:rPr>
+          <w:b/>
+          <w:lang w:val="pt_PT" w:bidi="pt_PT"/>
+        </w:rPr>
+        <w:t>ἐκ τοῦ διαβόλου ἐστίν</w:t>
       </w:r>
     </w:p>
     <w:p>
@@ -34149,6 +37254,21 @@
           <w:b/>
           <w:lang w:val="pt_PT" w:bidi="pt_PT"/>
         </w:rPr>
+        <w:t>ἀπ’ ἀρχῆς</w:t>
+      </w:r>
+    </w:p>
+    <w:p>
+      <w:pPr/>
+      <w:r>
+        <w:rPr>
+          <w:lang w:val="pt_PT" w:bidi="pt_PT"/>
+        </w:rPr>
+      </w:r>
+      <w:r>
+        <w:rPr>
+          <w:b/>
+          <w:lang w:val="pt_PT" w:bidi="pt_PT"/>
+        </w:rPr>
         <w:t>"desde a criação do mundo".</w:t>
       </w:r>
     </w:p>
@@ -34271,6 +37391,21 @@
           <w:b/>
           <w:lang w:val="pt_PT" w:bidi="pt_PT"/>
         </w:rPr>
+        <w:t>ὁ Υἱὸς τοῦ Θεοῦ</w:t>
+      </w:r>
+    </w:p>
+    <w:p>
+      <w:pPr/>
+      <w:r>
+        <w:rPr>
+          <w:lang w:val="pt_PT" w:bidi="pt_PT"/>
+        </w:rPr>
+      </w:r>
+      <w:r>
+        <w:rPr>
+          <w:b/>
+          <w:lang w:val="pt_PT" w:bidi="pt_PT"/>
+        </w:rPr>
         <w:t>"ao Filho de Deus".</w:t>
       </w:r>
     </w:p>
@@ -34347,6 +37482,21 @@
         <w:rPr>
           <w:lang w:val="pt_PT" w:bidi="pt_PT"/>
         </w:rPr>
+      </w:r>
+    </w:p>
+    <w:p>
+      <w:pPr/>
+      <w:r>
+        <w:rPr>
+          <w:lang w:val="pt_PT" w:bidi="pt_PT"/>
+        </w:rPr>
+      </w:r>
+      <w:r>
+        <w:rPr>
+          <w:b/>
+          <w:lang w:val="pt_PT" w:bidi="pt_PT"/>
+        </w:rPr>
+        <w:t>ἐφανερώθη</w:t>
       </w:r>
     </w:p>
     <w:p>
@@ -34882,6 +38032,21 @@
           <w:b/>
           <w:lang w:val="pt_PT" w:bidi="pt_PT"/>
         </w:rPr>
+        <w:t>σπέρμα αὐτοῦ ἐν αὐτῷ μένει</w:t>
+      </w:r>
+    </w:p>
+    <w:p>
+      <w:pPr/>
+      <w:r>
+        <w:rPr>
+          <w:lang w:val="pt_PT" w:bidi="pt_PT"/>
+        </w:rPr>
+      </w:r>
+      <w:r>
+        <w:rPr>
+          <w:b/>
+          <w:lang w:val="pt_PT" w:bidi="pt_PT"/>
+        </w:rPr>
         <w:t>"porque a vida que Deus dá permanece nessa pessoa".</w:t>
       </w:r>
     </w:p>
@@ -35016,6 +38181,21 @@
         <w:rPr>
           <w:lang w:val="pt_PT" w:bidi="pt_PT"/>
         </w:rPr>
+      </w:r>
+    </w:p>
+    <w:p>
+      <w:pPr/>
+      <w:r>
+        <w:rPr>
+          <w:lang w:val="pt_PT" w:bidi="pt_PT"/>
+        </w:rPr>
+      </w:r>
+      <w:r>
+        <w:rPr>
+          <w:b/>
+          <w:lang w:val="pt_PT" w:bidi="pt_PT"/>
+        </w:rPr>
+        <w:t>σπέρμα αὐτοῦ ἐν αὐτῷ μένει</w:t>
       </w:r>
     </w:p>
     <w:p>
@@ -35131,6 +38311,21 @@
           <w:b/>
           <w:lang w:val="pt_PT" w:bidi="pt_PT"/>
         </w:rPr>
+        <w:t>σπέρμα αὐτοῦ ἐν αὐτῷ μένει</w:t>
+      </w:r>
+    </w:p>
+    <w:p>
+      <w:pPr/>
+      <w:r>
+        <w:rPr>
+          <w:lang w:val="pt_PT" w:bidi="pt_PT"/>
+        </w:rPr>
+      </w:r>
+      <w:r>
+        <w:rPr>
+          <w:b/>
+          <w:lang w:val="pt_PT" w:bidi="pt_PT"/>
+        </w:rPr>
         <w:t>"a vida que Deus dá permanece nessa pessoa".</w:t>
       </w:r>
     </w:p>
@@ -35348,6 +38543,21 @@
         <w:rPr>
           <w:lang w:val="pt_PT" w:bidi="pt_PT"/>
         </w:rPr>
+      </w:r>
+    </w:p>
+    <w:p>
+      <w:pPr/>
+      <w:r>
+        <w:rPr>
+          <w:lang w:val="pt_PT" w:bidi="pt_PT"/>
+        </w:rPr>
+      </w:r>
+      <w:r>
+        <w:rPr>
+          <w:b/>
+          <w:lang w:val="pt_PT" w:bidi="pt_PT"/>
+        </w:rPr>
+        <w:t>τὰ τέκνα τοῦ Θεοῦ, καὶ τὰ τέκνα τοῦ διαβόλου</w:t>
       </w:r>
     </w:p>
     <w:p>
@@ -35655,6 +38865,21 @@
           <w:b/>
           <w:lang w:val="pt_PT" w:bidi="pt_PT"/>
         </w:rPr>
+        <w:t>οὐκ ἔστιν ἐκ τοῦ Θεοῦ</w:t>
+      </w:r>
+    </w:p>
+    <w:p>
+      <w:pPr/>
+      <w:r>
+        <w:rPr>
+          <w:lang w:val="pt_PT" w:bidi="pt_PT"/>
+        </w:rPr>
+      </w:r>
+      <w:r>
+        <w:rPr>
+          <w:b/>
+          <w:lang w:val="pt_PT" w:bidi="pt_PT"/>
+        </w:rPr>
         <w:t>"não é filho de Deus".</w:t>
       </w:r>
     </w:p>
@@ -35751,6 +38976,21 @@
           <w:b/>
           <w:lang w:val="pt_PT" w:bidi="pt_PT"/>
         </w:rPr>
+        <w:t>καὶ ὁ μὴ ἀγαπῶν τὸν ἀδελφὸν αὐτοῦ</w:t>
+      </w:r>
+    </w:p>
+    <w:p>
+      <w:pPr/>
+      <w:r>
+        <w:rPr>
+          <w:lang w:val="pt_PT" w:bidi="pt_PT"/>
+        </w:rPr>
+      </w:r>
+      <w:r>
+        <w:rPr>
+          <w:b/>
+          <w:lang w:val="pt_PT" w:bidi="pt_PT"/>
+        </w:rPr>
         <w:t>"ou não ama o seu irmão".</w:t>
       </w:r>
     </w:p>
@@ -35820,6 +39060,21 @@
         <w:rPr>
           <w:lang w:val="pt_PT" w:bidi="pt_PT"/>
         </w:rPr>
+      </w:r>
+    </w:p>
+    <w:p>
+      <w:pPr/>
+      <w:r>
+        <w:rPr>
+          <w:lang w:val="pt_PT" w:bidi="pt_PT"/>
+        </w:rPr>
+      </w:r>
+      <w:r>
+        <w:rPr>
+          <w:b/>
+          <w:lang w:val="pt_PT" w:bidi="pt_PT"/>
+        </w:rPr>
+        <w:t>τὸν ἀδελφὸν αὐτοῦ</w:t>
       </w:r>
     </w:p>
     <w:p>
@@ -36025,6 +39280,21 @@
           <w:b/>
           <w:lang w:val="pt_PT" w:bidi="pt_PT"/>
         </w:rPr>
+        <w:t>ἀπ’ ἀρχῆς</w:t>
+      </w:r>
+    </w:p>
+    <w:p>
+      <w:pPr/>
+      <w:r>
+        <w:rPr>
+          <w:lang w:val="pt_PT" w:bidi="pt_PT"/>
+        </w:rPr>
+      </w:r>
+      <w:r>
+        <w:rPr>
+          <w:b/>
+          <w:lang w:val="pt_PT" w:bidi="pt_PT"/>
+        </w:rPr>
         <w:t>"desde o princípio".</w:t>
       </w:r>
     </w:p>
@@ -36139,6 +39409,21 @@
           <w:b/>
           <w:lang w:val="pt_PT" w:bidi="pt_PT"/>
         </w:rPr>
+        <w:t>οὐ καθὼς Κάϊν</w:t>
+      </w:r>
+    </w:p>
+    <w:p>
+      <w:pPr/>
+      <w:r>
+        <w:rPr>
+          <w:lang w:val="pt_PT" w:bidi="pt_PT"/>
+        </w:rPr>
+      </w:r>
+      <w:r>
+        <w:rPr>
+          <w:b/>
+          <w:lang w:val="pt_PT" w:bidi="pt_PT"/>
+        </w:rPr>
         <w:t>"Não sejamos como Caim".</w:t>
       </w:r>
     </w:p>
@@ -36222,6 +39507,21 @@
           <w:b/>
           <w:lang w:val="pt_PT" w:bidi="pt_PT"/>
         </w:rPr>
+        <w:t>Κάϊν &amp; ἔσφαξεν τὸν ἀδελφὸν αὐτοῦ</w:t>
+      </w:r>
+    </w:p>
+    <w:p>
+      <w:pPr/>
+      <w:r>
+        <w:rPr>
+          <w:lang w:val="pt_PT" w:bidi="pt_PT"/>
+        </w:rPr>
+      </w:r>
+      <w:r>
+        <w:rPr>
+          <w:b/>
+          <w:lang w:val="pt_PT" w:bidi="pt_PT"/>
+        </w:rPr>
         <w:t>"como Caim... e matou o próprio irmão".</w:t>
       </w:r>
     </w:p>
@@ -36317,6 +39617,21 @@
         <w:rPr>
           <w:lang w:val="pt_PT" w:bidi="pt_PT"/>
         </w:rPr>
+      </w:r>
+    </w:p>
+    <w:p>
+      <w:pPr/>
+      <w:r>
+        <w:rPr>
+          <w:lang w:val="pt_PT" w:bidi="pt_PT"/>
+        </w:rPr>
+      </w:r>
+      <w:r>
+        <w:rPr>
+          <w:b/>
+          <w:lang w:val="pt_PT" w:bidi="pt_PT"/>
+        </w:rPr>
+        <w:t>ἐκ τοῦ πονηροῦ ἦν</w:t>
       </w:r>
     </w:p>
     <w:p>
@@ -36432,6 +39747,21 @@
           <w:b/>
           <w:lang w:val="pt_PT" w:bidi="pt_PT"/>
         </w:rPr>
+        <w:t>τοῦ πονηροῦ</w:t>
+      </w:r>
+    </w:p>
+    <w:p>
+      <w:pPr/>
+      <w:r>
+        <w:rPr>
+          <w:lang w:val="pt_PT" w:bidi="pt_PT"/>
+        </w:rPr>
+      </w:r>
+      <w:r>
+        <w:rPr>
+          <w:b/>
+          <w:lang w:val="pt_PT" w:bidi="pt_PT"/>
+        </w:rPr>
         <w:t>"ao Maligno".</w:t>
       </w:r>
     </w:p>
@@ -36541,6 +39871,21 @@
           <w:b/>
           <w:lang w:val="pt_PT" w:bidi="pt_PT"/>
         </w:rPr>
+        <w:t>τοῦ πονηροῦ</w:t>
+      </w:r>
+    </w:p>
+    <w:p>
+      <w:pPr/>
+      <w:r>
+        <w:rPr>
+          <w:lang w:val="pt_PT" w:bidi="pt_PT"/>
+        </w:rPr>
+      </w:r>
+      <w:r>
+        <w:rPr>
+          <w:b/>
+          <w:lang w:val="pt_PT" w:bidi="pt_PT"/>
+        </w:rPr>
         <w:t>"ao Maligno".</w:t>
       </w:r>
     </w:p>
@@ -36803,6 +40148,21 @@
           <w:b/>
           <w:lang w:val="pt_PT" w:bidi="pt_PT"/>
         </w:rPr>
+        <w:t>μὴ θαυμάζετε</w:t>
+      </w:r>
+    </w:p>
+    <w:p>
+      <w:pPr/>
+      <w:r>
+        <w:rPr>
+          <w:lang w:val="pt_PT" w:bidi="pt_PT"/>
+        </w:rPr>
+      </w:r>
+      <w:r>
+        <w:rPr>
+          <w:b/>
+          <w:lang w:val="pt_PT" w:bidi="pt_PT"/>
+        </w:rPr>
         <w:t>"não estranhem se as pessoas".</w:t>
       </w:r>
     </w:p>
@@ -36872,6 +40232,21 @@
         <w:rPr>
           <w:lang w:val="pt_PT" w:bidi="pt_PT"/>
         </w:rPr>
+      </w:r>
+    </w:p>
+    <w:p>
+      <w:pPr/>
+      <w:r>
+        <w:rPr>
+          <w:lang w:val="pt_PT" w:bidi="pt_PT"/>
+        </w:rPr>
+      </w:r>
+      <w:r>
+        <w:rPr>
+          <w:b/>
+          <w:lang w:val="pt_PT" w:bidi="pt_PT"/>
+        </w:rPr>
+        <w:t>ἀδελφοί</w:t>
       </w:r>
     </w:p>
     <w:p>
@@ -37000,6 +40375,21 @@
           <w:b/>
           <w:lang w:val="pt_PT" w:bidi="pt_PT"/>
         </w:rPr>
+        <w:t>εἰ μισεῖ ὑμᾶς ὁ κόσμος</w:t>
+      </w:r>
+    </w:p>
+    <w:p>
+      <w:pPr/>
+      <w:r>
+        <w:rPr>
+          <w:lang w:val="pt_PT" w:bidi="pt_PT"/>
+        </w:rPr>
+      </w:r>
+      <w:r>
+        <w:rPr>
+          <w:b/>
+          <w:lang w:val="pt_PT" w:bidi="pt_PT"/>
+        </w:rPr>
         <w:t>"se as pessoas do mundo os odeiam".</w:t>
       </w:r>
     </w:p>
@@ -37389,6 +40779,21 @@
           <w:b/>
           <w:lang w:val="pt_PT" w:bidi="pt_PT"/>
         </w:rPr>
+        <w:t>τοὺς ἀδελφούς</w:t>
+      </w:r>
+    </w:p>
+    <w:p>
+      <w:pPr/>
+      <w:r>
+        <w:rPr>
+          <w:lang w:val="pt_PT" w:bidi="pt_PT"/>
+        </w:rPr>
+      </w:r>
+      <w:r>
+        <w:rPr>
+          <w:b/>
+          <w:lang w:val="pt_PT" w:bidi="pt_PT"/>
+        </w:rPr>
         <w:t>"os nossos irmãos".</w:t>
       </w:r>
     </w:p>
@@ -37503,6 +40908,21 @@
           <w:b/>
           <w:lang w:val="pt_PT" w:bidi="pt_PT"/>
         </w:rPr>
+        <w:t>ὁ μὴ ἀγαπῶν</w:t>
+      </w:r>
+    </w:p>
+    <w:p>
+      <w:pPr/>
+      <w:r>
+        <w:rPr>
+          <w:lang w:val="pt_PT" w:bidi="pt_PT"/>
+        </w:rPr>
+      </w:r>
+      <w:r>
+        <w:rPr>
+          <w:b/>
+          <w:lang w:val="pt_PT" w:bidi="pt_PT"/>
+        </w:rPr>
         <w:t>"Quem não ama ainda está morto".</w:t>
       </w:r>
     </w:p>
@@ -37599,6 +41019,21 @@
           <w:b/>
           <w:lang w:val="pt_PT" w:bidi="pt_PT"/>
         </w:rPr>
+        <w:t>μένει ἐν τῷ θανάτῳ</w:t>
+      </w:r>
+    </w:p>
+    <w:p>
+      <w:pPr/>
+      <w:r>
+        <w:rPr>
+          <w:lang w:val="pt_PT" w:bidi="pt_PT"/>
+        </w:rPr>
+      </w:r>
+      <w:r>
+        <w:rPr>
+          <w:b/>
+          <w:lang w:val="pt_PT" w:bidi="pt_PT"/>
+        </w:rPr>
         <w:t>"ainda está morto".</w:t>
       </w:r>
     </w:p>
@@ -37694,6 +41129,21 @@
         <w:rPr>
           <w:lang w:val="pt_PT" w:bidi="pt_PT"/>
         </w:rPr>
+      </w:r>
+    </w:p>
+    <w:p>
+      <w:pPr/>
+      <w:r>
+        <w:rPr>
+          <w:lang w:val="pt_PT" w:bidi="pt_PT"/>
+        </w:rPr>
+      </w:r>
+      <w:r>
+        <w:rPr>
+          <w:b/>
+          <w:lang w:val="pt_PT" w:bidi="pt_PT"/>
+        </w:rPr>
+        <w:t>πᾶς ὁ μισῶν τὸν ἀδελφὸν αὐτοῦ, ἀνθρωποκτόνος ἐστίν</w:t>
       </w:r>
     </w:p>
     <w:p>
@@ -37822,6 +41272,21 @@
           <w:b/>
           <w:lang w:val="pt_PT" w:bidi="pt_PT"/>
         </w:rPr>
+        <w:t>τὸν ἀδελφὸν αὐτοῦ</w:t>
+      </w:r>
+    </w:p>
+    <w:p>
+      <w:pPr/>
+      <w:r>
+        <w:rPr>
+          <w:lang w:val="pt_PT" w:bidi="pt_PT"/>
+        </w:rPr>
+      </w:r>
+      <w:r>
+        <w:rPr>
+          <w:b/>
+          <w:lang w:val="pt_PT" w:bidi="pt_PT"/>
+        </w:rPr>
         <w:t>"o seu irmão".</w:t>
       </w:r>
     </w:p>
@@ -38032,6 +41497,21 @@
           <w:b/>
           <w:lang w:val="pt_PT" w:bidi="pt_PT"/>
         </w:rPr>
+        <w:t>ζωὴν αἰώνιον</w:t>
+      </w:r>
+    </w:p>
+    <w:p>
+      <w:pPr/>
+      <w:r>
+        <w:rPr>
+          <w:lang w:val="pt_PT" w:bidi="pt_PT"/>
+        </w:rPr>
+      </w:r>
+      <w:r>
+        <w:rPr>
+          <w:b/>
+          <w:lang w:val="pt_PT" w:bidi="pt_PT"/>
+        </w:rPr>
         <w:t>"a vida eterna".</w:t>
       </w:r>
     </w:p>
@@ -38141,6 +41621,21 @@
           <w:b/>
           <w:lang w:val="pt_PT" w:bidi="pt_PT"/>
         </w:rPr>
+        <w:t>οὐκ ἔχει ζωὴν αἰώνιον ἐν αὐτῷ μένουσαν</w:t>
+      </w:r>
+    </w:p>
+    <w:p>
+      <w:pPr/>
+      <w:r>
+        <w:rPr>
+          <w:lang w:val="pt_PT" w:bidi="pt_PT"/>
+        </w:rPr>
+      </w:r>
+      <w:r>
+        <w:rPr>
+          <w:b/>
+          <w:lang w:val="pt_PT" w:bidi="pt_PT"/>
+        </w:rPr>
         <w:t>"nenhum assassino tem em si a vida eterna".</w:t>
       </w:r>
     </w:p>
@@ -38250,6 +41745,21 @@
           <w:b/>
           <w:lang w:val="pt_PT" w:bidi="pt_PT"/>
         </w:rPr>
+        <w:t>ἐν τούτῳ ἐγνώκαμεν τὴν ἀγάπην</w:t>
+      </w:r>
+    </w:p>
+    <w:p>
+      <w:pPr/>
+      <w:r>
+        <w:rPr>
+          <w:lang w:val="pt_PT" w:bidi="pt_PT"/>
+        </w:rPr>
+      </w:r>
+      <w:r>
+        <w:rPr>
+          <w:b/>
+          <w:lang w:val="pt_PT" w:bidi="pt_PT"/>
+        </w:rPr>
         <w:t>"Sabemos o que é o amor por causa disto".</w:t>
       </w:r>
     </w:p>
@@ -38346,6 +41856,21 @@
           <w:b/>
           <w:lang w:val="pt_PT" w:bidi="pt_PT"/>
         </w:rPr>
+        <w:t>ἐκεῖνος</w:t>
+      </w:r>
+    </w:p>
+    <w:p>
+      <w:pPr/>
+      <w:r>
+        <w:rPr>
+          <w:lang w:val="pt_PT" w:bidi="pt_PT"/>
+        </w:rPr>
+      </w:r>
+      <w:r>
+        <w:rPr>
+          <w:b/>
+          <w:lang w:val="pt_PT" w:bidi="pt_PT"/>
+        </w:rPr>
         <w:t>"Cristo deu a sua vida por nós".</w:t>
       </w:r>
     </w:p>
@@ -38455,6 +41980,21 @@
           <w:b/>
           <w:lang w:val="pt_PT" w:bidi="pt_PT"/>
         </w:rPr>
+        <w:t>ὑπὲρ ἡμῶν τὴν ψυχὴν αὐτοῦ ἔθηκεν</w:t>
+      </w:r>
+    </w:p>
+    <w:p>
+      <w:pPr/>
+      <w:r>
+        <w:rPr>
+          <w:lang w:val="pt_PT" w:bidi="pt_PT"/>
+        </w:rPr>
+      </w:r>
+      <w:r>
+        <w:rPr>
+          <w:b/>
+          <w:lang w:val="pt_PT" w:bidi="pt_PT"/>
+        </w:rPr>
         <w:t>"deu a sua vida por nós".</w:t>
       </w:r>
     </w:p>
@@ -38538,6 +42078,21 @@
           <w:b/>
           <w:lang w:val="pt_PT" w:bidi="pt_PT"/>
         </w:rPr>
+        <w:t>καὶ ἡμεῖς ὀφείλομεν ὑπὲρ τῶν ἀδελφῶν, τὰς ψυχὰς θεῖναι</w:t>
+      </w:r>
+    </w:p>
+    <w:p>
+      <w:pPr/>
+      <w:r>
+        <w:rPr>
+          <w:lang w:val="pt_PT" w:bidi="pt_PT"/>
+        </w:rPr>
+      </w:r>
+      <w:r>
+        <w:rPr>
+          <w:b/>
+          <w:lang w:val="pt_PT" w:bidi="pt_PT"/>
+        </w:rPr>
         <w:t>"Por isso nós também devemos dar a nossa vida pelos nossos irmãos".</w:t>
       </w:r>
     </w:p>
@@ -38620,6 +42175,21 @@
         <w:rPr>
           <w:lang w:val="pt_PT" w:bidi="pt_PT"/>
         </w:rPr>
+      </w:r>
+    </w:p>
+    <w:p>
+      <w:pPr/>
+      <w:r>
+        <w:rPr>
+          <w:lang w:val="pt_PT" w:bidi="pt_PT"/>
+        </w:rPr>
+      </w:r>
+      <w:r>
+        <w:rPr>
+          <w:b/>
+          <w:lang w:val="pt_PT" w:bidi="pt_PT"/>
+        </w:rPr>
+        <w:t>τῶν ἀδελφῶν</w:t>
       </w:r>
     </w:p>
     <w:p>
@@ -38844,6 +42414,21 @@
           <w:b/>
           <w:lang w:val="pt_PT" w:bidi="pt_PT"/>
         </w:rPr>
+        <w:t>τὸν βίον τοῦ κόσμου</w:t>
+      </w:r>
+    </w:p>
+    <w:p>
+      <w:pPr/>
+      <w:r>
+        <w:rPr>
+          <w:lang w:val="pt_PT" w:bidi="pt_PT"/>
+        </w:rPr>
+      </w:r>
+      <w:r>
+        <w:rPr>
+          <w:b/>
+          <w:lang w:val="pt_PT" w:bidi="pt_PT"/>
+        </w:rPr>
         <w:t>"Se alguém é rico".</w:t>
       </w:r>
     </w:p>
@@ -38939,6 +42524,21 @@
         <w:rPr>
           <w:lang w:val="pt_PT" w:bidi="pt_PT"/>
         </w:rPr>
+      </w:r>
+    </w:p>
+    <w:p>
+      <w:pPr/>
+      <w:r>
+        <w:rPr>
+          <w:lang w:val="pt_PT" w:bidi="pt_PT"/>
+        </w:rPr>
+      </w:r>
+      <w:r>
+        <w:rPr>
+          <w:b/>
+          <w:lang w:val="pt_PT" w:bidi="pt_PT"/>
+        </w:rPr>
+        <w:t>τὸν ἀδελφὸν αὐτοῦ</w:t>
       </w:r>
     </w:p>
     <w:p>
@@ -39067,6 +42667,21 @@
           <w:b/>
           <w:lang w:val="pt_PT" w:bidi="pt_PT"/>
         </w:rPr>
+        <w:t>κλείσῃ τὰ σπλάγχνα αὐτοῦ ἀπ’ αὐτοῦ</w:t>
+      </w:r>
+    </w:p>
+    <w:p>
+      <w:pPr/>
+      <w:r>
+        <w:rPr>
+          <w:lang w:val="pt_PT" w:bidi="pt_PT"/>
+        </w:rPr>
+      </w:r>
+      <w:r>
+        <w:rPr>
+          <w:b/>
+          <w:lang w:val="pt_PT" w:bidi="pt_PT"/>
+        </w:rPr>
         <w:t>"mas fecha o seu coração para essa pessoa".</w:t>
       </w:r>
     </w:p>
@@ -39176,6 +42791,21 @@
           <w:b/>
           <w:lang w:val="pt_PT" w:bidi="pt_PT"/>
         </w:rPr>
+        <w:t>πῶς ἡ ἀγάπη τοῦ Θεοῦ μένει ἐν αὐτῷ</w:t>
+      </w:r>
+    </w:p>
+    <w:p>
+      <w:pPr/>
+      <w:r>
+        <w:rPr>
+          <w:lang w:val="pt_PT" w:bidi="pt_PT"/>
+        </w:rPr>
+      </w:r>
+      <w:r>
+        <w:rPr>
+          <w:b/>
+          <w:lang w:val="pt_PT" w:bidi="pt_PT"/>
+        </w:rPr>
         <w:t>"como pode afirmar que, de fato, ama a Deus?".</w:t>
       </w:r>
     </w:p>
@@ -39245,6 +42875,21 @@
         <w:rPr>
           <w:lang w:val="pt_PT" w:bidi="pt_PT"/>
         </w:rPr>
+      </w:r>
+    </w:p>
+    <w:p>
+      <w:pPr/>
+      <w:r>
+        <w:rPr>
+          <w:lang w:val="pt_PT" w:bidi="pt_PT"/>
+        </w:rPr>
+      </w:r>
+      <w:r>
+        <w:rPr>
+          <w:b/>
+          <w:lang w:val="pt_PT" w:bidi="pt_PT"/>
+        </w:rPr>
+        <w:t>πῶς ἡ ἀγάπη τοῦ Θεοῦ μένει ἐν αὐτῷ</w:t>
       </w:r>
     </w:p>
     <w:p>
@@ -39373,6 +43018,21 @@
           <w:b/>
           <w:lang w:val="pt_PT" w:bidi="pt_PT"/>
         </w:rPr>
+        <w:t>πῶς ἡ ἀγάπη τοῦ Θεοῦ μένει ἐν αὐτῷ</w:t>
+      </w:r>
+    </w:p>
+    <w:p>
+      <w:pPr/>
+      <w:r>
+        <w:rPr>
+          <w:lang w:val="pt_PT" w:bidi="pt_PT"/>
+        </w:rPr>
+      </w:r>
+      <w:r>
+        <w:rPr>
+          <w:b/>
+          <w:lang w:val="pt_PT" w:bidi="pt_PT"/>
+        </w:rPr>
         <w:t>"como pode afirmar que, de fato, ama a Deus?".</w:t>
       </w:r>
     </w:p>
@@ -39500,6 +43160,21 @@
           <w:b/>
           <w:lang w:val="pt_PT" w:bidi="pt_PT"/>
         </w:rPr>
+        <w:t>τεκνία</w:t>
+      </w:r>
+    </w:p>
+    <w:p>
+      <w:pPr/>
+      <w:r>
+        <w:rPr>
+          <w:lang w:val="pt_PT" w:bidi="pt_PT"/>
+        </w:rPr>
+      </w:r>
+      <w:r>
+        <w:rPr>
+          <w:b/>
+          <w:lang w:val="pt_PT" w:bidi="pt_PT"/>
+        </w:rPr>
         <w:t>"Meus filhinhos".</w:t>
       </w:r>
     </w:p>
@@ -39614,6 +43289,21 @@
           <w:b/>
           <w:lang w:val="pt_PT" w:bidi="pt_PT"/>
         </w:rPr>
+        <w:t>μὴ ἀγαπῶμεν λόγῳ, μηδὲ τῇ γλώσσῃ</w:t>
+      </w:r>
+    </w:p>
+    <w:p>
+      <w:pPr/>
+      <w:r>
+        <w:rPr>
+          <w:lang w:val="pt_PT" w:bidi="pt_PT"/>
+        </w:rPr>
+      </w:r>
+      <w:r>
+        <w:rPr>
+          <w:b/>
+          <w:lang w:val="pt_PT" w:bidi="pt_PT"/>
+        </w:rPr>
         <w:t>"o nosso amor não deve ser somente de palavras e de conversa".</w:t>
       </w:r>
     </w:p>
@@ -39832,6 +43522,21 @@
           <w:b/>
           <w:lang w:val="pt_PT" w:bidi="pt_PT"/>
         </w:rPr>
+        <w:t>μὴ ἀγαπῶμεν λόγῳ, μηδὲ τῇ γλώσσῃ</w:t>
+      </w:r>
+    </w:p>
+    <w:p>
+      <w:pPr/>
+      <w:r>
+        <w:rPr>
+          <w:lang w:val="pt_PT" w:bidi="pt_PT"/>
+        </w:rPr>
+      </w:r>
+      <w:r>
+        <w:rPr>
+          <w:b/>
+          <w:lang w:val="pt_PT" w:bidi="pt_PT"/>
+        </w:rPr>
         <w:t>"o nosso amor não deve ser somente de palavras e de conversa".</w:t>
       </w:r>
     </w:p>
@@ -40063,6 +43768,21 @@
           <w:b/>
           <w:lang w:val="pt_PT" w:bidi="pt_PT"/>
         </w:rPr>
+        <w:t>ἀλλὰ ἐν ἔργῳ καὶ ἀληθείᾳ</w:t>
+      </w:r>
+    </w:p>
+    <w:p>
+      <w:pPr/>
+      <w:r>
+        <w:rPr>
+          <w:lang w:val="pt_PT" w:bidi="pt_PT"/>
+        </w:rPr>
+      </w:r>
+      <w:r>
+        <w:rPr>
+          <w:b/>
+          <w:lang w:val="pt_PT" w:bidi="pt_PT"/>
+        </w:rPr>
         <w:t>"Deve ser um amor verdadeiro".</w:t>
       </w:r>
     </w:p>
@@ -40146,6 +43866,21 @@
           <w:b/>
           <w:lang w:val="pt_PT" w:bidi="pt_PT"/>
         </w:rPr>
+        <w:t>ἐν ἔργῳ καὶ ἀληθείᾳ</w:t>
+      </w:r>
+    </w:p>
+    <w:p>
+      <w:pPr/>
+      <w:r>
+        <w:rPr>
+          <w:lang w:val="pt_PT" w:bidi="pt_PT"/>
+        </w:rPr>
+      </w:r>
+      <w:r>
+        <w:rPr>
+          <w:b/>
+          <w:lang w:val="pt_PT" w:bidi="pt_PT"/>
+        </w:rPr>
         <w:t>"Deve ser um amor verdadeiro, que se mostra por maio de ações".</w:t>
       </w:r>
     </w:p>
@@ -40454,6 +44189,21 @@
           <w:b/>
           <w:lang w:val="pt_PT" w:bidi="pt_PT"/>
         </w:rPr>
+        <w:t>ἔμπροσθεν αὐτοῦ</w:t>
+      </w:r>
+    </w:p>
+    <w:p>
+      <w:pPr/>
+      <w:r>
+        <w:rPr>
+          <w:lang w:val="pt_PT" w:bidi="pt_PT"/>
+        </w:rPr>
+      </w:r>
+      <w:r>
+        <w:rPr>
+          <w:b/>
+          <w:lang w:val="pt_PT" w:bidi="pt_PT"/>
+        </w:rPr>
         <w:t>"na presença dele".</w:t>
       </w:r>
     </w:p>
@@ -40549,6 +44299,21 @@
         <w:rPr>
           <w:lang w:val="pt_PT" w:bidi="pt_PT"/>
         </w:rPr>
+      </w:r>
+    </w:p>
+    <w:p>
+      <w:pPr/>
+      <w:r>
+        <w:rPr>
+          <w:lang w:val="pt_PT" w:bidi="pt_PT"/>
+        </w:rPr>
+      </w:r>
+      <w:r>
+        <w:rPr>
+          <w:b/>
+          <w:lang w:val="pt_PT" w:bidi="pt_PT"/>
+        </w:rPr>
+        <w:t>ἐν τούτῳ γνωσόμεθα &amp; καὶ &amp; πείσομεν τὰς καρδίας ἡμῶν</w:t>
       </w:r>
     </w:p>
     <w:p>
@@ -40664,6 +44429,21 @@
           <w:b/>
           <w:lang w:val="pt_PT" w:bidi="pt_PT"/>
         </w:rPr>
+        <w:t>ἐν τούτῳ</w:t>
+      </w:r>
+    </w:p>
+    <w:p>
+      <w:pPr/>
+      <w:r>
+        <w:rPr>
+          <w:lang w:val="pt_PT" w:bidi="pt_PT"/>
+        </w:rPr>
+      </w:r>
+      <w:r>
+        <w:rPr>
+          <w:b/>
+          <w:lang w:val="pt_PT" w:bidi="pt_PT"/>
+        </w:rPr>
         <w:t>"É assim, então que saberemos".</w:t>
       </w:r>
     </w:p>
@@ -40964,6 +44744,21 @@
         <w:rPr>
           <w:lang w:val="pt_PT" w:bidi="pt_PT"/>
         </w:rPr>
+      </w:r>
+    </w:p>
+    <w:p>
+      <w:pPr/>
+      <w:r>
+        <w:rPr>
+          <w:lang w:val="pt_PT" w:bidi="pt_PT"/>
+        </w:rPr>
+      </w:r>
+      <w:r>
+        <w:rPr>
+          <w:b/>
+          <w:lang w:val="pt_PT" w:bidi="pt_PT"/>
+        </w:rPr>
+        <w:t>ἐκ τῆς ἀληθείας ἐσμέν</w:t>
       </w:r>
     </w:p>
     <w:p>
@@ -41105,6 +44900,21 @@
           <w:b/>
           <w:lang w:val="pt_PT" w:bidi="pt_PT"/>
         </w:rPr>
+        <w:t>ἐκ τῆς ἀληθείας ἐσμέν</w:t>
+      </w:r>
+    </w:p>
+    <w:p>
+      <w:pPr/>
+      <w:r>
+        <w:rPr>
+          <w:lang w:val="pt_PT" w:bidi="pt_PT"/>
+        </w:rPr>
+      </w:r>
+      <w:r>
+        <w:rPr>
+          <w:b/>
+          <w:lang w:val="pt_PT" w:bidi="pt_PT"/>
+        </w:rPr>
         <w:t>"que pertencemos à verdade de Deus".</w:t>
       </w:r>
     </w:p>
@@ -41187,6 +44997,21 @@
         <w:rPr>
           <w:lang w:val="pt_PT" w:bidi="pt_PT"/>
         </w:rPr>
+      </w:r>
+    </w:p>
+    <w:p>
+      <w:pPr/>
+      <w:r>
+        <w:rPr>
+          <w:lang w:val="pt_PT" w:bidi="pt_PT"/>
+        </w:rPr>
+      </w:r>
+      <w:r>
+        <w:rPr>
+          <w:b/>
+          <w:lang w:val="pt_PT" w:bidi="pt_PT"/>
+        </w:rPr>
+        <w:t>ἐκ τῆς ἀληθείας ἐσμέν</w:t>
       </w:r>
     </w:p>
     <w:p>
@@ -41315,6 +45140,21 @@
           <w:b/>
           <w:lang w:val="pt_PT" w:bidi="pt_PT"/>
         </w:rPr>
+        <w:t>πείσομεν τὰς καρδίας ἡμῶν</w:t>
+      </w:r>
+    </w:p>
+    <w:p>
+      <w:pPr/>
+      <w:r>
+        <w:rPr>
+          <w:lang w:val="pt_PT" w:bidi="pt_PT"/>
+        </w:rPr>
+      </w:r>
+      <w:r>
+        <w:rPr>
+          <w:b/>
+          <w:lang w:val="pt_PT" w:bidi="pt_PT"/>
+        </w:rPr>
         <w:t>"que o nosso coração se sente seguro".</w:t>
       </w:r>
     </w:p>
@@ -41494,6 +45334,21 @@
           <w:b/>
           <w:lang w:val="pt_PT" w:bidi="pt_PT"/>
         </w:rPr>
+        <w:t>ἐὰν καταγινώσκῃ ἡμῶν ἡ καρδία</w:t>
+      </w:r>
+    </w:p>
+    <w:p>
+      <w:pPr/>
+      <w:r>
+        <w:rPr>
+          <w:lang w:val="pt_PT" w:bidi="pt_PT"/>
+        </w:rPr>
+      </w:r>
+      <w:r>
+        <w:rPr>
+          <w:b/>
+          <w:lang w:val="pt_PT" w:bidi="pt_PT"/>
+        </w:rPr>
         <w:t>"Pois, se o nosso coração nos condena".</w:t>
       </w:r>
     </w:p>
@@ -41576,6 +45431,21 @@
         <w:rPr>
           <w:lang w:val="pt_PT" w:bidi="pt_PT"/>
         </w:rPr>
+      </w:r>
+    </w:p>
+    <w:p>
+      <w:pPr/>
+      <w:r>
+        <w:rPr>
+          <w:lang w:val="pt_PT" w:bidi="pt_PT"/>
+        </w:rPr>
+      </w:r>
+      <w:r>
+        <w:rPr>
+          <w:b/>
+          <w:lang w:val="pt_PT" w:bidi="pt_PT"/>
+        </w:rPr>
+        <w:t>ἐὰν καταγινώσκῃ ἡμῶν ἡ καρδία</w:t>
       </w:r>
     </w:p>
     <w:p>
@@ -41691,6 +45561,21 @@
           <w:b/>
           <w:lang w:val="pt_PT" w:bidi="pt_PT"/>
         </w:rPr>
+        <w:t>ἡμῶν ἡ καρδία &amp; τῆς καρδίας ἡμῶν</w:t>
+      </w:r>
+    </w:p>
+    <w:p>
+      <w:pPr/>
+      <w:r>
+        <w:rPr>
+          <w:lang w:val="pt_PT" w:bidi="pt_PT"/>
+        </w:rPr>
+      </w:r>
+      <w:r>
+        <w:rPr>
+          <w:b/>
+          <w:lang w:val="pt_PT" w:bidi="pt_PT"/>
+        </w:rPr>
         <w:t>"o nosso coração nos condena... é maior do que o nosso coração".</w:t>
       </w:r>
     </w:p>
@@ -41800,6 +45685,21 @@
           <w:b/>
           <w:lang w:val="pt_PT" w:bidi="pt_PT"/>
         </w:rPr>
+        <w:t>μείζων ἐστὶν ὁ Θεὸς τῆς καρδίας ἡμῶν, καὶ γινώσκει πάντα</w:t>
+      </w:r>
+    </w:p>
+    <w:p>
+      <w:pPr/>
+      <w:r>
+        <w:rPr>
+          <w:lang w:val="pt_PT" w:bidi="pt_PT"/>
+        </w:rPr>
+      </w:r>
+      <w:r>
+        <w:rPr>
+          <w:b/>
+          <w:lang w:val="pt_PT" w:bidi="pt_PT"/>
+        </w:rPr>
         <w:t>"Deus é maior do que o nosso coração e conhece tudo".</w:t>
       </w:r>
     </w:p>
@@ -41935,6 +45835,21 @@
           <w:b/>
           <w:lang w:val="pt_PT" w:bidi="pt_PT"/>
         </w:rPr>
+        <w:t>μείζων ἐστὶν ὁ Θεὸς τῆς καρδίας ἡμῶν, καὶ γινώσκει πάντα</w:t>
+      </w:r>
+    </w:p>
+    <w:p>
+      <w:pPr/>
+      <w:r>
+        <w:rPr>
+          <w:lang w:val="pt_PT" w:bidi="pt_PT"/>
+        </w:rPr>
+      </w:r>
+      <w:r>
+        <w:rPr>
+          <w:b/>
+          <w:lang w:val="pt_PT" w:bidi="pt_PT"/>
+        </w:rPr>
         <w:t>"Deus é maior do que o nosso coração e conhece tudo".</w:t>
       </w:r>
     </w:p>
@@ -42004,6 +45919,21 @@
         <w:rPr>
           <w:lang w:val="pt_PT" w:bidi="pt_PT"/>
         </w:rPr>
+      </w:r>
+    </w:p>
+    <w:p>
+      <w:pPr/>
+      <w:r>
+        <w:rPr>
+          <w:lang w:val="pt_PT" w:bidi="pt_PT"/>
+        </w:rPr>
+      </w:r>
+      <w:r>
+        <w:rPr>
+          <w:b/>
+          <w:lang w:val="pt_PT" w:bidi="pt_PT"/>
+        </w:rPr>
+        <w:t>ἀγαπητοί</w:t>
       </w:r>
     </w:p>
     <w:p>
@@ -42228,6 +46158,21 @@
           <w:b/>
           <w:lang w:val="pt_PT" w:bidi="pt_PT"/>
         </w:rPr>
+        <w:t>ἐὰν ἡ καρδία μὴ καταγινώσκῃ</w:t>
+      </w:r>
+    </w:p>
+    <w:p>
+      <w:pPr/>
+      <w:r>
+        <w:rPr>
+          <w:lang w:val="pt_PT" w:bidi="pt_PT"/>
+        </w:rPr>
+      </w:r>
+      <w:r>
+        <w:rPr>
+          <w:b/>
+          <w:lang w:val="pt_PT" w:bidi="pt_PT"/>
+        </w:rPr>
         <w:t>"se o nosso coração não nos condena".</w:t>
       </w:r>
     </w:p>
@@ -42329,6 +46274,21 @@
           <w:b/>
           <w:lang w:val="pt_PT" w:bidi="pt_PT"/>
         </w:rPr>
+        <w:t>ἡ καρδία</w:t>
+      </w:r>
+    </w:p>
+    <w:p>
+      <w:pPr/>
+      <w:r>
+        <w:rPr>
+          <w:lang w:val="pt_PT" w:bidi="pt_PT"/>
+        </w:rPr>
+      </w:r>
+      <w:r>
+        <w:rPr>
+          <w:b/>
+          <w:lang w:val="pt_PT" w:bidi="pt_PT"/>
+        </w:rPr>
         <w:t>"o nosso coração".</w:t>
       </w:r>
     </w:p>
@@ -42425,6 +46385,21 @@
           <w:b/>
           <w:lang w:val="pt_PT" w:bidi="pt_PT"/>
         </w:rPr>
+        <w:t>παρρησίαν ἔχομεν πρὸς τὸν Θεόν</w:t>
+      </w:r>
+    </w:p>
+    <w:p>
+      <w:pPr/>
+      <w:r>
+        <w:rPr>
+          <w:lang w:val="pt_PT" w:bidi="pt_PT"/>
+        </w:rPr>
+      </w:r>
+      <w:r>
+        <w:rPr>
+          <w:b/>
+          <w:lang w:val="pt_PT" w:bidi="pt_PT"/>
+        </w:rPr>
         <w:t>"temos coragem na presença de Deus".</w:t>
       </w:r>
     </w:p>
@@ -42521,6 +46496,21 @@
           <w:b/>
           <w:lang w:val="pt_PT" w:bidi="pt_PT"/>
         </w:rPr>
+        <w:t>παρρησίαν ἔχομεν πρὸς τὸν Θεόν</w:t>
+      </w:r>
+    </w:p>
+    <w:p>
+      <w:pPr/>
+      <w:r>
+        <w:rPr>
+          <w:lang w:val="pt_PT" w:bidi="pt_PT"/>
+        </w:rPr>
+      </w:r>
+      <w:r>
+        <w:rPr>
+          <w:b/>
+          <w:lang w:val="pt_PT" w:bidi="pt_PT"/>
+        </w:rPr>
         <w:t>"temos coragem na presença de Deus".</w:t>
       </w:r>
     </w:p>
@@ -42603,6 +46593,21 @@
         <w:rPr>
           <w:lang w:val="pt_PT" w:bidi="pt_PT"/>
         </w:rPr>
+      </w:r>
+    </w:p>
+    <w:p>
+      <w:pPr/>
+      <w:r>
+        <w:rPr>
+          <w:lang w:val="pt_PT" w:bidi="pt_PT"/>
+        </w:rPr>
+      </w:r>
+      <w:r>
+        <w:rPr>
+          <w:b/>
+          <w:lang w:val="pt_PT" w:bidi="pt_PT"/>
+        </w:rPr>
+        <w:t>ὅτι τὰς ἐντολὰς αὐτοῦ τηροῦμεν, καὶ τὰ ἀρεστὰ ἐνώπιον αὐτοῦ ποιοῦμεν</w:t>
       </w:r>
     </w:p>
     <w:p>
@@ -42866,6 +46871,21 @@
           <w:b/>
           <w:lang w:val="pt_PT" w:bidi="pt_PT"/>
         </w:rPr>
+        <w:t>τὰ ἀρεστὰ ἐνώπιον αὐτοῦ</w:t>
+      </w:r>
+    </w:p>
+    <w:p>
+      <w:pPr/>
+      <w:r>
+        <w:rPr>
+          <w:lang w:val="pt_PT" w:bidi="pt_PT"/>
+        </w:rPr>
+      </w:r>
+      <w:r>
+        <w:rPr>
+          <w:b/>
+          <w:lang w:val="pt_PT" w:bidi="pt_PT"/>
+        </w:rPr>
         <w:t>"e fazemos o que agrada a ele".</w:t>
       </w:r>
     </w:p>
@@ -42974,6 +46994,21 @@
         <w:rPr>
           <w:lang w:val="pt_PT" w:bidi="pt_PT"/>
         </w:rPr>
+      </w:r>
+    </w:p>
+    <w:p>
+      <w:pPr/>
+      <w:r>
+        <w:rPr>
+          <w:lang w:val="pt_PT" w:bidi="pt_PT"/>
+        </w:rPr>
+      </w:r>
+      <w:r>
+        <w:rPr>
+          <w:b/>
+          <w:lang w:val="pt_PT" w:bidi="pt_PT"/>
+        </w:rPr>
+        <w:t>τὰ ἀρεστὰ ἐνώπιον αὐτοῦ</w:t>
       </w:r>
     </w:p>
     <w:p>
@@ -43763,6 +47798,21 @@
           <w:b/>
           <w:lang w:val="pt_PT" w:bidi="pt_PT"/>
         </w:rPr>
+        <w:t>ἐν αὐτῷ μένει</w:t>
+      </w:r>
+    </w:p>
+    <w:p>
+      <w:pPr/>
+      <w:r>
+        <w:rPr>
+          <w:lang w:val="pt_PT" w:bidi="pt_PT"/>
+        </w:rPr>
+      </w:r>
+      <w:r>
+        <w:rPr>
+          <w:b/>
+          <w:lang w:val="pt_PT" w:bidi="pt_PT"/>
+        </w:rPr>
         <w:t>"vive unido com Deus".</w:t>
       </w:r>
     </w:p>
@@ -43877,6 +47927,21 @@
           <w:b/>
           <w:lang w:val="pt_PT" w:bidi="pt_PT"/>
         </w:rPr>
+        <w:t>ἐν αὐτῷ μένει</w:t>
+      </w:r>
+    </w:p>
+    <w:p>
+      <w:pPr/>
+      <w:r>
+        <w:rPr>
+          <w:lang w:val="pt_PT" w:bidi="pt_PT"/>
+        </w:rPr>
+      </w:r>
+      <w:r>
+        <w:rPr>
+          <w:b/>
+          <w:lang w:val="pt_PT" w:bidi="pt_PT"/>
+        </w:rPr>
         <w:t>"vive unido com Deus".</w:t>
       </w:r>
     </w:p>
@@ -43973,6 +48038,21 @@
           <w:b/>
           <w:lang w:val="pt_PT" w:bidi="pt_PT"/>
         </w:rPr>
+        <w:t>καὶ αὐτὸς ἐν αὐτῷ</w:t>
+      </w:r>
+    </w:p>
+    <w:p>
+      <w:pPr/>
+      <w:r>
+        <w:rPr>
+          <w:lang w:val="pt_PT" w:bidi="pt_PT"/>
+        </w:rPr>
+      </w:r>
+      <w:r>
+        <w:rPr>
+          <w:b/>
+          <w:lang w:val="pt_PT" w:bidi="pt_PT"/>
+        </w:rPr>
         <w:t>"e Deus vive unido com ele".</w:t>
       </w:r>
     </w:p>
@@ -44056,6 +48136,21 @@
           <w:b/>
           <w:lang w:val="pt_PT" w:bidi="pt_PT"/>
         </w:rPr>
+        <w:t>καὶ αὐτὸς ἐν αὐτῷ</w:t>
+      </w:r>
+    </w:p>
+    <w:p>
+      <w:pPr/>
+      <w:r>
+        <w:rPr>
+          <w:lang w:val="pt_PT" w:bidi="pt_PT"/>
+        </w:rPr>
+      </w:r>
+      <w:r>
+        <w:rPr>
+          <w:b/>
+          <w:lang w:val="pt_PT" w:bidi="pt_PT"/>
+        </w:rPr>
         <w:t>"e Deus vive unido com ele".</w:t>
       </w:r>
     </w:p>
@@ -44152,6 +48247,21 @@
           <w:b/>
           <w:lang w:val="pt_PT" w:bidi="pt_PT"/>
         </w:rPr>
+        <w:t>καὶ αὐτὸς ἐν αὐτῷ</w:t>
+      </w:r>
+    </w:p>
+    <w:p>
+      <w:pPr/>
+      <w:r>
+        <w:rPr>
+          <w:lang w:val="pt_PT" w:bidi="pt_PT"/>
+        </w:rPr>
+      </w:r>
+      <w:r>
+        <w:rPr>
+          <w:b/>
+          <w:lang w:val="pt_PT" w:bidi="pt_PT"/>
+        </w:rPr>
         <w:t>"e Deus vive unido com ele".</w:t>
       </w:r>
     </w:p>
@@ -44330,6 +48440,21 @@
         <w:rPr>
           <w:lang w:val="pt_PT" w:bidi="pt_PT"/>
         </w:rPr>
+      </w:r>
+    </w:p>
+    <w:p>
+      <w:pPr/>
+      <w:r>
+        <w:rPr>
+          <w:lang w:val="pt_PT" w:bidi="pt_PT"/>
+        </w:rPr>
+      </w:r>
+      <w:r>
+        <w:rPr>
+          <w:b/>
+          <w:lang w:val="pt_PT" w:bidi="pt_PT"/>
+        </w:rPr>
+        <w:t>μένει ἐν ἡμῖν</w:t>
       </w:r>
     </w:p>
     <w:p>
@@ -44837,6 +48962,21 @@
           <w:b/>
           <w:lang w:val="pt_PT" w:bidi="pt_PT"/>
         </w:rPr>
+        <w:t>ἀγαπητοί</w:t>
+      </w:r>
+    </w:p>
+    <w:p>
+      <w:pPr/>
+      <w:r>
+        <w:rPr>
+          <w:lang w:val="pt_PT" w:bidi="pt_PT"/>
+        </w:rPr>
+      </w:r>
+      <w:r>
+        <w:rPr>
+          <w:b/>
+          <w:lang w:val="pt_PT" w:bidi="pt_PT"/>
+        </w:rPr>
         <w:t>"queridos"</w:t>
       </w:r>
     </w:p>
@@ -44951,6 +49091,21 @@
           <w:b/>
           <w:lang w:val="pt_PT" w:bidi="pt_PT"/>
         </w:rPr>
+        <w:t>εἰ ἐκ τοῦ Θεοῦ ἐστιν</w:t>
+      </w:r>
+    </w:p>
+    <w:p>
+      <w:pPr/>
+      <w:r>
+        <w:rPr>
+          <w:lang w:val="pt_PT" w:bidi="pt_PT"/>
+        </w:rPr>
+      </w:r>
+      <w:r>
+        <w:rPr>
+          <w:b/>
+          <w:lang w:val="pt_PT" w:bidi="pt_PT"/>
+        </w:rPr>
         <w:t>"se o espírito que elas têm vem mesmo de Deus".</w:t>
       </w:r>
     </w:p>
@@ -45047,6 +49202,21 @@
           <w:b/>
           <w:lang w:val="pt_PT" w:bidi="pt_PT"/>
         </w:rPr>
+        <w:t>εἰ ἐκ τοῦ Θεοῦ ἐστιν</w:t>
+      </w:r>
+    </w:p>
+    <w:p>
+      <w:pPr/>
+      <w:r>
+        <w:rPr>
+          <w:lang w:val="pt_PT" w:bidi="pt_PT"/>
+        </w:rPr>
+      </w:r>
+      <w:r>
+        <w:rPr>
+          <w:b/>
+          <w:lang w:val="pt_PT" w:bidi="pt_PT"/>
+        </w:rPr>
         <w:t>"se o espírito que elas têm vem mesmo de Deus".</w:t>
       </w:r>
     </w:p>
@@ -45308,6 +49478,21 @@
         <w:rPr>
           <w:lang w:val="pt_PT" w:bidi="pt_PT"/>
         </w:rPr>
+      </w:r>
+    </w:p>
+    <w:p>
+      <w:pPr/>
+      <w:r>
+        <w:rPr>
+          <w:lang w:val="pt_PT" w:bidi="pt_PT"/>
+        </w:rPr>
+      </w:r>
+      <w:r>
+        <w:rPr>
+          <w:b/>
+          <w:lang w:val="pt_PT" w:bidi="pt_PT"/>
+        </w:rPr>
+        <w:t>Ἰησοῦν Χριστὸν ἐν σαρκὶ ἐληλυθότα</w:t>
       </w:r>
     </w:p>
     <w:p>
@@ -45449,6 +49634,21 @@
           <w:b/>
           <w:lang w:val="pt_PT" w:bidi="pt_PT"/>
         </w:rPr>
+        <w:t>ἐν τούτῳ γινώσκετε</w:t>
+      </w:r>
+    </w:p>
+    <w:p>
+      <w:pPr/>
+      <w:r>
+        <w:rPr>
+          <w:lang w:val="pt_PT" w:bidi="pt_PT"/>
+        </w:rPr>
+      </w:r>
+      <w:r>
+        <w:rPr>
+          <w:b/>
+          <w:lang w:val="pt_PT" w:bidi="pt_PT"/>
+        </w:rPr>
         <w:t>"É assim que vocês poderão saber se".</w:t>
       </w:r>
     </w:p>
@@ -45525,6 +49725,21 @@
         <w:rPr>
           <w:lang w:val="pt_PT" w:bidi="pt_PT"/>
         </w:rPr>
+      </w:r>
+    </w:p>
+    <w:p>
+      <w:pPr/>
+      <w:r>
+        <w:rPr>
+          <w:lang w:val="pt_PT" w:bidi="pt_PT"/>
+        </w:rPr>
+      </w:r>
+      <w:r>
+        <w:rPr>
+          <w:b/>
+          <w:lang w:val="pt_PT" w:bidi="pt_PT"/>
+        </w:rPr>
+        <w:t>ἐκ τοῦ Θεοῦ ἐστιν</w:t>
       </w:r>
     </w:p>
     <w:p>
@@ -45754,6 +49969,21 @@
           <w:b/>
           <w:lang w:val="pt_PT" w:bidi="pt_PT"/>
         </w:rPr>
+        <w:t>τὸν Ἰησοῦν</w:t>
+      </w:r>
+    </w:p>
+    <w:p>
+      <w:pPr/>
+      <w:r>
+        <w:rPr>
+          <w:lang w:val="pt_PT" w:bidi="pt_PT"/>
+        </w:rPr>
+      </w:r>
+      <w:r>
+        <w:rPr>
+          <w:b/>
+          <w:lang w:val="pt_PT" w:bidi="pt_PT"/>
+        </w:rPr>
         <w:t>"Jesus".</w:t>
       </w:r>
     </w:p>
@@ -45850,6 +50080,21 @@
           <w:b/>
           <w:lang w:val="pt_PT" w:bidi="pt_PT"/>
         </w:rPr>
+        <w:t>τὸν Ἰησοῦν</w:t>
+      </w:r>
+    </w:p>
+    <w:p>
+      <w:pPr/>
+      <w:r>
+        <w:rPr>
+          <w:lang w:val="pt_PT" w:bidi="pt_PT"/>
+        </w:rPr>
+      </w:r>
+      <w:r>
+        <w:rPr>
+          <w:b/>
+          <w:lang w:val="pt_PT" w:bidi="pt_PT"/>
+        </w:rPr>
         <w:t>"Jesus".</w:t>
       </w:r>
     </w:p>
@@ -45933,6 +50178,21 @@
           <w:b/>
           <w:lang w:val="pt_PT" w:bidi="pt_PT"/>
         </w:rPr>
+        <w:t>τὸν Ἰησοῦν</w:t>
+      </w:r>
+    </w:p>
+    <w:p>
+      <w:pPr/>
+      <w:r>
+        <w:rPr>
+          <w:lang w:val="pt_PT" w:bidi="pt_PT"/>
+        </w:rPr>
+      </w:r>
+      <w:r>
+        <w:rPr>
+          <w:b/>
+          <w:lang w:val="pt_PT" w:bidi="pt_PT"/>
+        </w:rPr>
         <w:t>"Jesus".</w:t>
       </w:r>
     </w:p>
@@ -46029,6 +50289,21 @@
           <w:b/>
           <w:lang w:val="pt_PT" w:bidi="pt_PT"/>
         </w:rPr>
+        <w:t>ἐκ τοῦ Θεοῦ οὐκ ἔστιν</w:t>
+      </w:r>
+    </w:p>
+    <w:p>
+      <w:pPr/>
+      <w:r>
+        <w:rPr>
+          <w:lang w:val="pt_PT" w:bidi="pt_PT"/>
+        </w:rPr>
+      </w:r>
+      <w:r>
+        <w:rPr>
+          <w:b/>
+          <w:lang w:val="pt_PT" w:bidi="pt_PT"/>
+        </w:rPr>
         <w:t>"não tem o Espírito de Deus".</w:t>
       </w:r>
     </w:p>
@@ -46125,6 +50400,21 @@
           <w:b/>
           <w:lang w:val="pt_PT" w:bidi="pt_PT"/>
         </w:rPr>
+        <w:t>τοῦτό ἐστιν τὸ τοῦ ἀντιχρίστου</w:t>
+      </w:r>
+    </w:p>
+    <w:p>
+      <w:pPr/>
+      <w:r>
+        <w:rPr>
+          <w:lang w:val="pt_PT" w:bidi="pt_PT"/>
+        </w:rPr>
+      </w:r>
+      <w:r>
+        <w:rPr>
+          <w:b/>
+          <w:lang w:val="pt_PT" w:bidi="pt_PT"/>
+        </w:rPr>
         <w:t>"espírito do Inimigo de Cristo".</w:t>
       </w:r>
     </w:p>
@@ -46233,6 +50523,21 @@
         <w:rPr>
           <w:lang w:val="pt_PT" w:bidi="pt_PT"/>
         </w:rPr>
+      </w:r>
+    </w:p>
+    <w:p>
+      <w:pPr/>
+      <w:r>
+        <w:rPr>
+          <w:lang w:val="pt_PT" w:bidi="pt_PT"/>
+        </w:rPr>
+      </w:r>
+      <w:r>
+        <w:rPr>
+          <w:b/>
+          <w:lang w:val="pt_PT" w:bidi="pt_PT"/>
+        </w:rPr>
+        <w:t>τοῦτό ἐστιν τὸ τοῦ ἀντιχρίστου</w:t>
       </w:r>
     </w:p>
     <w:p>
@@ -46535,6 +50840,21 @@
           <w:b/>
           <w:lang w:val="pt_PT" w:bidi="pt_PT"/>
         </w:rPr>
+        <w:t>ἐν τῷ κόσμῳ</w:t>
+      </w:r>
+    </w:p>
+    <w:p>
+      <w:pPr/>
+      <w:r>
+        <w:rPr>
+          <w:lang w:val="pt_PT" w:bidi="pt_PT"/>
+        </w:rPr>
+      </w:r>
+      <w:r>
+        <w:rPr>
+          <w:b/>
+          <w:lang w:val="pt_PT" w:bidi="pt_PT"/>
+        </w:rPr>
         <w:t>"no mundo".</w:t>
       </w:r>
     </w:p>
@@ -46617,6 +50937,21 @@
         <w:rPr>
           <w:lang w:val="pt_PT" w:bidi="pt_PT"/>
         </w:rPr>
+      </w:r>
+    </w:p>
+    <w:p>
+      <w:pPr/>
+      <w:r>
+        <w:rPr>
+          <w:lang w:val="pt_PT" w:bidi="pt_PT"/>
+        </w:rPr>
+      </w:r>
+      <w:r>
+        <w:rPr>
+          <w:b/>
+          <w:lang w:val="pt_PT" w:bidi="pt_PT"/>
+        </w:rPr>
+        <w:t>ὑμεῖς ἐκ τοῦ Θεοῦ ἐστε</w:t>
       </w:r>
     </w:p>
     <w:p>
@@ -46745,6 +51080,21 @@
           <w:b/>
           <w:lang w:val="pt_PT" w:bidi="pt_PT"/>
         </w:rPr>
+        <w:t>τεκνία</w:t>
+      </w:r>
+    </w:p>
+    <w:p>
+      <w:pPr/>
+      <w:r>
+        <w:rPr>
+          <w:lang w:val="pt_PT" w:bidi="pt_PT"/>
+        </w:rPr>
+      </w:r>
+      <w:r>
+        <w:rPr>
+          <w:b/>
+          <w:lang w:val="pt_PT" w:bidi="pt_PT"/>
+        </w:rPr>
         <w:t>"filhinhos".</w:t>
       </w:r>
     </w:p>
@@ -46859,6 +51209,21 @@
           <w:b/>
           <w:lang w:val="pt_PT" w:bidi="pt_PT"/>
         </w:rPr>
+        <w:t>νενικήκατε αὐτούς</w:t>
+      </w:r>
+    </w:p>
+    <w:p>
+      <w:pPr/>
+      <w:r>
+        <w:rPr>
+          <w:lang w:val="pt_PT" w:bidi="pt_PT"/>
+        </w:rPr>
+      </w:r>
+      <w:r>
+        <w:rPr>
+          <w:b/>
+          <w:lang w:val="pt_PT" w:bidi="pt_PT"/>
+        </w:rPr>
         <w:t>"e têm derrotado".</w:t>
       </w:r>
     </w:p>
@@ -46991,6 +51356,21 @@
           <w:b/>
           <w:lang w:val="pt_PT" w:bidi="pt_PT"/>
         </w:rPr>
+        <w:t>αὐτούς</w:t>
+      </w:r>
+    </w:p>
+    <w:p>
+      <w:pPr/>
+      <w:r>
+        <w:rPr>
+          <w:lang w:val="pt_PT" w:bidi="pt_PT"/>
+        </w:rPr>
+      </w:r>
+      <w:r>
+        <w:rPr>
+          <w:b/>
+          <w:lang w:val="pt_PT" w:bidi="pt_PT"/>
+        </w:rPr>
         <w:t>"falsos profetas".</w:t>
       </w:r>
     </w:p>
@@ -47206,6 +51586,21 @@
           <w:b/>
           <w:lang w:val="pt_PT" w:bidi="pt_PT"/>
         </w:rPr>
+        <w:t>ὁ ἐν τῷ κόσμῳ</w:t>
+      </w:r>
+    </w:p>
+    <w:p>
+      <w:pPr/>
+      <w:r>
+        <w:rPr>
+          <w:lang w:val="pt_PT" w:bidi="pt_PT"/>
+        </w:rPr>
+      </w:r>
+      <w:r>
+        <w:rPr>
+          <w:b/>
+          <w:lang w:val="pt_PT" w:bidi="pt_PT"/>
+        </w:rPr>
         <w:t>"do que o espírito que está naqueles que pertencem ao mundo".</w:t>
       </w:r>
     </w:p>
@@ -47400,6 +51795,21 @@
           <w:b/>
           <w:lang w:val="pt_PT" w:bidi="pt_PT"/>
         </w:rPr>
+        <w:t>αὐτοὶ</w:t>
+      </w:r>
+    </w:p>
+    <w:p>
+      <w:pPr/>
+      <w:r>
+        <w:rPr>
+          <w:lang w:val="pt_PT" w:bidi="pt_PT"/>
+        </w:rPr>
+      </w:r>
+      <w:r>
+        <w:rPr>
+          <w:b/>
+          <w:lang w:val="pt_PT" w:bidi="pt_PT"/>
+        </w:rPr>
         <w:t>"Eles".</w:t>
       </w:r>
     </w:p>
@@ -47514,6 +51924,21 @@
           <w:b/>
           <w:lang w:val="pt_PT" w:bidi="pt_PT"/>
         </w:rPr>
+        <w:t>ὁ κόσμος αὐτῶν ἀκούει</w:t>
+      </w:r>
+    </w:p>
+    <w:p>
+      <w:pPr/>
+      <w:r>
+        <w:rPr>
+          <w:lang w:val="pt_PT" w:bidi="pt_PT"/>
+        </w:rPr>
+      </w:r>
+      <w:r>
+        <w:rPr>
+          <w:b/>
+          <w:lang w:val="pt_PT" w:bidi="pt_PT"/>
+        </w:rPr>
         <w:t>" e o mundo os ouve".</w:t>
       </w:r>
     </w:p>
@@ -47692,6 +52117,21 @@
         <w:rPr>
           <w:lang w:val="pt_PT" w:bidi="pt_PT"/>
         </w:rPr>
+      </w:r>
+    </w:p>
+    <w:p>
+      <w:pPr/>
+      <w:r>
+        <w:rPr>
+          <w:lang w:val="pt_PT" w:bidi="pt_PT"/>
+        </w:rPr>
+      </w:r>
+      <w:r>
+        <w:rPr>
+          <w:b/>
+          <w:lang w:val="pt_PT" w:bidi="pt_PT"/>
+        </w:rPr>
+        <w:t>ἡμεῖς &amp; ἡμῶν &amp; ἡμῶν</w:t>
       </w:r>
     </w:p>
     <w:p>
@@ -47859,6 +52299,21 @@
           <w:b/>
           <w:lang w:val="pt_PT" w:bidi="pt_PT"/>
         </w:rPr>
+        <w:t>τὸ πνεῦμα τῆς ἀληθείας καὶ τὸ πνεῦμα τῆς πλάνης</w:t>
+      </w:r>
+    </w:p>
+    <w:p>
+      <w:pPr/>
+      <w:r>
+        <w:rPr>
+          <w:lang w:val="pt_PT" w:bidi="pt_PT"/>
+        </w:rPr>
+      </w:r>
+      <w:r>
+        <w:rPr>
+          <w:b/>
+          <w:lang w:val="pt_PT" w:bidi="pt_PT"/>
+        </w:rPr>
         <w:t>"o Espírito da verdade e o espírito do erro".</w:t>
       </w:r>
     </w:p>
@@ -48121,6 +52576,21 @@
           <w:b/>
           <w:lang w:val="pt_PT" w:bidi="pt_PT"/>
         </w:rPr>
+        <w:t>ἡμεῖς ἐκ τοῦ Θεοῦ ἐσμεν</w:t>
+      </w:r>
+    </w:p>
+    <w:p>
+      <w:pPr/>
+      <w:r>
+        <w:rPr>
+          <w:lang w:val="pt_PT" w:bidi="pt_PT"/>
+        </w:rPr>
+      </w:r>
+      <w:r>
+        <w:rPr>
+          <w:b/>
+          <w:lang w:val="pt_PT" w:bidi="pt_PT"/>
+        </w:rPr>
         <w:t>"nós somos de Deus".</w:t>
       </w:r>
     </w:p>
@@ -48253,6 +52723,21 @@
           <w:b/>
           <w:lang w:val="pt_PT" w:bidi="pt_PT"/>
         </w:rPr>
+        <w:t>ἡμεῖς ἐκ τοῦ Θεοῦ ἐσμεν</w:t>
+      </w:r>
+    </w:p>
+    <w:p>
+      <w:pPr/>
+      <w:r>
+        <w:rPr>
+          <w:lang w:val="pt_PT" w:bidi="pt_PT"/>
+        </w:rPr>
+      </w:r>
+      <w:r>
+        <w:rPr>
+          <w:b/>
+          <w:lang w:val="pt_PT" w:bidi="pt_PT"/>
+        </w:rPr>
         <w:t>"Nós somos de Deus".</w:t>
       </w:r>
     </w:p>
@@ -48335,6 +52820,21 @@
         <w:rPr>
           <w:lang w:val="pt_PT" w:bidi="pt_PT"/>
         </w:rPr>
+      </w:r>
+    </w:p>
+    <w:p>
+      <w:pPr/>
+      <w:r>
+        <w:rPr>
+          <w:lang w:val="pt_PT" w:bidi="pt_PT"/>
+        </w:rPr>
+      </w:r>
+      <w:r>
+        <w:rPr>
+          <w:b/>
+          <w:lang w:val="pt_PT" w:bidi="pt_PT"/>
+        </w:rPr>
+        <w:t>ὁ γινώσκων τὸν Θεὸν</w:t>
       </w:r>
     </w:p>
     <w:p>
@@ -48590,6 +53090,21 @@
           <w:b/>
           <w:lang w:val="pt_PT" w:bidi="pt_PT"/>
         </w:rPr>
+        <w:t>ὃς οὐκ ἔστιν ἐκ τοῦ Θεοῦ</w:t>
+      </w:r>
+    </w:p>
+    <w:p>
+      <w:pPr/>
+      <w:r>
+        <w:rPr>
+          <w:lang w:val="pt_PT" w:bidi="pt_PT"/>
+        </w:rPr>
+      </w:r>
+      <w:r>
+        <w:rPr>
+          <w:b/>
+          <w:lang w:val="pt_PT" w:bidi="pt_PT"/>
+        </w:rPr>
         <w:t>"Quem não pertence a Deus".</w:t>
       </w:r>
     </w:p>
@@ -48704,6 +53219,21 @@
           <w:b/>
           <w:lang w:val="pt_PT" w:bidi="pt_PT"/>
         </w:rPr>
+        <w:t>ἐκ τούτου γινώσκομεν</w:t>
+      </w:r>
+    </w:p>
+    <w:p>
+      <w:pPr/>
+      <w:r>
+        <w:rPr>
+          <w:lang w:val="pt_PT" w:bidi="pt_PT"/>
+        </w:rPr>
+      </w:r>
+      <w:r>
+        <w:rPr>
+          <w:b/>
+          <w:lang w:val="pt_PT" w:bidi="pt_PT"/>
+        </w:rPr>
         <w:t>"É desse modo, então, que podemos saber".</w:t>
       </w:r>
     </w:p>
@@ -48773,6 +53303,21 @@
         <w:rPr>
           <w:lang w:val="pt_PT" w:bidi="pt_PT"/>
         </w:rPr>
+      </w:r>
+    </w:p>
+    <w:p>
+      <w:pPr/>
+      <w:r>
+        <w:rPr>
+          <w:lang w:val="pt_PT" w:bidi="pt_PT"/>
+        </w:rPr>
+      </w:r>
+      <w:r>
+        <w:rPr>
+          <w:b/>
+          <w:lang w:val="pt_PT" w:bidi="pt_PT"/>
+        </w:rPr>
+        <w:t>ἐκ τούτου γινώσκομεν</w:t>
       </w:r>
     </w:p>
     <w:p>
@@ -48914,6 +53459,21 @@
           <w:b/>
           <w:lang w:val="pt_PT" w:bidi="pt_PT"/>
         </w:rPr>
+        <w:t>γινώσκομεν</w:t>
+      </w:r>
+    </w:p>
+    <w:p>
+      <w:pPr/>
+      <w:r>
+        <w:rPr>
+          <w:lang w:val="pt_PT" w:bidi="pt_PT"/>
+        </w:rPr>
+      </w:r>
+      <w:r>
+        <w:rPr>
+          <w:b/>
+          <w:lang w:val="pt_PT" w:bidi="pt_PT"/>
+        </w:rPr>
         <w:t>"que podemos saber".</w:t>
       </w:r>
     </w:p>
@@ -49091,6 +53651,21 @@
           <w:b/>
           <w:lang w:val="pt_PT" w:bidi="pt_PT"/>
         </w:rPr>
+        <w:t>ἀγαπητοί</w:t>
+      </w:r>
+    </w:p>
+    <w:p>
+      <w:pPr/>
+      <w:r>
+        <w:rPr>
+          <w:lang w:val="pt_PT" w:bidi="pt_PT"/>
+        </w:rPr>
+      </w:r>
+      <w:r>
+        <w:rPr>
+          <w:b/>
+          <w:lang w:val="pt_PT" w:bidi="pt_PT"/>
+        </w:rPr>
         <w:t>"Queridos"</w:t>
       </w:r>
     </w:p>
@@ -49205,6 +53780,21 @@
           <w:b/>
           <w:lang w:val="pt_PT" w:bidi="pt_PT"/>
         </w:rPr>
+        <w:t>ἡ ἀγάπη ἐκ τοῦ Θεοῦ ἐστιν</w:t>
+      </w:r>
+    </w:p>
+    <w:p>
+      <w:pPr/>
+      <w:r>
+        <w:rPr>
+          <w:lang w:val="pt_PT" w:bidi="pt_PT"/>
+        </w:rPr>
+      </w:r>
+      <w:r>
+        <w:rPr>
+          <w:b/>
+          <w:lang w:val="pt_PT" w:bidi="pt_PT"/>
+        </w:rPr>
         <w:t>"o amor vem de Deus".</w:t>
       </w:r>
     </w:p>
@@ -49521,6 +54111,21 @@
           <w:b/>
           <w:lang w:val="pt_PT" w:bidi="pt_PT"/>
         </w:rPr>
+        <w:t>καὶ γινώσκει τὸν Θεόν</w:t>
+      </w:r>
+    </w:p>
+    <w:p>
+      <w:pPr/>
+      <w:r>
+        <w:rPr>
+          <w:lang w:val="pt_PT" w:bidi="pt_PT"/>
+        </w:rPr>
+      </w:r>
+      <w:r>
+        <w:rPr>
+          <w:b/>
+          <w:lang w:val="pt_PT" w:bidi="pt_PT"/>
+        </w:rPr>
         <w:t>"e conhece a Deus".</w:t>
       </w:r>
     </w:p>
@@ -49718,6 +54323,21 @@
           <w:b/>
           <w:lang w:val="pt_PT" w:bidi="pt_PT"/>
         </w:rPr>
+        <w:t>οὐκ ἔγνω τὸν Θεόν</w:t>
+      </w:r>
+    </w:p>
+    <w:p>
+      <w:pPr/>
+      <w:r>
+        <w:rPr>
+          <w:lang w:val="pt_PT" w:bidi="pt_PT"/>
+        </w:rPr>
+      </w:r>
+      <w:r>
+        <w:rPr>
+          <w:b/>
+          <w:lang w:val="pt_PT" w:bidi="pt_PT"/>
+        </w:rPr>
         <w:t>"não o conhece".</w:t>
       </w:r>
     </w:p>
@@ -49832,6 +54452,21 @@
           <w:b/>
           <w:lang w:val="pt_PT" w:bidi="pt_PT"/>
         </w:rPr>
+        <w:t>ὁ Θεὸς ἀγάπη ἐστίν</w:t>
+      </w:r>
+    </w:p>
+    <w:p>
+      <w:pPr/>
+      <w:r>
+        <w:rPr>
+          <w:lang w:val="pt_PT" w:bidi="pt_PT"/>
+        </w:rPr>
+      </w:r>
+      <w:r>
+        <w:rPr>
+          <w:b/>
+          <w:lang w:val="pt_PT" w:bidi="pt_PT"/>
+        </w:rPr>
         <w:t>"Deus é amor".</w:t>
       </w:r>
     </w:p>
@@ -49915,6 +54550,21 @@
           <w:b/>
           <w:lang w:val="pt_PT" w:bidi="pt_PT"/>
         </w:rPr>
+        <w:t>ὁ Θεὸς ἀγάπη ἐστίν</w:t>
+      </w:r>
+    </w:p>
+    <w:p>
+      <w:pPr/>
+      <w:r>
+        <w:rPr>
+          <w:lang w:val="pt_PT" w:bidi="pt_PT"/>
+        </w:rPr>
+      </w:r>
+      <w:r>
+        <w:rPr>
+          <w:b/>
+          <w:lang w:val="pt_PT" w:bidi="pt_PT"/>
+        </w:rPr>
         <w:t>"Deus é amor".</w:t>
       </w:r>
     </w:p>
@@ -50011,6 +54661,21 @@
           <w:b/>
           <w:lang w:val="pt_PT" w:bidi="pt_PT"/>
         </w:rPr>
+        <w:t>ἐν τούτῳ</w:t>
+      </w:r>
+    </w:p>
+    <w:p>
+      <w:pPr/>
+      <w:r>
+        <w:rPr>
+          <w:lang w:val="pt_PT" w:bidi="pt_PT"/>
+        </w:rPr>
+      </w:r>
+      <w:r>
+        <w:rPr>
+          <w:b/>
+          <w:lang w:val="pt_PT" w:bidi="pt_PT"/>
+        </w:rPr>
         <w:t>"Foi assim".</w:t>
       </w:r>
     </w:p>
@@ -50101,6 +54766,21 @@
           <w:b/>
           <w:lang w:val="pt_PT" w:bidi="pt_PT"/>
         </w:rPr>
+        <w:t>ἐν τούτῳ</w:t>
+      </w:r>
+    </w:p>
+    <w:p>
+      <w:pPr/>
+      <w:r>
+        <w:rPr>
+          <w:lang w:val="pt_PT" w:bidi="pt_PT"/>
+        </w:rPr>
+      </w:r>
+      <w:r>
+        <w:rPr>
+          <w:b/>
+          <w:lang w:val="pt_PT" w:bidi="pt_PT"/>
+        </w:rPr>
         <w:t>"Foi assim".</w:t>
       </w:r>
     </w:p>
@@ -50197,6 +54877,21 @@
           <w:b/>
           <w:lang w:val="pt_PT" w:bidi="pt_PT"/>
         </w:rPr>
+        <w:t>ἐφανερώθη ἡ ἀγάπη τοῦ Θεοῦ ἐν ἡμῖν</w:t>
+      </w:r>
+    </w:p>
+    <w:p>
+      <w:pPr/>
+      <w:r>
+        <w:rPr>
+          <w:lang w:val="pt_PT" w:bidi="pt_PT"/>
+        </w:rPr>
+      </w:r>
+      <w:r>
+        <w:rPr>
+          <w:b/>
+          <w:lang w:val="pt_PT" w:bidi="pt_PT"/>
+        </w:rPr>
         <w:t>"Deus mostrou o seu amor por nós".</w:t>
       </w:r>
     </w:p>
@@ -50389,6 +55084,21 @@
           <w:b/>
           <w:lang w:val="pt_PT" w:bidi="pt_PT"/>
         </w:rPr>
+        <w:t>ἐν ἡμῖν</w:t>
+      </w:r>
+    </w:p>
+    <w:p>
+      <w:pPr/>
+      <w:r>
+        <w:rPr>
+          <w:lang w:val="pt_PT" w:bidi="pt_PT"/>
+        </w:rPr>
+      </w:r>
+      <w:r>
+        <w:rPr>
+          <w:b/>
+          <w:lang w:val="pt_PT" w:bidi="pt_PT"/>
+        </w:rPr>
         <w:t>"por nós".</w:t>
       </w:r>
     </w:p>
@@ -50537,6 +55247,21 @@
           <w:b/>
           <w:lang w:val="pt_PT" w:bidi="pt_PT"/>
         </w:rPr>
+        <w:t>τὸν Υἱὸν αὐτοῦ</w:t>
+      </w:r>
+    </w:p>
+    <w:p>
+      <w:pPr/>
+      <w:r>
+        <w:rPr>
+          <w:lang w:val="pt_PT" w:bidi="pt_PT"/>
+        </w:rPr>
+      </w:r>
+      <w:r>
+        <w:rPr>
+          <w:b/>
+          <w:lang w:val="pt_PT" w:bidi="pt_PT"/>
+        </w:rPr>
         <w:t>"seu único Filho".</w:t>
       </w:r>
     </w:p>
@@ -50627,6 +55352,21 @@
           <w:b/>
           <w:lang w:val="pt_PT" w:bidi="pt_PT"/>
         </w:rPr>
+        <w:t>τὸν μονογενῆ</w:t>
+      </w:r>
+    </w:p>
+    <w:p>
+      <w:pPr/>
+      <w:r>
+        <w:rPr>
+          <w:lang w:val="pt_PT" w:bidi="pt_PT"/>
+        </w:rPr>
+      </w:r>
+      <w:r>
+        <w:rPr>
+          <w:b/>
+          <w:lang w:val="pt_PT" w:bidi="pt_PT"/>
+        </w:rPr>
         <w:t>"seu único Filho".</w:t>
       </w:r>
     </w:p>
@@ -50723,6 +55463,21 @@
           <w:b/>
           <w:lang w:val="pt_PT" w:bidi="pt_PT"/>
         </w:rPr>
+        <w:t>εἰς τὸν κόσμον</w:t>
+      </w:r>
+    </w:p>
+    <w:p>
+      <w:pPr/>
+      <w:r>
+        <w:rPr>
+          <w:lang w:val="pt_PT" w:bidi="pt_PT"/>
+        </w:rPr>
+      </w:r>
+      <w:r>
+        <w:rPr>
+          <w:b/>
+          <w:lang w:val="pt_PT" w:bidi="pt_PT"/>
+        </w:rPr>
         <w:t>"ao mundo".</w:t>
       </w:r>
     </w:p>
@@ -50805,6 +55560,21 @@
         <w:rPr>
           <w:lang w:val="pt_PT" w:bidi="pt_PT"/>
         </w:rPr>
+      </w:r>
+    </w:p>
+    <w:p>
+      <w:pPr/>
+      <w:r>
+        <w:rPr>
+          <w:lang w:val="pt_PT" w:bidi="pt_PT"/>
+        </w:rPr>
+      </w:r>
+      <w:r>
+        <w:rPr>
+          <w:b/>
+          <w:lang w:val="pt_PT" w:bidi="pt_PT"/>
+        </w:rPr>
+        <w:t>ἵνα ζήσωμεν δι’ αὐτοῦ</w:t>
       </w:r>
     </w:p>
     <w:p>
@@ -50920,6 +55690,21 @@
           <w:b/>
           <w:lang w:val="pt_PT" w:bidi="pt_PT"/>
         </w:rPr>
+        <w:t>ἐν τούτῳ ἐστὶν ἡ ἀγάπη</w:t>
+      </w:r>
+    </w:p>
+    <w:p>
+      <w:pPr/>
+      <w:r>
+        <w:rPr>
+          <w:lang w:val="pt_PT" w:bidi="pt_PT"/>
+        </w:rPr>
+      </w:r>
+      <w:r>
+        <w:rPr>
+          <w:b/>
+          <w:lang w:val="pt_PT" w:bidi="pt_PT"/>
+        </w:rPr>
         <w:t>"E o amor é isto".</w:t>
       </w:r>
     </w:p>
@@ -51010,6 +55795,21 @@
           <w:b/>
           <w:lang w:val="pt_PT" w:bidi="pt_PT"/>
         </w:rPr>
+        <w:t>ἐν τούτῳ ἐστὶν ἡ ἀγάπη</w:t>
+      </w:r>
+    </w:p>
+    <w:p>
+      <w:pPr/>
+      <w:r>
+        <w:rPr>
+          <w:lang w:val="pt_PT" w:bidi="pt_PT"/>
+        </w:rPr>
+      </w:r>
+      <w:r>
+        <w:rPr>
+          <w:b/>
+          <w:lang w:val="pt_PT" w:bidi="pt_PT"/>
+        </w:rPr>
         <w:t>"E o amor é isto".</w:t>
       </w:r>
     </w:p>
@@ -51106,6 +55906,21 @@
           <w:b/>
           <w:lang w:val="pt_PT" w:bidi="pt_PT"/>
         </w:rPr>
+        <w:t>τὸν Υἱὸν αὐτοῦ</w:t>
+      </w:r>
+    </w:p>
+    <w:p>
+      <w:pPr/>
+      <w:r>
+        <w:rPr>
+          <w:lang w:val="pt_PT" w:bidi="pt_PT"/>
+        </w:rPr>
+      </w:r>
+      <w:r>
+        <w:rPr>
+          <w:b/>
+          <w:lang w:val="pt_PT" w:bidi="pt_PT"/>
+        </w:rPr>
         <w:t>"seu Filho".</w:t>
       </w:r>
     </w:p>
@@ -51182,6 +55997,21 @@
         <w:rPr>
           <w:lang w:val="pt_PT" w:bidi="pt_PT"/>
         </w:rPr>
+      </w:r>
+    </w:p>
+    <w:p>
+      <w:pPr/>
+      <w:r>
+        <w:rPr>
+          <w:lang w:val="pt_PT" w:bidi="pt_PT"/>
+        </w:rPr>
+      </w:r>
+      <w:r>
+        <w:rPr>
+          <w:b/>
+          <w:lang w:val="pt_PT" w:bidi="pt_PT"/>
+        </w:rPr>
+        <w:t>ἀπέστειλεν τὸν Υἱὸν αὐτοῦ, ἱλασμὸν περὶ τῶν ἁμαρτιῶν ἡμῶν</w:t>
       </w:r>
     </w:p>
     <w:p>
@@ -51310,6 +56140,21 @@
           <w:b/>
           <w:lang w:val="pt_PT" w:bidi="pt_PT"/>
         </w:rPr>
+        <w:t>ἀγαπητοί</w:t>
+      </w:r>
+    </w:p>
+    <w:p>
+      <w:pPr/>
+      <w:r>
+        <w:rPr>
+          <w:lang w:val="pt_PT" w:bidi="pt_PT"/>
+        </w:rPr>
+      </w:r>
+      <w:r>
+        <w:rPr>
+          <w:b/>
+          <w:lang w:val="pt_PT" w:bidi="pt_PT"/>
+        </w:rPr>
         <w:t>"Amigos".</w:t>
       </w:r>
     </w:p>
@@ -51424,6 +56269,21 @@
           <w:b/>
           <w:lang w:val="pt_PT" w:bidi="pt_PT"/>
         </w:rPr>
+        <w:t>εἰ οὕτως ὁ Θεὸς ἠγάπησεν ἡμᾶς</w:t>
+      </w:r>
+    </w:p>
+    <w:p>
+      <w:pPr/>
+      <w:r>
+        <w:rPr>
+          <w:lang w:val="pt_PT" w:bidi="pt_PT"/>
+        </w:rPr>
+      </w:r>
+      <w:r>
+        <w:rPr>
+          <w:b/>
+          <w:lang w:val="pt_PT" w:bidi="pt_PT"/>
+        </w:rPr>
         <w:t>"se foi assim que Deus nos amou".</w:t>
       </w:r>
     </w:p>
@@ -51507,6 +56367,21 @@
           <w:b/>
           <w:lang w:val="pt_PT" w:bidi="pt_PT"/>
         </w:rPr>
+        <w:t>οὕτως</w:t>
+      </w:r>
+    </w:p>
+    <w:p>
+      <w:pPr/>
+      <w:r>
+        <w:rPr>
+          <w:lang w:val="pt_PT" w:bidi="pt_PT"/>
+        </w:rPr>
+      </w:r>
+      <w:r>
+        <w:rPr>
+          <w:b/>
+          <w:lang w:val="pt_PT" w:bidi="pt_PT"/>
+        </w:rPr>
         <w:t>"então".</w:t>
       </w:r>
     </w:p>
@@ -51687,6 +56562,21 @@
         <w:rPr>
           <w:lang w:val="pt_PT" w:bidi="pt_PT"/>
         </w:rPr>
+      </w:r>
+    </w:p>
+    <w:p>
+      <w:pPr/>
+      <w:r>
+        <w:rPr>
+          <w:lang w:val="pt_PT" w:bidi="pt_PT"/>
+        </w:rPr>
+      </w:r>
+      <w:r>
+        <w:rPr>
+          <w:b/>
+          <w:lang w:val="pt_PT" w:bidi="pt_PT"/>
+        </w:rPr>
+        <w:t>ὁ Θεὸς ἐν ἡμῖν μένει</w:t>
       </w:r>
     </w:p>
     <w:p>
@@ -51802,6 +56692,21 @@
           <w:b/>
           <w:lang w:val="pt_PT" w:bidi="pt_PT"/>
         </w:rPr>
+        <w:t>ἡ ἀγάπη αὐτοῦ τετελειωμένη ἐν ἡμῖν ἐστιν</w:t>
+      </w:r>
+    </w:p>
+    <w:p>
+      <w:pPr/>
+      <w:r>
+        <w:rPr>
+          <w:lang w:val="pt_PT" w:bidi="pt_PT"/>
+        </w:rPr>
+      </w:r>
+      <w:r>
+        <w:rPr>
+          <w:b/>
+          <w:lang w:val="pt_PT" w:bidi="pt_PT"/>
+        </w:rPr>
         <w:t>"e o seu amor enche completamente o nosso coração".</w:t>
       </w:r>
     </w:p>
@@ -52100,6 +57005,21 @@
           <w:b/>
           <w:lang w:val="pt_PT" w:bidi="pt_PT"/>
         </w:rPr>
+        <w:t>ἐν τούτῳ γινώσκομεν</w:t>
+      </w:r>
+    </w:p>
+    <w:p>
+      <w:pPr/>
+      <w:r>
+        <w:rPr>
+          <w:lang w:val="pt_PT" w:bidi="pt_PT"/>
+        </w:rPr>
+      </w:r>
+      <w:r>
+        <w:rPr>
+          <w:b/>
+          <w:lang w:val="pt_PT" w:bidi="pt_PT"/>
+        </w:rPr>
         <w:t>"A razão por que podemos ter a certeza".</w:t>
       </w:r>
     </w:p>
@@ -52196,6 +57116,21 @@
           <w:b/>
           <w:lang w:val="pt_PT" w:bidi="pt_PT"/>
         </w:rPr>
+        <w:t>ἐν αὐτῷ μένομεν, καὶ αὐτὸς ἐν ἡμῖν</w:t>
+      </w:r>
+    </w:p>
+    <w:p>
+      <w:pPr/>
+      <w:r>
+        <w:rPr>
+          <w:lang w:val="pt_PT" w:bidi="pt_PT"/>
+        </w:rPr>
+      </w:r>
+      <w:r>
+        <w:rPr>
+          <w:b/>
+          <w:lang w:val="pt_PT" w:bidi="pt_PT"/>
+        </w:rPr>
         <w:t>"vivemos unidos com Deus e de que ele vive unido conosco".</w:t>
       </w:r>
     </w:p>
@@ -52278,6 +57213,21 @@
         <w:rPr>
           <w:lang w:val="pt_PT" w:bidi="pt_PT"/>
         </w:rPr>
+      </w:r>
+    </w:p>
+    <w:p>
+      <w:pPr/>
+      <w:r>
+        <w:rPr>
+          <w:lang w:val="pt_PT" w:bidi="pt_PT"/>
+        </w:rPr>
+      </w:r>
+      <w:r>
+        <w:rPr>
+          <w:b/>
+          <w:lang w:val="pt_PT" w:bidi="pt_PT"/>
+        </w:rPr>
+        <w:t>ἐν αὐτῷ μένομεν, καὶ αὐτὸς ἐν ἡμῖν</w:t>
       </w:r>
     </w:p>
     <w:p>
@@ -52393,6 +57343,21 @@
           <w:b/>
           <w:lang w:val="pt_PT" w:bidi="pt_PT"/>
         </w:rPr>
+        <w:t>ἐκ τοῦ Πνεύματος αὐτοῦ δέδωκεν ἡμῖν</w:t>
+      </w:r>
+    </w:p>
+    <w:p>
+      <w:pPr/>
+      <w:r>
+        <w:rPr>
+          <w:lang w:val="pt_PT" w:bidi="pt_PT"/>
+        </w:rPr>
+      </w:r>
+      <w:r>
+        <w:rPr>
+          <w:b/>
+          <w:lang w:val="pt_PT" w:bidi="pt_PT"/>
+        </w:rPr>
         <w:t>"ele nos deu o seu Espírito".</w:t>
       </w:r>
     </w:p>
@@ -52489,6 +57454,21 @@
           <w:b/>
           <w:lang w:val="pt_PT" w:bidi="pt_PT"/>
         </w:rPr>
+        <w:t>ἡμεῖς τεθεάμεθα καὶ μαρτυροῦμεν, ὅτι</w:t>
+      </w:r>
+    </w:p>
+    <w:p>
+      <w:pPr/>
+      <w:r>
+        <w:rPr>
+          <w:lang w:val="pt_PT" w:bidi="pt_PT"/>
+        </w:rPr>
+      </w:r>
+      <w:r>
+        <w:rPr>
+          <w:b/>
+          <w:lang w:val="pt_PT" w:bidi="pt_PT"/>
+        </w:rPr>
         <w:t>"E nós vimos e anunciamos".</w:t>
       </w:r>
     </w:p>
@@ -52571,6 +57551,21 @@
         <w:rPr>
           <w:lang w:val="pt_PT" w:bidi="pt_PT"/>
         </w:rPr>
+      </w:r>
+    </w:p>
+    <w:p>
+      <w:pPr/>
+      <w:r>
+        <w:rPr>
+          <w:lang w:val="pt_PT" w:bidi="pt_PT"/>
+        </w:rPr>
+      </w:r>
+      <w:r>
+        <w:rPr>
+          <w:b/>
+          <w:lang w:val="pt_PT" w:bidi="pt_PT"/>
+        </w:rPr>
+        <w:t>ὁ Πατὴρ &amp; τὸν Υἱὸν</w:t>
       </w:r>
     </w:p>
     <w:p>
@@ -53071,6 +58066,21 @@
           <w:b/>
           <w:lang w:val="pt_PT" w:bidi="pt_PT"/>
         </w:rPr>
+        <w:t>ὁ Θεὸς ἐν αὐτῷ μένει, καὶ αὐτὸς ἐν τῷ Θεῷ</w:t>
+      </w:r>
+    </w:p>
+    <w:p>
+      <w:pPr/>
+      <w:r>
+        <w:rPr>
+          <w:lang w:val="pt_PT" w:bidi="pt_PT"/>
+        </w:rPr>
+      </w:r>
+      <w:r>
+        <w:rPr>
+          <w:b/>
+          <w:lang w:val="pt_PT" w:bidi="pt_PT"/>
+        </w:rPr>
         <w:t>"vive unido com Deus, e Deus vive unido com ele".</w:t>
       </w:r>
     </w:p>
@@ -53153,6 +58163,21 @@
         <w:rPr>
           <w:lang w:val="pt_PT" w:bidi="pt_PT"/>
         </w:rPr>
+      </w:r>
+    </w:p>
+    <w:p>
+      <w:pPr/>
+      <w:r>
+        <w:rPr>
+          <w:lang w:val="pt_PT" w:bidi="pt_PT"/>
+        </w:rPr>
+      </w:r>
+      <w:r>
+        <w:rPr>
+          <w:b/>
+          <w:lang w:val="pt_PT" w:bidi="pt_PT"/>
+        </w:rPr>
+        <w:t>ὁ Θεὸς ἐν αὐτῷ μένει, καὶ αὐτὸς ἐν τῷ Θεῷ</w:t>
       </w:r>
     </w:p>
     <w:p>
@@ -53268,6 +58293,21 @@
           <w:b/>
           <w:lang w:val="pt_PT" w:bidi="pt_PT"/>
         </w:rPr>
+        <w:t>ἡμεῖς &amp; ἡμῖν</w:t>
+      </w:r>
+    </w:p>
+    <w:p>
+      <w:pPr/>
+      <w:r>
+        <w:rPr>
+          <w:lang w:val="pt_PT" w:bidi="pt_PT"/>
+        </w:rPr>
+      </w:r>
+      <w:r>
+        <w:rPr>
+          <w:b/>
+          <w:lang w:val="pt_PT" w:bidi="pt_PT"/>
+        </w:rPr>
         <w:t>"nós"</w:t>
       </w:r>
       <w:r>
@@ -53376,6 +58416,21 @@
         <w:rPr>
           <w:lang w:val="pt_PT" w:bidi="pt_PT"/>
         </w:rPr>
+      </w:r>
+    </w:p>
+    <w:p>
+      <w:pPr/>
+      <w:r>
+        <w:rPr>
+          <w:lang w:val="pt_PT" w:bidi="pt_PT"/>
+        </w:rPr>
+      </w:r>
+      <w:r>
+        <w:rPr>
+          <w:b/>
+          <w:lang w:val="pt_PT" w:bidi="pt_PT"/>
+        </w:rPr>
+        <w:t>τὴν ἀγάπην ἣν ἔχει ὁ Θεὸς ἐν ἡμῖν</w:t>
       </w:r>
     </w:p>
     <w:p>
@@ -53504,6 +58559,21 @@
           <w:b/>
           <w:lang w:val="pt_PT" w:bidi="pt_PT"/>
         </w:rPr>
+        <w:t>ὁ Θεὸς ἀγάπη ἐστίν</w:t>
+      </w:r>
+    </w:p>
+    <w:p>
+      <w:pPr/>
+      <w:r>
+        <w:rPr>
+          <w:lang w:val="pt_PT" w:bidi="pt_PT"/>
+        </w:rPr>
+      </w:r>
+      <w:r>
+        <w:rPr>
+          <w:b/>
+          <w:lang w:val="pt_PT" w:bidi="pt_PT"/>
+        </w:rPr>
         <w:t>"Deus é amor".</w:t>
       </w:r>
     </w:p>
@@ -53605,6 +58675,21 @@
           <w:b/>
           <w:lang w:val="pt_PT" w:bidi="pt_PT"/>
         </w:rPr>
+        <w:t>ὁ μένων ἐν τῇ ἀγάπῃ</w:t>
+      </w:r>
+    </w:p>
+    <w:p>
+      <w:pPr/>
+      <w:r>
+        <w:rPr>
+          <w:lang w:val="pt_PT" w:bidi="pt_PT"/>
+        </w:rPr>
+      </w:r>
+      <w:r>
+        <w:rPr>
+          <w:b/>
+          <w:lang w:val="pt_PT" w:bidi="pt_PT"/>
+        </w:rPr>
         <w:t>"Aquele que vive no amor".</w:t>
       </w:r>
     </w:p>
@@ -53706,6 +58791,21 @@
           <w:b/>
           <w:lang w:val="pt_PT" w:bidi="pt_PT"/>
         </w:rPr>
+        <w:t>ἐν τῷ Θεῷ μένει, καὶ ὁ Θεὸς ἐν αὐτῷ μένει</w:t>
+      </w:r>
+    </w:p>
+    <w:p>
+      <w:pPr/>
+      <w:r>
+        <w:rPr>
+          <w:lang w:val="pt_PT" w:bidi="pt_PT"/>
+        </w:rPr>
+      </w:r>
+      <w:r>
+        <w:rPr>
+          <w:b/>
+          <w:lang w:val="pt_PT" w:bidi="pt_PT"/>
+        </w:rPr>
         <w:t>"vive unido com Deus, e Deus vive unido com ele".</w:t>
       </w:r>
     </w:p>
@@ -53825,6 +58925,21 @@
           <w:b/>
           <w:lang w:val="pt_PT" w:bidi="pt_PT"/>
         </w:rPr>
+        <w:t>ἐν τούτῳ</w:t>
+      </w:r>
+    </w:p>
+    <w:p>
+      <w:pPr/>
+      <w:r>
+        <w:rPr>
+          <w:lang w:val="pt_PT" w:bidi="pt_PT"/>
+        </w:rPr>
+      </w:r>
+      <w:r>
+        <w:rPr>
+          <w:b/>
+          <w:lang w:val="pt_PT" w:bidi="pt_PT"/>
+        </w:rPr>
         <w:t>"Assim".</w:t>
       </w:r>
     </w:p>
@@ -53939,6 +59054,21 @@
           <w:b/>
           <w:lang w:val="pt_PT" w:bidi="pt_PT"/>
         </w:rPr>
+        <w:t>ἐν τῷ κόσμῳ τούτῳ</w:t>
+      </w:r>
+    </w:p>
+    <w:p>
+      <w:pPr/>
+      <w:r>
+        <w:rPr>
+          <w:lang w:val="pt_PT" w:bidi="pt_PT"/>
+        </w:rPr>
+      </w:r>
+      <w:r>
+        <w:rPr>
+          <w:b/>
+          <w:lang w:val="pt_PT" w:bidi="pt_PT"/>
+        </w:rPr>
         <w:t>"neste mundo".</w:t>
       </w:r>
     </w:p>
@@ -54035,6 +59165,21 @@
           <w:b/>
           <w:lang w:val="pt_PT" w:bidi="pt_PT"/>
         </w:rPr>
+        <w:t>ἐν τούτῳ</w:t>
+      </w:r>
+    </w:p>
+    <w:p>
+      <w:pPr/>
+      <w:r>
+        <w:rPr>
+          <w:lang w:val="pt_PT" w:bidi="pt_PT"/>
+        </w:rPr>
+      </w:r>
+      <w:r>
+        <w:rPr>
+          <w:b/>
+          <w:lang w:val="pt_PT" w:bidi="pt_PT"/>
+        </w:rPr>
         <w:t>"Assim".</w:t>
       </w:r>
     </w:p>
@@ -54124,6 +59269,21 @@
         <w:rPr>
           <w:lang w:val="pt_PT" w:bidi="pt_PT"/>
         </w:rPr>
+      </w:r>
+    </w:p>
+    <w:p>
+      <w:pPr/>
+      <w:r>
+        <w:rPr>
+          <w:lang w:val="pt_PT" w:bidi="pt_PT"/>
+        </w:rPr>
+      </w:r>
+      <w:r>
+        <w:rPr>
+          <w:b/>
+          <w:lang w:val="pt_PT" w:bidi="pt_PT"/>
+        </w:rPr>
+        <w:t>τετελείωται ἡ ἀγάπη μεθ’ ἡμῶν</w:t>
       </w:r>
     </w:p>
     <w:p>
@@ -54239,6 +59399,21 @@
           <w:b/>
           <w:lang w:val="pt_PT" w:bidi="pt_PT"/>
         </w:rPr>
+        <w:t>ἵνα παρρησίαν ἔχωμεν</w:t>
+      </w:r>
+    </w:p>
+    <w:p>
+      <w:pPr/>
+      <w:r>
+        <w:rPr>
+          <w:lang w:val="pt_PT" w:bidi="pt_PT"/>
+        </w:rPr>
+      </w:r>
+      <w:r>
+        <w:rPr>
+          <w:b/>
+          <w:lang w:val="pt_PT" w:bidi="pt_PT"/>
+        </w:rPr>
         <w:t>"para que tenhamos coragem".</w:t>
       </w:r>
     </w:p>
@@ -54335,6 +59510,21 @@
           <w:b/>
           <w:lang w:val="pt_PT" w:bidi="pt_PT"/>
         </w:rPr>
+        <w:t>ἵνα παρρησίαν ἔχωμεν</w:t>
+      </w:r>
+    </w:p>
+    <w:p>
+      <w:pPr/>
+      <w:r>
+        <w:rPr>
+          <w:lang w:val="pt_PT" w:bidi="pt_PT"/>
+        </w:rPr>
+      </w:r>
+      <w:r>
+        <w:rPr>
+          <w:b/>
+          <w:lang w:val="pt_PT" w:bidi="pt_PT"/>
+        </w:rPr>
         <w:t>"para que tenhamos coragem".</w:t>
       </w:r>
     </w:p>
@@ -54527,6 +59717,21 @@
           <w:b/>
           <w:lang w:val="pt_PT" w:bidi="pt_PT"/>
         </w:rPr>
+        <w:t>ὅτι</w:t>
+      </w:r>
+    </w:p>
+    <w:p>
+      <w:pPr/>
+      <w:r>
+        <w:rPr>
+          <w:lang w:val="pt_PT" w:bidi="pt_PT"/>
+        </w:rPr>
+      </w:r>
+      <w:r>
+        <w:rPr>
+          <w:b/>
+          <w:lang w:val="pt_PT" w:bidi="pt_PT"/>
+        </w:rPr>
         <w:t>"porque".</w:t>
       </w:r>
     </w:p>
@@ -54989,6 +60194,21 @@
           <w:b/>
           <w:lang w:val="pt_PT" w:bidi="pt_PT"/>
         </w:rPr>
+        <w:t>φόβος οὐκ ἔστιν ἐν τῇ ἀγάπῃ</w:t>
+      </w:r>
+    </w:p>
+    <w:p>
+      <w:pPr/>
+      <w:r>
+        <w:rPr>
+          <w:lang w:val="pt_PT" w:bidi="pt_PT"/>
+        </w:rPr>
+      </w:r>
+      <w:r>
+        <w:rPr>
+          <w:b/>
+          <w:lang w:val="pt_PT" w:bidi="pt_PT"/>
+        </w:rPr>
         <w:t>"o amor que é totalmente verdadeiro afasta o medo".</w:t>
       </w:r>
     </w:p>
@@ -55098,6 +60318,21 @@
           <w:b/>
           <w:lang w:val="pt_PT" w:bidi="pt_PT"/>
         </w:rPr>
+        <w:t>ἡ τελεία ἀγάπη ἔξω βάλλει τὸν φόβον</w:t>
+      </w:r>
+    </w:p>
+    <w:p>
+      <w:pPr/>
+      <w:r>
+        <w:rPr>
+          <w:lang w:val="pt_PT" w:bidi="pt_PT"/>
+        </w:rPr>
+      </w:r>
+      <w:r>
+        <w:rPr>
+          <w:b/>
+          <w:lang w:val="pt_PT" w:bidi="pt_PT"/>
+        </w:rPr>
         <w:t>"o amor que é totalmente verdadeiro afasta o medo".</w:t>
       </w:r>
     </w:p>
@@ -55303,6 +60538,21 @@
           <w:b/>
           <w:lang w:val="pt_PT" w:bidi="pt_PT"/>
         </w:rPr>
+        <w:t>ὁ φόβος κόλασιν ἔχει</w:t>
+      </w:r>
+    </w:p>
+    <w:p>
+      <w:pPr/>
+      <w:r>
+        <w:rPr>
+          <w:lang w:val="pt_PT" w:bidi="pt_PT"/>
+        </w:rPr>
+      </w:r>
+      <w:r>
+        <w:rPr>
+          <w:b/>
+          <w:lang w:val="pt_PT" w:bidi="pt_PT"/>
+        </w:rPr>
         <w:t>"porque o medo mostra que existe castigo".</w:t>
       </w:r>
     </w:p>
@@ -55398,6 +60648,21 @@
         <w:rPr>
           <w:lang w:val="pt_PT" w:bidi="pt_PT"/>
         </w:rPr>
+      </w:r>
+    </w:p>
+    <w:p>
+      <w:pPr/>
+      <w:r>
+        <w:rPr>
+          <w:lang w:val="pt_PT" w:bidi="pt_PT"/>
+        </w:rPr>
+      </w:r>
+      <w:r>
+        <w:rPr>
+          <w:b/>
+          <w:lang w:val="pt_PT" w:bidi="pt_PT"/>
+        </w:rPr>
+        <w:t>ὁ δὲ φοβούμενος, οὐ τετελείωται ἐν τῇ ἀγάπῃ</w:t>
       </w:r>
     </w:p>
     <w:p>
@@ -55544,6 +60809,21 @@
           <w:b/>
           <w:lang w:val="pt_PT" w:bidi="pt_PT"/>
         </w:rPr>
+        <w:t>ὁ δὲ φοβούμενος, οὐ τετελείωται ἐν τῇ ἀγάπῃ</w:t>
+      </w:r>
+    </w:p>
+    <w:p>
+      <w:pPr/>
+      <w:r>
+        <w:rPr>
+          <w:lang w:val="pt_PT" w:bidi="pt_PT"/>
+        </w:rPr>
+      </w:r>
+      <w:r>
+        <w:rPr>
+          <w:b/>
+          <w:lang w:val="pt_PT" w:bidi="pt_PT"/>
+        </w:rPr>
         <w:t>"Portanto, aquele que sente medo não tem no seu coração o amor totalmente verdadeiro".</w:t>
       </w:r>
     </w:p>
@@ -55626,6 +60906,21 @@
         <w:rPr>
           <w:lang w:val="pt_PT" w:bidi="pt_PT"/>
         </w:rPr>
+      </w:r>
+    </w:p>
+    <w:p>
+      <w:pPr/>
+      <w:r>
+        <w:rPr>
+          <w:lang w:val="pt_PT" w:bidi="pt_PT"/>
+        </w:rPr>
+      </w:r>
+      <w:r>
+        <w:rPr>
+          <w:b/>
+          <w:lang w:val="pt_PT" w:bidi="pt_PT"/>
+        </w:rPr>
+        <w:t>ἡμεῖς ἀγαπῶμεν, ὅτι αὐτὸς πρῶτος ἠγάπησεν ἡμᾶς</w:t>
       </w:r>
     </w:p>
     <w:p>
@@ -55741,6 +61036,21 @@
           <w:b/>
           <w:lang w:val="pt_PT" w:bidi="pt_PT"/>
         </w:rPr>
+        <w:t>ἡμεῖς ἀγαπῶμεν</w:t>
+      </w:r>
+    </w:p>
+    <w:p>
+      <w:pPr/>
+      <w:r>
+        <w:rPr>
+          <w:lang w:val="pt_PT" w:bidi="pt_PT"/>
+        </w:rPr>
+      </w:r>
+      <w:r>
+        <w:rPr>
+          <w:b/>
+          <w:lang w:val="pt_PT" w:bidi="pt_PT"/>
+        </w:rPr>
         <w:t>"Eu amo".</w:t>
       </w:r>
     </w:p>
@@ -56016,6 +61326,21 @@
           <w:b/>
           <w:lang w:val="pt_PT" w:bidi="pt_PT"/>
         </w:rPr>
+        <w:t>καὶ</w:t>
+      </w:r>
+    </w:p>
+    <w:p>
+      <w:pPr/>
+      <w:r>
+        <w:rPr>
+          <w:lang w:val="pt_PT" w:bidi="pt_PT"/>
+        </w:rPr>
+      </w:r>
+      <w:r>
+        <w:rPr>
+          <w:b/>
+          <w:lang w:val="pt_PT" w:bidi="pt_PT"/>
+        </w:rPr>
         <w:t>"mas".</w:t>
       </w:r>
     </w:p>
@@ -56098,6 +61423,21 @@
         <w:rPr>
           <w:lang w:val="pt_PT" w:bidi="pt_PT"/>
         </w:rPr>
+      </w:r>
+    </w:p>
+    <w:p>
+      <w:pPr/>
+      <w:r>
+        <w:rPr>
+          <w:lang w:val="pt_PT" w:bidi="pt_PT"/>
+        </w:rPr>
+      </w:r>
+      <w:r>
+        <w:rPr>
+          <w:b/>
+          <w:lang w:val="pt_PT" w:bidi="pt_PT"/>
+        </w:rPr>
+        <w:t>τὸν ἀδελφὸν αὐτοῦ</w:t>
       </w:r>
     </w:p>
     <w:p>
@@ -56392,6 +61732,21 @@
           <w:b/>
           <w:lang w:val="pt_PT" w:bidi="pt_PT"/>
         </w:rPr>
+        <w:t>ἀπ’ αὐτοῦ</w:t>
+      </w:r>
+    </w:p>
+    <w:p>
+      <w:pPr/>
+      <w:r>
+        <w:rPr>
+          <w:lang w:val="pt_PT" w:bidi="pt_PT"/>
+        </w:rPr>
+      </w:r>
+      <w:r>
+        <w:rPr>
+          <w:b/>
+          <w:lang w:val="pt_PT" w:bidi="pt_PT"/>
+        </w:rPr>
         <w:t>"que Cristo no deu"</w:t>
       </w:r>
     </w:p>
@@ -57500,6 +62855,21 @@
           <w:b/>
           <w:lang w:val="pt_PT" w:bidi="pt_PT"/>
         </w:rPr>
+        <w:t>τὰ τέκνα τοῦ Θεοῦ</w:t>
+      </w:r>
+    </w:p>
+    <w:p>
+      <w:pPr/>
+      <w:r>
+        <w:rPr>
+          <w:lang w:val="pt_PT" w:bidi="pt_PT"/>
+        </w:rPr>
+      </w:r>
+      <w:r>
+        <w:rPr>
+          <w:b/>
+          <w:lang w:val="pt_PT" w:bidi="pt_PT"/>
+        </w:rPr>
         <w:t>"os filhos de Deus".</w:t>
       </w:r>
     </w:p>
@@ -57744,6 +63114,21 @@
           <w:b/>
           <w:lang w:val="pt_PT" w:bidi="pt_PT"/>
         </w:rPr>
+        <w:t>γάρ</w:t>
+      </w:r>
+    </w:p>
+    <w:p>
+      <w:pPr/>
+      <w:r>
+        <w:rPr>
+          <w:lang w:val="pt_PT" w:bidi="pt_PT"/>
+        </w:rPr>
+      </w:r>
+      <w:r>
+        <w:rPr>
+          <w:b/>
+          <w:lang w:val="pt_PT" w:bidi="pt_PT"/>
+        </w:rPr>
         <w:t>"Pois".</w:t>
       </w:r>
     </w:p>
@@ -57924,6 +63309,21 @@
           <w:b/>
           <w:lang w:val="pt_PT" w:bidi="pt_PT"/>
         </w:rPr>
+        <w:t>ἡ ἀγάπη τοῦ Θεοῦ</w:t>
+      </w:r>
+    </w:p>
+    <w:p>
+      <w:pPr/>
+      <w:r>
+        <w:rPr>
+          <w:lang w:val="pt_PT" w:bidi="pt_PT"/>
+        </w:rPr>
+      </w:r>
+      <w:r>
+        <w:rPr>
+          <w:b/>
+          <w:lang w:val="pt_PT" w:bidi="pt_PT"/>
+        </w:rPr>
         <w:t>"amar a Deus".</w:t>
       </w:r>
     </w:p>
@@ -58284,6 +63684,21 @@
           <w:b/>
           <w:lang w:val="pt_PT" w:bidi="pt_PT"/>
         </w:rPr>
+        <w:t>ὅτι πᾶν τὸ γεγεννημένον ἐκ τοῦ Θεοῦ, νικᾷ τὸν κόσμον</w:t>
+      </w:r>
+    </w:p>
+    <w:p>
+      <w:pPr/>
+      <w:r>
+        <w:rPr>
+          <w:lang w:val="pt_PT" w:bidi="pt_PT"/>
+        </w:rPr>
+      </w:r>
+      <w:r>
+        <w:rPr>
+          <w:b/>
+          <w:lang w:val="pt_PT" w:bidi="pt_PT"/>
+        </w:rPr>
         <w:t>"</w:t>
       </w:r>
       <w:r>
@@ -58406,6 +63821,21 @@
           <w:b/>
           <w:lang w:val="pt_PT" w:bidi="pt_PT"/>
         </w:rPr>
+        <w:t>τὸν κόσμον</w:t>
+      </w:r>
+    </w:p>
+    <w:p>
+      <w:pPr/>
+      <w:r>
+        <w:rPr>
+          <w:lang w:val="pt_PT" w:bidi="pt_PT"/>
+        </w:rPr>
+      </w:r>
+      <w:r>
+        <w:rPr>
+          <w:b/>
+          <w:lang w:val="pt_PT" w:bidi="pt_PT"/>
+        </w:rPr>
         <w:t>"o mundo".</w:t>
       </w:r>
     </w:p>
@@ -58488,6 +63918,21 @@
         <w:rPr>
           <w:lang w:val="pt_PT" w:bidi="pt_PT"/>
         </w:rPr>
+      </w:r>
+    </w:p>
+    <w:p>
+      <w:pPr/>
+      <w:r>
+        <w:rPr>
+          <w:lang w:val="pt_PT" w:bidi="pt_PT"/>
+        </w:rPr>
+      </w:r>
+      <w:r>
+        <w:rPr>
+          <w:b/>
+          <w:lang w:val="pt_PT" w:bidi="pt_PT"/>
+        </w:rPr>
+        <w:t>ἡ πίστις ἡμῶν</w:t>
       </w:r>
     </w:p>
     <w:p>
@@ -58828,6 +64273,21 @@
           <w:b/>
           <w:lang w:val="pt_PT" w:bidi="pt_PT"/>
         </w:rPr>
+        <w:t>νικᾷ τὸν κόσμον</w:t>
+      </w:r>
+    </w:p>
+    <w:p>
+      <w:pPr/>
+      <w:r>
+        <w:rPr>
+          <w:lang w:val="pt_PT" w:bidi="pt_PT"/>
+        </w:rPr>
+      </w:r>
+      <w:r>
+        <w:rPr>
+          <w:b/>
+          <w:lang w:val="pt_PT" w:bidi="pt_PT"/>
+        </w:rPr>
         <w:t>"vencer o mundo".</w:t>
       </w:r>
     </w:p>
@@ -58955,6 +64415,21 @@
           <w:b/>
           <w:lang w:val="pt_PT" w:bidi="pt_PT"/>
         </w:rPr>
+        <w:t>τὸν κόσμον</w:t>
+      </w:r>
+    </w:p>
+    <w:p>
+      <w:pPr/>
+      <w:r>
+        <w:rPr>
+          <w:lang w:val="pt_PT" w:bidi="pt_PT"/>
+        </w:rPr>
+      </w:r>
+      <w:r>
+        <w:rPr>
+          <w:b/>
+          <w:lang w:val="pt_PT" w:bidi="pt_PT"/>
+        </w:rPr>
         <w:t>"o mundo".</w:t>
       </w:r>
     </w:p>
@@ -59069,6 +64544,21 @@
           <w:b/>
           <w:lang w:val="pt_PT" w:bidi="pt_PT"/>
         </w:rPr>
+        <w:t>ἡ νίκη ἡ νικήσασα</w:t>
+      </w:r>
+    </w:p>
+    <w:p>
+      <w:pPr/>
+      <w:r>
+        <w:rPr>
+          <w:lang w:val="pt_PT" w:bidi="pt_PT"/>
+        </w:rPr>
+      </w:r>
+      <w:r>
+        <w:rPr>
+          <w:b/>
+          <w:lang w:val="pt_PT" w:bidi="pt_PT"/>
+        </w:rPr>
         <w:t>"</w:t>
       </w:r>
       <w:r>
@@ -59289,6 +64779,21 @@
           <w:b/>
           <w:lang w:val="pt_PT" w:bidi="pt_PT"/>
         </w:rPr>
+        <w:t>ἡ νίκη</w:t>
+      </w:r>
+    </w:p>
+    <w:p>
+      <w:pPr/>
+      <w:r>
+        <w:rPr>
+          <w:lang w:val="pt_PT" w:bidi="pt_PT"/>
+        </w:rPr>
+      </w:r>
+      <w:r>
+        <w:rPr>
+          <w:b/>
+          <w:lang w:val="pt_PT" w:bidi="pt_PT"/>
+        </w:rPr>
         <w:t>"</w:t>
       </w:r>
       <w:r>
@@ -59522,6 +65027,21 @@
           <w:b/>
           <w:lang w:val="pt_PT" w:bidi="pt_PT"/>
         </w:rPr>
+        <w:t>τὸν κόσμον</w:t>
+      </w:r>
+    </w:p>
+    <w:p>
+      <w:pPr/>
+      <w:r>
+        <w:rPr>
+          <w:lang w:val="pt_PT" w:bidi="pt_PT"/>
+        </w:rPr>
+      </w:r>
+      <w:r>
+        <w:rPr>
+          <w:b/>
+          <w:lang w:val="pt_PT" w:bidi="pt_PT"/>
+        </w:rPr>
         <w:t>"o mundo".</w:t>
       </w:r>
     </w:p>
@@ -59708,6 +65228,21 @@
           <w:b/>
           <w:lang w:val="pt_PT" w:bidi="pt_PT"/>
         </w:rPr>
+        <w:t>οὗτός ἐστιν ὁ ἐλθὼν δι’ ὕδατος καὶ αἵματος</w:t>
+      </w:r>
+    </w:p>
+    <w:p>
+      <w:pPr/>
+      <w:r>
+        <w:rPr>
+          <w:lang w:val="pt_PT" w:bidi="pt_PT"/>
+        </w:rPr>
+      </w:r>
+      <w:r>
+        <w:rPr>
+          <w:b/>
+          <w:lang w:val="pt_PT" w:bidi="pt_PT"/>
+        </w:rPr>
         <w:t xml:space="preserve">"Jesus Cristo </w:t>
       </w:r>
       <w:r>
@@ -60278,6 +65813,21 @@
         <w:rPr>
           <w:lang w:val="pt_PT" w:bidi="pt_PT"/>
         </w:rPr>
+      </w:r>
+    </w:p>
+    <w:p>
+      <w:pPr/>
+      <w:r>
+        <w:rPr>
+          <w:lang w:val="pt_PT" w:bidi="pt_PT"/>
+        </w:rPr>
+      </w:r>
+      <w:r>
+        <w:rPr>
+          <w:b/>
+          <w:lang w:val="pt_PT" w:bidi="pt_PT"/>
+        </w:rPr>
+        <w:t>τὸ Πνεῦμά ἐστιν ἡ ἀλήθεια</w:t>
       </w:r>
     </w:p>
     <w:p>
@@ -60451,6 +66001,21 @@
           <w:b/>
           <w:lang w:val="pt_PT" w:bidi="pt_PT"/>
         </w:rPr>
+        <w:t>ὅτι τρεῖς εἰσιν οἱ μαρτυροῦντες</w:t>
+      </w:r>
+    </w:p>
+    <w:p>
+      <w:pPr/>
+      <w:r>
+        <w:rPr>
+          <w:lang w:val="pt_PT" w:bidi="pt_PT"/>
+        </w:rPr>
+      </w:r>
+      <w:r>
+        <w:rPr>
+          <w:b/>
+          <w:lang w:val="pt_PT" w:bidi="pt_PT"/>
+        </w:rPr>
         <w:t>"</w:t>
       </w:r>
       <w:r>
@@ -60566,6 +66131,21 @@
           <w:b/>
           <w:lang w:val="pt_PT" w:bidi="pt_PT"/>
         </w:rPr>
+        <w:t>ὅτι τρεῖς εἰσιν οἱ μαρτυροῦντες</w:t>
+      </w:r>
+    </w:p>
+    <w:p>
+      <w:pPr/>
+      <w:r>
+        <w:rPr>
+          <w:lang w:val="pt_PT" w:bidi="pt_PT"/>
+        </w:rPr>
+      </w:r>
+      <w:r>
+        <w:rPr>
+          <w:b/>
+          <w:lang w:val="pt_PT" w:bidi="pt_PT"/>
+        </w:rPr>
         <w:t>"</w:t>
       </w:r>
       <w:r>
@@ -60663,6 +66243,21 @@
           <w:b/>
           <w:lang w:val="pt_PT" w:bidi="pt_PT"/>
         </w:rPr>
+        <w:t>οἱ μαρτυροῦντες</w:t>
+      </w:r>
+    </w:p>
+    <w:p>
+      <w:pPr/>
+      <w:r>
+        <w:rPr>
+          <w:lang w:val="pt_PT" w:bidi="pt_PT"/>
+        </w:rPr>
+      </w:r>
+      <w:r>
+        <w:rPr>
+          <w:b/>
+          <w:lang w:val="pt_PT" w:bidi="pt_PT"/>
+        </w:rPr>
         <w:t>"</w:t>
       </w:r>
       <w:r>
@@ -60760,6 +66355,21 @@
           <w:b/>
           <w:lang w:val="pt_PT" w:bidi="pt_PT"/>
         </w:rPr>
+        <w:t>οἱ τρεῖς εἰς τὸ ἕν εἰσιν</w:t>
+      </w:r>
+    </w:p>
+    <w:p>
+      <w:pPr/>
+      <w:r>
+        <w:rPr>
+          <w:lang w:val="pt_PT" w:bidi="pt_PT"/>
+        </w:rPr>
+      </w:r>
+      <w:r>
+        <w:rPr>
+          <w:b/>
+          <w:lang w:val="pt_PT" w:bidi="pt_PT"/>
+        </w:rPr>
         <w:t>"</w:t>
       </w:r>
       <w:r>
@@ -60870,6 +66480,21 @@
           <w:b/>
           <w:lang w:val="pt_PT" w:bidi="pt_PT"/>
         </w:rPr>
+        <w:t>εἰ τὴν μαρτυρίαν τῶν ἀνθρώπων λαμβάνομεν</w:t>
+      </w:r>
+    </w:p>
+    <w:p>
+      <w:pPr/>
+      <w:r>
+        <w:rPr>
+          <w:lang w:val="pt_PT" w:bidi="pt_PT"/>
+        </w:rPr>
+      </w:r>
+      <w:r>
+        <w:rPr>
+          <w:b/>
+          <w:lang w:val="pt_PT" w:bidi="pt_PT"/>
+        </w:rPr>
         <w:t>"</w:t>
       </w:r>
       <w:r>
@@ -61076,6 +66701,21 @@
           <w:b/>
           <w:lang w:val="pt_PT" w:bidi="pt_PT"/>
         </w:rPr>
+        <w:t>τῶν ἀνθρώπων</w:t>
+      </w:r>
+    </w:p>
+    <w:p>
+      <w:pPr/>
+      <w:r>
+        <w:rPr>
+          <w:lang w:val="pt_PT" w:bidi="pt_PT"/>
+        </w:rPr>
+      </w:r>
+      <w:r>
+        <w:rPr>
+          <w:b/>
+          <w:lang w:val="pt_PT" w:bidi="pt_PT"/>
+        </w:rPr>
         <w:t>"</w:t>
       </w:r>
       <w:r>
@@ -61199,6 +66839,21 @@
           <w:b/>
           <w:lang w:val="pt_PT" w:bidi="pt_PT"/>
         </w:rPr>
+        <w:t>ἡ μαρτυρία τοῦ Θεοῦ μείζων ἐστίν</w:t>
+      </w:r>
+    </w:p>
+    <w:p>
+      <w:pPr/>
+      <w:r>
+        <w:rPr>
+          <w:lang w:val="pt_PT" w:bidi="pt_PT"/>
+        </w:rPr>
+      </w:r>
+      <w:r>
+        <w:rPr>
+          <w:b/>
+          <w:lang w:val="pt_PT" w:bidi="pt_PT"/>
+        </w:rPr>
         <w:t>"</w:t>
       </w:r>
       <w:r>
@@ -61328,6 +66983,21 @@
           <w:b/>
           <w:lang w:val="pt_PT" w:bidi="pt_PT"/>
         </w:rPr>
+        <w:t>ἡ μαρτυρία τοῦ Θεοῦ μείζων ἐστίν</w:t>
+      </w:r>
+    </w:p>
+    <w:p>
+      <w:pPr/>
+      <w:r>
+        <w:rPr>
+          <w:lang w:val="pt_PT" w:bidi="pt_PT"/>
+        </w:rPr>
+      </w:r>
+      <w:r>
+        <w:rPr>
+          <w:b/>
+          <w:lang w:val="pt_PT" w:bidi="pt_PT"/>
+        </w:rPr>
         <w:t>"mas o testemunho de Deus tem mais valor".</w:t>
       </w:r>
     </w:p>
@@ -61410,6 +67080,21 @@
         <w:rPr>
           <w:lang w:val="pt_PT" w:bidi="pt_PT"/>
         </w:rPr>
+      </w:r>
+    </w:p>
+    <w:p>
+      <w:pPr/>
+      <w:r>
+        <w:rPr>
+          <w:lang w:val="pt_PT" w:bidi="pt_PT"/>
+        </w:rPr>
+      </w:r>
+      <w:r>
+        <w:rPr>
+          <w:b/>
+          <w:lang w:val="pt_PT" w:bidi="pt_PT"/>
+        </w:rPr>
+        <w:t>ὅτι αὕτη ἐστὶν ἡ μαρτυρία τοῦ Θεοῦ, ὅτι μεμαρτύρηκεν περὶ τοῦ Υἱοῦ αὐτοῦ</w:t>
       </w:r>
     </w:p>
     <w:p>
@@ -61552,6 +67237,21 @@
           <w:b/>
           <w:lang w:val="pt_PT" w:bidi="pt_PT"/>
         </w:rPr>
+        <w:t>αὕτη ἐστὶν ἡ μαρτυρία τοῦ Θεοῦ</w:t>
+      </w:r>
+    </w:p>
+    <w:p>
+      <w:pPr/>
+      <w:r>
+        <w:rPr>
+          <w:lang w:val="pt_PT" w:bidi="pt_PT"/>
+        </w:rPr>
+      </w:r>
+      <w:r>
+        <w:rPr>
+          <w:b/>
+          <w:lang w:val="pt_PT" w:bidi="pt_PT"/>
+        </w:rPr>
         <w:t>"</w:t>
       </w:r>
       <w:r>
@@ -61698,6 +67398,21 @@
           <w:b/>
           <w:lang w:val="pt_PT" w:bidi="pt_PT"/>
         </w:rPr>
+        <w:t>τοῦ Υἱοῦ αὐτοῦ</w:t>
+      </w:r>
+    </w:p>
+    <w:p>
+      <w:pPr/>
+      <w:r>
+        <w:rPr>
+          <w:lang w:val="pt_PT" w:bidi="pt_PT"/>
+        </w:rPr>
+      </w:r>
+      <w:r>
+        <w:rPr>
+          <w:b/>
+          <w:lang w:val="pt_PT" w:bidi="pt_PT"/>
+        </w:rPr>
         <w:t>"seu Filho".</w:t>
       </w:r>
     </w:p>
@@ -61885,6 +67600,21 @@
           <w:b/>
           <w:lang w:val="pt_PT" w:bidi="pt_PT"/>
         </w:rPr>
+        <w:t>εἰς τὸν Υἱὸν τοῦ Θεοῦ</w:t>
+      </w:r>
+    </w:p>
+    <w:p>
+      <w:pPr/>
+      <w:r>
+        <w:rPr>
+          <w:lang w:val="pt_PT" w:bidi="pt_PT"/>
+        </w:rPr>
+      </w:r>
+      <w:r>
+        <w:rPr>
+          <w:b/>
+          <w:lang w:val="pt_PT" w:bidi="pt_PT"/>
+        </w:rPr>
         <w:t>"no Filho de Deus".</w:t>
       </w:r>
     </w:p>
@@ -62168,6 +67898,21 @@
           <w:b/>
           <w:lang w:val="pt_PT" w:bidi="pt_PT"/>
         </w:rPr>
+        <w:t>τὴν μαρτυρίαν</w:t>
+      </w:r>
+    </w:p>
+    <w:p>
+      <w:pPr/>
+      <w:r>
+        <w:rPr>
+          <w:lang w:val="pt_PT" w:bidi="pt_PT"/>
+        </w:rPr>
+      </w:r>
+      <w:r>
+        <w:rPr>
+          <w:b/>
+          <w:lang w:val="pt_PT" w:bidi="pt_PT"/>
+        </w:rPr>
         <w:t>"esse testemunho".</w:t>
       </w:r>
     </w:p>
@@ -62250,6 +67995,21 @@
         <w:rPr>
           <w:lang w:val="pt_PT" w:bidi="pt_PT"/>
         </w:rPr>
+      </w:r>
+    </w:p>
+    <w:p>
+      <w:pPr/>
+      <w:r>
+        <w:rPr>
+          <w:lang w:val="pt_PT" w:bidi="pt_PT"/>
+        </w:rPr>
+      </w:r>
+      <w:r>
+        <w:rPr>
+          <w:b/>
+          <w:lang w:val="pt_PT" w:bidi="pt_PT"/>
+        </w:rPr>
+        <w:t>ψεύστην πεποίηκεν αὐτόν</w:t>
       </w:r>
     </w:p>
     <w:p>
@@ -62392,6 +68152,21 @@
           <w:b/>
           <w:lang w:val="pt_PT" w:bidi="pt_PT"/>
         </w:rPr>
+        <w:t>τὴν μαρτυρίαν ἣν μεμαρτύρηκεν ὁ Θεὸς περὶ τοῦ Υἱοῦ αὐτοῦ</w:t>
+      </w:r>
+    </w:p>
+    <w:p>
+      <w:pPr/>
+      <w:r>
+        <w:rPr>
+          <w:lang w:val="pt_PT" w:bidi="pt_PT"/>
+        </w:rPr>
+      </w:r>
+      <w:r>
+        <w:rPr>
+          <w:b/>
+          <w:lang w:val="pt_PT" w:bidi="pt_PT"/>
+        </w:rPr>
         <w:t>"</w:t>
       </w:r>
       <w:r>
@@ -62714,6 +68489,21 @@
         <w:rPr>
           <w:lang w:val="pt_PT" w:bidi="pt_PT"/>
         </w:rPr>
+      </w:r>
+    </w:p>
+    <w:p>
+      <w:pPr/>
+      <w:r>
+        <w:rPr>
+          <w:lang w:val="pt_PT" w:bidi="pt_PT"/>
+        </w:rPr>
+      </w:r>
+      <w:r>
+        <w:rPr>
+          <w:b/>
+          <w:lang w:val="pt_PT" w:bidi="pt_PT"/>
+        </w:rPr>
+        <w:t>ζωὴν αἰώνιον</w:t>
       </w:r>
     </w:p>
     <w:p>
@@ -62860,6 +68650,21 @@
           <w:b/>
           <w:lang w:val="pt_PT" w:bidi="pt_PT"/>
         </w:rPr>
+        <w:t>τῷ Υἱῷ</w:t>
+      </w:r>
+    </w:p>
+    <w:p>
+      <w:pPr/>
+      <w:r>
+        <w:rPr>
+          <w:lang w:val="pt_PT" w:bidi="pt_PT"/>
+        </w:rPr>
+      </w:r>
+      <w:r>
+        <w:rPr>
+          <w:b/>
+          <w:lang w:val="pt_PT" w:bidi="pt_PT"/>
+        </w:rPr>
         <w:t>"Filho".</w:t>
       </w:r>
     </w:p>
@@ -63033,6 +68838,21 @@
         <w:rPr>
           <w:lang w:val="pt_PT" w:bidi="pt_PT"/>
         </w:rPr>
+      </w:r>
+    </w:p>
+    <w:p>
+      <w:pPr/>
+      <w:r>
+        <w:rPr>
+          <w:lang w:val="pt_PT" w:bidi="pt_PT"/>
+        </w:rPr>
+      </w:r>
+      <w:r>
+        <w:rPr>
+          <w:b/>
+          <w:lang w:val="pt_PT" w:bidi="pt_PT"/>
+        </w:rPr>
+        <w:t>ἔχει τὴν ζωήν &amp; τὴν ζωὴν οὐκ ἔχει</w:t>
       </w:r>
     </w:p>
     <w:p>
@@ -63390,6 +69210,21 @@
           <w:b/>
           <w:lang w:val="pt_PT" w:bidi="pt_PT"/>
         </w:rPr>
+        <w:t>ταῦτα</w:t>
+      </w:r>
+    </w:p>
+    <w:p>
+      <w:pPr/>
+      <w:r>
+        <w:rPr>
+          <w:lang w:val="pt_PT" w:bidi="pt_PT"/>
+        </w:rPr>
+      </w:r>
+      <w:r>
+        <w:rPr>
+          <w:b/>
+          <w:lang w:val="pt_PT" w:bidi="pt_PT"/>
+        </w:rPr>
         <w:t>"essas coisas".</w:t>
       </w:r>
     </w:p>
@@ -63576,6 +69411,21 @@
           <w:b/>
           <w:lang w:val="pt_PT" w:bidi="pt_PT"/>
         </w:rPr>
+        <w:t>ὅτι ζωὴν ἔχετε αἰώνιον</w:t>
+      </w:r>
+    </w:p>
+    <w:p>
+      <w:pPr/>
+      <w:r>
+        <w:rPr>
+          <w:lang w:val="pt_PT" w:bidi="pt_PT"/>
+        </w:rPr>
+      </w:r>
+      <w:r>
+        <w:rPr>
+          <w:b/>
+          <w:lang w:val="pt_PT" w:bidi="pt_PT"/>
+        </w:rPr>
         <w:t>"</w:t>
       </w:r>
       <w:r>
@@ -63796,6 +69646,21 @@
           <w:b/>
           <w:lang w:val="pt_PT" w:bidi="pt_PT"/>
         </w:rPr>
+        <w:t>αὐτόν &amp; αὐτοῦ, ἀκούει</w:t>
+      </w:r>
+    </w:p>
+    <w:p>
+      <w:pPr/>
+      <w:r>
+        <w:rPr>
+          <w:lang w:val="pt_PT" w:bidi="pt_PT"/>
+        </w:rPr>
+      </w:r>
+      <w:r>
+        <w:rPr>
+          <w:b/>
+          <w:lang w:val="pt_PT" w:bidi="pt_PT"/>
+        </w:rPr>
         <w:t>"sua"</w:t>
       </w:r>
       <w:r>
@@ -63904,6 +69769,21 @@
         <w:rPr>
           <w:lang w:val="pt_PT" w:bidi="pt_PT"/>
         </w:rPr>
+      </w:r>
+    </w:p>
+    <w:p>
+      <w:pPr/>
+      <w:r>
+        <w:rPr>
+          <w:lang w:val="pt_PT" w:bidi="pt_PT"/>
+        </w:rPr>
+      </w:r>
+      <w:r>
+        <w:rPr>
+          <w:b/>
+          <w:lang w:val="pt_PT" w:bidi="pt_PT"/>
+        </w:rPr>
+        <w:t>ἀκούει ἡμῶν</w:t>
       </w:r>
     </w:p>
     <w:p>
@@ -64032,6 +69912,21 @@
           <w:b/>
           <w:lang w:val="pt_PT" w:bidi="pt_PT"/>
         </w:rPr>
+        <w:t>ἐὰν οἴδαμεν ὅτι ἀκούει ἡμῶν</w:t>
+      </w:r>
+    </w:p>
+    <w:p>
+      <w:pPr/>
+      <w:r>
+        <w:rPr>
+          <w:lang w:val="pt_PT" w:bidi="pt_PT"/>
+        </w:rPr>
+      </w:r>
+      <w:r>
+        <w:rPr>
+          <w:b/>
+          <w:lang w:val="pt_PT" w:bidi="pt_PT"/>
+        </w:rPr>
         <w:t>"</w:t>
       </w:r>
       <w:r>
@@ -64134,6 +70029,21 @@
         <w:rPr>
           <w:lang w:val="pt_PT" w:bidi="pt_PT"/>
         </w:rPr>
+      </w:r>
+    </w:p>
+    <w:p>
+      <w:pPr/>
+      <w:r>
+        <w:rPr>
+          <w:lang w:val="pt_PT" w:bidi="pt_PT"/>
+        </w:rPr>
+      </w:r>
+      <w:r>
+        <w:rPr>
+          <w:b/>
+          <w:lang w:val="pt_PT" w:bidi="pt_PT"/>
+        </w:rPr>
+        <w:t>ἀκούει ἡμῶν</w:t>
       </w:r>
     </w:p>
     <w:p>
@@ -64262,6 +70172,21 @@
           <w:b/>
           <w:lang w:val="pt_PT" w:bidi="pt_PT"/>
         </w:rPr>
+        <w:t>ἀκούει ἡμῶν</w:t>
+      </w:r>
+    </w:p>
+    <w:p>
+      <w:pPr/>
+      <w:r>
+        <w:rPr>
+          <w:lang w:val="pt_PT" w:bidi="pt_PT"/>
+        </w:rPr>
+      </w:r>
+      <w:r>
+        <w:rPr>
+          <w:b/>
+          <w:lang w:val="pt_PT" w:bidi="pt_PT"/>
+        </w:rPr>
         <w:t>"ele nos ouve".</w:t>
       </w:r>
     </w:p>
@@ -64428,6 +70353,21 @@
         <w:rPr>
           <w:lang w:val="pt_PT" w:bidi="pt_PT"/>
         </w:rPr>
+      </w:r>
+    </w:p>
+    <w:p>
+      <w:pPr/>
+      <w:r>
+        <w:rPr>
+          <w:lang w:val="pt_PT" w:bidi="pt_PT"/>
+        </w:rPr>
+      </w:r>
+      <w:r>
+        <w:rPr>
+          <w:b/>
+          <w:lang w:val="pt_PT" w:bidi="pt_PT"/>
+        </w:rPr>
+        <w:t>τὸν ἀδελφὸν αὐτοῦ</w:t>
       </w:r>
     </w:p>
     <w:p>
@@ -64556,6 +70496,21 @@
           <w:b/>
           <w:lang w:val="pt_PT" w:bidi="pt_PT"/>
         </w:rPr>
+        <w:t>ἁμαρτάνοντα ἁμαρτίαν</w:t>
+      </w:r>
+    </w:p>
+    <w:p>
+      <w:pPr/>
+      <w:r>
+        <w:rPr>
+          <w:lang w:val="pt_PT" w:bidi="pt_PT"/>
+        </w:rPr>
+      </w:r>
+      <w:r>
+        <w:rPr>
+          <w:b/>
+          <w:lang w:val="pt_PT" w:bidi="pt_PT"/>
+        </w:rPr>
         <w:t>"</w:t>
       </w:r>
       <w:r>
@@ -64836,6 +70791,21 @@
           <w:b/>
           <w:lang w:val="pt_PT" w:bidi="pt_PT"/>
         </w:rPr>
+        <w:t>αἰτήσει</w:t>
+      </w:r>
+    </w:p>
+    <w:p>
+      <w:pPr/>
+      <w:r>
+        <w:rPr>
+          <w:lang w:val="pt_PT" w:bidi="pt_PT"/>
+        </w:rPr>
+      </w:r>
+      <w:r>
+        <w:rPr>
+          <w:b/>
+          <w:lang w:val="pt_PT" w:bidi="pt_PT"/>
+        </w:rPr>
         <w:t>"</w:t>
       </w:r>
       <w:r>
@@ -64946,6 +70916,21 @@
           <w:b/>
           <w:lang w:val="pt_PT" w:bidi="pt_PT"/>
         </w:rPr>
+        <w:t>δώσει αὐτῷ ζωήν</w:t>
+      </w:r>
+    </w:p>
+    <w:p>
+      <w:pPr/>
+      <w:r>
+        <w:rPr>
+          <w:lang w:val="pt_PT" w:bidi="pt_PT"/>
+        </w:rPr>
+      </w:r>
+      <w:r>
+        <w:rPr>
+          <w:b/>
+          <w:lang w:val="pt_PT" w:bidi="pt_PT"/>
+        </w:rPr>
         <w:t>"</w:t>
       </w:r>
       <w:r>
@@ -65108,6 +71093,21 @@
           <w:b/>
           <w:lang w:val="pt_PT" w:bidi="pt_PT"/>
         </w:rPr>
+        <w:t>δώσει αὐτῷ ζωήν</w:t>
+      </w:r>
+    </w:p>
+    <w:p>
+      <w:pPr/>
+      <w:r>
+        <w:rPr>
+          <w:lang w:val="pt_PT" w:bidi="pt_PT"/>
+        </w:rPr>
+      </w:r>
+      <w:r>
+        <w:rPr>
+          <w:b/>
+          <w:lang w:val="pt_PT" w:bidi="pt_PT"/>
+        </w:rPr>
         <w:t>"</w:t>
       </w:r>
       <w:r>
@@ -65204,6 +71204,21 @@
         <w:rPr>
           <w:lang w:val="pt_PT" w:bidi="pt_PT"/>
         </w:rPr>
+      </w:r>
+    </w:p>
+    <w:p>
+      <w:pPr/>
+      <w:r>
+        <w:rPr>
+          <w:lang w:val="pt_PT" w:bidi="pt_PT"/>
+        </w:rPr>
+      </w:r>
+      <w:r>
+        <w:rPr>
+          <w:b/>
+          <w:lang w:val="pt_PT" w:bidi="pt_PT"/>
+        </w:rPr>
+        <w:t>ἔστιν ἁμαρτία πρὸς θάνατον; οὐ περὶ ἐκείνης λέγω ἵνα ἐρωτήσῃ</w:t>
       </w:r>
     </w:p>
     <w:p>
@@ -65346,6 +71361,21 @@
           <w:b/>
           <w:lang w:val="pt_PT" w:bidi="pt_PT"/>
         </w:rPr>
+        <w:t>πᾶσα ἀδικία ἁμαρτία ἐστίν</w:t>
+      </w:r>
+    </w:p>
+    <w:p>
+      <w:pPr/>
+      <w:r>
+        <w:rPr>
+          <w:lang w:val="pt_PT" w:bidi="pt_PT"/>
+        </w:rPr>
+      </w:r>
+      <w:r>
+        <w:rPr>
+          <w:b/>
+          <w:lang w:val="pt_PT" w:bidi="pt_PT"/>
+        </w:rPr>
         <w:t>"</w:t>
       </w:r>
       <w:r>
@@ -65456,6 +71486,21 @@
           <w:b/>
           <w:lang w:val="pt_PT" w:bidi="pt_PT"/>
         </w:rPr>
+        <w:t>καὶ</w:t>
+      </w:r>
+    </w:p>
+    <w:p>
+      <w:pPr/>
+      <w:r>
+        <w:rPr>
+          <w:lang w:val="pt_PT" w:bidi="pt_PT"/>
+        </w:rPr>
+      </w:r>
+      <w:r>
+        <w:rPr>
+          <w:b/>
+          <w:lang w:val="pt_PT" w:bidi="pt_PT"/>
+        </w:rPr>
         <w:t>"porém".</w:t>
       </w:r>
     </w:p>
@@ -65538,6 +71583,21 @@
         <w:rPr>
           <w:lang w:val="pt_PT" w:bidi="pt_PT"/>
         </w:rPr>
+      </w:r>
+    </w:p>
+    <w:p>
+      <w:pPr/>
+      <w:r>
+        <w:rPr>
+          <w:lang w:val="pt_PT" w:bidi="pt_PT"/>
+        </w:rPr>
+      </w:r>
+      <w:r>
+        <w:rPr>
+          <w:b/>
+          <w:lang w:val="pt_PT" w:bidi="pt_PT"/>
+        </w:rPr>
+        <w:t>ἔστιν ἁμαρτία οὐ πρὸς θάνατον</w:t>
       </w:r>
     </w:p>
     <w:p>
@@ -65911,6 +71971,21 @@
           <w:b/>
           <w:lang w:val="pt_PT" w:bidi="pt_PT"/>
         </w:rPr>
+        <w:t>οὐχ ἁμαρτάνει</w:t>
+      </w:r>
+    </w:p>
+    <w:p>
+      <w:pPr/>
+      <w:r>
+        <w:rPr>
+          <w:lang w:val="pt_PT" w:bidi="pt_PT"/>
+        </w:rPr>
+      </w:r>
+      <w:r>
+        <w:rPr>
+          <w:b/>
+          <w:lang w:val="pt_PT" w:bidi="pt_PT"/>
+        </w:rPr>
         <w:t>"</w:t>
       </w:r>
       <w:r>
@@ -66045,6 +72120,21 @@
           <w:b/>
           <w:lang w:val="pt_PT" w:bidi="pt_PT"/>
         </w:rPr>
+        <w:t>ὁ γεννηθεὶς ἐκ τοῦ Θεοῦ τηρεῖ ἑαυτὸν</w:t>
+      </w:r>
+    </w:p>
+    <w:p>
+      <w:pPr/>
+      <w:r>
+        <w:rPr>
+          <w:lang w:val="pt_PT" w:bidi="pt_PT"/>
+        </w:rPr>
+      </w:r>
+      <w:r>
+        <w:rPr>
+          <w:b/>
+          <w:lang w:val="pt_PT" w:bidi="pt_PT"/>
+        </w:rPr>
         <w:t>"</w:t>
       </w:r>
       <w:r>
@@ -66179,6 +72269,21 @@
         <w:rPr>
           <w:lang w:val="pt_PT" w:bidi="pt_PT"/>
         </w:rPr>
+      </w:r>
+    </w:p>
+    <w:p>
+      <w:pPr/>
+      <w:r>
+        <w:rPr>
+          <w:lang w:val="pt_PT" w:bidi="pt_PT"/>
+        </w:rPr>
+      </w:r>
+      <w:r>
+        <w:rPr>
+          <w:b/>
+          <w:lang w:val="pt_PT" w:bidi="pt_PT"/>
+        </w:rPr>
+        <w:t>ὁ πονηρὸς</w:t>
       </w:r>
     </w:p>
     <w:p>
@@ -66307,6 +72412,21 @@
           <w:b/>
           <w:lang w:val="pt_PT" w:bidi="pt_PT"/>
         </w:rPr>
+        <w:t>ὁ πονηρὸς</w:t>
+      </w:r>
+    </w:p>
+    <w:p>
+      <w:pPr/>
+      <w:r>
+        <w:rPr>
+          <w:lang w:val="pt_PT" w:bidi="pt_PT"/>
+        </w:rPr>
+      </w:r>
+      <w:r>
+        <w:rPr>
+          <w:b/>
+          <w:lang w:val="pt_PT" w:bidi="pt_PT"/>
+        </w:rPr>
         <w:t>"o Maligno".</w:t>
       </w:r>
     </w:p>
@@ -66403,6 +72523,21 @@
           <w:b/>
           <w:lang w:val="pt_PT" w:bidi="pt_PT"/>
         </w:rPr>
+        <w:t>οὐχ ἅπτεται αὐτοῦ</w:t>
+      </w:r>
+    </w:p>
+    <w:p>
+      <w:pPr/>
+      <w:r>
+        <w:rPr>
+          <w:lang w:val="pt_PT" w:bidi="pt_PT"/>
+        </w:rPr>
+      </w:r>
+      <w:r>
+        <w:rPr>
+          <w:b/>
+          <w:lang w:val="pt_PT" w:bidi="pt_PT"/>
+        </w:rPr>
         <w:t>"</w:t>
       </w:r>
       <w:r>
@@ -66486,6 +72621,21 @@
         <w:rPr>
           <w:lang w:val="pt_PT" w:bidi="pt_PT"/>
         </w:rPr>
+      </w:r>
+    </w:p>
+    <w:p>
+      <w:pPr/>
+      <w:r>
+        <w:rPr>
+          <w:lang w:val="pt_PT" w:bidi="pt_PT"/>
+        </w:rPr>
+      </w:r>
+      <w:r>
+        <w:rPr>
+          <w:b/>
+          <w:lang w:val="pt_PT" w:bidi="pt_PT"/>
+        </w:rPr>
+        <w:t>ἐκ τοῦ Θεοῦ ἐσμεν</w:t>
       </w:r>
     </w:p>
     <w:p>
@@ -66615,6 +72765,21 @@
           <w:b/>
           <w:lang w:val="pt_PT" w:bidi="pt_PT"/>
         </w:rPr>
+        <w:t>ὁ κόσμος ὅλος</w:t>
+      </w:r>
+    </w:p>
+    <w:p>
+      <w:pPr/>
+      <w:r>
+        <w:rPr>
+          <w:lang w:val="pt_PT" w:bidi="pt_PT"/>
+        </w:rPr>
+      </w:r>
+      <w:r>
+        <w:rPr>
+          <w:b/>
+          <w:lang w:val="pt_PT" w:bidi="pt_PT"/>
+        </w:rPr>
         <w:t>"o mundo todo".</w:t>
       </w:r>
     </w:p>
@@ -66724,6 +72889,21 @@
           <w:b/>
           <w:lang w:val="pt_PT" w:bidi="pt_PT"/>
         </w:rPr>
+        <w:t>ἐν τῷ πονηρῷ κεῖται</w:t>
+      </w:r>
+    </w:p>
+    <w:p>
+      <w:pPr/>
+      <w:r>
+        <w:rPr>
+          <w:lang w:val="pt_PT" w:bidi="pt_PT"/>
+        </w:rPr>
+      </w:r>
+      <w:r>
+        <w:rPr>
+          <w:b/>
+          <w:lang w:val="pt_PT" w:bidi="pt_PT"/>
+        </w:rPr>
         <w:t>"</w:t>
       </w:r>
       <w:r>
@@ -66839,6 +73019,21 @@
         <w:rPr>
           <w:lang w:val="pt_PT" w:bidi="pt_PT"/>
         </w:rPr>
+      </w:r>
+    </w:p>
+    <w:p>
+      <w:pPr/>
+      <w:r>
+        <w:rPr>
+          <w:lang w:val="pt_PT" w:bidi="pt_PT"/>
+        </w:rPr>
+      </w:r>
+      <w:r>
+        <w:rPr>
+          <w:b/>
+          <w:lang w:val="pt_PT" w:bidi="pt_PT"/>
+        </w:rPr>
+        <w:t>τῷ πονηρῷ</w:t>
       </w:r>
     </w:p>
     <w:p>
@@ -67174,6 +73369,21 @@
           <w:b/>
           <w:lang w:val="pt_PT" w:bidi="pt_PT"/>
         </w:rPr>
+        <w:t>ὁ ἀληθινὸς Θεὸς καὶ ζωὴ αἰώνιος</w:t>
+      </w:r>
+    </w:p>
+    <w:p>
+      <w:pPr/>
+      <w:r>
+        <w:rPr>
+          <w:lang w:val="pt_PT" w:bidi="pt_PT"/>
+        </w:rPr>
+      </w:r>
+      <w:r>
+        <w:rPr>
+          <w:b/>
+          <w:lang w:val="pt_PT" w:bidi="pt_PT"/>
+        </w:rPr>
         <w:t>"</w:t>
       </w:r>
       <w:r>
@@ -67296,6 +73506,21 @@
         <w:rPr>
           <w:lang w:val="pt_PT" w:bidi="pt_PT"/>
         </w:rPr>
+      </w:r>
+    </w:p>
+    <w:p>
+      <w:pPr/>
+      <w:r>
+        <w:rPr>
+          <w:lang w:val="pt_PT" w:bidi="pt_PT"/>
+        </w:rPr>
+      </w:r>
+      <w:r>
+        <w:rPr>
+          <w:b/>
+          <w:lang w:val="pt_PT" w:bidi="pt_PT"/>
+        </w:rPr>
+        <w:t>ζωὴ αἰώνιος</w:t>
       </w:r>
     </w:p>
     <w:p>
@@ -67437,6 +73662,21 @@
           <w:b/>
           <w:lang w:val="pt_PT" w:bidi="pt_PT"/>
         </w:rPr>
+        <w:t>ἥκει</w:t>
+      </w:r>
+    </w:p>
+    <w:p>
+      <w:pPr/>
+      <w:r>
+        <w:rPr>
+          <w:lang w:val="pt_PT" w:bidi="pt_PT"/>
+        </w:rPr>
+      </w:r>
+      <w:r>
+        <w:rPr>
+          <w:b/>
+          <w:lang w:val="pt_PT" w:bidi="pt_PT"/>
+        </w:rPr>
         <w:t>"já veio".</w:t>
       </w:r>
     </w:p>
@@ -67551,6 +73791,21 @@
           <w:b/>
           <w:lang w:val="pt_PT" w:bidi="pt_PT"/>
         </w:rPr>
+        <w:t>δέδωκεν ἡμῖν διάνοιαν</w:t>
+      </w:r>
+    </w:p>
+    <w:p>
+      <w:pPr/>
+      <w:r>
+        <w:rPr>
+          <w:lang w:val="pt_PT" w:bidi="pt_PT"/>
+        </w:rPr>
+      </w:r>
+      <w:r>
+        <w:rPr>
+          <w:b/>
+          <w:lang w:val="pt_PT" w:bidi="pt_PT"/>
+        </w:rPr>
         <w:t>"</w:t>
       </w:r>
       <w:r>
@@ -67661,6 +73916,21 @@
           <w:b/>
           <w:lang w:val="pt_PT" w:bidi="pt_PT"/>
         </w:rPr>
+        <w:t>δέδωκεν ἡμῖν διάνοιαν</w:t>
+      </w:r>
+    </w:p>
+    <w:p>
+      <w:pPr/>
+      <w:r>
+        <w:rPr>
+          <w:lang w:val="pt_PT" w:bidi="pt_PT"/>
+        </w:rPr>
+      </w:r>
+      <w:r>
+        <w:rPr>
+          <w:b/>
+          <w:lang w:val="pt_PT" w:bidi="pt_PT"/>
+        </w:rPr>
         <w:t>"</w:t>
       </w:r>
       <w:r>
@@ -67764,6 +74034,21 @@
           <w:b/>
           <w:lang w:val="pt_PT" w:bidi="pt_PT"/>
         </w:rPr>
+        <w:t>τὸν Ἀληθινόν &amp; τῷ Ἀληθινῷ</w:t>
+      </w:r>
+    </w:p>
+    <w:p>
+      <w:pPr/>
+      <w:r>
+        <w:rPr>
+          <w:lang w:val="pt_PT" w:bidi="pt_PT"/>
+        </w:rPr>
+      </w:r>
+      <w:r>
+        <w:rPr>
+          <w:b/>
+          <w:lang w:val="pt_PT" w:bidi="pt_PT"/>
+        </w:rPr>
         <w:t>"</w:t>
       </w:r>
       <w:r>
@@ -67886,6 +74171,21 @@
         <w:rPr>
           <w:lang w:val="pt_PT" w:bidi="pt_PT"/>
         </w:rPr>
+      </w:r>
+    </w:p>
+    <w:p>
+      <w:pPr/>
+      <w:r>
+        <w:rPr>
+          <w:lang w:val="pt_PT" w:bidi="pt_PT"/>
+        </w:rPr>
+      </w:r>
+      <w:r>
+        <w:rPr>
+          <w:b/>
+          <w:lang w:val="pt_PT" w:bidi="pt_PT"/>
+        </w:rPr>
+        <w:t>τὸν Ἀληθινόν &amp; τῷ Ἀληθινῷ</w:t>
       </w:r>
     </w:p>
     <w:p>
@@ -68180,6 +74480,21 @@
           <w:b/>
           <w:lang w:val="pt_PT" w:bidi="pt_PT"/>
         </w:rPr>
+        <w:t>ἐσμὲν ἐν τῷ Ἀληθινῷ, ἐν τῷ Υἱῷ αὐτοῦ, Ἰησοῦ Χριστῷ</w:t>
+      </w:r>
+    </w:p>
+    <w:p>
+      <w:pPr/>
+      <w:r>
+        <w:rPr>
+          <w:lang w:val="pt_PT" w:bidi="pt_PT"/>
+        </w:rPr>
+      </w:r>
+      <w:r>
+        <w:rPr>
+          <w:b/>
+          <w:lang w:val="pt_PT" w:bidi="pt_PT"/>
+        </w:rPr>
         <w:t>"está unida com o Deus verdadeiro, unida com o seu Filho, Jesus Cristo".</w:t>
       </w:r>
     </w:p>
@@ -68302,6 +74617,21 @@
           <w:b/>
           <w:lang w:val="pt_PT" w:bidi="pt_PT"/>
         </w:rPr>
+        <w:t>ὁ Υἱὸς τοῦ Θεοῦ</w:t>
+      </w:r>
+    </w:p>
+    <w:p>
+      <w:pPr/>
+      <w:r>
+        <w:rPr>
+          <w:lang w:val="pt_PT" w:bidi="pt_PT"/>
+        </w:rPr>
+      </w:r>
+      <w:r>
+        <w:rPr>
+          <w:b/>
+          <w:lang w:val="pt_PT" w:bidi="pt_PT"/>
+        </w:rPr>
         <w:t>"seu Filho".</w:t>
       </w:r>
     </w:p>
@@ -68378,6 +74708,21 @@
         <w:rPr>
           <w:lang w:val="pt_PT" w:bidi="pt_PT"/>
         </w:rPr>
+      </w:r>
+    </w:p>
+    <w:p>
+      <w:pPr/>
+      <w:r>
+        <w:rPr>
+          <w:lang w:val="pt_PT" w:bidi="pt_PT"/>
+        </w:rPr>
+      </w:r>
+      <w:r>
+        <w:rPr>
+          <w:b/>
+          <w:lang w:val="pt_PT" w:bidi="pt_PT"/>
+        </w:rPr>
+        <w:t>τεκνία</w:t>
       </w:r>
     </w:p>
     <w:p>
@@ -68506,6 +74851,21 @@
         <w:rPr>
           <w:lang w:val="pt_PT" w:bidi="pt_PT"/>
         </w:rPr>
+      </w:r>
+    </w:p>
+    <w:p>
+      <w:pPr/>
+      <w:r>
+        <w:rPr>
+          <w:lang w:val="pt_PT" w:bidi="pt_PT"/>
+        </w:rPr>
+      </w:r>
+      <w:r>
+        <w:rPr>
+          <w:b/>
+          <w:lang w:val="pt_PT" w:bidi="pt_PT"/>
+        </w:rPr>
+        <w:t>φυλάξατε ἑαυτὰ ἀπὸ</w:t>
       </w:r>
     </w:p>
     <w:p>

--- a/por/docx/62.content.docx
+++ b/por/docx/62.content.docx
@@ -2131,6 +2131,21 @@
           <w:b/>
           <w:lang w:val="pt_PT" w:bidi="pt_PT"/>
         </w:rPr>
+        <w:t>ὃ ἦν ἀπ’ ἀρχῆς, ὃ ἀκηκόαμεν, ὃ ἑωράκαμεν τοῖς ὀφθαλμοῖς ἡμῶν, ὃ ἐθεασάμεθα, καὶ αἱ χεῖρες ἡμῶν ἐψηλάφησαν, περὶ τοῦ λόγου τῆς ζωῆς</w:t>
+      </w:r>
+    </w:p>
+    <w:p>
+      <w:pPr/>
+      <w:r>
+        <w:rPr>
+          <w:lang w:val="pt_PT" w:bidi="pt_PT"/>
+        </w:rPr>
+      </w:r>
+      <w:r>
+        <w:rPr>
+          <w:b/>
+          <w:lang w:val="pt_PT" w:bidi="pt_PT"/>
+        </w:rPr>
         <w:t>"a respeito da Palavra da vida, que existiu desde a criação do mundo. Nós a ouvimos e com os nossos próprios olhos a vimos. De fato, nós a vimos, e as nossas mãos tocaram nelas".</w:t>
       </w:r>
     </w:p>
@@ -2369,6 +2384,21 @@
           <w:b/>
           <w:lang w:val="pt_PT" w:bidi="pt_PT"/>
         </w:rPr>
+        <w:t>ἀκηκόαμεν &amp; ἑωράκαμεν &amp; ἡμῶν &amp; ἐθεασάμεθα &amp; ἡμῶν</w:t>
+      </w:r>
+    </w:p>
+    <w:p>
+      <w:pPr/>
+      <w:r>
+        <w:rPr>
+          <w:lang w:val="pt_PT" w:bidi="pt_PT"/>
+        </w:rPr>
+      </w:r>
+      <w:r>
+        <w:rPr>
+          <w:b/>
+          <w:lang w:val="pt_PT" w:bidi="pt_PT"/>
+        </w:rPr>
         <w:t>"Nós a ouvimos e com os nossos próprios olhos a vimos... nós a vimos... e as nossas mãos".</w:t>
       </w:r>
     </w:p>
@@ -2602,6 +2632,21 @@
           <w:b/>
           <w:lang w:val="pt_PT" w:bidi="pt_PT"/>
         </w:rPr>
+        <w:t>ὃ ἑωράκαμεν τοῖς ὀφθαλμοῖς ἡμῶν, ὃ ἐθεασάμεθα</w:t>
+      </w:r>
+    </w:p>
+    <w:p>
+      <w:pPr/>
+      <w:r>
+        <w:rPr>
+          <w:lang w:val="pt_PT" w:bidi="pt_PT"/>
+        </w:rPr>
+      </w:r>
+      <w:r>
+        <w:rPr>
+          <w:b/>
+          <w:lang w:val="pt_PT" w:bidi="pt_PT"/>
+        </w:rPr>
         <w:t>"e com os nossos próprios olhos a vimos. De fato, nós a vimos".</w:t>
       </w:r>
     </w:p>
@@ -2881,6 +2926,21 @@
           <w:b/>
           <w:lang w:val="pt_PT" w:bidi="pt_PT"/>
         </w:rPr>
+        <w:t>ἑωράκαμεν τοῖς ὀφθαλμοῖς ἡμῶν &amp; αἱ χεῖρες ἡμῶν ἐψηλάφησαν</w:t>
+      </w:r>
+    </w:p>
+    <w:p>
+      <w:pPr/>
+      <w:r>
+        <w:rPr>
+          <w:lang w:val="pt_PT" w:bidi="pt_PT"/>
+        </w:rPr>
+      </w:r>
+      <w:r>
+        <w:rPr>
+          <w:b/>
+          <w:lang w:val="pt_PT" w:bidi="pt_PT"/>
+        </w:rPr>
         <w:t>"e com os nossos próprios olhos a vimos... e as nossas mãos tocaram nela".</w:t>
       </w:r>
     </w:p>
@@ -3199,6 +3259,21 @@
           <w:b/>
           <w:lang w:val="pt_PT" w:bidi="pt_PT"/>
         </w:rPr>
+        <w:t>ἑωράκαμεν &amp; μαρτυροῦμεν &amp; ἀπαγγέλλομεν &amp; ἡμῖν</w:t>
+      </w:r>
+    </w:p>
+    <w:p>
+      <w:pPr/>
+      <w:r>
+        <w:rPr>
+          <w:lang w:val="pt_PT" w:bidi="pt_PT"/>
+        </w:rPr>
+      </w:r>
+      <w:r>
+        <w:rPr>
+          <w:b/>
+          <w:lang w:val="pt_PT" w:bidi="pt_PT"/>
+        </w:rPr>
         <w:t>"nós a vimos... que falamos dela e anunciamos... que nos foi revelada".</w:t>
       </w:r>
     </w:p>
@@ -3418,6 +3493,21 @@
         <w:rPr>
           <w:lang w:val="pt_PT" w:bidi="pt_PT"/>
         </w:rPr>
+      </w:r>
+    </w:p>
+    <w:p>
+      <w:pPr/>
+      <w:r>
+        <w:rPr>
+          <w:lang w:val="pt_PT" w:bidi="pt_PT"/>
+        </w:rPr>
+      </w:r>
+      <w:r>
+        <w:rPr>
+          <w:b/>
+          <w:lang w:val="pt_PT" w:bidi="pt_PT"/>
+        </w:rPr>
+        <w:t>ἑωράκαμεν, καὶ μαρτυροῦμεν</w:t>
       </w:r>
     </w:p>
     <w:p>
@@ -3533,6 +3623,21 @@
           <w:b/>
           <w:lang w:val="pt_PT" w:bidi="pt_PT"/>
         </w:rPr>
+        <w:t>μαρτυροῦμεν, καὶ ἀπαγγέλλομεν ὑμῖν</w:t>
+      </w:r>
+    </w:p>
+    <w:p>
+      <w:pPr/>
+      <w:r>
+        <w:rPr>
+          <w:lang w:val="pt_PT" w:bidi="pt_PT"/>
+        </w:rPr>
+      </w:r>
+      <w:r>
+        <w:rPr>
+          <w:b/>
+          <w:lang w:val="pt_PT" w:bidi="pt_PT"/>
+        </w:rPr>
         <w:t>"É por isso que agora falamos dela e anunciamos a vocês a vida eterna".</w:t>
       </w:r>
     </w:p>
@@ -3949,6 +4054,21 @@
           <w:b/>
           <w:lang w:val="pt_PT" w:bidi="pt_PT"/>
         </w:rPr>
+        <w:t>ὃ ἑωράκαμεν, καὶ ἀκηκόαμεν, ἀπαγγέλλομεν καὶ ὑμῖν, ἵνα καὶ ὑμεῖς κοινωνίαν ἔχητε μεθ’ ἡμῶν</w:t>
+      </w:r>
+    </w:p>
+    <w:p>
+      <w:pPr/>
+      <w:r>
+        <w:rPr>
+          <w:lang w:val="pt_PT" w:bidi="pt_PT"/>
+        </w:rPr>
+      </w:r>
+      <w:r>
+        <w:rPr>
+          <w:b/>
+          <w:lang w:val="pt_PT" w:bidi="pt_PT"/>
+        </w:rPr>
         <w:t>"Contamos a vocês o que vimos e ouvimos para que vocês estejam unidos conosco".</w:t>
       </w:r>
     </w:p>
@@ -4156,6 +4276,21 @@
           <w:b/>
           <w:lang w:val="pt_PT" w:bidi="pt_PT"/>
         </w:rPr>
+        <w:t>ἑωράκαμεν, καὶ ἀκηκόαμεν, ἀπαγγέλλομεν &amp; ἡμῶν</w:t>
+      </w:r>
+    </w:p>
+    <w:p>
+      <w:pPr/>
+      <w:r>
+        <w:rPr>
+          <w:lang w:val="pt_PT" w:bidi="pt_PT"/>
+        </w:rPr>
+      </w:r>
+      <w:r>
+        <w:rPr>
+          <w:b/>
+          <w:lang w:val="pt_PT" w:bidi="pt_PT"/>
+        </w:rPr>
         <w:t>"Contamos a vocês o que vimos e ouvimos... estejam unidos conosco".</w:t>
       </w:r>
     </w:p>
@@ -4265,6 +4400,21 @@
           <w:b/>
           <w:lang w:val="pt_PT" w:bidi="pt_PT"/>
         </w:rPr>
+        <w:t>καὶ ὑμεῖς κοινωνίαν ἔχητε μεθ’ ἡμῶν &amp; ἡ κοινωνία &amp; ἡ ἡμετέρα μετὰ τοῦ Πατρὸς, καὶ μετὰ τοῦ Υἱοῦ αὐτοῦ</w:t>
+      </w:r>
+    </w:p>
+    <w:p>
+      <w:pPr/>
+      <w:r>
+        <w:rPr>
+          <w:lang w:val="pt_PT" w:bidi="pt_PT"/>
+        </w:rPr>
+      </w:r>
+      <w:r>
+        <w:rPr>
+          <w:b/>
+          <w:lang w:val="pt_PT" w:bidi="pt_PT"/>
+        </w:rPr>
         <w:t>"para que vocês estejam unidos conosco, assim como nós estamos unidos com o Pai e com Jesus Cristo, o seu Filho".</w:t>
       </w:r>
     </w:p>
@@ -4471,6 +4621,21 @@
         <w:rPr>
           <w:lang w:val="pt_PT" w:bidi="pt_PT"/>
         </w:rPr>
+      </w:r>
+    </w:p>
+    <w:p>
+      <w:pPr/>
+      <w:r>
+        <w:rPr>
+          <w:lang w:val="pt_PT" w:bidi="pt_PT"/>
+        </w:rPr>
+      </w:r>
+      <w:r>
+        <w:rPr>
+          <w:b/>
+          <w:lang w:val="pt_PT" w:bidi="pt_PT"/>
+        </w:rPr>
+        <w:t>τοῦ Πατρὸς &amp; τοῦ Υἱοῦ αὐτοῦ</w:t>
       </w:r>
     </w:p>
     <w:p>
@@ -5063,6 +5228,21 @@
           <w:b/>
           <w:lang w:val="pt_PT" w:bidi="pt_PT"/>
         </w:rPr>
+        <w:t>ἵνα ἡ χαρὰ ἡμῶν ᾖ πεπληρωμένη</w:t>
+      </w:r>
+    </w:p>
+    <w:p>
+      <w:pPr/>
+      <w:r>
+        <w:rPr>
+          <w:lang w:val="pt_PT" w:bidi="pt_PT"/>
+        </w:rPr>
+      </w:r>
+      <w:r>
+        <w:rPr>
+          <w:b/>
+          <w:lang w:val="pt_PT" w:bidi="pt_PT"/>
+        </w:rPr>
         <w:t>"para que a nossa alegria seja completa".</w:t>
       </w:r>
     </w:p>
@@ -5159,6 +5339,21 @@
           <w:b/>
           <w:lang w:val="pt_PT" w:bidi="pt_PT"/>
         </w:rPr>
+        <w:t>ἵνα ἡ χαρὰ ἡμῶν ᾖ πεπληρωμένη</w:t>
+      </w:r>
+    </w:p>
+    <w:p>
+      <w:pPr/>
+      <w:r>
+        <w:rPr>
+          <w:lang w:val="pt_PT" w:bidi="pt_PT"/>
+        </w:rPr>
+      </w:r>
+      <w:r>
+        <w:rPr>
+          <w:b/>
+          <w:lang w:val="pt_PT" w:bidi="pt_PT"/>
+        </w:rPr>
         <w:t>"para que a nossa alegria seja completa".</w:t>
       </w:r>
     </w:p>
@@ -5855,6 +6050,21 @@
           <w:b/>
           <w:lang w:val="pt_PT" w:bidi="pt_PT"/>
         </w:rPr>
+        <w:t>σκοτία ἐν αὐτῷ, οὐκ ἔστιν οὐδεμία</w:t>
+      </w:r>
+    </w:p>
+    <w:p>
+      <w:pPr/>
+      <w:r>
+        <w:rPr>
+          <w:lang w:val="pt_PT" w:bidi="pt_PT"/>
+        </w:rPr>
+      </w:r>
+      <w:r>
+        <w:rPr>
+          <w:b/>
+          <w:lang w:val="pt_PT" w:bidi="pt_PT"/>
+        </w:rPr>
         <w:t>"e não há nele nenhuma escuridão".</w:t>
       </w:r>
     </w:p>
@@ -6173,6 +6383,21 @@
           <w:b/>
           <w:lang w:val="pt_PT" w:bidi="pt_PT"/>
         </w:rPr>
+        <w:t>ἐὰν εἴπωμεν ὅτι κοινωνίαν ἔχομεν μετ’ αὐτοῦ, καὶ ἐν τῷ σκότει περιπατῶμεν, ψευδόμεθα καὶ οὐ ποιοῦμεν τὴν ἀλήθειαν</w:t>
+      </w:r>
+    </w:p>
+    <w:p>
+      <w:pPr/>
+      <w:r>
+        <w:rPr>
+          <w:lang w:val="pt_PT" w:bidi="pt_PT"/>
+        </w:rPr>
+      </w:r>
+      <w:r>
+        <w:rPr>
+          <w:b/>
+          <w:lang w:val="pt_PT" w:bidi="pt_PT"/>
+        </w:rPr>
         <w:t>"Portanto, se dizemos que estamos unidos com Deus e ao mesmo tempo vivemos na escuridão, então estamos mentindo com palavras e ações".</w:t>
       </w:r>
     </w:p>
@@ -6242,6 +6467,21 @@
         <w:rPr>
           <w:lang w:val="pt_PT" w:bidi="pt_PT"/>
         </w:rPr>
+      </w:r>
+    </w:p>
+    <w:p>
+      <w:pPr/>
+      <w:r>
+        <w:rPr>
+          <w:lang w:val="pt_PT" w:bidi="pt_PT"/>
+        </w:rPr>
+      </w:r>
+      <w:r>
+        <w:rPr>
+          <w:b/>
+          <w:lang w:val="pt_PT" w:bidi="pt_PT"/>
+        </w:rPr>
+        <w:t>ἐὰν εἴπωμεν ὅτι κοινωνίαν ἔχομεν μετ’ αὐτοῦ</w:t>
       </w:r>
     </w:p>
     <w:p>
@@ -6618,6 +6858,21 @@
           <w:b/>
           <w:lang w:val="pt_PT" w:bidi="pt_PT"/>
         </w:rPr>
+        <w:t>ἐν τῷ σκότει περιπατῶμεν</w:t>
+      </w:r>
+    </w:p>
+    <w:p>
+      <w:pPr/>
+      <w:r>
+        <w:rPr>
+          <w:lang w:val="pt_PT" w:bidi="pt_PT"/>
+        </w:rPr>
+      </w:r>
+      <w:r>
+        <w:rPr>
+          <w:b/>
+          <w:lang w:val="pt_PT" w:bidi="pt_PT"/>
+        </w:rPr>
         <w:t>"e ao mesmo tempo vivemos na escuridão".</w:t>
       </w:r>
     </w:p>
@@ -6713,6 +6968,21 @@
         <w:rPr>
           <w:lang w:val="pt_PT" w:bidi="pt_PT"/>
         </w:rPr>
+      </w:r>
+    </w:p>
+    <w:p>
+      <w:pPr/>
+      <w:r>
+        <w:rPr>
+          <w:lang w:val="pt_PT" w:bidi="pt_PT"/>
+        </w:rPr>
+      </w:r>
+      <w:r>
+        <w:rPr>
+          <w:b/>
+          <w:lang w:val="pt_PT" w:bidi="pt_PT"/>
+        </w:rPr>
+        <w:t>ἐν τῷ σκότει περιπατῶμεν</w:t>
       </w:r>
     </w:p>
     <w:p>
@@ -7076,6 +7346,21 @@
           <w:b/>
           <w:lang w:val="pt_PT" w:bidi="pt_PT"/>
         </w:rPr>
+        <w:t>ἐὰν δὲ ἐν τῷ φωτὶ περιπατῶμεν, ὡς αὐτός ἐστιν ἐν τῷ φωτί, κοινωνίαν ἔχομεν μετ’ ἀλλήλων</w:t>
+      </w:r>
+    </w:p>
+    <w:p>
+      <w:pPr/>
+      <w:r>
+        <w:rPr>
+          <w:lang w:val="pt_PT" w:bidi="pt_PT"/>
+        </w:rPr>
+      </w:r>
+      <w:r>
+        <w:rPr>
+          <w:b/>
+          <w:lang w:val="pt_PT" w:bidi="pt_PT"/>
+        </w:rPr>
         <w:t>"Porém, se vivemos na luz, como Deus está na luz, então estamos unidos uns com os outros".</w:t>
       </w:r>
     </w:p>
@@ -7145,6 +7430,21 @@
         <w:rPr>
           <w:lang w:val="pt_PT" w:bidi="pt_PT"/>
         </w:rPr>
+      </w:r>
+    </w:p>
+    <w:p>
+      <w:pPr/>
+      <w:r>
+        <w:rPr>
+          <w:lang w:val="pt_PT" w:bidi="pt_PT"/>
+        </w:rPr>
+      </w:r>
+      <w:r>
+        <w:rPr>
+          <w:b/>
+          <w:lang w:val="pt_PT" w:bidi="pt_PT"/>
+        </w:rPr>
+        <w:t>ἐν τῷ φωτὶ περιπατῶμεν</w:t>
       </w:r>
     </w:p>
     <w:p>
@@ -7397,6 +7697,21 @@
           <w:b/>
           <w:lang w:val="pt_PT" w:bidi="pt_PT"/>
         </w:rPr>
+        <w:t>ὡς αὐτός ἐστιν ἐν τῷ φωτί</w:t>
+      </w:r>
+    </w:p>
+    <w:p>
+      <w:pPr/>
+      <w:r>
+        <w:rPr>
+          <w:lang w:val="pt_PT" w:bidi="pt_PT"/>
+        </w:rPr>
+      </w:r>
+      <w:r>
+        <w:rPr>
+          <w:b/>
+          <w:lang w:val="pt_PT" w:bidi="pt_PT"/>
+        </w:rPr>
         <w:t>"como Deus está na luz".</w:t>
       </w:r>
     </w:p>
@@ -7506,6 +7821,21 @@
           <w:b/>
           <w:lang w:val="pt_PT" w:bidi="pt_PT"/>
         </w:rPr>
+        <w:t>ὡς αὐτός ἐστιν ἐν τῷ φωτί</w:t>
+      </w:r>
+    </w:p>
+    <w:p>
+      <w:pPr/>
+      <w:r>
+        <w:rPr>
+          <w:lang w:val="pt_PT" w:bidi="pt_PT"/>
+        </w:rPr>
+      </w:r>
+      <w:r>
+        <w:rPr>
+          <w:b/>
+          <w:lang w:val="pt_PT" w:bidi="pt_PT"/>
+        </w:rPr>
         <w:t>"como Deus está na luz".</w:t>
       </w:r>
     </w:p>
@@ -7588,6 +7918,21 @@
         <w:rPr>
           <w:lang w:val="pt_PT" w:bidi="pt_PT"/>
         </w:rPr>
+      </w:r>
+    </w:p>
+    <w:p>
+      <w:pPr/>
+      <w:r>
+        <w:rPr>
+          <w:lang w:val="pt_PT" w:bidi="pt_PT"/>
+        </w:rPr>
+      </w:r>
+      <w:r>
+        <w:rPr>
+          <w:b/>
+          <w:lang w:val="pt_PT" w:bidi="pt_PT"/>
+        </w:rPr>
+        <w:t>κοινωνίαν ἔχομεν μετ’ ἀλλήλων</w:t>
       </w:r>
     </w:p>
     <w:p>
@@ -7853,6 +8198,21 @@
           <w:b/>
           <w:lang w:val="pt_PT" w:bidi="pt_PT"/>
         </w:rPr>
+        <w:t>Ἰησοῦ τοῦ Υἱοῦ αὐτοῦ</w:t>
+      </w:r>
+    </w:p>
+    <w:p>
+      <w:pPr/>
+      <w:r>
+        <w:rPr>
+          <w:lang w:val="pt_PT" w:bidi="pt_PT"/>
+        </w:rPr>
+      </w:r>
+      <w:r>
+        <w:rPr>
+          <w:b/>
+          <w:lang w:val="pt_PT" w:bidi="pt_PT"/>
+        </w:rPr>
         <w:t>"e o sangue de Jesus, o seu Filho".</w:t>
       </w:r>
     </w:p>
@@ -8067,6 +8427,21 @@
           <w:b/>
           <w:lang w:val="pt_PT" w:bidi="pt_PT"/>
         </w:rPr>
+        <w:t>ἐὰν εἴπωμεν ὅτι ἁμαρτίαν οὐκ ἔχομεν, ἑαυτοὺς πλανῶμεν καὶ ἡ ἀλήθεια οὐκ ἔστιν ἐν ἡμῖν</w:t>
+      </w:r>
+    </w:p>
+    <w:p>
+      <w:pPr/>
+      <w:r>
+        <w:rPr>
+          <w:lang w:val="pt_PT" w:bidi="pt_PT"/>
+        </w:rPr>
+      </w:r>
+      <w:r>
+        <w:rPr>
+          <w:b/>
+          <w:lang w:val="pt_PT" w:bidi="pt_PT"/>
+        </w:rPr>
         <w:t>"Se dizemos que não temos pecados, estamos nos enganando, e não há verdade em nós".</w:t>
       </w:r>
     </w:p>
@@ -8150,6 +8525,21 @@
           <w:b/>
           <w:lang w:val="pt_PT" w:bidi="pt_PT"/>
         </w:rPr>
+        <w:t>ἑαυτοὺς πλανῶμεν</w:t>
+      </w:r>
+    </w:p>
+    <w:p>
+      <w:pPr/>
+      <w:r>
+        <w:rPr>
+          <w:lang w:val="pt_PT" w:bidi="pt_PT"/>
+        </w:rPr>
+      </w:r>
+      <w:r>
+        <w:rPr>
+          <w:b/>
+          <w:lang w:val="pt_PT" w:bidi="pt_PT"/>
+        </w:rPr>
         <w:t>"estamos nos enganando".</w:t>
       </w:r>
     </w:p>
@@ -8468,6 +8858,21 @@
           <w:b/>
           <w:lang w:val="pt_PT" w:bidi="pt_PT"/>
         </w:rPr>
+        <w:t>ἐὰν ὁμολογῶμεν τὰς ἁμαρτίας ἡμῶν, πιστός ἐστιν καὶ δίκαιος</w:t>
+      </w:r>
+    </w:p>
+    <w:p>
+      <w:pPr/>
+      <w:r>
+        <w:rPr>
+          <w:lang w:val="pt_PT" w:bidi="pt_PT"/>
+        </w:rPr>
+      </w:r>
+      <w:r>
+        <w:rPr>
+          <w:b/>
+          <w:lang w:val="pt_PT" w:bidi="pt_PT"/>
+        </w:rPr>
         <w:t>"Mas, se confessarmos os nossos pecados a Deus, ele cumprirá a sua promessa e fará o que é correto".</w:t>
       </w:r>
     </w:p>
@@ -8649,6 +9054,21 @@
           <w:b/>
           <w:lang w:val="pt_PT" w:bidi="pt_PT"/>
         </w:rPr>
+        <w:t>πιστός ἐστιν &amp; ἵνα ἀφῇ</w:t>
+      </w:r>
+    </w:p>
+    <w:p>
+      <w:pPr/>
+      <w:r>
+        <w:rPr>
+          <w:lang w:val="pt_PT" w:bidi="pt_PT"/>
+        </w:rPr>
+      </w:r>
+      <w:r>
+        <w:rPr>
+          <w:b/>
+          <w:lang w:val="pt_PT" w:bidi="pt_PT"/>
+        </w:rPr>
         <w:t>"ele cumprirá a sua promessa... ele perdoará os nossos pecados".</w:t>
       </w:r>
     </w:p>
@@ -8745,6 +9165,21 @@
           <w:b/>
           <w:lang w:val="pt_PT" w:bidi="pt_PT"/>
         </w:rPr>
+        <w:t>ἵνα ἀφῇ ἡμῖν τὰς ἁμαρτίας, καὶ καθαρίσῃ ἡμᾶς ἀπὸ πάσης ἀδικίας</w:t>
+      </w:r>
+    </w:p>
+    <w:p>
+      <w:pPr/>
+      <w:r>
+        <w:rPr>
+          <w:lang w:val="pt_PT" w:bidi="pt_PT"/>
+        </w:rPr>
+      </w:r>
+      <w:r>
+        <w:rPr>
+          <w:b/>
+          <w:lang w:val="pt_PT" w:bidi="pt_PT"/>
+        </w:rPr>
         <w:t>"ele perdoará os nossos pecados e nos limpará de toda maldade".</w:t>
       </w:r>
     </w:p>
@@ -8814,6 +9249,21 @@
         <w:rPr>
           <w:lang w:val="pt_PT" w:bidi="pt_PT"/>
         </w:rPr>
+      </w:r>
+    </w:p>
+    <w:p>
+      <w:pPr/>
+      <w:r>
+        <w:rPr>
+          <w:lang w:val="pt_PT" w:bidi="pt_PT"/>
+        </w:rPr>
+      </w:r>
+      <w:r>
+        <w:rPr>
+          <w:b/>
+          <w:lang w:val="pt_PT" w:bidi="pt_PT"/>
+        </w:rPr>
+        <w:t>ἀφῇ ἡμῖν τὰς ἁμαρτίας, καὶ καθαρίσῃ ἡμᾶς ἀπὸ πάσης ἀδικίας</w:t>
       </w:r>
     </w:p>
     <w:p>
@@ -9053,6 +9503,21 @@
           <w:b/>
           <w:lang w:val="pt_PT" w:bidi="pt_PT"/>
         </w:rPr>
+        <w:t>ἐὰν εἴπωμεν ὅτι οὐχ ἡμαρτήκαμεν, ψεύστην ποιοῦμεν αὐτὸν</w:t>
+      </w:r>
+    </w:p>
+    <w:p>
+      <w:pPr/>
+      <w:r>
+        <w:rPr>
+          <w:lang w:val="pt_PT" w:bidi="pt_PT"/>
+        </w:rPr>
+      </w:r>
+      <w:r>
+        <w:rPr>
+          <w:b/>
+          <w:lang w:val="pt_PT" w:bidi="pt_PT"/>
+        </w:rPr>
         <w:t>"Se dizemos que não temos cometido pecados, fazemos de Deus um mentiroso".</w:t>
       </w:r>
     </w:p>
@@ -9370,6 +9835,21 @@
         <w:rPr>
           <w:lang w:val="pt_PT" w:bidi="pt_PT"/>
         </w:rPr>
+      </w:r>
+    </w:p>
+    <w:p>
+      <w:pPr/>
+      <w:r>
+        <w:rPr>
+          <w:lang w:val="pt_PT" w:bidi="pt_PT"/>
+        </w:rPr>
+      </w:r>
+      <w:r>
+        <w:rPr>
+          <w:b/>
+          <w:lang w:val="pt_PT" w:bidi="pt_PT"/>
+        </w:rPr>
+        <w:t>ὁ λόγος αὐτοῦ οὐκ ἔστιν ἐν ἡμῖν</w:t>
       </w:r>
     </w:p>
     <w:p>
@@ -10142,6 +10622,21 @@
           <w:b/>
           <w:lang w:val="pt_PT" w:bidi="pt_PT"/>
         </w:rPr>
+        <w:t>ταῦτα γράφω</w:t>
+      </w:r>
+    </w:p>
+    <w:p>
+      <w:pPr/>
+      <w:r>
+        <w:rPr>
+          <w:lang w:val="pt_PT" w:bidi="pt_PT"/>
+        </w:rPr>
+      </w:r>
+      <w:r>
+        <w:rPr>
+          <w:b/>
+          <w:lang w:val="pt_PT" w:bidi="pt_PT"/>
+        </w:rPr>
         <w:t>"escrevo isso a vocês".</w:t>
       </w:r>
     </w:p>
@@ -10349,6 +10844,21 @@
           <w:b/>
           <w:lang w:val="pt_PT" w:bidi="pt_PT"/>
         </w:rPr>
+        <w:t>ἐάν τις ἁμάρτῃ, Παράκλητον ἔχομεν πρὸς τὸν Πατέρα</w:t>
+      </w:r>
+    </w:p>
+    <w:p>
+      <w:pPr/>
+      <w:r>
+        <w:rPr>
+          <w:lang w:val="pt_PT" w:bidi="pt_PT"/>
+        </w:rPr>
+      </w:r>
+      <w:r>
+        <w:rPr>
+          <w:b/>
+          <w:lang w:val="pt_PT" w:bidi="pt_PT"/>
+        </w:rPr>
         <w:t>"se alguém pecar, Jesus Cristo, que faz o que é correto; ele nos defende diante do Pai".</w:t>
       </w:r>
     </w:p>
@@ -10432,6 +10942,21 @@
           <w:b/>
           <w:lang w:val="pt_PT" w:bidi="pt_PT"/>
         </w:rPr>
+        <w:t>Παράκλητον ἔχομεν πρὸς τὸν Πατέρα, Ἰησοῦν Χριστὸν δίκαιον</w:t>
+      </w:r>
+    </w:p>
+    <w:p>
+      <w:pPr/>
+      <w:r>
+        <w:rPr>
+          <w:lang w:val="pt_PT" w:bidi="pt_PT"/>
+        </w:rPr>
+      </w:r>
+      <w:r>
+        <w:rPr>
+          <w:b/>
+          <w:lang w:val="pt_PT" w:bidi="pt_PT"/>
+        </w:rPr>
         <w:t>"temos Jesus Cristo, que faz o que é correto; ele nos defende diante do Pai".</w:t>
       </w:r>
     </w:p>
@@ -10894,6 +11419,21 @@
           <w:b/>
           <w:lang w:val="pt_PT" w:bidi="pt_PT"/>
         </w:rPr>
+        <w:t>αὐτὸς ἱλασμός ἐστιν περὶ τῶν ἁμαρτιῶν ἡμῶν, οὐ περὶ τῶν ἡμετέρων δὲ μόνον, ἀλλὰ καὶ περὶ ὅλου τοῦ κόσμου</w:t>
+      </w:r>
+    </w:p>
+    <w:p>
+      <w:pPr/>
+      <w:r>
+        <w:rPr>
+          <w:lang w:val="pt_PT" w:bidi="pt_PT"/>
+        </w:rPr>
+      </w:r>
+      <w:r>
+        <w:rPr>
+          <w:b/>
+          <w:lang w:val="pt_PT" w:bidi="pt_PT"/>
+        </w:rPr>
         <w:t>"É por meio do próprio Jesus Cristo que os nossos pecados são perdoados. E não somente os nossos, mas também os pecados do mundo inteiro".</w:t>
       </w:r>
     </w:p>
@@ -11114,6 +11654,21 @@
           <w:b/>
           <w:lang w:val="pt_PT" w:bidi="pt_PT"/>
         </w:rPr>
+        <w:t>οὐ περὶ τῶν ἡμετέρων δὲ μόνον, ἀλλὰ καὶ περὶ ὅλου τοῦ κόσμου</w:t>
+      </w:r>
+    </w:p>
+    <w:p>
+      <w:pPr/>
+      <w:r>
+        <w:rPr>
+          <w:lang w:val="pt_PT" w:bidi="pt_PT"/>
+        </w:rPr>
+      </w:r>
+      <w:r>
+        <w:rPr>
+          <w:b/>
+          <w:lang w:val="pt_PT" w:bidi="pt_PT"/>
+        </w:rPr>
         <w:t>"E não somente os nossos, mas também os pecados do mundo inteiro".</w:t>
       </w:r>
     </w:p>
@@ -11197,6 +11752,21 @@
           <w:b/>
           <w:lang w:val="pt_PT" w:bidi="pt_PT"/>
         </w:rPr>
+        <w:t>ἐν τούτῳ γινώσκομεν ὅτι ἐγνώκαμεν αὐτόν, ἐὰν τὰς ἐντολὰς αὐτοῦ τηρῶμεν</w:t>
+      </w:r>
+    </w:p>
+    <w:p>
+      <w:pPr/>
+      <w:r>
+        <w:rPr>
+          <w:lang w:val="pt_PT" w:bidi="pt_PT"/>
+        </w:rPr>
+      </w:r>
+      <w:r>
+        <w:rPr>
+          <w:b/>
+          <w:lang w:val="pt_PT" w:bidi="pt_PT"/>
+        </w:rPr>
         <w:t>"Se obedecemos aos mandamentos de Deus, então temos certeza de que o conhecemos".</w:t>
       </w:r>
     </w:p>
@@ -11280,6 +11850,21 @@
           <w:b/>
           <w:lang w:val="pt_PT" w:bidi="pt_PT"/>
         </w:rPr>
+        <w:t>ἐν τούτῳ γινώσκομεν ὅτι ἐγνώκαμεν αὐτόν, ἐὰν τὰς ἐντολὰς αὐτοῦ τηρῶμεν</w:t>
+      </w:r>
+    </w:p>
+    <w:p>
+      <w:pPr/>
+      <w:r>
+        <w:rPr>
+          <w:lang w:val="pt_PT" w:bidi="pt_PT"/>
+        </w:rPr>
+      </w:r>
+      <w:r>
+        <w:rPr>
+          <w:b/>
+          <w:lang w:val="pt_PT" w:bidi="pt_PT"/>
+        </w:rPr>
         <w:t>"Se obedecemos aos mandamentos de Deus, então temos certeza de que o conhecemos".</w:t>
       </w:r>
     </w:p>
@@ -11898,6 +12483,21 @@
           <w:b/>
           <w:lang w:val="pt_PT" w:bidi="pt_PT"/>
         </w:rPr>
+        <w:t>ἐὰν τὰς ἐντολὰς αὐτοῦ τηρῶμεν</w:t>
+      </w:r>
+    </w:p>
+    <w:p>
+      <w:pPr/>
+      <w:r>
+        <w:rPr>
+          <w:lang w:val="pt_PT" w:bidi="pt_PT"/>
+        </w:rPr>
+      </w:r>
+      <w:r>
+        <w:rPr>
+          <w:b/>
+          <w:lang w:val="pt_PT" w:bidi="pt_PT"/>
+        </w:rPr>
         <w:t>"Se obedecemos aos mandamentos de Deus".</w:t>
       </w:r>
     </w:p>
@@ -12007,6 +12607,21 @@
           <w:b/>
           <w:lang w:val="pt_PT" w:bidi="pt_PT"/>
         </w:rPr>
+        <w:t>ἐὰν τὰς ἐντολὰς αὐτοῦ τηρῶμεν</w:t>
+      </w:r>
+    </w:p>
+    <w:p>
+      <w:pPr/>
+      <w:r>
+        <w:rPr>
+          <w:lang w:val="pt_PT" w:bidi="pt_PT"/>
+        </w:rPr>
+      </w:r>
+      <w:r>
+        <w:rPr>
+          <w:b/>
+          <w:lang w:val="pt_PT" w:bidi="pt_PT"/>
+        </w:rPr>
         <w:t>"Se obedecemos aos mandamentos de Deus".</w:t>
       </w:r>
     </w:p>
@@ -12089,6 +12704,21 @@
         <w:rPr>
           <w:lang w:val="pt_PT" w:bidi="pt_PT"/>
         </w:rPr>
+      </w:r>
+    </w:p>
+    <w:p>
+      <w:pPr/>
+      <w:r>
+        <w:rPr>
+          <w:lang w:val="pt_PT" w:bidi="pt_PT"/>
+        </w:rPr>
+      </w:r>
+      <w:r>
+        <w:rPr>
+          <w:b/>
+          <w:lang w:val="pt_PT" w:bidi="pt_PT"/>
+        </w:rPr>
+        <w:t>ὁ λέγων &amp; ἔγνωκα αὐτὸν, καὶ τὰς ἐντολὰς αὐτοῦ μὴ τηρῶν, ψεύστης ἐστίν</w:t>
       </w:r>
     </w:p>
     <w:p>
@@ -12785,6 +13415,21 @@
           <w:b/>
           <w:lang w:val="pt_PT" w:bidi="pt_PT"/>
         </w:rPr>
+        <w:t>ψεύστης ἐστίν, καὶ ἐν τούτῳ ἡ ἀλήθεια οὐκ ἔστιν</w:t>
+      </w:r>
+    </w:p>
+    <w:p>
+      <w:pPr/>
+      <w:r>
+        <w:rPr>
+          <w:lang w:val="pt_PT" w:bidi="pt_PT"/>
+        </w:rPr>
+      </w:r>
+      <w:r>
+        <w:rPr>
+          <w:b/>
+          <w:lang w:val="pt_PT" w:bidi="pt_PT"/>
+        </w:rPr>
         <w:t>"é mentiroso, e não há verdade nele".</w:t>
       </w:r>
     </w:p>
@@ -12997,6 +13642,21 @@
           <w:b/>
           <w:lang w:val="pt_PT" w:bidi="pt_PT"/>
         </w:rPr>
+        <w:t>καὶ ἐν τούτῳ ἡ ἀλήθεια οὐκ ἔστιν</w:t>
+      </w:r>
+    </w:p>
+    <w:p>
+      <w:pPr/>
+      <w:r>
+        <w:rPr>
+          <w:lang w:val="pt_PT" w:bidi="pt_PT"/>
+        </w:rPr>
+      </w:r>
+      <w:r>
+        <w:rPr>
+          <w:b/>
+          <w:lang w:val="pt_PT" w:bidi="pt_PT"/>
+        </w:rPr>
         <w:t>"e não há verdade nele".</w:t>
       </w:r>
     </w:p>
@@ -13191,6 +13851,21 @@
           <w:b/>
           <w:lang w:val="pt_PT" w:bidi="pt_PT"/>
         </w:rPr>
+        <w:t>ὃς δ’ ἂν τηρῇ αὐτοῦ τὸν λόγον, ἀληθῶς ἐν τούτῳ ἡ ἀγάπη τοῦ Θεοῦ τετελείωται</w:t>
+      </w:r>
+    </w:p>
+    <w:p>
+      <w:pPr/>
+      <w:r>
+        <w:rPr>
+          <w:lang w:val="pt_PT" w:bidi="pt_PT"/>
+        </w:rPr>
+      </w:r>
+      <w:r>
+        <w:rPr>
+          <w:b/>
+          <w:lang w:val="pt_PT" w:bidi="pt_PT"/>
+        </w:rPr>
         <w:t>"Porém, se obedecemos aos ensinamentos de Deus, sabemos que amamos a Deus de todo o nosso coração".</w:t>
       </w:r>
     </w:p>
@@ -13659,6 +14334,21 @@
           <w:b/>
           <w:lang w:val="pt_PT" w:bidi="pt_PT"/>
         </w:rPr>
+        <w:t>ἀληθῶς ἐν τούτῳ ἡ ἀγάπη τοῦ Θεοῦ τετελείωται</w:t>
+      </w:r>
+    </w:p>
+    <w:p>
+      <w:pPr/>
+      <w:r>
+        <w:rPr>
+          <w:lang w:val="pt_PT" w:bidi="pt_PT"/>
+        </w:rPr>
+      </w:r>
+      <w:r>
+        <w:rPr>
+          <w:b/>
+          <w:lang w:val="pt_PT" w:bidi="pt_PT"/>
+        </w:rPr>
         <w:t>"sabemos que amamos a Deus de todo o nosso coração".</w:t>
       </w:r>
     </w:p>
@@ -14113,6 +14803,21 @@
         <w:rPr>
           <w:lang w:val="pt_PT" w:bidi="pt_PT"/>
         </w:rPr>
+      </w:r>
+    </w:p>
+    <w:p>
+      <w:pPr/>
+      <w:r>
+        <w:rPr>
+          <w:lang w:val="pt_PT" w:bidi="pt_PT"/>
+        </w:rPr>
+      </w:r>
+      <w:r>
+        <w:rPr>
+          <w:b/>
+          <w:lang w:val="pt_PT" w:bidi="pt_PT"/>
+        </w:rPr>
+        <w:t>ἐν τούτῳ γινώσκομεν ὅτι ἐν αὐτῷ ἐσμεν: ὁ λέγων ἐν αὐτῷ μένειν, ὀφείλει καθὼς ἐκεῖνος περιεπάτησεν, καὶ αὐτὸς περιπατεῖν</w:t>
       </w:r>
     </w:p>
     <w:p>
@@ -14641,6 +15346,21 @@
           <w:b/>
           <w:lang w:val="pt_PT" w:bidi="pt_PT"/>
         </w:rPr>
+        <w:t>ὀφείλει καθὼς ἐκεῖνος περιεπάτησεν, καὶ αὐτὸς περιπατεῖν</w:t>
+      </w:r>
+    </w:p>
+    <w:p>
+      <w:pPr/>
+      <w:r>
+        <w:rPr>
+          <w:lang w:val="pt_PT" w:bidi="pt_PT"/>
+        </w:rPr>
+      </w:r>
+      <w:r>
+        <w:rPr>
+          <w:b/>
+          <w:lang w:val="pt_PT" w:bidi="pt_PT"/>
+        </w:rPr>
         <w:t>"deve viver como Jesus Cristo viveu".</w:t>
       </w:r>
     </w:p>
@@ -14786,6 +15506,21 @@
           <w:b/>
           <w:lang w:val="pt_PT" w:bidi="pt_PT"/>
         </w:rPr>
+        <w:t>ὀφείλει καθὼς ἐκεῖνος περιεπάτησεν, καὶ αὐτὸς περιπατεῖν</w:t>
+      </w:r>
+    </w:p>
+    <w:p>
+      <w:pPr/>
+      <w:r>
+        <w:rPr>
+          <w:lang w:val="pt_PT" w:bidi="pt_PT"/>
+        </w:rPr>
+      </w:r>
+      <w:r>
+        <w:rPr>
+          <w:b/>
+          <w:lang w:val="pt_PT" w:bidi="pt_PT"/>
+        </w:rPr>
         <w:t>"deve viver como Jesus Cristo viveu".</w:t>
       </w:r>
     </w:p>
@@ -15879,6 +16614,21 @@
           <w:b/>
           <w:lang w:val="pt_PT" w:bidi="pt_PT"/>
         </w:rPr>
+        <w:t>ὅ ἐστιν ἀληθὲς ἐν αὐτῷ καὶ ἐν ὑμῖν, ὅτι ἡ σκοτία παράγεται, καὶ τὸ φῶς τὸ ἀληθινὸν ἤδη φαίνει</w:t>
+      </w:r>
+    </w:p>
+    <w:p>
+      <w:pPr/>
+      <w:r>
+        <w:rPr>
+          <w:lang w:val="pt_PT" w:bidi="pt_PT"/>
+        </w:rPr>
+      </w:r>
+      <w:r>
+        <w:rPr>
+          <w:b/>
+          <w:lang w:val="pt_PT" w:bidi="pt_PT"/>
+        </w:rPr>
         <w:t>"porque a sua verdade é vista em Cristo e também em vocês. Pois a escuridão está passando, e já está brilhando a verdadeira luz".</w:t>
       </w:r>
     </w:p>
@@ -16281,6 +17031,21 @@
         <w:rPr>
           <w:lang w:val="pt_PT" w:bidi="pt_PT"/>
         </w:rPr>
+      </w:r>
+    </w:p>
+    <w:p>
+      <w:pPr/>
+      <w:r>
+        <w:rPr>
+          <w:lang w:val="pt_PT" w:bidi="pt_PT"/>
+        </w:rPr>
+      </w:r>
+      <w:r>
+        <w:rPr>
+          <w:b/>
+          <w:lang w:val="pt_PT" w:bidi="pt_PT"/>
+        </w:rPr>
+        <w:t>ἡ σκοτία παράγεται, καὶ τὸ φῶς τὸ ἀληθινὸν ἤδη φαίνει</w:t>
       </w:r>
     </w:p>
     <w:p>
@@ -16564,6 +17329,21 @@
           <w:b/>
           <w:lang w:val="pt_PT" w:bidi="pt_PT"/>
         </w:rPr>
+        <w:t>ὁ λέγων ἐν τῷ φωτὶ εἶναι, καὶ τὸν ἀδελφὸν αὐτοῦ μισῶν, ἐν τῇ σκοτίᾳ ἐστὶν ἕως ἄρτι</w:t>
+      </w:r>
+    </w:p>
+    <w:p>
+      <w:pPr/>
+      <w:r>
+        <w:rPr>
+          <w:lang w:val="pt_PT" w:bidi="pt_PT"/>
+        </w:rPr>
+      </w:r>
+      <w:r>
+        <w:rPr>
+          <w:b/>
+          <w:lang w:val="pt_PT" w:bidi="pt_PT"/>
+        </w:rPr>
         <w:t>"Quem diz que vive na luz e odeia o seu irmão está na escuridão até agora".</w:t>
       </w:r>
     </w:p>
@@ -17367,6 +18147,21 @@
           <w:b/>
           <w:lang w:val="pt_PT" w:bidi="pt_PT"/>
         </w:rPr>
+        <w:t>ὁ ἀγαπῶν τὸν ἀδελφὸν αὐτοῦ, ἐν τῷ φωτὶ μένει</w:t>
+      </w:r>
+    </w:p>
+    <w:p>
+      <w:pPr/>
+      <w:r>
+        <w:rPr>
+          <w:lang w:val="pt_PT" w:bidi="pt_PT"/>
+        </w:rPr>
+      </w:r>
+      <w:r>
+        <w:rPr>
+          <w:b/>
+          <w:lang w:val="pt_PT" w:bidi="pt_PT"/>
+        </w:rPr>
         <w:t>"Quem ama o seu irmão vive na luz".</w:t>
       </w:r>
     </w:p>
@@ -17677,6 +18472,21 @@
           <w:b/>
           <w:lang w:val="pt_PT" w:bidi="pt_PT"/>
         </w:rPr>
+        <w:t>ἐν τῷ φωτὶ μένει</w:t>
+      </w:r>
+    </w:p>
+    <w:p>
+      <w:pPr/>
+      <w:r>
+        <w:rPr>
+          <w:lang w:val="pt_PT" w:bidi="pt_PT"/>
+        </w:rPr>
+      </w:r>
+      <w:r>
+        <w:rPr>
+          <w:b/>
+          <w:lang w:val="pt_PT" w:bidi="pt_PT"/>
+        </w:rPr>
         <w:t>"vive na luz".</w:t>
       </w:r>
     </w:p>
@@ -18377,6 +19187,21 @@
           <w:b/>
           <w:lang w:val="pt_PT" w:bidi="pt_PT"/>
         </w:rPr>
+        <w:t>ἐν τῇ σκοτίᾳ ἐστὶν, καὶ ἐν τῇ σκοτίᾳ περιπατεῖ</w:t>
+      </w:r>
+    </w:p>
+    <w:p>
+      <w:pPr/>
+      <w:r>
+        <w:rPr>
+          <w:lang w:val="pt_PT" w:bidi="pt_PT"/>
+        </w:rPr>
+      </w:r>
+      <w:r>
+        <w:rPr>
+          <w:b/>
+          <w:lang w:val="pt_PT" w:bidi="pt_PT"/>
+        </w:rPr>
         <w:t>"está na escuridão, anda nela".</w:t>
       </w:r>
     </w:p>
@@ -18491,6 +19316,21 @@
           <w:b/>
           <w:lang w:val="pt_PT" w:bidi="pt_PT"/>
         </w:rPr>
+        <w:t>ἐν τῇ σκοτίᾳ περιπατεῖ</w:t>
+      </w:r>
+    </w:p>
+    <w:p>
+      <w:pPr/>
+      <w:r>
+        <w:rPr>
+          <w:lang w:val="pt_PT" w:bidi="pt_PT"/>
+        </w:rPr>
+      </w:r>
+      <w:r>
+        <w:rPr>
+          <w:b/>
+          <w:lang w:val="pt_PT" w:bidi="pt_PT"/>
+        </w:rPr>
         <w:t>"está na escuridão, anda nela".</w:t>
       </w:r>
     </w:p>
@@ -18587,6 +19427,21 @@
           <w:b/>
           <w:lang w:val="pt_PT" w:bidi="pt_PT"/>
         </w:rPr>
+        <w:t>οὐκ οἶδεν ποῦ ὑπάγει, ὅτι ἡ σκοτία ἐτύφλωσεν τοὺς ὀφθαλμοὺς αὐτοῦ</w:t>
+      </w:r>
+    </w:p>
+    <w:p>
+      <w:pPr/>
+      <w:r>
+        <w:rPr>
+          <w:lang w:val="pt_PT" w:bidi="pt_PT"/>
+        </w:rPr>
+      </w:r>
+      <w:r>
+        <w:rPr>
+          <w:b/>
+          <w:lang w:val="pt_PT" w:bidi="pt_PT"/>
+        </w:rPr>
         <w:t>"e não sabe para onde está indo, porque a escuridão não deixa que essa pessoa enxergue".</w:t>
       </w:r>
     </w:p>
@@ -18670,6 +19525,21 @@
           <w:b/>
           <w:lang w:val="pt_PT" w:bidi="pt_PT"/>
         </w:rPr>
+        <w:t>οὐκ οἶδεν ποῦ ὑπάγει</w:t>
+      </w:r>
+    </w:p>
+    <w:p>
+      <w:pPr/>
+      <w:r>
+        <w:rPr>
+          <w:lang w:val="pt_PT" w:bidi="pt_PT"/>
+        </w:rPr>
+      </w:r>
+      <w:r>
+        <w:rPr>
+          <w:b/>
+          <w:lang w:val="pt_PT" w:bidi="pt_PT"/>
+        </w:rPr>
         <w:t>"e não sabe para onde está indo".</w:t>
       </w:r>
     </w:p>
@@ -18739,6 +19609,21 @@
         <w:rPr>
           <w:lang w:val="pt_PT" w:bidi="pt_PT"/>
         </w:rPr>
+      </w:r>
+    </w:p>
+    <w:p>
+      <w:pPr/>
+      <w:r>
+        <w:rPr>
+          <w:lang w:val="pt_PT" w:bidi="pt_PT"/>
+        </w:rPr>
+      </w:r>
+      <w:r>
+        <w:rPr>
+          <w:b/>
+          <w:lang w:val="pt_PT" w:bidi="pt_PT"/>
+        </w:rPr>
+        <w:t>ὅτι ἡ σκοτία ἐτύφλωσεν τοὺς ὀφθαλμοὺς αὐτοῦ</w:t>
       </w:r>
     </w:p>
     <w:p>
@@ -19210,6 +20095,21 @@
           <w:b/>
           <w:lang w:val="pt_PT" w:bidi="pt_PT"/>
         </w:rPr>
+        <w:t>διὰ τὸ ὄνομα αὐτοῦ</w:t>
+      </w:r>
+    </w:p>
+    <w:p>
+      <w:pPr/>
+      <w:r>
+        <w:rPr>
+          <w:lang w:val="pt_PT" w:bidi="pt_PT"/>
+        </w:rPr>
+      </w:r>
+      <w:r>
+        <w:rPr>
+          <w:b/>
+          <w:lang w:val="pt_PT" w:bidi="pt_PT"/>
+        </w:rPr>
         <w:t>"por causa de Cristo".</w:t>
       </w:r>
     </w:p>
@@ -19305,6 +20205,21 @@
         <w:rPr>
           <w:lang w:val="pt_PT" w:bidi="pt_PT"/>
         </w:rPr>
+      </w:r>
+    </w:p>
+    <w:p>
+      <w:pPr/>
+      <w:r>
+        <w:rPr>
+          <w:lang w:val="pt_PT" w:bidi="pt_PT"/>
+        </w:rPr>
+      </w:r>
+      <w:r>
+        <w:rPr>
+          <w:b/>
+          <w:lang w:val="pt_PT" w:bidi="pt_PT"/>
+        </w:rPr>
+        <w:t>διὰ τὸ ὄνομα αὐτοῦ</w:t>
       </w:r>
     </w:p>
     <w:p>
@@ -20053,6 +20968,21 @@
           <w:b/>
           <w:lang w:val="pt_PT" w:bidi="pt_PT"/>
         </w:rPr>
+        <w:t>νενικήκατε τὸν πονηρόν</w:t>
+      </w:r>
+    </w:p>
+    <w:p>
+      <w:pPr/>
+      <w:r>
+        <w:rPr>
+          <w:lang w:val="pt_PT" w:bidi="pt_PT"/>
+        </w:rPr>
+      </w:r>
+      <w:r>
+        <w:rPr>
+          <w:b/>
+          <w:lang w:val="pt_PT" w:bidi="pt_PT"/>
+        </w:rPr>
         <w:t>"porque vocês têm vencido o Maligno".</w:t>
       </w:r>
     </w:p>
@@ -21104,6 +22034,21 @@
           <w:b/>
           <w:lang w:val="pt_PT" w:bidi="pt_PT"/>
         </w:rPr>
+        <w:t>νενικήκατε τὸν πονηρόν</w:t>
+      </w:r>
+    </w:p>
+    <w:p>
+      <w:pPr/>
+      <w:r>
+        <w:rPr>
+          <w:lang w:val="pt_PT" w:bidi="pt_PT"/>
+        </w:rPr>
+      </w:r>
+      <w:r>
+        <w:rPr>
+          <w:b/>
+          <w:lang w:val="pt_PT" w:bidi="pt_PT"/>
+        </w:rPr>
         <w:t>"e vocês já venceram o Maligno".</w:t>
       </w:r>
     </w:p>
@@ -22799,6 +23744,21 @@
           <w:b/>
           <w:lang w:val="pt_PT" w:bidi="pt_PT"/>
         </w:rPr>
+        <w:t>ἐάν τις ἀγαπᾷ τὸν κόσμον, οὐκ ἔστιν ἡ ἀγάπη τοῦ Πατρὸς ἐν αὐτῷ</w:t>
+      </w:r>
+    </w:p>
+    <w:p>
+      <w:pPr/>
+      <w:r>
+        <w:rPr>
+          <w:lang w:val="pt_PT" w:bidi="pt_PT"/>
+        </w:rPr>
+      </w:r>
+      <w:r>
+        <w:rPr>
+          <w:b/>
+          <w:lang w:val="pt_PT" w:bidi="pt_PT"/>
+        </w:rPr>
         <w:t>"Se vocês amam o mundo, não amam a Deus, o Pai".</w:t>
       </w:r>
     </w:p>
@@ -23006,6 +23966,21 @@
           <w:b/>
           <w:lang w:val="pt_PT" w:bidi="pt_PT"/>
         </w:rPr>
+        <w:t>τοῦ Πατρὸς</w:t>
+      </w:r>
+    </w:p>
+    <w:p>
+      <w:pPr/>
+      <w:r>
+        <w:rPr>
+          <w:lang w:val="pt_PT" w:bidi="pt_PT"/>
+        </w:rPr>
+      </w:r>
+      <w:r>
+        <w:rPr>
+          <w:b/>
+          <w:lang w:val="pt_PT" w:bidi="pt_PT"/>
+        </w:rPr>
         <w:t>"não amam a Deus, o Pai".</w:t>
       </w:r>
     </w:p>
@@ -23207,7 +24182,7 @@
           <w:b/>
           <w:lang w:val="pt_PT" w:bidi="pt_PT"/>
         </w:rPr>
-        <w:t>οὐκ ἔστιν ἐκ τοῦ Πατρός, ἀλλὰ ἐκ τοῦ κόσμου ἐστίν</w:t>
+        <w:t>πᾶν τὸ ἐν τῷ κόσμῳ</w:t>
       </w:r>
     </w:p>
     <w:p>
@@ -23460,6 +24435,21 @@
           <w:b/>
           <w:lang w:val="pt_PT" w:bidi="pt_PT"/>
         </w:rPr>
+        <w:t>ἡ ἐπιθυμία τῶν ὀφθαλμῶν</w:t>
+      </w:r>
+    </w:p>
+    <w:p>
+      <w:pPr/>
+      <w:r>
+        <w:rPr>
+          <w:lang w:val="pt_PT" w:bidi="pt_PT"/>
+        </w:rPr>
+      </w:r>
+      <w:r>
+        <w:rPr>
+          <w:b/>
+          <w:lang w:val="pt_PT" w:bidi="pt_PT"/>
+        </w:rPr>
         <w:t>"a vontade de ter o que agrada aos olhos".</w:t>
       </w:r>
     </w:p>
@@ -23698,6 +24688,21 @@
           <w:b/>
           <w:lang w:val="pt_PT" w:bidi="pt_PT"/>
         </w:rPr>
+        <w:t>οὐκ ἔστιν ἐκ τοῦ Πατρός, ἀλλὰ ἐκ τοῦ κόσμου ἐστίν</w:t>
+      </w:r>
+    </w:p>
+    <w:p>
+      <w:pPr/>
+      <w:r>
+        <w:rPr>
+          <w:lang w:val="pt_PT" w:bidi="pt_PT"/>
+        </w:rPr>
+      </w:r>
+      <w:r>
+        <w:rPr>
+          <w:b/>
+          <w:lang w:val="pt_PT" w:bidi="pt_PT"/>
+        </w:rPr>
         <w:t>"tudo isso não vem do Pai, mas do mundo".</w:t>
       </w:r>
     </w:p>
@@ -24046,6 +25051,21 @@
           <w:b/>
           <w:lang w:val="pt_PT" w:bidi="pt_PT"/>
         </w:rPr>
+        <w:t>ὁ κόσμος παράγεται</w:t>
+      </w:r>
+    </w:p>
+    <w:p>
+      <w:pPr/>
+      <w:r>
+        <w:rPr>
+          <w:lang w:val="pt_PT" w:bidi="pt_PT"/>
+        </w:rPr>
+      </w:r>
+      <w:r>
+        <w:rPr>
+          <w:b/>
+          <w:lang w:val="pt_PT" w:bidi="pt_PT"/>
+        </w:rPr>
         <w:t>"E o mundo passa".</w:t>
       </w:r>
     </w:p>
@@ -25140,6 +26160,21 @@
           <w:b/>
           <w:lang w:val="pt_PT" w:bidi="pt_PT"/>
         </w:rPr>
+        <w:t>ἀντίχριστος ἔρχεται, καὶ νῦν ἀντίχριστοι πολλοὶ γεγόνασιν</w:t>
+      </w:r>
+    </w:p>
+    <w:p>
+      <w:pPr/>
+      <w:r>
+        <w:rPr>
+          <w:lang w:val="pt_PT" w:bidi="pt_PT"/>
+        </w:rPr>
+      </w:r>
+      <w:r>
+        <w:rPr>
+          <w:b/>
+          <w:lang w:val="pt_PT" w:bidi="pt_PT"/>
+        </w:rPr>
         <w:t>"que o Inimigo de Cristo vem. Pois agora muitos inimigos de Cristo já têm aparecido".</w:t>
       </w:r>
     </w:p>
@@ -25621,6 +26656,21 @@
           <w:b/>
           <w:lang w:val="pt_PT" w:bidi="pt_PT"/>
         </w:rPr>
+        <w:t>εἰ γὰρ ἐξ ἡμῶν ἦσαν, μεμενήκεισαν ἂν μεθ’ ἡμῶν</w:t>
+      </w:r>
+    </w:p>
+    <w:p>
+      <w:pPr/>
+      <w:r>
+        <w:rPr>
+          <w:lang w:val="pt_PT" w:bidi="pt_PT"/>
+        </w:rPr>
+      </w:r>
+      <w:r>
+        <w:rPr>
+          <w:b/>
+          <w:lang w:val="pt_PT" w:bidi="pt_PT"/>
+        </w:rPr>
         <w:t>"Se fossem do nosso grupo, teriam ficado conosco".</w:t>
       </w:r>
     </w:p>
@@ -25815,6 +26865,21 @@
           <w:b/>
           <w:lang w:val="pt_PT" w:bidi="pt_PT"/>
         </w:rPr>
+        <w:t>ἀλλ’ ἵνα φανερωθῶσιν ὅτι οὐκ εἰσὶν πάντες ἐξ ἡμῶν</w:t>
+      </w:r>
+    </w:p>
+    <w:p>
+      <w:pPr/>
+      <w:r>
+        <w:rPr>
+          <w:lang w:val="pt_PT" w:bidi="pt_PT"/>
+        </w:rPr>
+      </w:r>
+      <w:r>
+        <w:rPr>
+          <w:b/>
+          <w:lang w:val="pt_PT" w:bidi="pt_PT"/>
+        </w:rPr>
         <w:t>"Mas elas nos deixaram para que ficasse bem claro que nenhuma delas pertencia mesmo ao nosso grupo".</w:t>
       </w:r>
     </w:p>
@@ -26106,6 +27171,21 @@
         <w:rPr>
           <w:lang w:val="pt_PT" w:bidi="pt_PT"/>
         </w:rPr>
+      </w:r>
+    </w:p>
+    <w:p>
+      <w:pPr/>
+      <w:r>
+        <w:rPr>
+          <w:lang w:val="pt_PT" w:bidi="pt_PT"/>
+        </w:rPr>
+      </w:r>
+      <w:r>
+        <w:rPr>
+          <w:b/>
+          <w:lang w:val="pt_PT" w:bidi="pt_PT"/>
+        </w:rPr>
+        <w:t>ὑμεῖς χρῖσμα ἔχετε ἀπὸ τοῦ Ἁγίου</w:t>
       </w:r>
     </w:p>
     <w:p>
@@ -26885,6 +27965,21 @@
           <w:b/>
           <w:lang w:val="pt_PT" w:bidi="pt_PT"/>
         </w:rPr>
+        <w:t>οὐκ ἔγραψα ὑμῖν ὅτι οὐκ οἴδατε τὴν ἀλήθειαν, ἀλλ’ ὅτι οἴδατε αὐτήν</w:t>
+      </w:r>
+    </w:p>
+    <w:p>
+      <w:pPr/>
+      <w:r>
+        <w:rPr>
+          <w:lang w:val="pt_PT" w:bidi="pt_PT"/>
+        </w:rPr>
+      </w:r>
+      <w:r>
+        <w:rPr>
+          <w:b/>
+          <w:lang w:val="pt_PT" w:bidi="pt_PT"/>
+        </w:rPr>
         <w:t>"Portanto, eu escrevo a vocês, mas não é porque não conhecem a verdade. Pelo contrário, é porque conhecem".</w:t>
       </w:r>
     </w:p>
@@ -26968,6 +28063,21 @@
           <w:b/>
           <w:lang w:val="pt_PT" w:bidi="pt_PT"/>
         </w:rPr>
+        <w:t>οὐκ ἔγραψα ὑμῖν ὅτι οὐκ οἴδατε τὴν ἀλήθειαν, ἀλλ’ ὅτι οἴδατε αὐτήν</w:t>
+      </w:r>
+    </w:p>
+    <w:p>
+      <w:pPr/>
+      <w:r>
+        <w:rPr>
+          <w:lang w:val="pt_PT" w:bidi="pt_PT"/>
+        </w:rPr>
+      </w:r>
+      <w:r>
+        <w:rPr>
+          <w:b/>
+          <w:lang w:val="pt_PT" w:bidi="pt_PT"/>
+        </w:rPr>
         <w:t>"eu escrevo a vocês, mas não é porque não conhecem a verdade. Pelo contrário, é porque conhecem".</w:t>
       </w:r>
     </w:p>
@@ -27286,6 +28396,21 @@
           <w:b/>
           <w:lang w:val="pt_PT" w:bidi="pt_PT"/>
         </w:rPr>
+        <w:t>καὶ ὅτι πᾶν ψεῦδος ἐκ τῆς ἀληθείας οὐκ ἔστιν</w:t>
+      </w:r>
+    </w:p>
+    <w:p>
+      <w:pPr/>
+      <w:r>
+        <w:rPr>
+          <w:lang w:val="pt_PT" w:bidi="pt_PT"/>
+        </w:rPr>
+      </w:r>
+      <w:r>
+        <w:rPr>
+          <w:b/>
+          <w:lang w:val="pt_PT" w:bidi="pt_PT"/>
+        </w:rPr>
         <w:t>"que nunca nenhuma mentira vem da verdade".</w:t>
       </w:r>
     </w:p>
@@ -27369,6 +28494,21 @@
           <w:b/>
           <w:lang w:val="pt_PT" w:bidi="pt_PT"/>
         </w:rPr>
+        <w:t>πᾶν ψεῦδος ἐκ τῆς ἀληθείας οὐκ ἔστιν</w:t>
+      </w:r>
+    </w:p>
+    <w:p>
+      <w:pPr/>
+      <w:r>
+        <w:rPr>
+          <w:lang w:val="pt_PT" w:bidi="pt_PT"/>
+        </w:rPr>
+      </w:r>
+      <w:r>
+        <w:rPr>
+          <w:b/>
+          <w:lang w:val="pt_PT" w:bidi="pt_PT"/>
+        </w:rPr>
         <w:t>"que nunca nenhuma mentira vem da verdade".</w:t>
       </w:r>
     </w:p>
@@ -27562,6 +28702,21 @@
         <w:rPr>
           <w:lang w:val="pt_PT" w:bidi="pt_PT"/>
         </w:rPr>
+      </w:r>
+    </w:p>
+    <w:p>
+      <w:pPr/>
+      <w:r>
+        <w:rPr>
+          <w:lang w:val="pt_PT" w:bidi="pt_PT"/>
+        </w:rPr>
+      </w:r>
+      <w:r>
+        <w:rPr>
+          <w:b/>
+          <w:lang w:val="pt_PT" w:bidi="pt_PT"/>
+        </w:rPr>
+        <w:t>τίς ἐστιν ὁ ψεύστης, εἰ μὴ ὁ ἀρνούμενος ὅτι Ἰησοῦς οὐκ ἔστιν ὁ Χριστός</w:t>
       </w:r>
     </w:p>
     <w:p>
@@ -28278,6 +29433,21 @@
           <w:b/>
           <w:lang w:val="pt_PT" w:bidi="pt_PT"/>
         </w:rPr>
+        <w:t>τὸν Υἱὸν</w:t>
+      </w:r>
+    </w:p>
+    <w:p>
+      <w:pPr/>
+      <w:r>
+        <w:rPr>
+          <w:lang w:val="pt_PT" w:bidi="pt_PT"/>
+        </w:rPr>
+      </w:r>
+      <w:r>
+        <w:rPr>
+          <w:b/>
+          <w:lang w:val="pt_PT" w:bidi="pt_PT"/>
+        </w:rPr>
         <w:t>"quem rejeita o Filho... quem aceita o Filho".</w:t>
       </w:r>
     </w:p>
@@ -28368,6 +29538,21 @@
           <w:b/>
           <w:lang w:val="pt_PT" w:bidi="pt_PT"/>
         </w:rPr>
+        <w:t>οὐδὲ τὸν Πατέρα ἔχει &amp; καὶ τὸν Πατέρα ἔχει</w:t>
+      </w:r>
+    </w:p>
+    <w:p>
+      <w:pPr/>
+      <w:r>
+        <w:rPr>
+          <w:lang w:val="pt_PT" w:bidi="pt_PT"/>
+        </w:rPr>
+      </w:r>
+      <w:r>
+        <w:rPr>
+          <w:b/>
+          <w:lang w:val="pt_PT" w:bidi="pt_PT"/>
+        </w:rPr>
         <w:t>"rejeita também o Pai... tem também o Pai".</w:t>
       </w:r>
     </w:p>
@@ -28778,6 +29963,21 @@
           <w:b/>
           <w:lang w:val="pt_PT" w:bidi="pt_PT"/>
         </w:rPr>
+        <w:t>ὃ ἠκούσατε &amp; ὃ &amp; ἠκούσατε</w:t>
+      </w:r>
+    </w:p>
+    <w:p>
+      <w:pPr/>
+      <w:r>
+        <w:rPr>
+          <w:lang w:val="pt_PT" w:bidi="pt_PT"/>
+        </w:rPr>
+      </w:r>
+      <w:r>
+        <w:rPr>
+          <w:b/>
+          <w:lang w:val="pt_PT" w:bidi="pt_PT"/>
+        </w:rPr>
         <w:t>"a mensagem que ouviram... aquilo que ouviram".</w:t>
       </w:r>
     </w:p>
@@ -29109,6 +30309,21 @@
           <w:b/>
           <w:lang w:val="pt_PT" w:bidi="pt_PT"/>
         </w:rPr>
+        <w:t>ἐὰν ἐν ὑμῖν μείνῃ ὃ ἀπ’ ἀρχῆς ἠκούσατε, καὶ ὑμεῖς ἐν τῷ Υἱῷ καὶ ἐν τῷ Πατρὶ μενεῖτε</w:t>
+      </w:r>
+    </w:p>
+    <w:p>
+      <w:pPr/>
+      <w:r>
+        <w:rPr>
+          <w:lang w:val="pt_PT" w:bidi="pt_PT"/>
+        </w:rPr>
+      </w:r>
+      <w:r>
+        <w:rPr>
+          <w:b/>
+          <w:lang w:val="pt_PT" w:bidi="pt_PT"/>
+        </w:rPr>
         <w:t>"Se aquilo que ouviram desde o começo ficar no coração de vocês, então viverão sempre unidos com o Filho e com o Pai".</w:t>
       </w:r>
     </w:p>
@@ -29178,6 +30393,21 @@
         <w:rPr>
           <w:lang w:val="pt_PT" w:bidi="pt_PT"/>
         </w:rPr>
+      </w:r>
+    </w:p>
+    <w:p>
+      <w:pPr/>
+      <w:r>
+        <w:rPr>
+          <w:lang w:val="pt_PT" w:bidi="pt_PT"/>
+        </w:rPr>
+      </w:r>
+      <w:r>
+        <w:rPr>
+          <w:b/>
+          <w:lang w:val="pt_PT" w:bidi="pt_PT"/>
+        </w:rPr>
+        <w:t>καὶ ὑμεῖς ἐν τῷ Υἱῷ καὶ ἐν τῷ Πατρὶ μενεῖτε</w:t>
       </w:r>
     </w:p>
     <w:p>
@@ -30325,6 +31555,21 @@
           <w:b/>
           <w:lang w:val="pt_PT" w:bidi="pt_PT"/>
         </w:rPr>
+        <w:t>τὸ χρῖσμα ὃ ἐλάβετε ἀπ’ αὐτοῦ</w:t>
+      </w:r>
+    </w:p>
+    <w:p>
+      <w:pPr/>
+      <w:r>
+        <w:rPr>
+          <w:lang w:val="pt_PT" w:bidi="pt_PT"/>
+        </w:rPr>
+      </w:r>
+      <w:r>
+        <w:rPr>
+          <w:b/>
+          <w:lang w:val="pt_PT" w:bidi="pt_PT"/>
+        </w:rPr>
         <w:t>"Mas sobre vocês Cristo tem derramado o seu Espírito".</w:t>
       </w:r>
     </w:p>
@@ -31379,6 +32624,21 @@
           <w:b/>
           <w:lang w:val="pt_PT" w:bidi="pt_PT"/>
         </w:rPr>
+        <w:t>μὴ αἰσχυνθῶμεν ἀπ’ αὐτοῦ</w:t>
+      </w:r>
+    </w:p>
+    <w:p>
+      <w:pPr/>
+      <w:r>
+        <w:rPr>
+          <w:lang w:val="pt_PT" w:bidi="pt_PT"/>
+        </w:rPr>
+      </w:r>
+      <w:r>
+        <w:rPr>
+          <w:b/>
+          <w:lang w:val="pt_PT" w:bidi="pt_PT"/>
+        </w:rPr>
         <w:t>"não precisaremos ficar com vergonha e nos esconder dele".</w:t>
       </w:r>
     </w:p>
@@ -32105,6 +33365,21 @@
           <w:b/>
           <w:lang w:val="pt_PT" w:bidi="pt_PT"/>
         </w:rPr>
+        <w:t>σχῶμεν παρρησίαν, καὶ μὴ αἰσχυνθῶμεν ἀπ’ αὐτοῦ</w:t>
+      </w:r>
+    </w:p>
+    <w:p>
+      <w:pPr/>
+      <w:r>
+        <w:rPr>
+          <w:lang w:val="pt_PT" w:bidi="pt_PT"/>
+        </w:rPr>
+      </w:r>
+      <w:r>
+        <w:rPr>
+          <w:b/>
+          <w:lang w:val="pt_PT" w:bidi="pt_PT"/>
+        </w:rPr>
         <w:t>"Assim não precisaremos ficar com vergonha e nos esconder dele naquele dia".</w:t>
       </w:r>
     </w:p>
@@ -32312,6 +33587,21 @@
           <w:b/>
           <w:lang w:val="pt_PT" w:bidi="pt_PT"/>
         </w:rPr>
+        <w:t>μὴ αἰσχυνθῶμεν ἀπ’ αὐτοῦ</w:t>
+      </w:r>
+    </w:p>
+    <w:p>
+      <w:pPr/>
+      <w:r>
+        <w:rPr>
+          <w:lang w:val="pt_PT" w:bidi="pt_PT"/>
+        </w:rPr>
+      </w:r>
+      <w:r>
+        <w:rPr>
+          <w:b/>
+          <w:lang w:val="pt_PT" w:bidi="pt_PT"/>
+        </w:rPr>
         <w:t>"não precisaremos ficar com vergonha e nos esconder dele naquele dia".</w:t>
       </w:r>
     </w:p>
@@ -32766,6 +34056,21 @@
         <w:rPr>
           <w:lang w:val="pt_PT" w:bidi="pt_PT"/>
         </w:rPr>
+      </w:r>
+    </w:p>
+    <w:p>
+      <w:pPr/>
+      <w:r>
+        <w:rPr>
+          <w:lang w:val="pt_PT" w:bidi="pt_PT"/>
+        </w:rPr>
+      </w:r>
+      <w:r>
+        <w:rPr>
+          <w:b/>
+          <w:lang w:val="pt_PT" w:bidi="pt_PT"/>
+        </w:rPr>
+        <w:t>πᾶς ὁ ποιῶν τὴν δικαιοσύνην ἐξ αὐτοῦ γεγέννηται</w:t>
       </w:r>
     </w:p>
     <w:p>
@@ -33603,6 +34908,21 @@
           <w:b/>
           <w:lang w:val="pt_PT" w:bidi="pt_PT"/>
         </w:rPr>
+        <w:t>ἵνα τέκνα Θεοῦ κληθῶμεν</w:t>
+      </w:r>
+    </w:p>
+    <w:p>
+      <w:pPr/>
+      <w:r>
+        <w:rPr>
+          <w:lang w:val="pt_PT" w:bidi="pt_PT"/>
+        </w:rPr>
+      </w:r>
+      <w:r>
+        <w:rPr>
+          <w:b/>
+          <w:lang w:val="pt_PT" w:bidi="pt_PT"/>
+        </w:rPr>
         <w:t>"que somos chamados de filhos de Deus".</w:t>
       </w:r>
     </w:p>
@@ -33913,6 +35233,21 @@
           <w:b/>
           <w:lang w:val="pt_PT" w:bidi="pt_PT"/>
         </w:rPr>
+        <w:t>διὰ τοῦτο, ὁ κόσμος οὐ γινώσκει ἡμᾶς, ὅτι οὐκ ἔγνω αὐτόν</w:t>
+      </w:r>
+    </w:p>
+    <w:p>
+      <w:pPr/>
+      <w:r>
+        <w:rPr>
+          <w:lang w:val="pt_PT" w:bidi="pt_PT"/>
+        </w:rPr>
+      </w:r>
+      <w:r>
+        <w:rPr>
+          <w:b/>
+          <w:lang w:val="pt_PT" w:bidi="pt_PT"/>
+        </w:rPr>
         <w:t>"É por isso que o mundo não nos conhece, pois não conheceu a Deus".</w:t>
       </w:r>
     </w:p>
@@ -33982,6 +35317,21 @@
         <w:rPr>
           <w:lang w:val="pt_PT" w:bidi="pt_PT"/>
         </w:rPr>
+      </w:r>
+    </w:p>
+    <w:p>
+      <w:pPr/>
+      <w:r>
+        <w:rPr>
+          <w:lang w:val="pt_PT" w:bidi="pt_PT"/>
+        </w:rPr>
+      </w:r>
+      <w:r>
+        <w:rPr>
+          <w:b/>
+          <w:lang w:val="pt_PT" w:bidi="pt_PT"/>
+        </w:rPr>
+        <w:t>διὰ τοῦτο, ὁ κόσμος οὐ γινώσκει ἡμᾶς, ὅτι οὐκ ἔγνω αὐτόν</w:t>
       </w:r>
     </w:p>
     <w:p>
@@ -34722,6 +36072,21 @@
           <w:b/>
           <w:lang w:val="pt_PT" w:bidi="pt_PT"/>
         </w:rPr>
+        <w:t>οὔπω ἐφανερώθη τί ἐσόμεθα</w:t>
+      </w:r>
+    </w:p>
+    <w:p>
+      <w:pPr/>
+      <w:r>
+        <w:rPr>
+          <w:lang w:val="pt_PT" w:bidi="pt_PT"/>
+        </w:rPr>
+      </w:r>
+      <w:r>
+        <w:rPr>
+          <w:b/>
+          <w:lang w:val="pt_PT" w:bidi="pt_PT"/>
+        </w:rPr>
         <w:t>"ainda não sabemos o que vamos ser".</w:t>
       </w:r>
     </w:p>
@@ -35071,6 +36436,21 @@
           <w:b/>
           <w:lang w:val="pt_PT" w:bidi="pt_PT"/>
         </w:rPr>
+        <w:t>ὅμοιοι αὐτῷ ἐσόμεθα, ὅτι ὀψόμεθα αὐτὸν καθώς ἐστιν</w:t>
+      </w:r>
+    </w:p>
+    <w:p>
+      <w:pPr/>
+      <w:r>
+        <w:rPr>
+          <w:lang w:val="pt_PT" w:bidi="pt_PT"/>
+        </w:rPr>
+      </w:r>
+      <w:r>
+        <w:rPr>
+          <w:b/>
+          <w:lang w:val="pt_PT" w:bidi="pt_PT"/>
+        </w:rPr>
         <w:t>"ficaremos parecidos com ele, pois o veremos como ele realmente é".</w:t>
       </w:r>
     </w:p>
@@ -35154,6 +36534,21 @@
           <w:b/>
           <w:lang w:val="pt_PT" w:bidi="pt_PT"/>
         </w:rPr>
+        <w:t>αὐτῷ &amp; ἐκεῖνος</w:t>
+      </w:r>
+    </w:p>
+    <w:p>
+      <w:pPr/>
+      <w:r>
+        <w:rPr>
+          <w:lang w:val="pt_PT" w:bidi="pt_PT"/>
+        </w:rPr>
+      </w:r>
+      <w:r>
+        <w:rPr>
+          <w:b/>
+          <w:lang w:val="pt_PT" w:bidi="pt_PT"/>
+        </w:rPr>
         <w:t>"tem essa esperança em Cristo</w:t>
       </w:r>
       <w:r>
@@ -35289,6 +36684,21 @@
           <w:b/>
           <w:lang w:val="pt_PT" w:bidi="pt_PT"/>
         </w:rPr>
+        <w:t>πᾶς ὁ ποιῶν τὴν ἁμαρτίαν, καὶ τὴν ἀνομίαν ποιεῖ, καὶ ἡ ἁμαρτία ἐστὶν ἡ ἀνομία</w:t>
+      </w:r>
+    </w:p>
+    <w:p>
+      <w:pPr/>
+      <w:r>
+        <w:rPr>
+          <w:lang w:val="pt_PT" w:bidi="pt_PT"/>
+        </w:rPr>
+      </w:r>
+      <w:r>
+        <w:rPr>
+          <w:b/>
+          <w:lang w:val="pt_PT" w:bidi="pt_PT"/>
+        </w:rPr>
         <w:t>"Quem peca é culpado de quebrar a lei de Deus, porque o pecado é é a quebra da lei".</w:t>
       </w:r>
     </w:p>
@@ -35398,6 +36808,21 @@
           <w:b/>
           <w:lang w:val="pt_PT" w:bidi="pt_PT"/>
         </w:rPr>
+        <w:t>πᾶς ὁ ποιῶν τὴν ἁμαρτίαν, καὶ τὴν ἀνομίαν ποιεῖ, καὶ ἡ ἁμαρτία ἐστὶν ἡ ἀνομία</w:t>
+      </w:r>
+    </w:p>
+    <w:p>
+      <w:pPr/>
+      <w:r>
+        <w:rPr>
+          <w:lang w:val="pt_PT" w:bidi="pt_PT"/>
+        </w:rPr>
+      </w:r>
+      <w:r>
+        <w:rPr>
+          <w:b/>
+          <w:lang w:val="pt_PT" w:bidi="pt_PT"/>
+        </w:rPr>
         <w:t>"Quem peca é culpado de quebrar a lei de Deus, porque o pecado é a quebra da lei".</w:t>
       </w:r>
     </w:p>
@@ -35467,6 +36892,21 @@
         <w:rPr>
           <w:lang w:val="pt_PT" w:bidi="pt_PT"/>
         </w:rPr>
+      </w:r>
+    </w:p>
+    <w:p>
+      <w:pPr/>
+      <w:r>
+        <w:rPr>
+          <w:lang w:val="pt_PT" w:bidi="pt_PT"/>
+        </w:rPr>
+      </w:r>
+      <w:r>
+        <w:rPr>
+          <w:b/>
+          <w:lang w:val="pt_PT" w:bidi="pt_PT"/>
+        </w:rPr>
+        <w:t>ἐκεῖνος &amp; ἄρῃ &amp; αὐτῷ</w:t>
       </w:r>
     </w:p>
     <w:p>
@@ -35980,6 +37420,21 @@
           <w:b/>
           <w:lang w:val="pt_PT" w:bidi="pt_PT"/>
         </w:rPr>
+        <w:t>πᾶς ὁ ἐν αὐτῷ μένων</w:t>
+      </w:r>
+    </w:p>
+    <w:p>
+      <w:pPr/>
+      <w:r>
+        <w:rPr>
+          <w:lang w:val="pt_PT" w:bidi="pt_PT"/>
+        </w:rPr>
+      </w:r>
+      <w:r>
+        <w:rPr>
+          <w:b/>
+          <w:lang w:val="pt_PT" w:bidi="pt_PT"/>
+        </w:rPr>
         <w:t>"Assim, quem vive unido com Cristo".</w:t>
       </w:r>
     </w:p>
@@ -36791,6 +38246,21 @@
           <w:b/>
           <w:lang w:val="pt_PT" w:bidi="pt_PT"/>
         </w:rPr>
+        <w:t>ὁ ποιῶν τὴν δικαιοσύνην</w:t>
+      </w:r>
+    </w:p>
+    <w:p>
+      <w:pPr/>
+      <w:r>
+        <w:rPr>
+          <w:lang w:val="pt_PT" w:bidi="pt_PT"/>
+        </w:rPr>
+      </w:r>
+      <w:r>
+        <w:rPr>
+          <w:b/>
+          <w:lang w:val="pt_PT" w:bidi="pt_PT"/>
+        </w:rPr>
         <w:t>"Aquele que faz o que é correto".</w:t>
       </w:r>
     </w:p>
@@ -36892,6 +38362,21 @@
           <w:b/>
           <w:lang w:val="pt_PT" w:bidi="pt_PT"/>
         </w:rPr>
+        <w:t>δίκαιός ἐστιν, καθὼς ἐκεῖνος δίκαιός ἐστιν</w:t>
+      </w:r>
+    </w:p>
+    <w:p>
+      <w:pPr/>
+      <w:r>
+        <w:rPr>
+          <w:lang w:val="pt_PT" w:bidi="pt_PT"/>
+        </w:rPr>
+      </w:r>
+      <w:r>
+        <w:rPr>
+          <w:b/>
+          <w:lang w:val="pt_PT" w:bidi="pt_PT"/>
+        </w:rPr>
         <w:t>"é correto, assim como Cristo é correto".</w:t>
       </w:r>
     </w:p>
@@ -37625,6 +39110,21 @@
           <w:b/>
           <w:lang w:val="pt_PT" w:bidi="pt_PT"/>
         </w:rPr>
+        <w:t>ἵνα λύσῃ τὰ ἔργα τοῦ διαβόλου</w:t>
+      </w:r>
+    </w:p>
+    <w:p>
+      <w:pPr/>
+      <w:r>
+        <w:rPr>
+          <w:lang w:val="pt_PT" w:bidi="pt_PT"/>
+        </w:rPr>
+      </w:r>
+      <w:r>
+        <w:rPr>
+          <w:b/>
+          <w:lang w:val="pt_PT" w:bidi="pt_PT"/>
+        </w:rPr>
         <w:t>"para destruir o que o Diabo tem feito".</w:t>
       </w:r>
     </w:p>
@@ -37707,6 +39207,21 @@
         <w:rPr>
           <w:lang w:val="pt_PT" w:bidi="pt_PT"/>
         </w:rPr>
+      </w:r>
+    </w:p>
+    <w:p>
+      <w:pPr/>
+      <w:r>
+        <w:rPr>
+          <w:lang w:val="pt_PT" w:bidi="pt_PT"/>
+        </w:rPr>
+      </w:r>
+      <w:r>
+        <w:rPr>
+          <w:b/>
+          <w:lang w:val="pt_PT" w:bidi="pt_PT"/>
+        </w:rPr>
+        <w:t>πᾶς ὁ γεγεννημένος ἐκ τοῦ Θεοῦ &amp; ὅτι ἐκ τοῦ Θεοῦ γεγέννηται</w:t>
       </w:r>
     </w:p>
     <w:p>
@@ -37822,6 +39337,21 @@
           <w:b/>
           <w:lang w:val="pt_PT" w:bidi="pt_PT"/>
         </w:rPr>
+        <w:t>πᾶς ὁ γεγεννημένος ἐκ τοῦ Θεοῦ &amp; ὅτι ἐκ τοῦ Θεοῦ γεγέννηται</w:t>
+      </w:r>
+    </w:p>
+    <w:p>
+      <w:pPr/>
+      <w:r>
+        <w:rPr>
+          <w:lang w:val="pt_PT" w:bidi="pt_PT"/>
+        </w:rPr>
+      </w:r>
+      <w:r>
+        <w:rPr>
+          <w:b/>
+          <w:lang w:val="pt_PT" w:bidi="pt_PT"/>
+        </w:rPr>
         <w:t>"Quem é filho de Deus... porque Deus é seu pai".</w:t>
       </w:r>
     </w:p>
@@ -37923,6 +39453,21 @@
           <w:b/>
           <w:lang w:val="pt_PT" w:bidi="pt_PT"/>
         </w:rPr>
+        <w:t>ἁμαρτίαν οὐ ποιεῖ &amp; οὐ δύναται ἁμαρτάνειν</w:t>
+      </w:r>
+    </w:p>
+    <w:p>
+      <w:pPr/>
+      <w:r>
+        <w:rPr>
+          <w:lang w:val="pt_PT" w:bidi="pt_PT"/>
+        </w:rPr>
+      </w:r>
+      <w:r>
+        <w:rPr>
+          <w:b/>
+          <w:lang w:val="pt_PT" w:bidi="pt_PT"/>
+        </w:rPr>
         <w:t>"não continua pecando... E ela não pode continuar pecando".</w:t>
       </w:r>
     </w:p>
@@ -38435,6 +39980,21 @@
           <w:b/>
           <w:lang w:val="pt_PT" w:bidi="pt_PT"/>
         </w:rPr>
+        <w:t>ἐν τούτῳ φανερά ἐστιν τὰ τέκνα τοῦ Θεοῦ, καὶ τὰ τέκνα τοῦ διαβόλου</w:t>
+      </w:r>
+    </w:p>
+    <w:p>
+      <w:pPr/>
+      <w:r>
+        <w:rPr>
+          <w:lang w:val="pt_PT" w:bidi="pt_PT"/>
+        </w:rPr>
+      </w:r>
+      <w:r>
+        <w:rPr>
+          <w:b/>
+          <w:lang w:val="pt_PT" w:bidi="pt_PT"/>
+        </w:rPr>
         <w:t>"A diferença clara que existe entre os filhos de Deus e os filhos do Diabo é esta".</w:t>
       </w:r>
     </w:p>
@@ -38668,6 +40228,21 @@
           <w:b/>
           <w:lang w:val="pt_PT" w:bidi="pt_PT"/>
         </w:rPr>
+        <w:t>πᾶς ὁ μὴ ποιῶν δικαιοσύνην, οὐκ ἔστιν ἐκ τοῦ Θεοῦ</w:t>
+      </w:r>
+    </w:p>
+    <w:p>
+      <w:pPr/>
+      <w:r>
+        <w:rPr>
+          <w:lang w:val="pt_PT" w:bidi="pt_PT"/>
+        </w:rPr>
+      </w:r>
+      <w:r>
+        <w:rPr>
+          <w:b/>
+          <w:lang w:val="pt_PT" w:bidi="pt_PT"/>
+        </w:rPr>
         <w:t>"quem não faz o que é correto ou não ama o seu irmão não é filho de Deus".</w:t>
       </w:r>
     </w:p>
@@ -38737,6 +40312,21 @@
         <w:rPr>
           <w:lang w:val="pt_PT" w:bidi="pt_PT"/>
         </w:rPr>
+      </w:r>
+    </w:p>
+    <w:p>
+      <w:pPr/>
+      <w:r>
+        <w:rPr>
+          <w:lang w:val="pt_PT" w:bidi="pt_PT"/>
+        </w:rPr>
+      </w:r>
+      <w:r>
+        <w:rPr>
+          <w:b/>
+          <w:lang w:val="pt_PT" w:bidi="pt_PT"/>
+        </w:rPr>
+        <w:t>πᾶς ὁ μὴ ποιῶν δικαιοσύνην</w:t>
       </w:r>
     </w:p>
     <w:p>
@@ -39982,6 +41572,21 @@
           <w:b/>
           <w:lang w:val="pt_PT" w:bidi="pt_PT"/>
         </w:rPr>
+        <w:t>καὶ χάριν τίνος ἔσφαξεν αὐτόν? ὅτι</w:t>
+      </w:r>
+    </w:p>
+    <w:p>
+      <w:pPr/>
+      <w:r>
+        <w:rPr>
+          <w:lang w:val="pt_PT" w:bidi="pt_PT"/>
+        </w:rPr>
+      </w:r>
+      <w:r>
+        <w:rPr>
+          <w:b/>
+          <w:lang w:val="pt_PT" w:bidi="pt_PT"/>
+        </w:rPr>
         <w:t>"E por que o matou? Porque o que Caim fazia".</w:t>
       </w:r>
     </w:p>
@@ -40051,6 +41656,21 @@
         <w:rPr>
           <w:lang w:val="pt_PT" w:bidi="pt_PT"/>
         </w:rPr>
+      </w:r>
+    </w:p>
+    <w:p>
+      <w:pPr/>
+      <w:r>
+        <w:rPr>
+          <w:lang w:val="pt_PT" w:bidi="pt_PT"/>
+        </w:rPr>
+      </w:r>
+      <w:r>
+        <w:rPr>
+          <w:b/>
+          <w:lang w:val="pt_PT" w:bidi="pt_PT"/>
+        </w:rPr>
+        <w:t>τὰ δὲ τοῦ ἀδελφοῦ αὐτοῦ, δίκαια</w:t>
       </w:r>
     </w:p>
     <w:p>
@@ -40504,6 +42124,21 @@
           <w:b/>
           <w:lang w:val="pt_PT" w:bidi="pt_PT"/>
         </w:rPr>
+        <w:t>ἡμεῖς οἴδαμεν ὅτι μεταβεβήκαμεν ἐκ τοῦ θανάτου εἰς τὴν ζωήν, ὅτι ἀγαπῶμεν τοὺς ἀδελφούς</w:t>
+      </w:r>
+    </w:p>
+    <w:p>
+      <w:pPr/>
+      <w:r>
+        <w:rPr>
+          <w:lang w:val="pt_PT" w:bidi="pt_PT"/>
+        </w:rPr>
+      </w:r>
+      <w:r>
+        <w:rPr>
+          <w:b/>
+          <w:lang w:val="pt_PT" w:bidi="pt_PT"/>
+        </w:rPr>
         <w:t>"Nós sabemos que já passamos da morte para a vida e sabemos isso porque amamos os nossos irmãos".</w:t>
       </w:r>
     </w:p>
@@ -40587,6 +42222,21 @@
           <w:b/>
           <w:lang w:val="pt_PT" w:bidi="pt_PT"/>
         </w:rPr>
+        <w:t>μεταβεβήκαμεν ἐκ τοῦ θανάτου εἰς τὴν ζωήν</w:t>
+      </w:r>
+    </w:p>
+    <w:p>
+      <w:pPr/>
+      <w:r>
+        <w:rPr>
+          <w:lang w:val="pt_PT" w:bidi="pt_PT"/>
+        </w:rPr>
+      </w:r>
+      <w:r>
+        <w:rPr>
+          <w:b/>
+          <w:lang w:val="pt_PT" w:bidi="pt_PT"/>
+        </w:rPr>
         <w:t>"Nós sabemos que já passamos da morte para a vida".</w:t>
       </w:r>
     </w:p>
@@ -40656,6 +42306,21 @@
         <w:rPr>
           <w:lang w:val="pt_PT" w:bidi="pt_PT"/>
         </w:rPr>
+      </w:r>
+    </w:p>
+    <w:p>
+      <w:pPr/>
+      <w:r>
+        <w:rPr>
+          <w:lang w:val="pt_PT" w:bidi="pt_PT"/>
+        </w:rPr>
+      </w:r>
+      <w:r>
+        <w:rPr>
+          <w:b/>
+          <w:lang w:val="pt_PT" w:bidi="pt_PT"/>
+        </w:rPr>
+        <w:t>μεταβεβήκαμεν ἐκ τοῦ θανάτου εἰς τὴν ζωήν</w:t>
       </w:r>
     </w:p>
     <w:p>
@@ -41401,6 +43066,21 @@
           <w:b/>
           <w:lang w:val="pt_PT" w:bidi="pt_PT"/>
         </w:rPr>
+        <w:t>πᾶς ἀνθρωποκτόνος οὐκ ἔχει ζωὴν αἰώνιον</w:t>
+      </w:r>
+    </w:p>
+    <w:p>
+      <w:pPr/>
+      <w:r>
+        <w:rPr>
+          <w:lang w:val="pt_PT" w:bidi="pt_PT"/>
+        </w:rPr>
+      </w:r>
+      <w:r>
+        <w:rPr>
+          <w:b/>
+          <w:lang w:val="pt_PT" w:bidi="pt_PT"/>
+        </w:rPr>
         <w:t>"que nenhum assassino tem em si a vida eterna".</w:t>
       </w:r>
     </w:p>
@@ -42318,6 +43998,21 @@
           <w:b/>
           <w:lang w:val="pt_PT" w:bidi="pt_PT"/>
         </w:rPr>
+        <w:t>ὃς &amp; ἂν ἔχῃ τὸν βίον τοῦ κόσμου</w:t>
+      </w:r>
+    </w:p>
+    <w:p>
+      <w:pPr/>
+      <w:r>
+        <w:rPr>
+          <w:lang w:val="pt_PT" w:bidi="pt_PT"/>
+        </w:rPr>
+      </w:r>
+      <w:r>
+        <w:rPr>
+          <w:b/>
+          <w:lang w:val="pt_PT" w:bidi="pt_PT"/>
+        </w:rPr>
         <w:t>"Se alguém é rico".</w:t>
       </w:r>
     </w:p>
@@ -43413,6 +45108,21 @@
           <w:b/>
           <w:lang w:val="pt_PT" w:bidi="pt_PT"/>
         </w:rPr>
+        <w:t>μὴ ἀγαπῶμεν λόγῳ, μηδὲ τῇ γλώσσῃ</w:t>
+      </w:r>
+    </w:p>
+    <w:p>
+      <w:pPr/>
+      <w:r>
+        <w:rPr>
+          <w:lang w:val="pt_PT" w:bidi="pt_PT"/>
+        </w:rPr>
+      </w:r>
+      <w:r>
+        <w:rPr>
+          <w:b/>
+          <w:lang w:val="pt_PT" w:bidi="pt_PT"/>
+        </w:rPr>
         <w:t>"o nosso amor não ser somente de palavras e de conversa".</w:t>
       </w:r>
     </w:p>
@@ -43633,6 +45343,21 @@
           <w:b/>
           <w:lang w:val="pt_PT" w:bidi="pt_PT"/>
         </w:rPr>
+        <w:t>μὴ ἀγαπῶμεν λόγῳ, μηδὲ τῇ γλώσσῃ</w:t>
+      </w:r>
+    </w:p>
+    <w:p>
+      <w:pPr/>
+      <w:r>
+        <w:rPr>
+          <w:lang w:val="pt_PT" w:bidi="pt_PT"/>
+        </w:rPr>
+      </w:r>
+      <w:r>
+        <w:rPr>
+          <w:b/>
+          <w:lang w:val="pt_PT" w:bidi="pt_PT"/>
+        </w:rPr>
         <w:t>"o nosso amor não deve ser somente de palavras e de conversa".</w:t>
       </w:r>
     </w:p>
@@ -44079,6 +45804,21 @@
         <w:rPr>
           <w:lang w:val="pt_PT" w:bidi="pt_PT"/>
         </w:rPr>
+      </w:r>
+    </w:p>
+    <w:p>
+      <w:pPr/>
+      <w:r>
+        <w:rPr>
+          <w:lang w:val="pt_PT" w:bidi="pt_PT"/>
+        </w:rPr>
+      </w:r>
+      <w:r>
+        <w:rPr>
+          <w:b/>
+          <w:lang w:val="pt_PT" w:bidi="pt_PT"/>
+        </w:rPr>
+        <w:t>ἔμπροσθεν αὐτοῦ</w:t>
       </w:r>
     </w:p>
     <w:p>
@@ -44553,6 +46293,21 @@
           <w:b/>
           <w:lang w:val="pt_PT" w:bidi="pt_PT"/>
         </w:rPr>
+        <w:t>ἐν τούτῳ γνωσόμεθα</w:t>
+      </w:r>
+    </w:p>
+    <w:p>
+      <w:pPr/>
+      <w:r>
+        <w:rPr>
+          <w:lang w:val="pt_PT" w:bidi="pt_PT"/>
+        </w:rPr>
+      </w:r>
+      <w:r>
+        <w:rPr>
+          <w:b/>
+          <w:lang w:val="pt_PT" w:bidi="pt_PT"/>
+        </w:rPr>
         <w:t>"É assim, então, que saberemos".</w:t>
       </w:r>
     </w:p>
@@ -44635,6 +46390,21 @@
         <w:rPr>
           <w:lang w:val="pt_PT" w:bidi="pt_PT"/>
         </w:rPr>
+      </w:r>
+    </w:p>
+    <w:p>
+      <w:pPr/>
+      <w:r>
+        <w:rPr>
+          <w:lang w:val="pt_PT" w:bidi="pt_PT"/>
+        </w:rPr>
+      </w:r>
+      <w:r>
+        <w:rPr>
+          <w:b/>
+          <w:lang w:val="pt_PT" w:bidi="pt_PT"/>
+        </w:rPr>
+        <w:t>γνωσόμεθα, ὅτι ἐκ τῆς ἀληθείας ἐσμέν, καὶ &amp; πείσομεν τὰς καρδίας ἡμῶν</w:t>
       </w:r>
     </w:p>
     <w:p>
@@ -45251,6 +47021,21 @@
           <w:b/>
           <w:lang w:val="pt_PT" w:bidi="pt_PT"/>
         </w:rPr>
+        <w:t>ὅτι ἐὰν καταγινώσκῃ ἡμῶν ἡ καρδία, ὅτι μείζων ἐστὶν ὁ Θεὸς τῆς καρδίας ἡμῶν, καὶ γινώσκει πάντα</w:t>
+      </w:r>
+    </w:p>
+    <w:p>
+      <w:pPr/>
+      <w:r>
+        <w:rPr>
+          <w:lang w:val="pt_PT" w:bidi="pt_PT"/>
+        </w:rPr>
+      </w:r>
+      <w:r>
+        <w:rPr>
+          <w:b/>
+          <w:lang w:val="pt_PT" w:bidi="pt_PT"/>
+        </w:rPr>
         <w:t>"Pois, se o nosso coração nos condena, sabemos que Deus é maior do que o nosso coração e conhece tudo".</w:t>
       </w:r>
     </w:p>
@@ -46075,6 +47860,21 @@
           <w:b/>
           <w:lang w:val="pt_PT" w:bidi="pt_PT"/>
         </w:rPr>
+        <w:t>ἐὰν ἡ καρδία μὴ καταγινώσκῃ, παρρησίαν ἔχομεν πρὸς τὸν Θεόν</w:t>
+      </w:r>
+    </w:p>
+    <w:p>
+      <w:pPr/>
+      <w:r>
+        <w:rPr>
+          <w:lang w:val="pt_PT" w:bidi="pt_PT"/>
+        </w:rPr>
+      </w:r>
+      <w:r>
+        <w:rPr>
+          <w:b/>
+          <w:lang w:val="pt_PT" w:bidi="pt_PT"/>
+        </w:rPr>
         <w:t>"se o nosso coração não nos condena, temos coragem na presença de Deus".</w:t>
       </w:r>
     </w:p>
@@ -46744,6 +48544,21 @@
           <w:b/>
           <w:lang w:val="pt_PT" w:bidi="pt_PT"/>
         </w:rPr>
+        <w:t>τὰς ἐντολὰς αὐτοῦ τηροῦμεν</w:t>
+      </w:r>
+    </w:p>
+    <w:p>
+      <w:pPr/>
+      <w:r>
+        <w:rPr>
+          <w:lang w:val="pt_PT" w:bidi="pt_PT"/>
+        </w:rPr>
+      </w:r>
+      <w:r>
+        <w:rPr>
+          <w:b/>
+          <w:lang w:val="pt_PT" w:bidi="pt_PT"/>
+        </w:rPr>
         <w:t>"obedecemos aos seus mandamentos".</w:t>
       </w:r>
     </w:p>
@@ -47145,6 +48960,21 @@
           <w:b/>
           <w:lang w:val="pt_PT" w:bidi="pt_PT"/>
         </w:rPr>
+        <w:t>αὕτη ἐστὶν ἡ ἐντολὴ αὐτοῦ</w:t>
+      </w:r>
+    </w:p>
+    <w:p>
+      <w:pPr/>
+      <w:r>
+        <w:rPr>
+          <w:lang w:val="pt_PT" w:bidi="pt_PT"/>
+        </w:rPr>
+      </w:r>
+      <w:r>
+        <w:rPr>
+          <w:b/>
+          <w:lang w:val="pt_PT" w:bidi="pt_PT"/>
+        </w:rPr>
         <w:t>"E o que ele manda é isto".</w:t>
       </w:r>
     </w:p>
@@ -47227,6 +49057,21 @@
         <w:rPr>
           <w:lang w:val="pt_PT" w:bidi="pt_PT"/>
         </w:rPr>
+      </w:r>
+    </w:p>
+    <w:p>
+      <w:pPr/>
+      <w:r>
+        <w:rPr>
+          <w:lang w:val="pt_PT" w:bidi="pt_PT"/>
+        </w:rPr>
+      </w:r>
+      <w:r>
+        <w:rPr>
+          <w:b/>
+          <w:lang w:val="pt_PT" w:bidi="pt_PT"/>
+        </w:rPr>
+        <w:t>τῷ ὀνόματι τοῦ Υἱοῦ αὐτοῦ, Ἰησοῦ Χριστοῦ</w:t>
       </w:r>
     </w:p>
     <w:p>
@@ -47368,6 +49213,21 @@
           <w:b/>
           <w:lang w:val="pt_PT" w:bidi="pt_PT"/>
         </w:rPr>
+        <w:t>τοῦ Υἱοῦ</w:t>
+      </w:r>
+    </w:p>
+    <w:p>
+      <w:pPr/>
+      <w:r>
+        <w:rPr>
+          <w:lang w:val="pt_PT" w:bidi="pt_PT"/>
+        </w:rPr>
+      </w:r>
+      <w:r>
+        <w:rPr>
+          <w:b/>
+          <w:lang w:val="pt_PT" w:bidi="pt_PT"/>
+        </w:rPr>
         <w:t>"no seu Filho".</w:t>
       </w:r>
     </w:p>
@@ -47458,6 +49318,21 @@
           <w:b/>
           <w:lang w:val="pt_PT" w:bidi="pt_PT"/>
         </w:rPr>
+        <w:t>ἔδωκεν</w:t>
+      </w:r>
+    </w:p>
+    <w:p>
+      <w:pPr/>
+      <w:r>
+        <w:rPr>
+          <w:lang w:val="pt_PT" w:bidi="pt_PT"/>
+        </w:rPr>
+      </w:r>
+      <w:r>
+        <w:rPr>
+          <w:b/>
+          <w:lang w:val="pt_PT" w:bidi="pt_PT"/>
+        </w:rPr>
         <w:t>"como Cristo nos mandou fazer".</w:t>
       </w:r>
     </w:p>
@@ -47567,6 +49442,21 @@
           <w:b/>
           <w:lang w:val="pt_PT" w:bidi="pt_PT"/>
         </w:rPr>
+        <w:t>ὁ τηρῶν τὰς ἐντολὰς αὐτοῦ, ἐν αὐτῷ μένει</w:t>
+      </w:r>
+    </w:p>
+    <w:p>
+      <w:pPr/>
+      <w:r>
+        <w:rPr>
+          <w:lang w:val="pt_PT" w:bidi="pt_PT"/>
+        </w:rPr>
+      </w:r>
+      <w:r>
+        <w:rPr>
+          <w:b/>
+          <w:lang w:val="pt_PT" w:bidi="pt_PT"/>
+        </w:rPr>
         <w:t>"Quem obedece aos mandamentos de Deus vive unido com Deus".</w:t>
       </w:r>
     </w:p>
@@ -47675,6 +49565,21 @@
         <w:rPr>
           <w:lang w:val="pt_PT" w:bidi="pt_PT"/>
         </w:rPr>
+      </w:r>
+    </w:p>
+    <w:p>
+      <w:pPr/>
+      <w:r>
+        <w:rPr>
+          <w:lang w:val="pt_PT" w:bidi="pt_PT"/>
+        </w:rPr>
+      </w:r>
+      <w:r>
+        <w:rPr>
+          <w:b/>
+          <w:lang w:val="pt_PT" w:bidi="pt_PT"/>
+        </w:rPr>
+        <w:t>ὁ τηρῶν τὰς ἐντολὰς αὐτοῦ</w:t>
       </w:r>
     </w:p>
     <w:p>
@@ -48358,6 +50263,21 @@
           <w:b/>
           <w:lang w:val="pt_PT" w:bidi="pt_PT"/>
         </w:rPr>
+        <w:t>ἐν τούτῳ γινώσκομεν ὅτι</w:t>
+      </w:r>
+    </w:p>
+    <w:p>
+      <w:pPr/>
+      <w:r>
+        <w:rPr>
+          <w:lang w:val="pt_PT" w:bidi="pt_PT"/>
+        </w:rPr>
+      </w:r>
+      <w:r>
+        <w:rPr>
+          <w:b/>
+          <w:lang w:val="pt_PT" w:bidi="pt_PT"/>
+        </w:rPr>
         <w:t>"E, por causa do Espírito que ele nos deu, sabemos que Deus vive unido conosco".</w:t>
       </w:r>
     </w:p>
@@ -48789,6 +50709,21 @@
           <w:b/>
           <w:lang w:val="pt_PT" w:bidi="pt_PT"/>
         </w:rPr>
+        <w:t>μὴ παντὶ πνεύματι πιστεύετε, ἀλλὰ δοκιμάζετε τὰ πνεύματα</w:t>
+      </w:r>
+    </w:p>
+    <w:p>
+      <w:pPr/>
+      <w:r>
+        <w:rPr>
+          <w:lang w:val="pt_PT" w:bidi="pt_PT"/>
+        </w:rPr>
+      </w:r>
+      <w:r>
+        <w:rPr>
+          <w:b/>
+          <w:lang w:val="pt_PT" w:bidi="pt_PT"/>
+        </w:rPr>
         <w:t>"Ponham à prova essas pessoas para saber se o espírito que elas têm".</w:t>
       </w:r>
     </w:p>
@@ -49300,6 +51235,21 @@
           <w:b/>
           <w:lang w:val="pt_PT" w:bidi="pt_PT"/>
         </w:rPr>
+        <w:t>ἐξεληλύθασιν εἰς τὸν κόσμον</w:t>
+      </w:r>
+    </w:p>
+    <w:p>
+      <w:pPr/>
+      <w:r>
+        <w:rPr>
+          <w:lang w:val="pt_PT" w:bidi="pt_PT"/>
+        </w:rPr>
+      </w:r>
+      <w:r>
+        <w:rPr>
+          <w:b/>
+          <w:lang w:val="pt_PT" w:bidi="pt_PT"/>
+        </w:rPr>
         <w:t>"já se espalharam por toda parte".</w:t>
       </w:r>
     </w:p>
@@ -49382,6 +51332,21 @@
         <w:rPr>
           <w:lang w:val="pt_PT" w:bidi="pt_PT"/>
         </w:rPr>
+      </w:r>
+    </w:p>
+    <w:p>
+      <w:pPr/>
+      <w:r>
+        <w:rPr>
+          <w:lang w:val="pt_PT" w:bidi="pt_PT"/>
+        </w:rPr>
+      </w:r>
+      <w:r>
+        <w:rPr>
+          <w:b/>
+          <w:lang w:val="pt_PT" w:bidi="pt_PT"/>
+        </w:rPr>
+        <w:t>πᾶν πνεῦμα ὃ ὁμολογεῖ</w:t>
       </w:r>
     </w:p>
     <w:p>
@@ -49868,6 +51833,21 @@
           <w:b/>
           <w:lang w:val="pt_PT" w:bidi="pt_PT"/>
         </w:rPr>
+        <w:t>πᾶν πνεῦμα ὃ μὴ ὁμολογεῖ</w:t>
+      </w:r>
+    </w:p>
+    <w:p>
+      <w:pPr/>
+      <w:r>
+        <w:rPr>
+          <w:lang w:val="pt_PT" w:bidi="pt_PT"/>
+        </w:rPr>
+      </w:r>
+      <w:r>
+        <w:rPr>
+          <w:b/>
+          <w:lang w:val="pt_PT" w:bidi="pt_PT"/>
+        </w:rPr>
         <w:t>"todo espírito que não confessa".</w:t>
       </w:r>
     </w:p>
@@ -50679,6 +52659,21 @@
           <w:b/>
           <w:lang w:val="pt_PT" w:bidi="pt_PT"/>
         </w:rPr>
+        <w:t>ὃ ἀκηκόατε ὅτι ἔρχεται, καὶ νῦν ἐν τῷ κόσμῳ ἐστὶν ἤδη</w:t>
+      </w:r>
+    </w:p>
+    <w:p>
+      <w:pPr/>
+      <w:r>
+        <w:rPr>
+          <w:lang w:val="pt_PT" w:bidi="pt_PT"/>
+        </w:rPr>
+      </w:r>
+      <w:r>
+        <w:rPr>
+          <w:b/>
+          <w:lang w:val="pt_PT" w:bidi="pt_PT"/>
+        </w:rPr>
         <w:t>"Vocês ouviram dizer que esse espírito viria, e agora ele já está no mundo".</w:t>
       </w:r>
     </w:p>
@@ -51485,6 +53480,21 @@
           <w:b/>
           <w:lang w:val="pt_PT" w:bidi="pt_PT"/>
         </w:rPr>
+        <w:t>μείζων ἐστὶν ὁ ἐν ὑμῖν</w:t>
+      </w:r>
+    </w:p>
+    <w:p>
+      <w:pPr/>
+      <w:r>
+        <w:rPr>
+          <w:lang w:val="pt_PT" w:bidi="pt_PT"/>
+        </w:rPr>
+      </w:r>
+      <w:r>
+        <w:rPr>
+          <w:b/>
+          <w:lang w:val="pt_PT" w:bidi="pt_PT"/>
+        </w:rPr>
         <w:t>"Porque o Espírito que está em vocês é mais forte".</w:t>
       </w:r>
     </w:p>
@@ -52035,6 +54045,21 @@
           <w:b/>
           <w:lang w:val="pt_PT" w:bidi="pt_PT"/>
         </w:rPr>
+        <w:t>ὁ κόσμος αὐτῶν ἀκούει</w:t>
+      </w:r>
+    </w:p>
+    <w:p>
+      <w:pPr/>
+      <w:r>
+        <w:rPr>
+          <w:lang w:val="pt_PT" w:bidi="pt_PT"/>
+        </w:rPr>
+      </w:r>
+      <w:r>
+        <w:rPr>
+          <w:b/>
+          <w:lang w:val="pt_PT" w:bidi="pt_PT"/>
+        </w:rPr>
         <w:t>"e o mundo os ouve".</w:t>
       </w:r>
     </w:p>
@@ -52467,6 +54492,21 @@
           <w:b/>
           <w:lang w:val="pt_PT" w:bidi="pt_PT"/>
         </w:rPr>
+        <w:t>τὸ πνεῦμα τῆς ἀληθείας καὶ τὸ πνεῦμα τῆς πλάνης</w:t>
+      </w:r>
+    </w:p>
+    <w:p>
+      <w:pPr/>
+      <w:r>
+        <w:rPr>
+          <w:lang w:val="pt_PT" w:bidi="pt_PT"/>
+        </w:rPr>
+      </w:r>
+      <w:r>
+        <w:rPr>
+          <w:b/>
+          <w:lang w:val="pt_PT" w:bidi="pt_PT"/>
+        </w:rPr>
         <w:t>"o Espírito da verdade e o espírito do erro".</w:t>
       </w:r>
     </w:p>
@@ -52963,6 +55003,21 @@
           <w:b/>
           <w:lang w:val="pt_PT" w:bidi="pt_PT"/>
         </w:rPr>
+        <w:t>ἀκούει ἡμῶν &amp; οὐκ ἀκούει ἡμῶν</w:t>
+      </w:r>
+    </w:p>
+    <w:p>
+      <w:pPr/>
+      <w:r>
+        <w:rPr>
+          <w:lang w:val="pt_PT" w:bidi="pt_PT"/>
+        </w:rPr>
+      </w:r>
+      <w:r>
+        <w:rPr>
+          <w:b/>
+          <w:lang w:val="pt_PT" w:bidi="pt_PT"/>
+        </w:rPr>
         <w:t>"nos ouve."</w:t>
       </w:r>
       <w:r>
@@ -53909,6 +55964,21 @@
           <w:b/>
           <w:lang w:val="pt_PT" w:bidi="pt_PT"/>
         </w:rPr>
+        <w:t>πᾶς ὁ ἀγαπῶν, ἐκ τοῦ Θεοῦ γεγέννηται</w:t>
+      </w:r>
+    </w:p>
+    <w:p>
+      <w:pPr/>
+      <w:r>
+        <w:rPr>
+          <w:lang w:val="pt_PT" w:bidi="pt_PT"/>
+        </w:rPr>
+      </w:r>
+      <w:r>
+        <w:rPr>
+          <w:b/>
+          <w:lang w:val="pt_PT" w:bidi="pt_PT"/>
+        </w:rPr>
         <w:t>"Quem ama é filho de Deus".</w:t>
       </w:r>
     </w:p>
@@ -54028,6 +56098,21 @@
           <w:b/>
           <w:lang w:val="pt_PT" w:bidi="pt_PT"/>
         </w:rPr>
+        <w:t>πᾶς ὁ ἀγαπῶν, ἐκ τοῦ Θεοῦ γεγέννηται</w:t>
+      </w:r>
+    </w:p>
+    <w:p>
+      <w:pPr/>
+      <w:r>
+        <w:rPr>
+          <w:lang w:val="pt_PT" w:bidi="pt_PT"/>
+        </w:rPr>
+      </w:r>
+      <w:r>
+        <w:rPr>
+          <w:b/>
+          <w:lang w:val="pt_PT" w:bidi="pt_PT"/>
+        </w:rPr>
         <w:t>"Quem ama é filho de Deus".</w:t>
       </w:r>
     </w:p>
@@ -54240,6 +56325,21 @@
           <w:b/>
           <w:lang w:val="pt_PT" w:bidi="pt_PT"/>
         </w:rPr>
+        <w:t>ὁ μὴ ἀγαπῶν, οὐκ ἔγνω τὸν Θεόν, ὅτι ὁ Θεὸς ἀγάπη ἐστίν</w:t>
+      </w:r>
+    </w:p>
+    <w:p>
+      <w:pPr/>
+      <w:r>
+        <w:rPr>
+          <w:lang w:val="pt_PT" w:bidi="pt_PT"/>
+        </w:rPr>
+      </w:r>
+      <w:r>
+        <w:rPr>
+          <w:b/>
+          <w:lang w:val="pt_PT" w:bidi="pt_PT"/>
+        </w:rPr>
         <w:t>"Quem não ama não o conhece, pois Deus é amor".</w:t>
       </w:r>
     </w:p>
@@ -54988,6 +57088,21 @@
           <w:b/>
           <w:lang w:val="pt_PT" w:bidi="pt_PT"/>
         </w:rPr>
+        <w:t>ἡ ἀγάπη τοῦ Θεοῦ</w:t>
+      </w:r>
+    </w:p>
+    <w:p>
+      <w:pPr/>
+      <w:r>
+        <w:rPr>
+          <w:lang w:val="pt_PT" w:bidi="pt_PT"/>
+        </w:rPr>
+      </w:r>
+      <w:r>
+        <w:rPr>
+          <w:b/>
+          <w:lang w:val="pt_PT" w:bidi="pt_PT"/>
+        </w:rPr>
         <w:t>"Deus mostrou o seu amor".</w:t>
       </w:r>
     </w:p>
@@ -56808,6 +58923,21 @@
           <w:b/>
           <w:lang w:val="pt_PT" w:bidi="pt_PT"/>
         </w:rPr>
+        <w:t>ἐν τούτῳ γινώσκομεν ὅτι ἐν αὐτῷ μένομεν, καὶ αὐτὸς ἐν ἡμῖν, ὅτι ἐκ τοῦ Πνεύματος αὐτοῦ δέδωκεν ἡμῖν</w:t>
+      </w:r>
+    </w:p>
+    <w:p>
+      <w:pPr/>
+      <w:r>
+        <w:rPr>
+          <w:lang w:val="pt_PT" w:bidi="pt_PT"/>
+        </w:rPr>
+      </w:r>
+      <w:r>
+        <w:rPr>
+          <w:b/>
+          <w:lang w:val="pt_PT" w:bidi="pt_PT"/>
+        </w:rPr>
         <w:t>"A razão por que podemos ter a certeza de que vivemos unidos com Deus e de que ele vive unido conosco é esta: ele nos deu o seu Espírito".</w:t>
       </w:r>
     </w:p>
@@ -56922,6 +59052,21 @@
           <w:b/>
           <w:lang w:val="pt_PT" w:bidi="pt_PT"/>
         </w:rPr>
+        <w:t>ἐν τούτῳ γινώσκομεν ὅτι</w:t>
+      </w:r>
+    </w:p>
+    <w:p>
+      <w:pPr/>
+      <w:r>
+        <w:rPr>
+          <w:lang w:val="pt_PT" w:bidi="pt_PT"/>
+        </w:rPr>
+      </w:r>
+      <w:r>
+        <w:rPr>
+          <w:b/>
+          <w:lang w:val="pt_PT" w:bidi="pt_PT"/>
+        </w:rPr>
         <w:t>"A razão por que podemos ter a certeza de que".</w:t>
       </w:r>
     </w:p>
@@ -57696,6 +59841,21 @@
           <w:b/>
           <w:lang w:val="pt_PT" w:bidi="pt_PT"/>
         </w:rPr>
+        <w:t>Σωτῆρα τοῦ κόσμου</w:t>
+      </w:r>
+    </w:p>
+    <w:p>
+      <w:pPr/>
+      <w:r>
+        <w:rPr>
+          <w:lang w:val="pt_PT" w:bidi="pt_PT"/>
+        </w:rPr>
+      </w:r>
+      <w:r>
+        <w:rPr>
+          <w:b/>
+          <w:lang w:val="pt_PT" w:bidi="pt_PT"/>
+        </w:rPr>
         <w:t>"para ser o Salvador do mundo".</w:t>
       </w:r>
     </w:p>
@@ -57792,6 +59952,21 @@
           <w:b/>
           <w:lang w:val="pt_PT" w:bidi="pt_PT"/>
         </w:rPr>
+        <w:t>ὃς ἐὰν ὁμολογήσῃ ὅτι Ἰησοῦς ἐστιν ὁ Υἱὸς τοῦ Θεοῦ, ὁ Θεὸς ἐν αὐτῷ μένει, καὶ αὐτὸς ἐν τῷ Θεῷ</w:t>
+      </w:r>
+    </w:p>
+    <w:p>
+      <w:pPr/>
+      <w:r>
+        <w:rPr>
+          <w:lang w:val="pt_PT" w:bidi="pt_PT"/>
+        </w:rPr>
+      </w:r>
+      <w:r>
+        <w:rPr>
+          <w:b/>
+          <w:lang w:val="pt_PT" w:bidi="pt_PT"/>
+        </w:rPr>
         <w:t>"Todo aquele que afirma que Jesus é o Filho de Deus, Deus vive unido com ele, e ele vive unido com Deus".</w:t>
       </w:r>
     </w:p>
@@ -57861,6 +60036,21 @@
         <w:rPr>
           <w:lang w:val="pt_PT" w:bidi="pt_PT"/>
         </w:rPr>
+      </w:r>
+    </w:p>
+    <w:p>
+      <w:pPr/>
+      <w:r>
+        <w:rPr>
+          <w:lang w:val="pt_PT" w:bidi="pt_PT"/>
+        </w:rPr>
+      </w:r>
+      <w:r>
+        <w:rPr>
+          <w:b/>
+          <w:lang w:val="pt_PT" w:bidi="pt_PT"/>
+        </w:rPr>
+        <w:t>ὃς ἐὰν ὁμολογήσῃ ὅτι Ἰησοῦς ἐστιν ὁ Υἱὸς τοῦ Θεοῦ</w:t>
       </w:r>
     </w:p>
     <w:p>
@@ -57976,6 +60166,21 @@
           <w:b/>
           <w:lang w:val="pt_PT" w:bidi="pt_PT"/>
         </w:rPr>
+        <w:t>ὁ Υἱὸς τοῦ Θεοῦ</w:t>
+      </w:r>
+    </w:p>
+    <w:p>
+      <w:pPr/>
+      <w:r>
+        <w:rPr>
+          <w:lang w:val="pt_PT" w:bidi="pt_PT"/>
+        </w:rPr>
+      </w:r>
+      <w:r>
+        <w:rPr>
+          <w:b/>
+          <w:lang w:val="pt_PT" w:bidi="pt_PT"/>
+        </w:rPr>
         <w:t>"o Filho de Deus".</w:t>
       </w:r>
     </w:p>
@@ -59621,6 +61826,21 @@
           <w:b/>
           <w:lang w:val="pt_PT" w:bidi="pt_PT"/>
         </w:rPr>
+        <w:t>ἐν τῇ ἡμέρᾳ τῆς κρίσεως</w:t>
+      </w:r>
+    </w:p>
+    <w:p>
+      <w:pPr/>
+      <w:r>
+        <w:rPr>
+          <w:lang w:val="pt_PT" w:bidi="pt_PT"/>
+        </w:rPr>
+      </w:r>
+      <w:r>
+        <w:rPr>
+          <w:b/>
+          <w:lang w:val="pt_PT" w:bidi="pt_PT"/>
+        </w:rPr>
         <w:t>"no Dia do Juízo".</w:t>
       </w:r>
     </w:p>
@@ -59880,6 +62100,21 @@
           <w:b/>
           <w:lang w:val="pt_PT" w:bidi="pt_PT"/>
         </w:rPr>
+        <w:t>ὅτι καθὼς ἐκεῖνός ἐστιν, καὶ ἡμεῖς ἐσμεν</w:t>
+      </w:r>
+    </w:p>
+    <w:p>
+      <w:pPr/>
+      <w:r>
+        <w:rPr>
+          <w:lang w:val="pt_PT" w:bidi="pt_PT"/>
+        </w:rPr>
+      </w:r>
+      <w:r>
+        <w:rPr>
+          <w:b/>
+          <w:lang w:val="pt_PT" w:bidi="pt_PT"/>
+        </w:rPr>
         <w:t>"porque a nossa vida neste mundo é como a vida de Cristo".</w:t>
       </w:r>
     </w:p>
@@ -59989,6 +62224,21 @@
           <w:b/>
           <w:lang w:val="pt_PT" w:bidi="pt_PT"/>
         </w:rPr>
+        <w:t>φόβος οὐκ ἔστιν ἐν τῇ ἀγάπῃ, ἀλλ’ ἡ τελεία ἀγάπη ἔξω βάλλει τὸν φόβον, ὅτι ὁ φόβος κόλασιν ἔχει</w:t>
+      </w:r>
+    </w:p>
+    <w:p>
+      <w:pPr/>
+      <w:r>
+        <w:rPr>
+          <w:lang w:val="pt_PT" w:bidi="pt_PT"/>
+        </w:rPr>
+      </w:r>
+      <w:r>
+        <w:rPr>
+          <w:b/>
+          <w:lang w:val="pt_PT" w:bidi="pt_PT"/>
+        </w:rPr>
         <w:t>"No amor não há medo; o amor que é totalmente verdadeiro afasta o medo. Portanto, aquele que sente medo não tem no seu coração o amor totalmente verdadeiro, porque o medo mostra que existe castigo".</w:t>
       </w:r>
     </w:p>
@@ -60072,6 +62322,21 @@
           <w:b/>
           <w:lang w:val="pt_PT" w:bidi="pt_PT"/>
         </w:rPr>
+        <w:t>φόβος οὐκ ἔστιν ἐν τῇ ἀγάπῃ, ἀλλ’ ἡ τελεία ἀγάπη ἔξω βάλλει τὸν φόβον, ὅτι ὁ φόβος κόλασιν ἔχει</w:t>
+      </w:r>
+    </w:p>
+    <w:p>
+      <w:pPr/>
+      <w:r>
+        <w:rPr>
+          <w:lang w:val="pt_PT" w:bidi="pt_PT"/>
+        </w:rPr>
+      </w:r>
+      <w:r>
+        <w:rPr>
+          <w:b/>
+          <w:lang w:val="pt_PT" w:bidi="pt_PT"/>
+        </w:rPr>
         <w:t>"No amor não há medo; o amor que é totalmente verdadeiro afasta o medo. Portanto, aquele que sente medo não tem no seu coração o amor totalmente verdadeiro, porque o medo mostra que existe castigo".</w:t>
       </w:r>
     </w:p>
@@ -60415,6 +62680,21 @@
         <w:rPr>
           <w:lang w:val="pt_PT" w:bidi="pt_PT"/>
         </w:rPr>
+      </w:r>
+    </w:p>
+    <w:p>
+      <w:pPr/>
+      <w:r>
+        <w:rPr>
+          <w:lang w:val="pt_PT" w:bidi="pt_PT"/>
+        </w:rPr>
+      </w:r>
+      <w:r>
+        <w:rPr>
+          <w:b/>
+          <w:lang w:val="pt_PT" w:bidi="pt_PT"/>
+        </w:rPr>
+        <w:t>ἡ τελεία ἀγάπη ἔξω βάλλει τὸν φόβον</w:t>
       </w:r>
     </w:p>
     <w:p>
@@ -61147,6 +63427,21 @@
           <w:b/>
           <w:lang w:val="pt_PT" w:bidi="pt_PT"/>
         </w:rPr>
+        <w:t>αὐτὸς πρῶτος ἠγάπησεν ἡμᾶς</w:t>
+      </w:r>
+    </w:p>
+    <w:p>
+      <w:pPr/>
+      <w:r>
+        <w:rPr>
+          <w:lang w:val="pt_PT" w:bidi="pt_PT"/>
+        </w:rPr>
+      </w:r>
+      <w:r>
+        <w:rPr>
+          <w:b/>
+          <w:lang w:val="pt_PT" w:bidi="pt_PT"/>
+        </w:rPr>
         <w:t>"Ele nos amou primeiro".</w:t>
       </w:r>
     </w:p>
@@ -61229,6 +63524,21 @@
         <w:rPr>
           <w:lang w:val="pt_PT" w:bidi="pt_PT"/>
         </w:rPr>
+      </w:r>
+    </w:p>
+    <w:p>
+      <w:pPr/>
+      <w:r>
+        <w:rPr>
+          <w:lang w:val="pt_PT" w:bidi="pt_PT"/>
+        </w:rPr>
+      </w:r>
+      <w:r>
+        <w:rPr>
+          <w:b/>
+          <w:lang w:val="pt_PT" w:bidi="pt_PT"/>
+        </w:rPr>
+        <w:t>ἐάν τις εἴπῃ &amp; ἀγαπῶ τὸν Θεόν, καὶ τὸν ἀδελφὸν αὐτοῦ μισῇ, ψεύστης ἐστίν</w:t>
       </w:r>
     </w:p>
     <w:p>
@@ -61566,6 +63876,21 @@
           <w:b/>
           <w:lang w:val="pt_PT" w:bidi="pt_PT"/>
         </w:rPr>
+        <w:t>ὁ &amp; μὴ ἀγαπῶν τὸν ἀδελφὸν αὐτοῦ &amp; τὸν Θεὸν &amp; οὐ δύναται ἀγαπᾶν</w:t>
+      </w:r>
+    </w:p>
+    <w:p>
+      <w:pPr/>
+      <w:r>
+        <w:rPr>
+          <w:lang w:val="pt_PT" w:bidi="pt_PT"/>
+        </w:rPr>
+      </w:r>
+      <w:r>
+        <w:rPr>
+          <w:b/>
+          <w:lang w:val="pt_PT" w:bidi="pt_PT"/>
+        </w:rPr>
         <w:t>"mas odeia o seu irmão" - "ninguém pode amar a Deus".</w:t>
       </w:r>
     </w:p>
@@ -61649,6 +63974,21 @@
           <w:b/>
           <w:lang w:val="pt_PT" w:bidi="pt_PT"/>
         </w:rPr>
+        <w:t>ὁ γὰρ μὴ ἀγαπῶν τὸν ἀδελφὸν αὐτοῦ, ὃν ἑώρακεν, τὸν Θεὸν, ὃν οὐχ ἑώρακεν, οὐ δύναται ἀγαπᾶν</w:t>
+      </w:r>
+    </w:p>
+    <w:p>
+      <w:pPr/>
+      <w:r>
+        <w:rPr>
+          <w:lang w:val="pt_PT" w:bidi="pt_PT"/>
+        </w:rPr>
+      </w:r>
+      <w:r>
+        <w:rPr>
+          <w:b/>
+          <w:lang w:val="pt_PT" w:bidi="pt_PT"/>
+        </w:rPr>
         <w:t>"Pois ninguém pode amar a Deus, a quem não vê, se não amar o seu irmão, a quem vê".</w:t>
       </w:r>
     </w:p>
@@ -61829,6 +64169,21 @@
         <w:rPr>
           <w:lang w:val="pt_PT" w:bidi="pt_PT"/>
         </w:rPr>
+      </w:r>
+    </w:p>
+    <w:p>
+      <w:pPr/>
+      <w:r>
+        <w:rPr>
+          <w:lang w:val="pt_PT" w:bidi="pt_PT"/>
+        </w:rPr>
+      </w:r>
+      <w:r>
+        <w:rPr>
+          <w:b/>
+          <w:lang w:val="pt_PT" w:bidi="pt_PT"/>
+        </w:rPr>
+        <w:t>ὁ ἀγαπῶν τὸν Θεὸν</w:t>
       </w:r>
     </w:p>
     <w:p>
@@ -62279,6 +64634,21 @@
           <w:b/>
           <w:lang w:val="pt_PT" w:bidi="pt_PT"/>
         </w:rPr>
+        <w:t>πᾶς ὁ πιστεύων ὅτι Ἰησοῦς ἐστιν ὁ Χριστὸς, ἐκ τοῦ Θεοῦ γεγέννηται</w:t>
+      </w:r>
+    </w:p>
+    <w:p>
+      <w:pPr/>
+      <w:r>
+        <w:rPr>
+          <w:lang w:val="pt_PT" w:bidi="pt_PT"/>
+        </w:rPr>
+      </w:r>
+      <w:r>
+        <w:rPr>
+          <w:b/>
+          <w:lang w:val="pt_PT" w:bidi="pt_PT"/>
+        </w:rPr>
         <w:t>"</w:t>
       </w:r>
       <w:r>
@@ -62394,6 +64764,21 @@
           <w:b/>
           <w:lang w:val="pt_PT" w:bidi="pt_PT"/>
         </w:rPr>
+        <w:t>πᾶς ὁ πιστεύων ὅτι Ἰησοῦς ἐστιν ὁ Χριστὸς, ἐκ τοῦ Θεοῦ γεγέννηται</w:t>
+      </w:r>
+    </w:p>
+    <w:p>
+      <w:pPr/>
+      <w:r>
+        <w:rPr>
+          <w:lang w:val="pt_PT" w:bidi="pt_PT"/>
+        </w:rPr>
+      </w:r>
+      <w:r>
+        <w:rPr>
+          <w:b/>
+          <w:lang w:val="pt_PT" w:bidi="pt_PT"/>
+        </w:rPr>
         <w:t>"</w:t>
       </w:r>
       <w:r>
@@ -62528,6 +64913,21 @@
           <w:b/>
           <w:lang w:val="pt_PT" w:bidi="pt_PT"/>
         </w:rPr>
+        <w:t>πᾶς ὁ ἀγαπῶν τὸν γεννήσαντα, ἀγαπᾷ καὶ τὸν γεγεννημένον ἐξ αὐτοῦ</w:t>
+      </w:r>
+    </w:p>
+    <w:p>
+      <w:pPr/>
+      <w:r>
+        <w:rPr>
+          <w:lang w:val="pt_PT" w:bidi="pt_PT"/>
+        </w:rPr>
+      </w:r>
+      <w:r>
+        <w:rPr>
+          <w:b/>
+          <w:lang w:val="pt_PT" w:bidi="pt_PT"/>
+        </w:rPr>
         <w:t>"</w:t>
       </w:r>
       <w:r>
@@ -62662,6 +65062,21 @@
           <w:b/>
           <w:lang w:val="pt_PT" w:bidi="pt_PT"/>
         </w:rPr>
+        <w:t>πᾶς ὁ ἀγαπῶν τὸν γεννήσαντα, ἀγαπᾷ καὶ τὸν γεγεννημένον ἐξ αὐτοῦ</w:t>
+      </w:r>
+    </w:p>
+    <w:p>
+      <w:pPr/>
+      <w:r>
+        <w:rPr>
+          <w:lang w:val="pt_PT" w:bidi="pt_PT"/>
+        </w:rPr>
+      </w:r>
+      <w:r>
+        <w:rPr>
+          <w:b/>
+          <w:lang w:val="pt_PT" w:bidi="pt_PT"/>
+        </w:rPr>
         <w:t>"E quem ama um pai ama também os filhos desse pai".</w:t>
       </w:r>
     </w:p>
@@ -62745,6 +65160,21 @@
           <w:b/>
           <w:lang w:val="pt_PT" w:bidi="pt_PT"/>
         </w:rPr>
+        <w:t>ἐν τούτῳ γινώσκομεν ὅτι</w:t>
+      </w:r>
+    </w:p>
+    <w:p>
+      <w:pPr/>
+      <w:r>
+        <w:rPr>
+          <w:lang w:val="pt_PT" w:bidi="pt_PT"/>
+        </w:rPr>
+      </w:r>
+      <w:r>
+        <w:rPr>
+          <w:b/>
+          <w:lang w:val="pt_PT" w:bidi="pt_PT"/>
+        </w:rPr>
         <w:t>"</w:t>
       </w:r>
       <w:r>
@@ -62966,6 +65396,21 @@
           <w:b/>
           <w:lang w:val="pt_PT" w:bidi="pt_PT"/>
         </w:rPr>
+        <w:t>τὰς ἐντολὰς αὐτοῦ τηρῶμεν</w:t>
+      </w:r>
+    </w:p>
+    <w:p>
+      <w:pPr/>
+      <w:r>
+        <w:rPr>
+          <w:lang w:val="pt_PT" w:bidi="pt_PT"/>
+        </w:rPr>
+      </w:r>
+      <w:r>
+        <w:rPr>
+          <w:b/>
+          <w:lang w:val="pt_PT" w:bidi="pt_PT"/>
+        </w:rPr>
         <w:t>"</w:t>
       </w:r>
       <w:r>
@@ -63212,6 +65657,21 @@
           <w:b/>
           <w:lang w:val="pt_PT" w:bidi="pt_PT"/>
         </w:rPr>
+        <w:t>αὕτη γάρ ἐστιν ἡ ἀγάπη τοῦ Θεοῦ, ἵνα τὰς ἐντολὰς αὐτοῦ τηρῶμεν</w:t>
+      </w:r>
+    </w:p>
+    <w:p>
+      <w:pPr/>
+      <w:r>
+        <w:rPr>
+          <w:lang w:val="pt_PT" w:bidi="pt_PT"/>
+        </w:rPr>
+      </w:r>
+      <w:r>
+        <w:rPr>
+          <w:b/>
+          <w:lang w:val="pt_PT" w:bidi="pt_PT"/>
+        </w:rPr>
         <w:t>"</w:t>
       </w:r>
       <w:r>
@@ -63420,6 +65880,21 @@
           <w:b/>
           <w:lang w:val="pt_PT" w:bidi="pt_PT"/>
         </w:rPr>
+        <w:t>ἵνα τὰς ἐντολὰς αὐτοῦ τηρῶμεν</w:t>
+      </w:r>
+    </w:p>
+    <w:p>
+      <w:pPr/>
+      <w:r>
+        <w:rPr>
+          <w:lang w:val="pt_PT" w:bidi="pt_PT"/>
+        </w:rPr>
+      </w:r>
+      <w:r>
+        <w:rPr>
+          <w:b/>
+          <w:lang w:val="pt_PT" w:bidi="pt_PT"/>
+        </w:rPr>
         <w:t>"</w:t>
       </w:r>
       <w:r>
@@ -63549,6 +66024,21 @@
           <w:b/>
           <w:lang w:val="pt_PT" w:bidi="pt_PT"/>
         </w:rPr>
+        <w:t>αἱ ἐντολαὶ αὐτοῦ βαρεῖαι οὐκ εἰσίν</w:t>
+      </w:r>
+    </w:p>
+    <w:p>
+      <w:pPr/>
+      <w:r>
+        <w:rPr>
+          <w:lang w:val="pt_PT" w:bidi="pt_PT"/>
+        </w:rPr>
+      </w:r>
+      <w:r>
+        <w:rPr>
+          <w:b/>
+          <w:lang w:val="pt_PT" w:bidi="pt_PT"/>
+        </w:rPr>
         <w:t>"</w:t>
       </w:r>
       <w:r>
@@ -64029,6 +66519,21 @@
         <w:rPr>
           <w:lang w:val="pt_PT" w:bidi="pt_PT"/>
         </w:rPr>
+      </w:r>
+    </w:p>
+    <w:p>
+      <w:pPr/>
+      <w:r>
+        <w:rPr>
+          <w:lang w:val="pt_PT" w:bidi="pt_PT"/>
+        </w:rPr>
+      </w:r>
+      <w:r>
+        <w:rPr>
+          <w:b/>
+          <w:lang w:val="pt_PT" w:bidi="pt_PT"/>
+        </w:rPr>
+        <w:t>πᾶν τὸ γεγεννημένον ἐκ τοῦ Θεοῦ</w:t>
       </w:r>
     </w:p>
     <w:p>
@@ -64158,6 +66663,21 @@
           <w:b/>
           <w:lang w:val="pt_PT" w:bidi="pt_PT"/>
         </w:rPr>
+        <w:t>πᾶν τὸ γεγεννημένον ἐκ τοῦ Θεοῦ</w:t>
+      </w:r>
+    </w:p>
+    <w:p>
+      <w:pPr/>
+      <w:r>
+        <w:rPr>
+          <w:lang w:val="pt_PT" w:bidi="pt_PT"/>
+        </w:rPr>
+      </w:r>
+      <w:r>
+        <w:rPr>
+          <w:b/>
+          <w:lang w:val="pt_PT" w:bidi="pt_PT"/>
+        </w:rPr>
         <w:t>"</w:t>
       </w:r>
       <w:r>
@@ -64669,6 +67189,21 @@
           <w:b/>
           <w:lang w:val="pt_PT" w:bidi="pt_PT"/>
         </w:rPr>
+        <w:t>ἡ νίκη ἡ νικήσασα</w:t>
+      </w:r>
+    </w:p>
+    <w:p>
+      <w:pPr/>
+      <w:r>
+        <w:rPr>
+          <w:lang w:val="pt_PT" w:bidi="pt_PT"/>
+        </w:rPr>
+      </w:r>
+      <w:r>
+        <w:rPr>
+          <w:b/>
+          <w:lang w:val="pt_PT" w:bidi="pt_PT"/>
+        </w:rPr>
         <w:t>"</w:t>
       </w:r>
       <w:r>
@@ -64917,6 +67452,21 @@
           <w:b/>
           <w:lang w:val="pt_PT" w:bidi="pt_PT"/>
         </w:rPr>
+        <w:t>νικῶν τὸν κόσμον</w:t>
+      </w:r>
+    </w:p>
+    <w:p>
+      <w:pPr/>
+      <w:r>
+        <w:rPr>
+          <w:lang w:val="pt_PT" w:bidi="pt_PT"/>
+        </w:rPr>
+      </w:r>
+      <w:r>
+        <w:rPr>
+          <w:b/>
+          <w:lang w:val="pt_PT" w:bidi="pt_PT"/>
+        </w:rPr>
         <w:t>"</w:t>
       </w:r>
       <w:r>
@@ -65138,6 +67688,21 @@
           <w:b/>
           <w:lang w:val="pt_PT" w:bidi="pt_PT"/>
         </w:rPr>
+        <w:t>ὁ Υἱὸς τοῦ Θεοῦ</w:t>
+      </w:r>
+    </w:p>
+    <w:p>
+      <w:pPr/>
+      <w:r>
+        <w:rPr>
+          <w:lang w:val="pt_PT" w:bidi="pt_PT"/>
+        </w:rPr>
+      </w:r>
+      <w:r>
+        <w:rPr>
+          <w:b/>
+          <w:lang w:val="pt_PT" w:bidi="pt_PT"/>
+        </w:rPr>
         <w:t>"o Filho de Deus".</w:t>
       </w:r>
     </w:p>
@@ -65424,6 +67989,21 @@
           <w:b/>
           <w:lang w:val="pt_PT" w:bidi="pt_PT"/>
         </w:rPr>
+        <w:t>ὁ ἐλθὼν</w:t>
+      </w:r>
+    </w:p>
+    <w:p>
+      <w:pPr/>
+      <w:r>
+        <w:rPr>
+          <w:lang w:val="pt_PT" w:bidi="pt_PT"/>
+        </w:rPr>
+      </w:r>
+      <w:r>
+        <w:rPr>
+          <w:b/>
+          <w:lang w:val="pt_PT" w:bidi="pt_PT"/>
+        </w:rPr>
         <w:t>"</w:t>
       </w:r>
       <w:r>
@@ -65671,6 +68251,21 @@
         <w:rPr>
           <w:lang w:val="pt_PT" w:bidi="pt_PT"/>
         </w:rPr>
+      </w:r>
+    </w:p>
+    <w:p>
+      <w:pPr/>
+      <w:r>
+        <w:rPr>
+          <w:lang w:val="pt_PT" w:bidi="pt_PT"/>
+        </w:rPr>
+      </w:r>
+      <w:r>
+        <w:rPr>
+          <w:b/>
+          <w:lang w:val="pt_PT" w:bidi="pt_PT"/>
+        </w:rPr>
+        <w:t>οὐκ ἐν τῷ ὕδατι μόνον, ἀλλ’ ἐν τῷ ὕδατι καὶ ἐν τῷ αἵματι</w:t>
       </w:r>
     </w:p>
     <w:p>
@@ -66605,6 +69200,21 @@
           <w:b/>
           <w:lang w:val="pt_PT" w:bidi="pt_PT"/>
         </w:rPr>
+        <w:t>τὴν μαρτυρίαν τῶν ἀνθρώπων λαμβάνομεν</w:t>
+      </w:r>
+    </w:p>
+    <w:p>
+      <w:pPr/>
+      <w:r>
+        <w:rPr>
+          <w:lang w:val="pt_PT" w:bidi="pt_PT"/>
+        </w:rPr>
+      </w:r>
+      <w:r>
+        <w:rPr>
+          <w:b/>
+          <w:lang w:val="pt_PT" w:bidi="pt_PT"/>
+        </w:rPr>
         <w:t>"Nós aceitamos o testemunho dos seres humanos".</w:t>
       </w:r>
     </w:p>
@@ -67503,6 +70113,21 @@
           <w:b/>
           <w:lang w:val="pt_PT" w:bidi="pt_PT"/>
         </w:rPr>
+        <w:t>ὁ πιστεύων εἰς τὸν Υἱὸν τοῦ Θεοῦ, ἔχει τὴν μαρτυρίαν ἐν αὑτῷ; ὁ μὴ πιστεύων τῷ Θεῷ, ψεύστην πεποίηκεν αὐτόν, ὅτι οὐ πεπίστευκεν εἰς τὴν μαρτυρίαν ἣν μεμαρτύρηκεν ὁ Θεὸς περὶ τοῦ Υἱοῦ αὐτοῦ</w:t>
+      </w:r>
+    </w:p>
+    <w:p>
+      <w:pPr/>
+      <w:r>
+        <w:rPr>
+          <w:lang w:val="pt_PT" w:bidi="pt_PT"/>
+        </w:rPr>
+      </w:r>
+      <w:r>
+        <w:rPr>
+          <w:b/>
+          <w:lang w:val="pt_PT" w:bidi="pt_PT"/>
+        </w:rPr>
         <w:t>"</w:t>
       </w:r>
       <w:r>
@@ -67698,6 +70323,21 @@
           <w:b/>
           <w:lang w:val="pt_PT" w:bidi="pt_PT"/>
         </w:rPr>
+        <w:t>τὸν Υἱὸν τοῦ Θεοῦ</w:t>
+      </w:r>
+    </w:p>
+    <w:p>
+      <w:pPr/>
+      <w:r>
+        <w:rPr>
+          <w:lang w:val="pt_PT" w:bidi="pt_PT"/>
+        </w:rPr>
+      </w:r>
+      <w:r>
+        <w:rPr>
+          <w:b/>
+          <w:lang w:val="pt_PT" w:bidi="pt_PT"/>
+        </w:rPr>
         <w:t>"no Filho de Deus".</w:t>
       </w:r>
     </w:p>
@@ -67774,6 +70414,21 @@
         <w:rPr>
           <w:lang w:val="pt_PT" w:bidi="pt_PT"/>
         </w:rPr>
+      </w:r>
+    </w:p>
+    <w:p>
+      <w:pPr/>
+      <w:r>
+        <w:rPr>
+          <w:lang w:val="pt_PT" w:bidi="pt_PT"/>
+        </w:rPr>
+      </w:r>
+      <w:r>
+        <w:rPr>
+          <w:b/>
+          <w:lang w:val="pt_PT" w:bidi="pt_PT"/>
+        </w:rPr>
+        <w:t>ἔχει τὴν μαρτυρίαν ἐν αὑτῷ</w:t>
       </w:r>
     </w:p>
     <w:p>
@@ -68277,6 +70932,21 @@
           <w:b/>
           <w:lang w:val="pt_PT" w:bidi="pt_PT"/>
         </w:rPr>
+        <w:t>ζωὴν αἰώνιον ἔδωκεν ἡμῖν ὁ Θεὸς, καὶ αὕτη ἡ ζωὴ ἐν τῷ Υἱῷ αὐτοῦ ἐστιν</w:t>
+      </w:r>
+    </w:p>
+    <w:p>
+      <w:pPr/>
+      <w:r>
+        <w:rPr>
+          <w:lang w:val="pt_PT" w:bidi="pt_PT"/>
+        </w:rPr>
+      </w:r>
+      <w:r>
+        <w:rPr>
+          <w:b/>
+          <w:lang w:val="pt_PT" w:bidi="pt_PT"/>
+        </w:rPr>
         <w:t>"</w:t>
       </w:r>
       <w:r>
@@ -68360,6 +71030,21 @@
         <w:rPr>
           <w:lang w:val="pt_PT" w:bidi="pt_PT"/>
         </w:rPr>
+      </w:r>
+    </w:p>
+    <w:p>
+      <w:pPr/>
+      <w:r>
+        <w:rPr>
+          <w:lang w:val="pt_PT" w:bidi="pt_PT"/>
+        </w:rPr>
+      </w:r>
+      <w:r>
+        <w:rPr>
+          <w:b/>
+          <w:lang w:val="pt_PT" w:bidi="pt_PT"/>
+        </w:rPr>
+        <w:t>ζωὴν αἰώνιον ἔδωκεν ἡμῖν ὁ Θεὸς, καὶ αὕτη ἡ ζωὴ ἐν τῷ Υἱῷ αὐτοῦ ἐστιν</w:t>
       </w:r>
     </w:p>
     <w:p>
@@ -68755,6 +71440,21 @@
           <w:b/>
           <w:lang w:val="pt_PT" w:bidi="pt_PT"/>
         </w:rPr>
+        <w:t>ὁ ἔχων τὸν Υἱὸν, ἔχει τὴν ζωήν; ὁ μὴ ἔχων τὸν Υἱὸν τοῦ Θεοῦ, τὴν ζωὴν οὐκ ἔχει</w:t>
+      </w:r>
+    </w:p>
+    <w:p>
+      <w:pPr/>
+      <w:r>
+        <w:rPr>
+          <w:lang w:val="pt_PT" w:bidi="pt_PT"/>
+        </w:rPr>
+      </w:r>
+      <w:r>
+        <w:rPr>
+          <w:b/>
+          <w:lang w:val="pt_PT" w:bidi="pt_PT"/>
+        </w:rPr>
         <w:t>"</w:t>
       </w:r>
       <w:r>
@@ -69017,6 +71717,21 @@
           <w:b/>
           <w:lang w:val="pt_PT" w:bidi="pt_PT"/>
         </w:rPr>
+        <w:t>τὸν Υἱὸν &amp; τὸν Υἱὸν τοῦ Θεοῦ</w:t>
+      </w:r>
+    </w:p>
+    <w:p>
+      <w:pPr/>
+      <w:r>
+        <w:rPr>
+          <w:lang w:val="pt_PT" w:bidi="pt_PT"/>
+        </w:rPr>
+      </w:r>
+      <w:r>
+        <w:rPr>
+          <w:b/>
+          <w:lang w:val="pt_PT" w:bidi="pt_PT"/>
+        </w:rPr>
         <w:t>"o Filho"</w:t>
       </w:r>
       <w:r>
@@ -69321,6 +72036,21 @@
           <w:b/>
           <w:lang w:val="pt_PT" w:bidi="pt_PT"/>
         </w:rPr>
+        <w:t>τοῦ Υἱοῦ τοῦ Θεοῦ</w:t>
+      </w:r>
+    </w:p>
+    <w:p>
+      <w:pPr/>
+      <w:r>
+        <w:rPr>
+          <w:lang w:val="pt_PT" w:bidi="pt_PT"/>
+        </w:rPr>
+      </w:r>
+      <w:r>
+        <w:rPr>
+          <w:b/>
+          <w:lang w:val="pt_PT" w:bidi="pt_PT"/>
+        </w:rPr>
         <w:t>"no Filho de Deus".</w:t>
       </w:r>
     </w:p>
@@ -69522,6 +72252,21 @@
         <w:rPr>
           <w:lang w:val="pt_PT" w:bidi="pt_PT"/>
         </w:rPr>
+      </w:r>
+    </w:p>
+    <w:p>
+      <w:pPr/>
+      <w:r>
+        <w:rPr>
+          <w:lang w:val="pt_PT" w:bidi="pt_PT"/>
+        </w:rPr>
+      </w:r>
+      <w:r>
+        <w:rPr>
+          <w:b/>
+          <w:lang w:val="pt_PT" w:bidi="pt_PT"/>
+        </w:rPr>
+        <w:t>αὕτη ἐστὶν ἡ παρρησία ἣν ἔχομεν πρὸς αὐτόν</w:t>
       </w:r>
     </w:p>
     <w:p>
@@ -70270,6 +73015,21 @@
           <w:b/>
           <w:lang w:val="pt_PT" w:bidi="pt_PT"/>
         </w:rPr>
+        <w:t>ἐάν τις ἴδῃ τὸν ἀδελφὸν αὐτοῦ ἁμαρτάνοντα ἁμαρτίαν μὴ πρὸς θάνατον, αἰτήσει</w:t>
+      </w:r>
+    </w:p>
+    <w:p>
+      <w:pPr/>
+      <w:r>
+        <w:rPr>
+          <w:lang w:val="pt_PT" w:bidi="pt_PT"/>
+        </w:rPr>
+      </w:r>
+      <w:r>
+        <w:rPr>
+          <w:b/>
+          <w:lang w:val="pt_PT" w:bidi="pt_PT"/>
+        </w:rPr>
         <w:t>"</w:t>
       </w:r>
       <w:r>
@@ -70627,6 +73387,21 @@
           <w:b/>
           <w:lang w:val="pt_PT" w:bidi="pt_PT"/>
         </w:rPr>
+        <w:t>ἁμαρτίαν μὴ πρὸς θάνατον &amp; τοῖς ἁμαρτάνουσιν μὴ πρὸς θάνατον &amp; ἁμαρτία πρὸς θάνατον</w:t>
+      </w:r>
+    </w:p>
+    <w:p>
+      <w:pPr/>
+      <w:r>
+        <w:rPr>
+          <w:lang w:val="pt_PT" w:bidi="pt_PT"/>
+        </w:rPr>
+      </w:r>
+      <w:r>
+        <w:rPr>
+          <w:b/>
+          <w:lang w:val="pt_PT" w:bidi="pt_PT"/>
+        </w:rPr>
         <w:t>"</w:t>
       </w:r>
       <w:r>
@@ -71722,6 +74497,21 @@
           <w:b/>
           <w:lang w:val="pt_PT" w:bidi="pt_PT"/>
         </w:rPr>
+        <w:t>πᾶς ὁ γεγεννημένος ἐκ τοῦ Θεοῦ</w:t>
+      </w:r>
+    </w:p>
+    <w:p>
+      <w:pPr/>
+      <w:r>
+        <w:rPr>
+          <w:lang w:val="pt_PT" w:bidi="pt_PT"/>
+        </w:rPr>
+      </w:r>
+      <w:r>
+        <w:rPr>
+          <w:b/>
+          <w:lang w:val="pt_PT" w:bidi="pt_PT"/>
+        </w:rPr>
         <w:t>"</w:t>
       </w:r>
       <w:r>
@@ -71856,6 +74646,21 @@
           <w:b/>
           <w:lang w:val="pt_PT" w:bidi="pt_PT"/>
         </w:rPr>
+        <w:t>πᾶς ὁ γεγεννημένος ἐκ τοῦ Θεοῦ</w:t>
+      </w:r>
+    </w:p>
+    <w:p>
+      <w:pPr/>
+      <w:r>
+        <w:rPr>
+          <w:lang w:val="pt_PT" w:bidi="pt_PT"/>
+        </w:rPr>
+      </w:r>
+      <w:r>
+        <w:rPr>
+          <w:b/>
+          <w:lang w:val="pt_PT" w:bidi="pt_PT"/>
+        </w:rPr>
         <w:t>"</w:t>
       </w:r>
       <w:r>
@@ -73175,6 +75980,21 @@
           <w:b/>
           <w:lang w:val="pt_PT" w:bidi="pt_PT"/>
         </w:rPr>
+        <w:t>ὁ Υἱὸς τοῦ Θεοῦ</w:t>
+      </w:r>
+    </w:p>
+    <w:p>
+      <w:pPr/>
+      <w:r>
+        <w:rPr>
+          <w:lang w:val="pt_PT" w:bidi="pt_PT"/>
+        </w:rPr>
+      </w:r>
+      <w:r>
+        <w:rPr>
+          <w:b/>
+          <w:lang w:val="pt_PT" w:bidi="pt_PT"/>
+        </w:rPr>
         <w:t>"o Filho de Deus".</w:t>
       </w:r>
     </w:p>
@@ -73251,6 +76071,21 @@
         <w:rPr>
           <w:lang w:val="pt_PT" w:bidi="pt_PT"/>
         </w:rPr>
+      </w:r>
+    </w:p>
+    <w:p>
+      <w:pPr/>
+      <w:r>
+        <w:rPr>
+          <w:lang w:val="pt_PT" w:bidi="pt_PT"/>
+        </w:rPr>
+      </w:r>
+      <w:r>
+        <w:rPr>
+          <w:b/>
+          <w:lang w:val="pt_PT" w:bidi="pt_PT"/>
+        </w:rPr>
+        <w:t>οὗτός ἐστιν ὁ ἀληθινὸς Θεὸς</w:t>
       </w:r>
     </w:p>
     <w:p>
@@ -74346,6 +77181,21 @@
           <w:b/>
           <w:lang w:val="pt_PT" w:bidi="pt_PT"/>
         </w:rPr>
+        <w:t>ἐσμὲν ἐν τῷ Ἀληθινῷ, ἐν τῷ Υἱῷ αὐτοῦ, Ἰησοῦ Χριστῷ</w:t>
+      </w:r>
+    </w:p>
+    <w:p>
+      <w:pPr/>
+      <w:r>
+        <w:rPr>
+          <w:lang w:val="pt_PT" w:bidi="pt_PT"/>
+        </w:rPr>
+      </w:r>
+      <w:r>
+        <w:rPr>
+          <w:b/>
+          <w:lang w:val="pt_PT" w:bidi="pt_PT"/>
+        </w:rPr>
         <w:t>"</w:t>
       </w:r>
       <w:r>
@@ -74617,7 +77467,7 @@
           <w:b/>
           <w:lang w:val="pt_PT" w:bidi="pt_PT"/>
         </w:rPr>
-        <w:t>ὁ Υἱὸς τοῦ Θεοῦ</w:t>
+        <w:t>τῷ Υἱῷ αὐτοῦ</w:t>
       </w:r>
     </w:p>
     <w:p>
